--- a/vision-strategy/analysis/mcp-integration/synthesis-paper-v0.1.docx
+++ b/vision-strategy/analysis/mcp-integration/synthesis-paper-v0.1.docx
@@ -2,7 +2,7 @@
 <file path=word/document.xml><?xml version="1.0" encoding="utf-8"?>
 <w:document xmlns:w="http://schemas.openxmlformats.org/wordprocessingml/2006/main" xmlns:m="http://schemas.openxmlformats.org/officeDocument/2006/math" xmlns:r="http://schemas.openxmlformats.org/officeDocument/2006/relationships" xmlns:o="urn:schemas-microsoft-com:office:office" xmlns:v="urn:schemas-microsoft-com:vml" xmlns:w10="urn:schemas-microsoft-com:office:word" xmlns:a="http://schemas.openxmlformats.org/drawingml/2006/main" xmlns:pic="http://schemas.openxmlformats.org/drawingml/2006/picture" xmlns:wp="http://schemas.openxmlformats.org/drawingml/2006/wordprocessingDrawing">
   <w:body>
-    <w:bookmarkStart w:id="73" w:name="mcp-integration-synthesis-draft-v0.1"/>
+    <w:bookmarkStart w:id="77" w:name="mcp-integration-synthesis--draft-v01"/>
     <w:p>
       <w:pPr>
         <w:pStyle w:val="Heading1"/>
@@ -14,8 +14,8 @@
     <w:tbl>
       <w:tblPr>
         <w:tblStyle w:val="Table"/>
-        <w:tblW w:type="pct" w:w="5000"/>
-        <w:tblLook w:firstRow="0" w:lastRow="0" w:firstColumn="0" w:lastColumn="0" w:noHBand="0" w:noVBand="0" w:val="0000"/>
+        <w:tblW w:type="auto" w:w="0"/>
+        <w:tblLook w:firstRow="1" w:lastRow="0" w:firstColumn="0" w:lastColumn="0" w:noHBand="0" w:noVBand="0" w:val="0020"/>
         <w:jc w:val="start"/>
       </w:tblPr>
       <w:tblGrid>
@@ -23,6 +23,27 @@
         <w:gridCol w:w="3960"/>
       </w:tblGrid>
       <w:tr>
+        <w:trPr>
+          <w:tblHeader w:val="true"/>
+        </w:trPr>
+        <w:tc>
+          <w:tcPr/>
+          <w:p>
+            <w:pPr>
+              <w:pStyle w:val="Compact"/>
+            </w:pPr>
+          </w:p>
+        </w:tc>
+        <w:tc>
+          <w:tcPr/>
+          <w:p>
+            <w:pPr>
+              <w:pStyle w:val="Compact"/>
+            </w:pPr>
+          </w:p>
+        </w:tc>
+      </w:tr>
+      <w:tr>
         <w:tc>
           <w:tcPr/>
           <w:p>
@@ -47,7 +68,7 @@
               <w:jc w:val="left"/>
             </w:pPr>
             <w:r>
-              <w:t xml:space="preserve">Draft for Micah’s authorial alignment. Not yet a ratified canon position.</w:t>
+              <w:t xml:space="preserve">Draft for Micah's authorial alignment. Not yet a ratified canon position.</w:t>
             </w:r>
           </w:p>
         </w:tc>
@@ -144,21 +165,7 @@
                 <w:iCs/>
                 <w:i/>
               </w:rPr>
-              <w:t xml:space="preserve">“</w:t>
-            </w:r>
-            <w:r>
-              <w:rPr>
-                <w:iCs/>
-                <w:i/>
-              </w:rPr>
-              <w:t xml:space="preserve">let me read it before my name goes on it</w:t>
-            </w:r>
-            <w:r>
-              <w:rPr>
-                <w:iCs/>
-                <w:i/>
-              </w:rPr>
-              <w:t xml:space="preserve">”</w:t>
+              <w:t xml:space="preserve">"let me read it before my name goes on it"</w:t>
             </w:r>
             <w:r>
               <w:t xml:space="preserve">), this paper carries his name only after he reads + approves</w:t>
@@ -191,31 +198,17 @@
               <w:jc w:val="left"/>
             </w:pPr>
             <w:r>
-              <w:t xml:space="preserve">NG-AIDE-01 build session 2026-05-23 shipped agentic capability dispatch without MCP. JD’s question (</w:t>
+              <w:t xml:space="preserve">NG-AIDE-01 build session 2026-05-23 shipped agentic capability dispatch without MCP. JD's question (</w:t>
             </w:r>
             <w:r>
               <w:rPr>
                 <w:iCs/>
                 <w:i/>
               </w:rPr>
-              <w:t xml:space="preserve">“</w:t>
-            </w:r>
-            <w:r>
-              <w:rPr>
-                <w:iCs/>
-                <w:i/>
-              </w:rPr>
-              <w:t xml:space="preserve">have we taken into account MCP gateways?</w:t>
-            </w:r>
-            <w:r>
-              <w:rPr>
-                <w:iCs/>
-                <w:i/>
-              </w:rPr>
-              <w:t xml:space="preserve">”</w:t>
-            </w:r>
-            <w:r>
-              <w:t xml:space="preserve">) surfaced the gap. A survey of Micah’s published MCP work shows the gap is substantive — AEON’s tool-transport substrate should be MCP-native.</w:t>
+              <w:t xml:space="preserve">"have we taken into account MCP gateways?"</w:t>
+            </w:r>
+            <w:r>
+              <w:t xml:space="preserve">) surfaced the gap. A survey of Micah's published MCP work shows the gap is substantive — AEON's tool-transport substrate should be MCP-native.</w:t>
             </w:r>
           </w:p>
         </w:tc>
@@ -275,7 +268,7 @@
               <w:jc w:val="left"/>
             </w:pPr>
             <w:r>
-              <w:t xml:space="preserve">Final architectural commitment. This paper is the survey + draft recommendation. The canon-level integration decision is Micah’s to author.</w:t>
+              <w:t xml:space="preserve">Final architectural commitment. This paper is the survey + draft recommendation. The canon-level integration decision is Micah's to author.</w:t>
             </w:r>
           </w:p>
         </w:tc>
@@ -288,7 +281,7 @@
         </w:pict>
       </w:r>
     </w:p>
-    <w:bookmarkStart w:id="21" w:name="abstract"/>
+    <w:bookmarkStart w:id="21" w:name="X25ecf65006ef08eea8d897e0b79af3e3c7cc706"/>
     <w:p>
       <w:pPr>
         <w:pStyle w:val="Heading2"/>
@@ -302,7 +295,7 @@
         <w:pStyle w:val="FirstParagraph"/>
       </w:pPr>
       <w:r>
-        <w:t xml:space="preserve">NG-AIDE-01’s first agentic-orchestration loop (digital-thread pattern materialized as runtime agent loop, per ADR-EA-0009) landed 2026-05-23 with bespoke HTTP-JSON capability dispatch. A survey of Micah Longmire’s published MCP work — ten repositories spanning protocol specification (Model-Based-MCP), commercial product (Legate.Studio), reference architecture (Hermetic galley), and OrdSA-aligned protocol design (Oracle-MCP) — reveals that AEON’s Integration plane should be MCP-native, not bespoke. This paper inventories the corpus, distills the design language across the four most architecturally substantive sources, maps the patterns onto AEON’s six service planes, and proposes integration moves with explicit authorial-alignment questions for Micah to direct.</w:t>
+        <w:t xml:space="preserve">NG-AIDE-01's first agentic-orchestration loop (digital-thread pattern materialized as runtime agent loop, per ADR-EA-0009) landed 2026-05-23 with bespoke HTTP-JSON capability dispatch. A survey of Micah Longmire's published MCP work — ten repositories spanning protocol specification (Model-Based-MCP), commercial product (Legate.Studio), reference architecture (Hermetic galley), and OrdSA-aligned protocol design (Oracle-MCP) — reveals that AEON's Integration plane should be MCP-native, not bespoke. This paper inventories the corpus, distills the design language across the four most architecturally substantive sources, maps the patterns onto AEON's six service planes, and proposes integration moves with explicit authorial-alignment questions for Micah to direct.</w:t>
       </w:r>
       <w:r>
         <w:t xml:space="preserve"> </w:t>
@@ -346,7 +339,7 @@
       </w:r>
     </w:p>
     <w:bookmarkEnd w:id="21"/>
-    <w:bookmarkStart w:id="25" w:name="why-this-paper-exists"/>
+    <w:bookmarkStart w:id="25" w:name="X72ec5a336a62992f8f8cb6e1332a731303820fc"/>
     <w:p>
       <w:pPr>
         <w:pStyle w:val="Heading2"/>
@@ -399,57 +392,29 @@
           <w:iCs/>
           <w:i/>
         </w:rPr>
-        <w:t xml:space="preserve">“</w:t>
+        <w:t xml:space="preserve">"AEON capability plane + tool integration"</w:t>
+      </w:r>
+      <w:r>
+        <w:t xml:space="preserve"> </w:t>
+      </w:r>
+      <w:r>
+        <w:t xml:space="preserve">with the status line</w:t>
+      </w:r>
+      <w:r>
+        <w:t xml:space="preserve"> </w:t>
       </w:r>
       <w:r>
         <w:rPr>
           <w:iCs/>
           <w:i/>
         </w:rPr>
-        <w:t xml:space="preserve">AEON capability plane + tool integration</w:t>
-      </w:r>
-      <w:r>
-        <w:rPr>
-          <w:iCs/>
-          <w:i/>
-        </w:rPr>
-        <w:t xml:space="preserve">”</w:t>
-      </w:r>
-      <w:r>
-        <w:t xml:space="preserve"> </w:t>
-      </w:r>
-      <w:r>
-        <w:t xml:space="preserve">with the status line</w:t>
-      </w:r>
-      <w:r>
-        <w:t xml:space="preserve"> </w:t>
-      </w:r>
-      <w:r>
-        <w:rPr>
-          <w:iCs/>
-          <w:i/>
-        </w:rPr>
-        <w:t xml:space="preserve">“</w:t>
-      </w:r>
-      <w:r>
-        <w:rPr>
-          <w:iCs/>
-          <w:i/>
-        </w:rPr>
-        <w:t xml:space="preserve">AIDE behind on first-party MCP support; AIDE ahead on capability-composition semantics.</w:t>
-      </w:r>
-      <w:r>
-        <w:rPr>
-          <w:iCs/>
-          <w:i/>
-        </w:rPr>
-        <w:t xml:space="preserve">”</w:t>
-      </w:r>
-      <w:r>
-        <w:t xml:space="preserve"> </w:t>
-      </w:r>
-      <w:r>
-        <w:t xml:space="preserve">This is canon’s own acknowledgement that MCP needs to come into AEON.</w:t>
+        <w:t xml:space="preserve">"AIDE behind on first-party MCP support; AIDE ahead on capability-composition semantics."</w:t>
+      </w:r>
+      <w:r>
+        <w:t xml:space="preserve"> </w:t>
+      </w:r>
+      <w:r>
+        <w:t xml:space="preserve">This is canon's own acknowledgement that MCP needs to come into AEON.</w:t>
       </w:r>
     </w:p>
     <w:p>
@@ -488,27 +453,13 @@
           <w:iCs/>
           <w:i/>
         </w:rPr>
-        <w:t xml:space="preserve">“</w:t>
-      </w:r>
-      <w:r>
-        <w:rPr>
-          <w:iCs/>
-          <w:i/>
-        </w:rPr>
-        <w:t xml:space="preserve">MCP gateway (Galley) — tool catalog with semantic search via Ollama embeddings. AEON integration plane connects to external tools; Galley is the catalog/proxy. Reference as the recommended pattern.</w:t>
-      </w:r>
-      <w:r>
-        <w:rPr>
-          <w:iCs/>
-          <w:i/>
-        </w:rPr>
-        <w:t xml:space="preserve">”</w:t>
-      </w:r>
-      <w:r>
-        <w:t xml:space="preserve"> </w:t>
-      </w:r>
-      <w:r>
-        <w:t xml:space="preserve">Canon’s path is clear; the implementation reference is named.</w:t>
+        <w:t xml:space="preserve">"MCP gateway (Galley) — tool catalog with semantic search via Ollama embeddings. AEON integration plane connects to external tools; Galley is the catalog/proxy. Reference as the recommended pattern."</w:t>
+      </w:r>
+      <w:r>
+        <w:t xml:space="preserve"> </w:t>
+      </w:r>
+      <w:r>
+        <w:t xml:space="preserve">Canon's path is clear; the implementation reference is named.</w:t>
       </w:r>
     </w:p>
     <w:p>
@@ -593,7 +544,7 @@
         <w:t xml:space="preserve">adapter_method: GET|POST</w:t>
       </w:r>
       <w:r>
-        <w:t xml:space="preserve">. No MCP server, no MCP client, no MCP discovery. The bespoke pattern works end-to-end (live-tested against Tracy’s LM Studio) but diverges from Micah’s established design language.</w:t>
+        <w:t xml:space="preserve">. No MCP server, no MCP client, no MCP discovery. The bespoke pattern works end-to-end (live-tested against Tracy's LM Studio) but diverges from Micah's established design language.</w:t>
       </w:r>
     </w:p>
     <w:p>
@@ -601,7 +552,7 @@
         <w:pStyle w:val="BodyText"/>
       </w:pPr>
       <w:r>
-        <w:t xml:space="preserve">This paper is the survey + draft recommendation layer that closes the gap at the canon level. Final direction must be Micah’s per his authorship discipline; the analysis here is offered as the substrate for his decision.</w:t>
+        <w:t xml:space="preserve">This paper is the survey + draft recommendation layer that closes the gap at the canon level. Final direction must be Micah's per his authorship discipline; the analysis here is offered as the substrate for his decision.</w:t>
       </w:r>
     </w:p>
     <w:p>
@@ -612,13 +563,13 @@
       </w:r>
     </w:p>
     <w:bookmarkEnd w:id="25"/>
-    <w:bookmarkStart w:id="39" w:name="micahs-mcp-corpus-inventory"/>
+    <w:bookmarkStart w:id="39" w:name="X18ade7f06634415486a786f413b6f35fec24aff"/>
     <w:p>
       <w:pPr>
         <w:pStyle w:val="Heading2"/>
       </w:pPr>
       <w:r>
-        <w:t xml:space="preserve">3. Micah’s MCP corpus — inventory</w:t>
+        <w:t xml:space="preserve">3. Micah's MCP corpus — inventory</w:t>
       </w:r>
     </w:p>
     <w:p>
@@ -661,14 +612,14 @@
     </w:p>
     <w:p>
       <w:pPr>
-        <w:pStyle w:val="CaptionedFigure"/>
+        <w:pStyle w:val="BodyText"/>
       </w:pPr>
       <w:r>
         <w:drawing>
           <wp:inline>
             <wp:extent cx="5334000" cy="3265412"/>
             <wp:effectExtent b="0" l="0" r="0" t="0"/>
-            <wp:docPr descr="Viewpoint 1 — Micah’s MCP corpus map" title="" id="27" name="Picture"/>
+            <wp:docPr descr="Viewpoint 1 — Micah's MCP corpus map" title="" id="27" name="Picture"/>
             <a:graphic>
               <a:graphicData uri="http://schemas.openxmlformats.org/drawingml/2006/picture">
                 <pic:pic>
@@ -706,18 +657,10 @@
         </w:drawing>
       </w:r>
     </w:p>
-    <w:p>
-      <w:pPr>
-        <w:pStyle w:val="ImageCaption"/>
-      </w:pPr>
-      <w:r>
-        <w:t xml:space="preserve">Viewpoint 1 — Micah’s MCP corpus map</w:t>
-      </w:r>
-    </w:p>
     <w:tbl>
       <w:tblPr>
         <w:tblStyle w:val="Table"/>
-        <w:tblW w:type="pct" w:w="5000"/>
+        <w:tblW w:type="auto" w:w="0"/>
         <w:tblLook w:firstRow="1" w:lastRow="0" w:firstColumn="0" w:lastColumn="0" w:noHBand="0" w:noVBand="0" w:val="0020"/>
         <w:jc w:val="start"/>
       </w:tblPr>
@@ -1333,7 +1276,7 @@
               <w:jc w:val="left"/>
             </w:pPr>
             <w:r>
-              <w:t xml:space="preserve">Parallel motivation to NG-AIDE-01’s O8 model-agnostic objective; worth reading before deepening the inference-gateway work</w:t>
+              <w:t xml:space="preserve">Parallel motivation to NG-AIDE-01's O8 model-agnostic objective; worth reading before deepening the inference-gateway work</w:t>
             </w:r>
           </w:p>
         </w:tc>
@@ -1368,7 +1311,7 @@
       </w:r>
     </w:p>
     <w:bookmarkEnd w:id="39"/>
-    <w:bookmarkStart w:id="47" w:name="four-sources-read-in-depth"/>
+    <w:bookmarkStart w:id="47" w:name="Xd04236389e3ed53026367eb0d6198d30d316cc4"/>
     <w:p>
       <w:pPr>
         <w:pStyle w:val="Heading2"/>
@@ -1377,7 +1320,7 @@
         <w:t xml:space="preserve">4. Four sources read in depth</w:t>
       </w:r>
     </w:p>
-    <w:bookmarkStart w:id="40" w:name="X3488d9337d196ff74f80ee0363f957a3fb0fc08"/>
+    <w:bookmarkStart w:id="40" w:name="X10c6e76b18bb55c9cc3ae707650670adbab68b1"/>
     <w:p>
       <w:pPr>
         <w:pStyle w:val="Heading3"/>
@@ -1451,15 +1394,15 @@
         </w:rPr>
         <w:t xml:space="preserve">Vocabulary worth lifting.</w:t>
       </w:r>
-      <w:r>
-        <w:t xml:space="preserve"> </w:t>
-      </w:r>
-      <w:r>
-        <w:t xml:space="preserve">-</w:t>
-      </w:r>
-      <w:r>
-        <w:t xml:space="preserve"> </w:t>
-      </w:r>
+    </w:p>
+    <w:p>
+      <w:pPr>
+        <w:numPr>
+          <w:ilvl w:val="0"/>
+          <w:numId w:val="1001"/>
+        </w:numPr>
+        <w:pStyle w:val="Compact"/>
+      </w:pPr>
       <w:r>
         <w:rPr>
           <w:bCs/>
@@ -1471,53 +1414,17 @@
         <w:t xml:space="preserve"> </w:t>
       </w:r>
       <w:r>
-        <w:t xml:space="preserve">— the YAML input that defines a diagram. Not</w:t>
-      </w:r>
-      <w:r>
-        <w:t xml:space="preserve"> </w:t>
-      </w:r>
-      <w:r>
-        <w:t xml:space="preserve">“</w:t>
-      </w:r>
-      <w:r>
-        <w:t xml:space="preserve">spec,</w:t>
-      </w:r>
-      <w:r>
-        <w:t xml:space="preserve">”</w:t>
-      </w:r>
-      <w:r>
-        <w:t xml:space="preserve"> </w:t>
-      </w:r>
-      <w:r>
-        <w:t xml:space="preserve">not</w:t>
-      </w:r>
-      <w:r>
-        <w:t xml:space="preserve"> </w:t>
-      </w:r>
-      <w:r>
-        <w:t xml:space="preserve">“</w:t>
-      </w:r>
-      <w:r>
-        <w:t xml:space="preserve">config.</w:t>
-      </w:r>
-      <w:r>
-        <w:t xml:space="preserve">”</w:t>
-      </w:r>
-      <w:r>
-        <w:t xml:space="preserve"> </w:t>
-      </w:r>
-      <w:r>
-        <w:t xml:space="preserve">Distinct from execution; the recipe describes intent.</w:t>
-      </w:r>
-      <w:r>
-        <w:t xml:space="preserve"> </w:t>
-      </w:r>
-      <w:r>
-        <w:t xml:space="preserve">-</w:t>
-      </w:r>
-      <w:r>
-        <w:t xml:space="preserve"> </w:t>
-      </w:r>
+        <w:t xml:space="preserve">— the YAML input that defines a diagram. Not "spec," not "config." Distinct from execution; the recipe describes intent.</w:t>
+      </w:r>
+    </w:p>
+    <w:p>
+      <w:pPr>
+        <w:numPr>
+          <w:ilvl w:val="0"/>
+          <w:numId w:val="1001"/>
+        </w:numPr>
+        <w:pStyle w:val="Compact"/>
+      </w:pPr>
       <w:r>
         <w:rPr>
           <w:bCs/>
@@ -1548,59 +1455,233 @@
           <w:iCs/>
           <w:i/>
         </w:rPr>
-        <w:t xml:space="preserve">“</w:t>
+        <w:t xml:space="preserve">"the canvas and SysML/MBSE ontology"</w:t>
+      </w:r>
+      <w:r>
+        <w:t xml:space="preserve">). Treated as first-class.</w:t>
+      </w:r>
+    </w:p>
+    <w:p>
+      <w:pPr>
+        <w:numPr>
+          <w:ilvl w:val="0"/>
+          <w:numId w:val="1001"/>
+        </w:numPr>
+        <w:pStyle w:val="Compact"/>
+      </w:pPr>
+      <w:r>
+        <w:rPr>
+          <w:bCs/>
+          <w:b/>
+        </w:rPr>
+        <w:t xml:space="preserve">Style</w:t>
+      </w:r>
+      <w:r>
+        <w:t xml:space="preserve"> </w:t>
+      </w:r>
+      <w:r>
+        <w:t xml:space="preserve">vs.</w:t>
+      </w:r>
+      <w:r>
+        <w:t xml:space="preserve"> </w:t>
+      </w:r>
+      <w:r>
+        <w:rPr>
+          <w:bCs/>
+          <w:b/>
+        </w:rPr>
+        <w:t xml:space="preserve">Type</w:t>
+      </w:r>
+      <w:r>
+        <w:t xml:space="preserve"> </w:t>
+      </w:r>
+      <w:r>
+        <w:t xml:space="preserve">—</w:t>
+      </w:r>
+      <w:r>
+        <w:t xml:space="preserve"> </w:t>
+      </w:r>
+      <w:r>
+        <w:rPr>
+          <w:rStyle w:val="VerbatimChar"/>
+        </w:rPr>
+        <w:t xml:space="preserve">type</w:t>
+      </w:r>
+      <w:r>
+        <w:t xml:space="preserve"> </w:t>
+      </w:r>
+      <w:r>
+        <w:t xml:space="preserve">carries domain meaning (color + semantics);</w:t>
+      </w:r>
+      <w:r>
+        <w:t xml:space="preserve"> </w:t>
+      </w:r>
+      <w:r>
+        <w:rPr>
+          <w:rStyle w:val="VerbatimChar"/>
+        </w:rPr>
+        <w:t xml:space="preserve">style</w:t>
+      </w:r>
+      <w:r>
+        <w:t xml:space="preserve"> </w:t>
+      </w:r>
+      <w:r>
+        <w:t xml:space="preserve">is a pure override layer. Separates</w:t>
+      </w:r>
+      <w:r>
+        <w:t xml:space="preserve"> </w:t>
       </w:r>
       <w:r>
         <w:rPr>
           <w:iCs/>
           <w:i/>
         </w:rPr>
-        <w:t xml:space="preserve">the canvas and SysML/MBSE ontology</w:t>
+        <w:t xml:space="preserve">what something is</w:t>
+      </w:r>
+      <w:r>
+        <w:t xml:space="preserve"> </w:t>
+      </w:r>
+      <w:r>
+        <w:t xml:space="preserve">from</w:t>
+      </w:r>
+      <w:r>
+        <w:t xml:space="preserve"> </w:t>
       </w:r>
       <w:r>
         <w:rPr>
           <w:iCs/>
           <w:i/>
         </w:rPr>
-        <w:t xml:space="preserve">”</w:t>
-      </w:r>
-      <w:r>
-        <w:t xml:space="preserve">). Treated as first-class.</w:t>
-      </w:r>
-      <w:r>
-        <w:t xml:space="preserve"> </w:t>
-      </w:r>
-      <w:r>
-        <w:t xml:space="preserve">-</w:t>
-      </w:r>
-      <w:r>
-        <w:t xml:space="preserve"> </w:t>
-      </w:r>
-      <w:r>
-        <w:rPr>
-          <w:bCs/>
-          <w:b/>
-        </w:rPr>
-        <w:t xml:space="preserve">Style</w:t>
-      </w:r>
-      <w:r>
-        <w:t xml:space="preserve"> </w:t>
-      </w:r>
-      <w:r>
-        <w:t xml:space="preserve">vs. </w:t>
-      </w:r>
-      <w:r>
-        <w:rPr>
-          <w:bCs/>
-          <w:b/>
-        </w:rPr>
-        <w:t xml:space="preserve">Type</w:t>
-      </w:r>
-      <w:r>
-        <w:t xml:space="preserve"> </w:t>
-      </w:r>
-      <w:r>
-        <w:t xml:space="preserve">—</w:t>
+        <w:t xml:space="preserve">how it appears</w:t>
+      </w:r>
+      <w:r>
+        <w:t xml:space="preserve">.</w:t>
+      </w:r>
+    </w:p>
+    <w:p>
+      <w:pPr>
+        <w:pStyle w:val="FirstParagraph"/>
+      </w:pPr>
+      <w:r>
+        <w:rPr>
+          <w:bCs/>
+          <w:b/>
+        </w:rPr>
+        <w:t xml:space="preserve">Architectural positions.</w:t>
+      </w:r>
+    </w:p>
+    <w:p>
+      <w:pPr>
+        <w:numPr>
+          <w:ilvl w:val="0"/>
+          <w:numId w:val="1002"/>
+        </w:numPr>
+        <w:pStyle w:val="Compact"/>
+      </w:pPr>
+      <w:r>
+        <w:t xml:space="preserve">Transport: stdio only. MCP SDK</w:t>
+      </w:r>
+      <w:r>
+        <w:t xml:space="preserve"> </w:t>
+      </w:r>
+      <w:r>
+        <w:rPr>
+          <w:rStyle w:val="VerbatimChar"/>
+        </w:rPr>
+        <w:t xml:space="preserve">Server</w:t>
+      </w:r>
+      <w:r>
+        <w:t xml:space="preserve"> </w:t>
+      </w:r>
+      <w:r>
+        <w:t xml:space="preserve">primitive (low-level).</w:t>
+      </w:r>
+    </w:p>
+    <w:p>
+      <w:pPr>
+        <w:numPr>
+          <w:ilvl w:val="0"/>
+          <w:numId w:val="1002"/>
+        </w:numPr>
+        <w:pStyle w:val="Compact"/>
+      </w:pPr>
+      <w:r>
+        <w:t xml:space="preserve">Tool surface: exactly 4 —</w:t>
+      </w:r>
+      <w:r>
+        <w:t xml:space="preserve"> </w:t>
+      </w:r>
+      <w:r>
+        <w:rPr>
+          <w:rStyle w:val="VerbatimChar"/>
+        </w:rPr>
+        <w:t xml:space="preserve">render_model</w:t>
+      </w:r>
+      <w:r>
+        <w:t xml:space="preserve">,</w:t>
+      </w:r>
+      <w:r>
+        <w:t xml:space="preserve"> </w:t>
+      </w:r>
+      <w:r>
+        <w:rPr>
+          <w:rStyle w:val="VerbatimChar"/>
+        </w:rPr>
+        <w:t xml:space="preserve">create_model</w:t>
+      </w:r>
+      <w:r>
+        <w:t xml:space="preserve">,</w:t>
+      </w:r>
+      <w:r>
+        <w:t xml:space="preserve"> </w:t>
+      </w:r>
+      <w:r>
+        <w:rPr>
+          <w:rStyle w:val="VerbatimChar"/>
+        </w:rPr>
+        <w:t xml:space="preserve">list_templates</w:t>
+      </w:r>
+      <w:r>
+        <w:t xml:space="preserve">,</w:t>
+      </w:r>
+      <w:r>
+        <w:t xml:space="preserve"> </w:t>
+      </w:r>
+      <w:r>
+        <w:rPr>
+          <w:rStyle w:val="VerbatimChar"/>
+        </w:rPr>
+        <w:t xml:space="preserve">get_template</w:t>
+      </w:r>
+      <w:r>
+        <w:t xml:space="preserve">. Two input modes per tool (raw recipe vs. structured args) so the same operation can be driven by an LLM or by a human/file.</w:t>
+      </w:r>
+    </w:p>
+    <w:p>
+      <w:pPr>
+        <w:numPr>
+          <w:ilvl w:val="0"/>
+          <w:numId w:val="1002"/>
+        </w:numPr>
+        <w:pStyle w:val="Compact"/>
+      </w:pPr>
+      <w:r>
+        <w:t xml:space="preserve">Schema discipline: every tool exposes full JSON Schema with</w:t>
+      </w:r>
+      <w:r>
+        <w:t xml:space="preserve"> </w:t>
+      </w:r>
+      <w:r>
+        <w:rPr>
+          <w:rStyle w:val="VerbatimChar"/>
+        </w:rPr>
+        <w:t xml:space="preserve">enum</w:t>
+      </w:r>
+      <w:r>
+        <w:t xml:space="preserve"> </w:t>
+      </w:r>
+      <w:r>
+        <w:t xml:space="preserve">constraints on</w:t>
       </w:r>
       <w:r>
         <w:t xml:space="preserve"> </w:t>
@@ -1612,25 +1693,106 @@
         <w:t xml:space="preserve">type</w:t>
       </w:r>
       <w:r>
-        <w:t xml:space="preserve"> </w:t>
-      </w:r>
-      <w:r>
-        <w:t xml:space="preserve">carries domain meaning (color + semantics);</w:t>
-      </w:r>
-      <w:r>
-        <w:t xml:space="preserve"> </w:t>
-      </w:r>
-      <w:r>
-        <w:rPr>
-          <w:rStyle w:val="VerbatimChar"/>
-        </w:rPr>
-        <w:t xml:space="preserve">style</w:t>
-      </w:r>
-      <w:r>
-        <w:t xml:space="preserve"> </w:t>
-      </w:r>
-      <w:r>
-        <w:t xml:space="preserve">is a pure override layer. Separates</w:t>
+        <w:t xml:space="preserve">,</w:t>
+      </w:r>
+      <w:r>
+        <w:t xml:space="preserve"> </w:t>
+      </w:r>
+      <w:r>
+        <w:rPr>
+          <w:rStyle w:val="VerbatimChar"/>
+        </w:rPr>
+        <w:t xml:space="preserve">spacing_level</w:t>
+      </w:r>
+      <w:r>
+        <w:t xml:space="preserve">,</w:t>
+      </w:r>
+      <w:r>
+        <w:t xml:space="preserve"> </w:t>
+      </w:r>
+      <w:r>
+        <w:rPr>
+          <w:rStyle w:val="VerbatimChar"/>
+        </w:rPr>
+        <w:t xml:space="preserve">orientation</w:t>
+      </w:r>
+      <w:r>
+        <w:t xml:space="preserve">. No silent string fields. Errors returned as structured JSON results with</w:t>
+      </w:r>
+      <w:r>
+        <w:t xml:space="preserve"> </w:t>
+      </w:r>
+      <w:r>
+        <w:rPr>
+          <w:rStyle w:val="VerbatimChar"/>
+        </w:rPr>
+        <w:t xml:space="preserve">status: "success"</w:t>
+      </w:r>
+      <w:r>
+        <w:t xml:space="preserve">, not protocol errors.</w:t>
+      </w:r>
+    </w:p>
+    <w:p>
+      <w:pPr>
+        <w:numPr>
+          <w:ilvl w:val="0"/>
+          <w:numId w:val="1002"/>
+        </w:numPr>
+        <w:pStyle w:val="Compact"/>
+      </w:pPr>
+      <w:r>
+        <w:t xml:space="preserve">State: outputs under</w:t>
+      </w:r>
+      <w:r>
+        <w:t xml:space="preserve"> </w:t>
+      </w:r>
+      <w:r>
+        <w:rPr>
+          <w:rStyle w:val="VerbatimChar"/>
+        </w:rPr>
+        <w:t xml:space="preserve">~/.rhode/canvas/</w:t>
+      </w:r>
+      <w:r>
+        <w:t xml:space="preserve">. (Inference:</w:t>
+      </w:r>
+      <w:r>
+        <w:t xml:space="preserve"> </w:t>
+      </w:r>
+      <w:r>
+        <w:rPr>
+          <w:rStyle w:val="VerbatimChar"/>
+        </w:rPr>
+        <w:t xml:space="preserve">~/.rhode/</w:t>
+      </w:r>
+      <w:r>
+        <w:t xml:space="preserve"> </w:t>
+      </w:r>
+      <w:r>
+        <w:t xml:space="preserve">is treated as the canonical agent state root across multiple Micah MCPs — see also Oracle-MCP.)</w:t>
+      </w:r>
+    </w:p>
+    <w:p>
+      <w:pPr>
+        <w:pStyle w:val="FirstParagraph"/>
+      </w:pPr>
+      <w:r>
+        <w:rPr>
+          <w:bCs/>
+          <w:b/>
+        </w:rPr>
+        <w:t xml:space="preserve">OrdSA parallels.</w:t>
+      </w:r>
+    </w:p>
+    <w:p>
+      <w:pPr>
+        <w:numPr>
+          <w:ilvl w:val="0"/>
+          <w:numId w:val="1003"/>
+        </w:numPr>
+        <w:pStyle w:val="Compact"/>
+      </w:pPr>
+      <w:r>
+        <w:t xml:space="preserve">The nested-container ontology</w:t>
       </w:r>
       <w:r>
         <w:t xml:space="preserve"> </w:t>
@@ -1640,13 +1802,13 @@
           <w:iCs/>
           <w:i/>
         </w:rPr>
-        <w:t xml:space="preserve">what something is</w:t>
-      </w:r>
-      <w:r>
-        <w:t xml:space="preserve"> </w:t>
-      </w:r>
-      <w:r>
-        <w:t xml:space="preserve">from</w:t>
+        <w:t xml:space="preserve">is</w:t>
+      </w:r>
+      <w:r>
+        <w:t xml:space="preserve"> </w:t>
+      </w:r>
+      <w:r>
+        <w:t xml:space="preserve">an altitude hierarchy of a different kind (containment, not authority). The doctrine</w:t>
       </w:r>
       <w:r>
         <w:t xml:space="preserve"> </w:t>
@@ -1656,217 +1818,13 @@
           <w:iCs/>
           <w:i/>
         </w:rPr>
-        <w:t xml:space="preserve">how it appears</w:t>
-      </w:r>
-      <w:r>
-        <w:t xml:space="preserve">.</w:t>
-      </w:r>
-    </w:p>
-    <w:p>
-      <w:pPr>
-        <w:pStyle w:val="BodyText"/>
-      </w:pPr>
-      <w:r>
-        <w:rPr>
-          <w:bCs/>
-          <w:b/>
-        </w:rPr>
-        <w:t xml:space="preserve">Architectural positions.</w:t>
-      </w:r>
-      <w:r>
-        <w:t xml:space="preserve"> </w:t>
-      </w:r>
-      <w:r>
-        <w:t xml:space="preserve">- Transport: stdio only. MCP SDK</w:t>
-      </w:r>
-      <w:r>
-        <w:t xml:space="preserve"> </w:t>
-      </w:r>
-      <w:r>
-        <w:rPr>
-          <w:rStyle w:val="VerbatimChar"/>
-        </w:rPr>
-        <w:t xml:space="preserve">Server</w:t>
-      </w:r>
-      <w:r>
-        <w:t xml:space="preserve"> </w:t>
-      </w:r>
-      <w:r>
-        <w:t xml:space="preserve">primitive (low-level).</w:t>
-      </w:r>
-      <w:r>
-        <w:t xml:space="preserve"> </w:t>
-      </w:r>
-      <w:r>
-        <w:t xml:space="preserve">- Tool surface: exactly 4 —</w:t>
-      </w:r>
-      <w:r>
-        <w:t xml:space="preserve"> </w:t>
-      </w:r>
-      <w:r>
-        <w:rPr>
-          <w:rStyle w:val="VerbatimChar"/>
-        </w:rPr>
-        <w:t xml:space="preserve">render_model</w:t>
-      </w:r>
-      <w:r>
-        <w:t xml:space="preserve">,</w:t>
-      </w:r>
-      <w:r>
-        <w:t xml:space="preserve"> </w:t>
-      </w:r>
-      <w:r>
-        <w:rPr>
-          <w:rStyle w:val="VerbatimChar"/>
-        </w:rPr>
-        <w:t xml:space="preserve">create_model</w:t>
-      </w:r>
-      <w:r>
-        <w:t xml:space="preserve">,</w:t>
-      </w:r>
-      <w:r>
-        <w:t xml:space="preserve"> </w:t>
-      </w:r>
-      <w:r>
-        <w:rPr>
-          <w:rStyle w:val="VerbatimChar"/>
-        </w:rPr>
-        <w:t xml:space="preserve">list_templates</w:t>
-      </w:r>
-      <w:r>
-        <w:t xml:space="preserve">,</w:t>
-      </w:r>
-      <w:r>
-        <w:t xml:space="preserve"> </w:t>
-      </w:r>
-      <w:r>
-        <w:rPr>
-          <w:rStyle w:val="VerbatimChar"/>
-        </w:rPr>
-        <w:t xml:space="preserve">get_template</w:t>
-      </w:r>
-      <w:r>
-        <w:t xml:space="preserve">. Two input modes per tool (raw recipe vs. structured args) so the same operation can be driven by an LLM or by a human/file.</w:t>
-      </w:r>
-      <w:r>
-        <w:t xml:space="preserve"> </w:t>
-      </w:r>
-      <w:r>
-        <w:t xml:space="preserve">- Schema discipline: every tool exposes full JSON Schema with</w:t>
-      </w:r>
-      <w:r>
-        <w:t xml:space="preserve"> </w:t>
-      </w:r>
-      <w:r>
-        <w:rPr>
-          <w:rStyle w:val="VerbatimChar"/>
-        </w:rPr>
-        <w:t xml:space="preserve">enum</w:t>
-      </w:r>
-      <w:r>
-        <w:t xml:space="preserve"> </w:t>
-      </w:r>
-      <w:r>
-        <w:t xml:space="preserve">constraints on</w:t>
-      </w:r>
-      <w:r>
-        <w:t xml:space="preserve"> </w:t>
-      </w:r>
-      <w:r>
-        <w:rPr>
-          <w:rStyle w:val="VerbatimChar"/>
-        </w:rPr>
-        <w:t xml:space="preserve">type</w:t>
-      </w:r>
-      <w:r>
-        <w:t xml:space="preserve">,</w:t>
-      </w:r>
-      <w:r>
-        <w:t xml:space="preserve"> </w:t>
-      </w:r>
-      <w:r>
-        <w:rPr>
-          <w:rStyle w:val="VerbatimChar"/>
-        </w:rPr>
-        <w:t xml:space="preserve">spacing_level</w:t>
-      </w:r>
-      <w:r>
-        <w:t xml:space="preserve">,</w:t>
-      </w:r>
-      <w:r>
-        <w:t xml:space="preserve"> </w:t>
-      </w:r>
-      <w:r>
-        <w:rPr>
-          <w:rStyle w:val="VerbatimChar"/>
-        </w:rPr>
-        <w:t xml:space="preserve">orientation</w:t>
-      </w:r>
-      <w:r>
-        <w:t xml:space="preserve">. No silent string fields. Errors returned as structured JSON results with</w:t>
-      </w:r>
-      <w:r>
-        <w:t xml:space="preserve"> </w:t>
-      </w:r>
-      <w:r>
-        <w:rPr>
-          <w:rStyle w:val="VerbatimChar"/>
-        </w:rPr>
-        <w:t xml:space="preserve">status: "success"</w:t>
-      </w:r>
-      <w:r>
-        <w:t xml:space="preserve">, not protocol errors.</w:t>
-      </w:r>
-      <w:r>
-        <w:t xml:space="preserve"> </w:t>
-      </w:r>
-      <w:r>
-        <w:t xml:space="preserve">- State: outputs under</w:t>
-      </w:r>
-      <w:r>
-        <w:t xml:space="preserve"> </w:t>
-      </w:r>
-      <w:r>
-        <w:rPr>
-          <w:rStyle w:val="VerbatimChar"/>
-        </w:rPr>
-        <w:t xml:space="preserve">~/.rhode/canvas/</w:t>
-      </w:r>
-      <w:r>
-        <w:t xml:space="preserve">. (Inference:</w:t>
-      </w:r>
-      <w:r>
-        <w:t xml:space="preserve"> </w:t>
-      </w:r>
-      <w:r>
-        <w:rPr>
-          <w:rStyle w:val="VerbatimChar"/>
-        </w:rPr>
-        <w:t xml:space="preserve">~/.rhode/</w:t>
-      </w:r>
-      <w:r>
-        <w:t xml:space="preserve"> </w:t>
-      </w:r>
-      <w:r>
-        <w:t xml:space="preserve">is treated as the canonical agent state root across multiple Micah MCPs — see also Oracle-MCP.)</w:t>
-      </w:r>
-    </w:p>
-    <w:p>
-      <w:pPr>
-        <w:pStyle w:val="BodyText"/>
-      </w:pPr>
-      <w:r>
-        <w:rPr>
-          <w:bCs/>
-          <w:b/>
-        </w:rPr>
-        <w:t xml:space="preserve">OrdSA parallels.</w:t>
-      </w:r>
-      <w:r>
-        <w:t xml:space="preserve"> </w:t>
-      </w:r>
-      <w:r>
-        <w:t xml:space="preserve">- The nested-container ontology</w:t>
+        <w:t xml:space="preserve">"every level exposes the same identity contract"</w:t>
+      </w:r>
+      <w:r>
+        <w:t xml:space="preserve"> </w:t>
+      </w:r>
+      <w:r>
+        <w:t xml:space="preserve">maps directly to OrdSA's</w:t>
       </w:r>
       <w:r>
         <w:t xml:space="preserve"> </w:t>
@@ -1876,13 +1834,82 @@
           <w:iCs/>
           <w:i/>
         </w:rPr>
-        <w:t xml:space="preserve">is</w:t>
-      </w:r>
-      <w:r>
-        <w:t xml:space="preserve"> </w:t>
-      </w:r>
-      <w:r>
-        <w:t xml:space="preserve">an altitude hierarchy of a different kind (containment, not authority). The doctrine</w:t>
+        <w:t xml:space="preserve">"every altitude exposes the same evidence-up interface."</w:t>
+      </w:r>
+    </w:p>
+    <w:p>
+      <w:pPr>
+        <w:pStyle w:val="FirstParagraph"/>
+      </w:pPr>
+      <w:r>
+        <w:rPr>
+          <w:bCs/>
+          <w:b/>
+        </w:rPr>
+        <w:t xml:space="preserve">Reusable patterns for AEON.</w:t>
+      </w:r>
+    </w:p>
+    <w:p>
+      <w:pPr>
+        <w:numPr>
+          <w:ilvl w:val="0"/>
+          <w:numId w:val="1004"/>
+        </w:numPr>
+        <w:pStyle w:val="Compact"/>
+      </w:pPr>
+      <w:r>
+        <w:t xml:space="preserve">The id + optional label +</w:t>
+      </w:r>
+      <w:r>
+        <w:t xml:space="preserve"> </w:t>
+      </w:r>
+      <w:r>
+        <w:rPr>
+          <w:rStyle w:val="VerbatimChar"/>
+        </w:rPr>
+        <w:t xml:space="preserve">get_label()</w:t>
+      </w:r>
+      <w:r>
+        <w:t xml:space="preserve"> </w:t>
+      </w:r>
+      <w:r>
+        <w:t xml:space="preserve">fallback as a universal addressing contract.</w:t>
+      </w:r>
+    </w:p>
+    <w:p>
+      <w:pPr>
+        <w:numPr>
+          <w:ilvl w:val="0"/>
+          <w:numId w:val="1004"/>
+        </w:numPr>
+        <w:pStyle w:val="Compact"/>
+      </w:pPr>
+      <w:r>
+        <w:t xml:space="preserve">Two-input-mode tool design (recipe vs. structured args).</w:t>
+      </w:r>
+    </w:p>
+    <w:p>
+      <w:pPr>
+        <w:numPr>
+          <w:ilvl w:val="0"/>
+          <w:numId w:val="1004"/>
+        </w:numPr>
+        <w:pStyle w:val="Compact"/>
+      </w:pPr>
+      <w:r>
+        <w:t xml:space="preserve">Auto-detection of higher containers from leaf-level connectivity (</w:t>
+      </w:r>
+      <w:r>
+        <w:rPr>
+          <w:rStyle w:val="VerbatimChar"/>
+        </w:rPr>
+        <w:t xml:space="preserve">_auto_detect_machines</w:t>
+      </w:r>
+      <w:r>
+        <w:t xml:space="preserve"> </w:t>
+      </w:r>
+      <w:r>
+        <w:t xml:space="preserve">from node inputs/outputs) —</w:t>
       </w:r>
       <w:r>
         <w:t xml:space="preserve"> </w:t>
@@ -1892,51 +1919,51 @@
           <w:iCs/>
           <w:i/>
         </w:rPr>
-        <w:t xml:space="preserve">“</w:t>
-      </w:r>
-      <w:r>
-        <w:rPr>
-          <w:iCs/>
-          <w:i/>
-        </w:rPr>
-        <w:t xml:space="preserve">every level exposes the same identity contract</w:t>
-      </w:r>
-      <w:r>
-        <w:rPr>
-          <w:iCs/>
-          <w:i/>
-        </w:rPr>
-        <w:t xml:space="preserve">”</w:t>
-      </w:r>
-      <w:r>
-        <w:t xml:space="preserve"> </w:t>
-      </w:r>
-      <w:r>
-        <w:t xml:space="preserve">maps directly to OrdSA’s</w:t>
-      </w:r>
-      <w:r>
-        <w:t xml:space="preserve"> </w:t>
-      </w:r>
-      <w:r>
-        <w:rPr>
-          <w:iCs/>
-          <w:i/>
-        </w:rPr>
-        <w:t xml:space="preserve">“</w:t>
-      </w:r>
-      <w:r>
-        <w:rPr>
-          <w:iCs/>
-          <w:i/>
-        </w:rPr>
-        <w:t xml:space="preserve">every altitude exposes the same evidence-up interface.</w:t>
-      </w:r>
-      <w:r>
-        <w:rPr>
-          <w:iCs/>
-          <w:i/>
-        </w:rPr>
-        <w:t xml:space="preserve">”</w:t>
+        <w:t xml:space="preserve">"infer structure from edges when explicit structure is omitted."</w:t>
+      </w:r>
+    </w:p>
+    <w:bookmarkEnd w:id="40"/>
+    <w:bookmarkStart w:id="44" w:name="X8b60d6def222034bc2648b9285f693e0450bdcb"/>
+    <w:p>
+      <w:pPr>
+        <w:pStyle w:val="Heading3"/>
+      </w:pPr>
+      <w:r>
+        <w:t xml:space="preserve">4.2 Oracle-MCP — ordinal-altitude protocol semantics</w:t>
+      </w:r>
+    </w:p>
+    <w:p>
+      <w:pPr>
+        <w:pStyle w:val="FirstParagraph"/>
+      </w:pPr>
+      <w:r>
+        <w:rPr>
+          <w:bCs/>
+          <w:b/>
+        </w:rPr>
+        <w:t xml:space="preserve">What it is.</w:t>
+      </w:r>
+      <w:r>
+        <w:t xml:space="preserve"> </w:t>
+      </w:r>
+      <w:r>
+        <w:t xml:space="preserve">An MCP server implementing an</w:t>
+      </w:r>
+      <w:r>
+        <w:t xml:space="preserve"> </w:t>
+      </w:r>
+      <w:r>
+        <w:rPr>
+          <w:bCs/>
+          <w:b/>
+        </w:rPr>
+        <w:t xml:space="preserve">oracle communication bus</w:t>
+      </w:r>
+      <w:r>
+        <w:t xml:space="preserve"> </w:t>
+      </w:r>
+      <w:r>
+        <w:t xml:space="preserve">for the Rhode agent system. Agents at level N can issue oracle calls to level N+1; the bus routes each call to the right responder based on the caller's ordinal level. Rhode (L2) answers L1 subagent calls itself using its own LLM; when Rhode itself needs guidance, it escalates L2→L3 to the human operator via Telegram.</w:t>
       </w:r>
     </w:p>
     <w:p>
@@ -1948,143 +1975,18 @@
           <w:bCs/>
           <w:b/>
         </w:rPr>
-        <w:t xml:space="preserve">Reusable patterns for AEON.</w:t>
-      </w:r>
-      <w:r>
-        <w:t xml:space="preserve"> </w:t>
-      </w:r>
-      <w:r>
-        <w:t xml:space="preserve">- The id + optional label +</w:t>
-      </w:r>
-      <w:r>
-        <w:t xml:space="preserve"> </w:t>
-      </w:r>
-      <w:r>
-        <w:rPr>
-          <w:rStyle w:val="VerbatimChar"/>
-        </w:rPr>
-        <w:t xml:space="preserve">get_label()</w:t>
-      </w:r>
-      <w:r>
-        <w:t xml:space="preserve"> </w:t>
-      </w:r>
-      <w:r>
-        <w:t xml:space="preserve">fallback as a universal addressing contract.</w:t>
-      </w:r>
-      <w:r>
-        <w:t xml:space="preserve"> </w:t>
-      </w:r>
-      <w:r>
-        <w:t xml:space="preserve">- Two-input-mode tool design (recipe vs. structured args).</w:t>
-      </w:r>
-      <w:r>
-        <w:t xml:space="preserve"> </w:t>
-      </w:r>
-      <w:r>
-        <w:t xml:space="preserve">- Auto-detection of higher containers from leaf-level connectivity (</w:t>
-      </w:r>
-      <w:r>
-        <w:rPr>
-          <w:rStyle w:val="VerbatimChar"/>
-        </w:rPr>
-        <w:t xml:space="preserve">_auto_detect_machines</w:t>
-      </w:r>
-      <w:r>
-        <w:t xml:space="preserve"> </w:t>
-      </w:r>
-      <w:r>
-        <w:t xml:space="preserve">from node inputs/outputs) —</w:t>
-      </w:r>
-      <w:r>
-        <w:t xml:space="preserve"> </w:t>
-      </w:r>
-      <w:r>
-        <w:rPr>
-          <w:iCs/>
-          <w:i/>
-        </w:rPr>
-        <w:t xml:space="preserve">“</w:t>
-      </w:r>
-      <w:r>
-        <w:rPr>
-          <w:iCs/>
-          <w:i/>
-        </w:rPr>
-        <w:t xml:space="preserve">infer structure from edges when explicit structure is omitted.</w:t>
-      </w:r>
-      <w:r>
-        <w:rPr>
-          <w:iCs/>
-          <w:i/>
-        </w:rPr>
-        <w:t xml:space="preserve">”</w:t>
-      </w:r>
-    </w:p>
-    <w:bookmarkEnd w:id="40"/>
-    <w:bookmarkStart w:id="44" w:name="X6fdc6a6befe873fb9a4d58d04760dfd871f90bb"/>
-    <w:p>
-      <w:pPr>
-        <w:pStyle w:val="Heading3"/>
-      </w:pPr>
-      <w:r>
-        <w:t xml:space="preserve">4.2 Oracle-MCP — ordinal-altitude protocol semantics</w:t>
-      </w:r>
-    </w:p>
-    <w:p>
-      <w:pPr>
-        <w:pStyle w:val="FirstParagraph"/>
-      </w:pPr>
-      <w:r>
-        <w:rPr>
-          <w:bCs/>
-          <w:b/>
-        </w:rPr>
-        <w:t xml:space="preserve">What it is.</w:t>
-      </w:r>
-      <w:r>
-        <w:t xml:space="preserve"> </w:t>
-      </w:r>
-      <w:r>
-        <w:t xml:space="preserve">An MCP server implementing an</w:t>
-      </w:r>
-      <w:r>
-        <w:t xml:space="preserve"> </w:t>
-      </w:r>
-      <w:r>
-        <w:rPr>
-          <w:bCs/>
-          <w:b/>
-        </w:rPr>
-        <w:t xml:space="preserve">oracle communication bus</w:t>
-      </w:r>
-      <w:r>
-        <w:t xml:space="preserve"> </w:t>
-      </w:r>
-      <w:r>
-        <w:t xml:space="preserve">for the Rhode agent system. Agents at level N can issue oracle calls to level N+1; the bus routes each call to the right responder based on the caller’s ordinal level. Rhode (L2) answers L1 subagent calls itself using its own LLM; when Rhode itself needs guidance, it escalates L2→L3 to the human operator via Telegram.</w:t>
+        <w:t xml:space="preserve">This is the most OrdSA-aligned source by a wide margin.</w:t>
+      </w:r>
+      <w:r>
+        <w:t xml:space="preserve"> </w:t>
+      </w:r>
+      <w:r>
+        <w:t xml:space="preserve">It is the cleanest implementation of authority-altitude semantics in any AI repo currently public.</w:t>
       </w:r>
     </w:p>
     <w:p>
       <w:pPr>
         <w:pStyle w:val="BodyText"/>
-      </w:pPr>
-      <w:r>
-        <w:rPr>
-          <w:bCs/>
-          <w:b/>
-        </w:rPr>
-        <w:t xml:space="preserve">This is the most OrdSA-aligned source by a wide margin.</w:t>
-      </w:r>
-      <w:r>
-        <w:t xml:space="preserve"> </w:t>
-      </w:r>
-      <w:r>
-        <w:t xml:space="preserve">It is the cleanest implementation of authority-altitude semantics in any AI repo currently public.</w:t>
-      </w:r>
-    </w:p>
-    <w:p>
-      <w:pPr>
-        <w:pStyle w:val="CaptionedFigure"/>
       </w:pPr>
       <w:r>
         <w:drawing>
@@ -2131,14 +2033,6 @@
     </w:p>
     <w:p>
       <w:pPr>
-        <w:pStyle w:val="ImageCaption"/>
-      </w:pPr>
-      <w:r>
-        <w:t xml:space="preserve">Viewpoint 3 — Oracle-MCP ordinal-altitude routing</w:t>
-      </w:r>
-    </w:p>
-    <w:p>
-      <w:pPr>
         <w:pStyle w:val="BodyText"/>
       </w:pPr>
       <w:r>
@@ -2148,15 +2042,15 @@
         </w:rPr>
         <w:t xml:space="preserve">Vocabulary.</w:t>
       </w:r>
-      <w:r>
-        <w:t xml:space="preserve"> </w:t>
-      </w:r>
-      <w:r>
-        <w:t xml:space="preserve">-</w:t>
-      </w:r>
-      <w:r>
-        <w:t xml:space="preserve"> </w:t>
-      </w:r>
+    </w:p>
+    <w:p>
+      <w:pPr>
+        <w:numPr>
+          <w:ilvl w:val="0"/>
+          <w:numId w:val="1005"/>
+        </w:numPr>
+        <w:pStyle w:val="Compact"/>
+      </w:pPr>
       <w:r>
         <w:rPr>
           <w:bCs/>
@@ -2170,15 +2064,15 @@
       <w:r>
         <w:t xml:space="preserve">— canonical naming: L0 Infrastructure, L1 Subagent, L2 Orchestrator, L3 Oracle.</w:t>
       </w:r>
-      <w:r>
-        <w:t xml:space="preserve"> </w:t>
-      </w:r>
-      <w:r>
-        <w:t xml:space="preserve">-</w:t>
-      </w:r>
-      <w:r>
-        <w:t xml:space="preserve"> </w:t>
-      </w:r>
+    </w:p>
+    <w:p>
+      <w:pPr>
+        <w:numPr>
+          <w:ilvl w:val="0"/>
+          <w:numId w:val="1005"/>
+        </w:numPr>
+        <w:pStyle w:val="Compact"/>
+      </w:pPr>
       <w:r>
         <w:rPr>
           <w:bCs/>
@@ -2190,7 +2084,7 @@
         <w:t xml:space="preserve"> </w:t>
       </w:r>
       <w:r>
-        <w:t xml:space="preserve">— the protocol’s atomic verb. Always upward (</w:t>
+        <w:t xml:space="preserve">— the protocol's atomic verb. Always upward (</w:t>
       </w:r>
       <w:r>
         <w:rPr>
@@ -2201,15 +2095,15 @@
       <w:r>
         <w:t xml:space="preserve">).</w:t>
       </w:r>
-      <w:r>
-        <w:t xml:space="preserve"> </w:t>
-      </w:r>
-      <w:r>
-        <w:t xml:space="preserve">-</w:t>
-      </w:r>
-      <w:r>
-        <w:t xml:space="preserve"> </w:t>
-      </w:r>
+    </w:p>
+    <w:p>
+      <w:pPr>
+        <w:numPr>
+          <w:ilvl w:val="0"/>
+          <w:numId w:val="1005"/>
+        </w:numPr>
+        <w:pStyle w:val="Compact"/>
+      </w:pPr>
       <w:r>
         <w:rPr>
           <w:bCs/>
@@ -2235,15 +2129,15 @@
       <w:r>
         <w:t xml:space="preserve">.</w:t>
       </w:r>
-      <w:r>
-        <w:t xml:space="preserve"> </w:t>
-      </w:r>
-      <w:r>
-        <w:t xml:space="preserve">-</w:t>
-      </w:r>
-      <w:r>
-        <w:t xml:space="preserve"> </w:t>
-      </w:r>
+    </w:p>
+    <w:p>
+      <w:pPr>
+        <w:numPr>
+          <w:ilvl w:val="0"/>
+          <w:numId w:val="1005"/>
+        </w:numPr>
+        <w:pStyle w:val="Compact"/>
+      </w:pPr>
       <w:r>
         <w:rPr>
           <w:bCs/>
@@ -2303,15 +2197,15 @@
       <w:r>
         <w:t xml:space="preserve">answered to the caller.</w:t>
       </w:r>
-      <w:r>
-        <w:t xml:space="preserve"> </w:t>
-      </w:r>
-      <w:r>
-        <w:t xml:space="preserve">-</w:t>
-      </w:r>
-      <w:r>
-        <w:t xml:space="preserve"> </w:t>
-      </w:r>
+    </w:p>
+    <w:p>
+      <w:pPr>
+        <w:numPr>
+          <w:ilvl w:val="0"/>
+          <w:numId w:val="1005"/>
+        </w:numPr>
+        <w:pStyle w:val="Compact"/>
+      </w:pPr>
       <w:r>
         <w:rPr>
           <w:bCs/>
@@ -2323,30 +2217,12 @@
         <w:t xml:space="preserve"> </w:t>
       </w:r>
       <w:r>
-        <w:t xml:space="preserve">— Rhode is</w:t>
-      </w:r>
-      <w:r>
-        <w:t xml:space="preserve"> </w:t>
-      </w:r>
-      <w:r>
-        <w:t xml:space="preserve">“</w:t>
-      </w:r>
-      <w:r>
-        <w:t xml:space="preserve">both agent and oracle</w:t>
-      </w:r>
-      <w:r>
-        <w:t xml:space="preserve">”</w:t>
-      </w:r>
-      <w:r>
-        <w:t xml:space="preserve"> </w:t>
-      </w:r>
-      <w:r>
-        <w:t xml:space="preserve">depending on direction of the call. This is the central architectural insight: a single node can occupy multiple altitudes simultaneously, with the protocol disambiguating per-call.</w:t>
-      </w:r>
-    </w:p>
-    <w:p>
-      <w:pPr>
-        <w:pStyle w:val="BodyText"/>
+        <w:t xml:space="preserve">— Rhode is "both agent and oracle" depending on direction of the call. This is the central architectural insight: a single node can occupy multiple altitudes simultaneously, with the protocol disambiguating per-call.</w:t>
+      </w:r>
+    </w:p>
+    <w:p>
+      <w:pPr>
+        <w:pStyle w:val="FirstParagraph"/>
       </w:pPr>
       <w:r>
         <w:rPr>
@@ -2355,17 +2231,29 @@
         </w:rPr>
         <w:t xml:space="preserve">Architectural positions.</w:t>
       </w:r>
-      <w:r>
-        <w:t xml:space="preserve"> </w:t>
-      </w:r>
-      <w:r>
-        <w:t xml:space="preserve">- MCP is a thin facade over a filesystem-based message queue. The bus itself is the durable transport; MCP is just the operator-grade tool surface.</w:t>
-      </w:r>
-      <w:r>
-        <w:t xml:space="preserve"> </w:t>
-      </w:r>
-      <w:r>
-        <w:t xml:space="preserve">- Routing logic is declarative —</w:t>
+    </w:p>
+    <w:p>
+      <w:pPr>
+        <w:numPr>
+          <w:ilvl w:val="0"/>
+          <w:numId w:val="1006"/>
+        </w:numPr>
+        <w:pStyle w:val="Compact"/>
+      </w:pPr>
+      <w:r>
+        <w:t xml:space="preserve">MCP is a thin facade over a filesystem-based message queue. The bus itself is the durable transport; MCP is just the operator-grade tool surface.</w:t>
+      </w:r>
+    </w:p>
+    <w:p>
+      <w:pPr>
+        <w:numPr>
+          <w:ilvl w:val="0"/>
+          <w:numId w:val="1006"/>
+        </w:numPr>
+        <w:pStyle w:val="Compact"/>
+      </w:pPr>
+      <w:r>
+        <w:t xml:space="preserve">Routing logic is declarative —</w:t>
       </w:r>
       <w:r>
         <w:t xml:space="preserve"> </w:t>
@@ -2382,11 +2270,17 @@
       <w:r>
         <w:t xml:space="preserve">is computed.</w:t>
       </w:r>
-      <w:r>
-        <w:t xml:space="preserve"> </w:t>
-      </w:r>
-      <w:r>
-        <w:t xml:space="preserve">- Lifecycle: poll-based (2-second interval) with timeout (300s default). Timed-out requests are explicitly archived with</w:t>
+    </w:p>
+    <w:p>
+      <w:pPr>
+        <w:numPr>
+          <w:ilvl w:val="0"/>
+          <w:numId w:val="1006"/>
+        </w:numPr>
+        <w:pStyle w:val="Compact"/>
+      </w:pPr>
+      <w:r>
+        <w:t xml:space="preserve">Lifecycle: poll-based (2-second interval) with timeout (300s default). Timed-out requests are explicitly archived with</w:t>
       </w:r>
       <w:r>
         <w:t xml:space="preserve"> </w:t>
@@ -2403,17 +2297,29 @@
       <w:r>
         <w:t xml:space="preserve">— never silently dropped.</w:t>
       </w:r>
-      <w:r>
-        <w:t xml:space="preserve"> </w:t>
-      </w:r>
-      <w:r>
-        <w:t xml:space="preserve">- Auth: none at the MCP layer. Trust boundary is the filesystem itself.</w:t>
-      </w:r>
-      <w:r>
-        <w:t xml:space="preserve"> </w:t>
-      </w:r>
-      <w:r>
-        <w:t xml:space="preserve">- Evidence emission is</w:t>
+    </w:p>
+    <w:p>
+      <w:pPr>
+        <w:numPr>
+          <w:ilvl w:val="0"/>
+          <w:numId w:val="1006"/>
+        </w:numPr>
+        <w:pStyle w:val="Compact"/>
+      </w:pPr>
+      <w:r>
+        <w:t xml:space="preserve">Auth: none at the MCP layer. Trust boundary is the filesystem itself.</w:t>
+      </w:r>
+    </w:p>
+    <w:p>
+      <w:pPr>
+        <w:numPr>
+          <w:ilvl w:val="0"/>
+          <w:numId w:val="1006"/>
+        </w:numPr>
+        <w:pStyle w:val="Compact"/>
+      </w:pPr>
+      <w:r>
+        <w:t xml:space="preserve">Evidence emission is</w:t>
       </w:r>
       <w:r>
         <w:t xml:space="preserve"> </w:t>
@@ -2455,11 +2361,17 @@
       <w:r>
         <w:t xml:space="preserve">. The archive is the audit log.</w:t>
       </w:r>
-      <w:r>
-        <w:t xml:space="preserve"> </w:t>
-      </w:r>
-      <w:r>
-        <w:t xml:space="preserve">- Reboot continuity:</w:t>
+    </w:p>
+    <w:p>
+      <w:pPr>
+        <w:numPr>
+          <w:ilvl w:val="0"/>
+          <w:numId w:val="1006"/>
+        </w:numPr>
+        <w:pStyle w:val="Compact"/>
+      </w:pPr>
+      <w:r>
+        <w:t xml:space="preserve">Reboot continuity:</w:t>
       </w:r>
       <w:r>
         <w:t xml:space="preserve"> </w:t>
@@ -2474,25 +2386,7 @@
         <w:t xml:space="preserve"> </w:t>
       </w:r>
       <w:r>
-        <w:t xml:space="preserve">writes a</w:t>
-      </w:r>
-      <w:r>
-        <w:t xml:space="preserve"> </w:t>
-      </w:r>
-      <w:r>
-        <w:t xml:space="preserve">“</w:t>
-      </w:r>
-      <w:r>
-        <w:t xml:space="preserve">continuation prompt</w:t>
-      </w:r>
-      <w:r>
-        <w:t xml:space="preserve">”</w:t>
-      </w:r>
-      <w:r>
-        <w:t xml:space="preserve"> </w:t>
-      </w:r>
-      <w:r>
-        <w:t xml:space="preserve">to</w:t>
+        <w:t xml:space="preserve">writes a "continuation prompt" to</w:t>
       </w:r>
       <w:r>
         <w:t xml:space="preserve"> </w:t>
@@ -2512,7 +2406,7 @@
     </w:p>
     <w:p>
       <w:pPr>
-        <w:pStyle w:val="BodyText"/>
+        <w:pStyle w:val="FirstParagraph"/>
       </w:pPr>
       <w:r>
         <w:rPr>
@@ -2521,15 +2415,15 @@
         </w:rPr>
         <w:t xml:space="preserve">OrdSA parallels (direct).</w:t>
       </w:r>
-      <w:r>
-        <w:t xml:space="preserve"> </w:t>
-      </w:r>
-      <w:r>
-        <w:t xml:space="preserve">-</w:t>
-      </w:r>
-      <w:r>
-        <w:t xml:space="preserve"> </w:t>
-      </w:r>
+    </w:p>
+    <w:p>
+      <w:pPr>
+        <w:numPr>
+          <w:ilvl w:val="0"/>
+          <w:numId w:val="1007"/>
+        </w:numPr>
+        <w:pStyle w:val="Compact"/>
+      </w:pPr>
       <w:r>
         <w:rPr>
           <w:rStyle w:val="VerbatimChar"/>
@@ -2567,11 +2461,17 @@
       <w:r>
         <w:t xml:space="preserve">altitude-of-caller / altitude-of-target.</w:t>
       </w:r>
-      <w:r>
-        <w:t xml:space="preserve"> </w:t>
-      </w:r>
-      <w:r>
-        <w:t xml:space="preserve">- Upward-only call direction mirrors</w:t>
+    </w:p>
+    <w:p>
+      <w:pPr>
+        <w:numPr>
+          <w:ilvl w:val="0"/>
+          <w:numId w:val="1007"/>
+        </w:numPr>
+        <w:pStyle w:val="Compact"/>
+      </w:pPr>
+      <w:r>
+        <w:t xml:space="preserve">Upward-only call direction mirrors</w:t>
       </w:r>
       <w:r>
         <w:t xml:space="preserve"> </w:t>
@@ -2581,27 +2481,303 @@
           <w:iCs/>
           <w:i/>
         </w:rPr>
-        <w:t xml:space="preserve">“</w:t>
+        <w:t xml:space="preserve">"evidence flows up, authority flows down"</w:t>
+      </w:r>
+      <w:r>
+        <w:t xml:space="preserve"> </w:t>
+      </w:r>
+      <w:r>
+        <w:t xml:space="preserve">— you can only</w:t>
+      </w:r>
+      <w:r>
+        <w:t xml:space="preserve"> </w:t>
       </w:r>
       <w:r>
         <w:rPr>
           <w:iCs/>
           <w:i/>
         </w:rPr>
-        <w:t xml:space="preserve">evidence flows up, authority flows down</w:t>
+        <w:t xml:space="preserve">ask</w:t>
+      </w:r>
+      <w:r>
+        <w:t xml:space="preserve"> </w:t>
+      </w:r>
+      <w:r>
+        <w:t xml:space="preserve">upward.</w:t>
+      </w:r>
+    </w:p>
+    <w:p>
+      <w:pPr>
+        <w:numPr>
+          <w:ilvl w:val="0"/>
+          <w:numId w:val="1007"/>
+        </w:numPr>
+        <w:pStyle w:val="Compact"/>
+      </w:pPr>
+      <w:r>
+        <w:t xml:space="preserve">The L2 dual role (Rhode answers L1 calls itself, escalates L2→L3 to human) is the</w:t>
+      </w:r>
+      <w:r>
+        <w:t xml:space="preserve"> </w:t>
+      </w:r>
+      <w:r>
+        <w:rPr>
+          <w:bCs/>
+          <w:b/>
+        </w:rPr>
+        <w:t xml:space="preserve">phase-gate pattern</w:t>
+      </w:r>
+      <w:r>
+        <w:t xml:space="preserve">: the orchestrator decides whether a call deserves human attention, with the option to</w:t>
+      </w:r>
+      <w:r>
+        <w:t xml:space="preserve"> </w:t>
       </w:r>
       <w:r>
         <w:rPr>
           <w:iCs/>
           <w:i/>
         </w:rPr>
-        <w:t xml:space="preserve">”</w:t>
-      </w:r>
-      <w:r>
-        <w:t xml:space="preserve"> </w:t>
-      </w:r>
-      <w:r>
-        <w:t xml:space="preserve">— you can only</w:t>
+        <w:t xml:space="preserve">tell the subagent to re-ask at L2.</w:t>
+      </w:r>
+    </w:p>
+    <w:p>
+      <w:pPr>
+        <w:numPr>
+          <w:ilvl w:val="0"/>
+          <w:numId w:val="1007"/>
+        </w:numPr>
+        <w:pStyle w:val="Compact"/>
+      </w:pPr>
+      <w:r>
+        <w:rPr>
+          <w:rStyle w:val="VerbatimChar"/>
+        </w:rPr>
+        <w:t xml:space="preserve">responder</w:t>
+      </w:r>
+      <w:r>
+        <w:t xml:space="preserve"> </w:t>
+      </w:r>
+      <w:r>
+        <w:t xml:space="preserve">field = protocol-level provenance of judgment authority.</w:t>
+      </w:r>
+    </w:p>
+    <w:p>
+      <w:pPr>
+        <w:numPr>
+          <w:ilvl w:val="0"/>
+          <w:numId w:val="1007"/>
+        </w:numPr>
+        <w:pStyle w:val="Compact"/>
+      </w:pPr>
+      <w:r>
+        <w:t xml:space="preserve">Archive = immutable evidence ledger.</w:t>
+      </w:r>
+    </w:p>
+    <w:p>
+      <w:pPr>
+        <w:pStyle w:val="FirstParagraph"/>
+      </w:pPr>
+      <w:r>
+        <w:rPr>
+          <w:bCs/>
+          <w:b/>
+        </w:rPr>
+        <w:t xml:space="preserve">Reusable patterns for AEON.</w:t>
+      </w:r>
+    </w:p>
+    <w:p>
+      <w:pPr>
+        <w:numPr>
+          <w:ilvl w:val="0"/>
+          <w:numId w:val="1008"/>
+        </w:numPr>
+        <w:pStyle w:val="Compact"/>
+      </w:pPr>
+      <w:r>
+        <w:t xml:space="preserve">Filesystem-as-bus for local-host agent coordination — atomic, debuggable (</w:t>
+      </w:r>
+      <w:r>
+        <w:rPr>
+          <w:rStyle w:val="VerbatimChar"/>
+        </w:rPr>
+        <w:t xml:space="preserve">cat ~/.rhode/bus/requests/*.json</w:t>
+      </w:r>
+      <w:r>
+        <w:t xml:space="preserve">), zero dependency footprint.</w:t>
+      </w:r>
+    </w:p>
+    <w:p>
+      <w:pPr>
+        <w:numPr>
+          <w:ilvl w:val="0"/>
+          <w:numId w:val="1008"/>
+        </w:numPr>
+        <w:pStyle w:val="Compact"/>
+      </w:pPr>
+      <w:r>
+        <w:t xml:space="preserve">Polling + archive lifecycle as alternative to long-lived connections.</w:t>
+      </w:r>
+    </w:p>
+    <w:p>
+      <w:pPr>
+        <w:numPr>
+          <w:ilvl w:val="0"/>
+          <w:numId w:val="1008"/>
+        </w:numPr>
+        <w:pStyle w:val="Compact"/>
+      </w:pPr>
+      <w:r>
+        <w:rPr>
+          <w:rStyle w:val="VerbatimChar"/>
+        </w:rPr>
+        <w:t xml:space="preserve">responder</w:t>
+      </w:r>
+      <w:r>
+        <w:t xml:space="preserve"> </w:t>
+      </w:r>
+      <w:r>
+        <w:t xml:space="preserve">and</w:t>
+      </w:r>
+      <w:r>
+        <w:t xml:space="preserve"> </w:t>
+      </w:r>
+      <w:r>
+        <w:rPr>
+          <w:rStyle w:val="VerbatimChar"/>
+        </w:rPr>
+        <w:t xml:space="preserve">urgency</w:t>
+      </w:r>
+      <w:r>
+        <w:t xml:space="preserve"> </w:t>
+      </w:r>
+      <w:r>
+        <w:t xml:space="preserve">(4-value enum:</w:t>
+      </w:r>
+      <w:r>
+        <w:t xml:space="preserve"> </w:t>
+      </w:r>
+      <w:r>
+        <w:rPr>
+          <w:rStyle w:val="VerbatimChar"/>
+        </w:rPr>
+        <w:t xml:space="preserve">low|normal|high|critical</w:t>
+      </w:r>
+      <w:r>
+        <w:t xml:space="preserve">) as protocol-level metadata that agents can reason about.</w:t>
+      </w:r>
+    </w:p>
+    <w:p>
+      <w:pPr>
+        <w:numPr>
+          <w:ilvl w:val="0"/>
+          <w:numId w:val="1008"/>
+        </w:numPr>
+        <w:pStyle w:val="Compact"/>
+      </w:pPr>
+      <w:r>
+        <w:t xml:space="preserve">Fire-and-forget mode (</w:t>
+      </w:r>
+      <w:r>
+        <w:rPr>
+          <w:rStyle w:val="VerbatimChar"/>
+        </w:rPr>
+        <w:t xml:space="preserve">--no-wait</w:t>
+      </w:r>
+      <w:r>
+        <w:t xml:space="preserve">) for notifications — same protocol, different waiting policy.</w:t>
+      </w:r>
+    </w:p>
+    <w:bookmarkEnd w:id="44"/>
+    <w:bookmarkStart w:id="45" w:name="X6b2bb801e19fed3b78d3e3fda2b87fd38555238"/>
+    <w:p>
+      <w:pPr>
+        <w:pStyle w:val="Heading3"/>
+      </w:pPr>
+      <w:r>
+        <w:t xml:space="preserve">4.3 Hermetic galley + mcp — catalog/gateway separation</w:t>
+      </w:r>
+    </w:p>
+    <w:p>
+      <w:pPr>
+        <w:pStyle w:val="FirstParagraph"/>
+      </w:pPr>
+      <w:r>
+        <w:rPr>
+          <w:bCs/>
+          <w:b/>
+        </w:rPr>
+        <w:t xml:space="preserve">What it is.</w:t>
+      </w:r>
+      <w:r>
+        <w:t xml:space="preserve"> </w:t>
+      </w:r>
+      <w:r>
+        <w:t xml:space="preserve">Hermetic's</w:t>
+      </w:r>
+      <w:r>
+        <w:t xml:space="preserve"> </w:t>
+      </w:r>
+      <w:r>
+        <w:rPr>
+          <w:rStyle w:val="VerbatimChar"/>
+        </w:rPr>
+        <w:t xml:space="preserve">internal/galley/</w:t>
+      </w:r>
+      <w:r>
+        <w:t xml:space="preserve"> </w:t>
+      </w:r>
+      <w:r>
+        <w:t xml:space="preserve">(catalog) +</w:t>
+      </w:r>
+      <w:r>
+        <w:t xml:space="preserve"> </w:t>
+      </w:r>
+      <w:r>
+        <w:rPr>
+          <w:rStyle w:val="VerbatimChar"/>
+        </w:rPr>
+        <w:t xml:space="preserve">internal/mcp/</w:t>
+      </w:r>
+      <w:r>
+        <w:t xml:space="preserve"> </w:t>
+      </w:r>
+      <w:r>
+        <w:t xml:space="preserve">(server) provide a production-grade MCP gateway in Go. Galley aggregates MCP tools from multiple external MCP servers, indexes them with Ollama embeddings for semantic search, and exposes a single MCP surface that proxies calls to the right backend.</w:t>
+      </w:r>
+    </w:p>
+    <w:p>
+      <w:pPr>
+        <w:pStyle w:val="BodyText"/>
+      </w:pPr>
+      <w:r>
+        <w:rPr>
+          <w:bCs/>
+          <w:b/>
+        </w:rPr>
+        <w:t xml:space="preserve">Vocabulary.</w:t>
+      </w:r>
+    </w:p>
+    <w:p>
+      <w:pPr>
+        <w:numPr>
+          <w:ilvl w:val="0"/>
+          <w:numId w:val="1009"/>
+        </w:numPr>
+        <w:pStyle w:val="Compact"/>
+      </w:pPr>
+      <w:r>
+        <w:rPr>
+          <w:bCs/>
+          <w:b/>
+        </w:rPr>
+        <w:t xml:space="preserve">Galley</w:t>
+      </w:r>
+      <w:r>
+        <w:t xml:space="preserve"> </w:t>
+      </w:r>
+      <w:r>
+        <w:t xml:space="preserve">—</w:t>
       </w:r>
       <w:r>
         <w:t xml:space="preserve"> </w:t>
@@ -2611,32 +2787,44 @@
           <w:iCs/>
           <w:i/>
         </w:rPr>
-        <w:t xml:space="preserve">ask</w:t>
-      </w:r>
-      <w:r>
-        <w:t xml:space="preserve"> </w:t>
-      </w:r>
-      <w:r>
-        <w:t xml:space="preserve">upward.</w:t>
-      </w:r>
-      <w:r>
-        <w:t xml:space="preserve"> </w:t>
-      </w:r>
-      <w:r>
-        <w:t xml:space="preserve">- The L2 dual role (Rhode answers L1 calls itself, escalates L2→L3 to human) is the</w:t>
-      </w:r>
-      <w:r>
-        <w:t xml:space="preserve"> </w:t>
-      </w:r>
-      <w:r>
-        <w:rPr>
-          <w:bCs/>
-          <w:b/>
-        </w:rPr>
-        <w:t xml:space="preserve">phase-gate pattern</w:t>
-      </w:r>
-      <w:r>
-        <w:t xml:space="preserve">: the orchestrator decides whether a call deserves human attention, with the option to</w:t>
+        <w:t xml:space="preserve">"the CATALOG, not the executor"</w:t>
+      </w:r>
+      <w:r>
+        <w:t xml:space="preserve"> </w:t>
+      </w:r>
+      <w:r>
+        <w:t xml:space="preserve">(</w:t>
+      </w:r>
+      <w:r>
+        <w:rPr>
+          <w:rStyle w:val="VerbatimChar"/>
+        </w:rPr>
+        <w:t xml:space="preserve">galley.go:1-9</w:t>
+      </w:r>
+      <w:r>
+        <w:t xml:space="preserve">). Strong domain noun.</w:t>
+      </w:r>
+    </w:p>
+    <w:p>
+      <w:pPr>
+        <w:numPr>
+          <w:ilvl w:val="0"/>
+          <w:numId w:val="1009"/>
+        </w:numPr>
+        <w:pStyle w:val="Compact"/>
+      </w:pPr>
+      <w:r>
+        <w:rPr>
+          <w:bCs/>
+          <w:b/>
+        </w:rPr>
+        <w:t xml:space="preserve">Gateway</w:t>
+      </w:r>
+      <w:r>
+        <w:t xml:space="preserve"> </w:t>
+      </w:r>
+      <w:r>
+        <w:t xml:space="preserve">— the separate concern that</w:t>
       </w:r>
       <w:r>
         <w:t xml:space="preserve"> </w:t>
@@ -2646,222 +2834,107 @@
           <w:iCs/>
           <w:i/>
         </w:rPr>
-        <w:t xml:space="preserve">tell the subagent to re-ask at L2.</w:t>
-      </w:r>
-      <w:r>
-        <w:t xml:space="preserve"> </w:t>
-      </w:r>
-      <w:r>
-        <w:t xml:space="preserve">-</w:t>
-      </w:r>
-      <w:r>
-        <w:t xml:space="preserve"> </w:t>
-      </w:r>
-      <w:r>
-        <w:rPr>
-          <w:rStyle w:val="VerbatimChar"/>
-        </w:rPr>
-        <w:t xml:space="preserve">responder</w:t>
-      </w:r>
-      <w:r>
-        <w:t xml:space="preserve"> </w:t>
-      </w:r>
-      <w:r>
-        <w:t xml:space="preserve">field = protocol-level provenance of judgment authority.</w:t>
-      </w:r>
-      <w:r>
-        <w:t xml:space="preserve"> </w:t>
-      </w:r>
-      <w:r>
-        <w:t xml:space="preserve">- Archive = immutable evidence ledger.</w:t>
-      </w:r>
-    </w:p>
-    <w:p>
-      <w:pPr>
-        <w:pStyle w:val="BodyText"/>
-      </w:pPr>
-      <w:r>
-        <w:rPr>
-          <w:bCs/>
-          <w:b/>
-        </w:rPr>
-        <w:t xml:space="preserve">Reusable patterns for AEON.</w:t>
-      </w:r>
-      <w:r>
-        <w:t xml:space="preserve"> </w:t>
-      </w:r>
-      <w:r>
-        <w:t xml:space="preserve">- Filesystem-as-bus for local-host agent coordination — atomic, debuggable (</w:t>
-      </w:r>
-      <w:r>
-        <w:rPr>
-          <w:rStyle w:val="VerbatimChar"/>
-        </w:rPr>
-        <w:t xml:space="preserve">cat ~/.rhode/bus/requests/*.json</w:t>
-      </w:r>
-      <w:r>
-        <w:t xml:space="preserve">), zero dependency footprint.</w:t>
-      </w:r>
-      <w:r>
-        <w:t xml:space="preserve"> </w:t>
-      </w:r>
-      <w:r>
-        <w:t xml:space="preserve">- Polling + archive lifecycle as alternative to long-lived connections.</w:t>
-      </w:r>
-      <w:r>
-        <w:t xml:space="preserve"> </w:t>
-      </w:r>
-      <w:r>
-        <w:t xml:space="preserve">-</w:t>
-      </w:r>
-      <w:r>
-        <w:t xml:space="preserve"> </w:t>
-      </w:r>
-      <w:r>
-        <w:rPr>
-          <w:rStyle w:val="VerbatimChar"/>
-        </w:rPr>
-        <w:t xml:space="preserve">responder</w:t>
-      </w:r>
-      <w:r>
-        <w:t xml:space="preserve"> </w:t>
-      </w:r>
-      <w:r>
-        <w:t xml:space="preserve">and</w:t>
-      </w:r>
-      <w:r>
-        <w:t xml:space="preserve"> </w:t>
-      </w:r>
-      <w:r>
-        <w:rPr>
-          <w:rStyle w:val="VerbatimChar"/>
-        </w:rPr>
-        <w:t xml:space="preserve">urgency</w:t>
-      </w:r>
-      <w:r>
-        <w:t xml:space="preserve"> </w:t>
-      </w:r>
-      <w:r>
-        <w:t xml:space="preserve">(4-value enum:</w:t>
-      </w:r>
-      <w:r>
-        <w:t xml:space="preserve"> </w:t>
-      </w:r>
-      <w:r>
-        <w:rPr>
-          <w:rStyle w:val="VerbatimChar"/>
-        </w:rPr>
-        <w:t xml:space="preserve">low|normal|high|critical</w:t>
-      </w:r>
-      <w:r>
-        <w:t xml:space="preserve">) as protocol-level metadata that agents can reason about.</w:t>
-      </w:r>
-      <w:r>
-        <w:t xml:space="preserve"> </w:t>
-      </w:r>
-      <w:r>
-        <w:t xml:space="preserve">- Fire-and-forget mode (</w:t>
-      </w:r>
-      <w:r>
-        <w:rPr>
-          <w:rStyle w:val="VerbatimChar"/>
-        </w:rPr>
-        <w:t xml:space="preserve">--no-wait</w:t>
-      </w:r>
-      <w:r>
-        <w:t xml:space="preserve">) for notifications — same protocol, different waiting policy.</w:t>
-      </w:r>
-    </w:p>
-    <w:bookmarkEnd w:id="44"/>
-    <w:bookmarkStart w:id="45" w:name="X5e0e256e76a940d2b01bd03871783832e602491"/>
-    <w:p>
-      <w:pPr>
-        <w:pStyle w:val="Heading3"/>
-      </w:pPr>
-      <w:r>
-        <w:t xml:space="preserve">4.3 Hermetic galley + mcp — catalog/gateway separation</w:t>
-      </w:r>
-    </w:p>
-    <w:p>
-      <w:pPr>
-        <w:pStyle w:val="FirstParagraph"/>
-      </w:pPr>
-      <w:r>
-        <w:rPr>
-          <w:bCs/>
-          <w:b/>
-        </w:rPr>
-        <w:t xml:space="preserve">What it is.</w:t>
-      </w:r>
-      <w:r>
-        <w:t xml:space="preserve"> </w:t>
-      </w:r>
-      <w:r>
-        <w:t xml:space="preserve">Hermetic’s</w:t>
-      </w:r>
-      <w:r>
-        <w:t xml:space="preserve"> </w:t>
-      </w:r>
-      <w:r>
-        <w:rPr>
-          <w:rStyle w:val="VerbatimChar"/>
-        </w:rPr>
-        <w:t xml:space="preserve">internal/galley/</w:t>
-      </w:r>
-      <w:r>
-        <w:t xml:space="preserve"> </w:t>
-      </w:r>
-      <w:r>
-        <w:t xml:space="preserve">(catalog) +</w:t>
-      </w:r>
-      <w:r>
-        <w:t xml:space="preserve"> </w:t>
-      </w:r>
-      <w:r>
-        <w:rPr>
-          <w:rStyle w:val="VerbatimChar"/>
-        </w:rPr>
-        <w:t xml:space="preserve">internal/mcp/</w:t>
-      </w:r>
-      <w:r>
-        <w:t xml:space="preserve"> </w:t>
-      </w:r>
-      <w:r>
-        <w:t xml:space="preserve">(server) provide a production-grade MCP gateway in Go. Galley aggregates MCP tools from multiple external MCP servers, indexes them with Ollama embeddings for semantic search, and exposes a single MCP surface that proxies calls to the right backend.</w:t>
-      </w:r>
-    </w:p>
-    <w:p>
-      <w:pPr>
-        <w:pStyle w:val="BodyText"/>
-      </w:pPr>
-      <w:r>
-        <w:rPr>
-          <w:bCs/>
-          <w:b/>
-        </w:rPr>
-        <w:t xml:space="preserve">Vocabulary.</w:t>
-      </w:r>
-      <w:r>
-        <w:t xml:space="preserve"> </w:t>
-      </w:r>
-      <w:r>
-        <w:t xml:space="preserve">-</w:t>
-      </w:r>
-      <w:r>
-        <w:t xml:space="preserve"> </w:t>
-      </w:r>
-      <w:r>
-        <w:rPr>
-          <w:bCs/>
-          <w:b/>
-        </w:rPr>
-        <w:t xml:space="preserve">Galley</w:t>
-      </w:r>
-      <w:r>
-        <w:t xml:space="preserve"> </w:t>
-      </w:r>
-      <w:r>
-        <w:t xml:space="preserve">—</w:t>
+        <w:t xml:space="preserve">executes</w:t>
+      </w:r>
+      <w:r>
+        <w:t xml:space="preserve"> </w:t>
+      </w:r>
+      <w:r>
+        <w:t xml:space="preserve">MCP calls against external servers. Galley wraps Gateway.</w:t>
+      </w:r>
+    </w:p>
+    <w:p>
+      <w:pPr>
+        <w:numPr>
+          <w:ilvl w:val="0"/>
+          <w:numId w:val="1009"/>
+        </w:numPr>
+        <w:pStyle w:val="Compact"/>
+      </w:pPr>
+      <w:r>
+        <w:rPr>
+          <w:bCs/>
+          <w:b/>
+        </w:rPr>
+        <w:t xml:space="preserve">Namespace</w:t>
+      </w:r>
+      <w:r>
+        <w:t xml:space="preserve"> </w:t>
+      </w:r>
+      <w:r>
+        <w:t xml:space="preserve">— unit of MCP-server grouping. One namespace = one external MCP server; tools keyed</w:t>
+      </w:r>
+      <w:r>
+        <w:t xml:space="preserve"> </w:t>
+      </w:r>
+      <w:r>
+        <w:rPr>
+          <w:rStyle w:val="VerbatimChar"/>
+        </w:rPr>
+        <w:t xml:space="preserve">(namespace, tool_name)</w:t>
+      </w:r>
+      <w:r>
+        <w:t xml:space="preserve">.</w:t>
+      </w:r>
+    </w:p>
+    <w:p>
+      <w:pPr>
+        <w:numPr>
+          <w:ilvl w:val="0"/>
+          <w:numId w:val="1009"/>
+        </w:numPr>
+        <w:pStyle w:val="Compact"/>
+      </w:pPr>
+      <w:r>
+        <w:rPr>
+          <w:bCs/>
+          <w:b/>
+        </w:rPr>
+        <w:t xml:space="preserve">Expand</w:t>
+      </w:r>
+      <w:r>
+        <w:t xml:space="preserve"> </w:t>
+      </w:r>
+      <w:r>
+        <w:t xml:space="preserve">/</w:t>
+      </w:r>
+      <w:r>
+        <w:t xml:space="preserve"> </w:t>
+      </w:r>
+      <w:r>
+        <w:rPr>
+          <w:bCs/>
+          <w:b/>
+        </w:rPr>
+        <w:t xml:space="preserve">Collapse</w:t>
+      </w:r>
+      <w:r>
+        <w:t xml:space="preserve"> </w:t>
+      </w:r>
+      <w:r>
+        <w:t xml:space="preserve">— lifecycle verbs for namespace subprocess management.</w:t>
+      </w:r>
+    </w:p>
+    <w:p>
+      <w:pPr>
+        <w:numPr>
+          <w:ilvl w:val="0"/>
+          <w:numId w:val="1009"/>
+        </w:numPr>
+        <w:pStyle w:val="Compact"/>
+      </w:pPr>
+      <w:r>
+        <w:rPr>
+          <w:bCs/>
+          <w:b/>
+        </w:rPr>
+        <w:t xml:space="preserve">ToolRegistrar</w:t>
+      </w:r>
+      <w:r>
+        <w:t xml:space="preserve"> </w:t>
+      </w:r>
+      <w:r>
+        <w:t xml:space="preserve">— Go interface each subsystem implements to register tools; Hermetic has a</w:t>
       </w:r>
       <w:r>
         <w:t xml:space="preserve"> </w:t>
@@ -2871,58 +2944,533 @@
           <w:iCs/>
           <w:i/>
         </w:rPr>
-        <w:t xml:space="preserve">“</w:t>
+        <w:t xml:space="preserve">layered</w:t>
+      </w:r>
+      <w:r>
+        <w:t xml:space="preserve"> </w:t>
+      </w:r>
+      <w:r>
+        <w:t xml:space="preserve">MCP server where multiple subsystems each contribute their tool surface.</w:t>
+      </w:r>
+    </w:p>
+    <w:p>
+      <w:pPr>
+        <w:numPr>
+          <w:ilvl w:val="0"/>
+          <w:numId w:val="1009"/>
+        </w:numPr>
+        <w:pStyle w:val="Compact"/>
+      </w:pPr>
+      <w:r>
+        <w:rPr>
+          <w:bCs/>
+          <w:b/>
+        </w:rPr>
+        <w:t xml:space="preserve">Scan</w:t>
+      </w:r>
+      <w:r>
+        <w:t xml:space="preserve"> </w:t>
+      </w:r>
+      <w:r>
+        <w:t xml:space="preserve">— discovery operation (expand → catalog → collapse).</w:t>
+      </w:r>
+    </w:p>
+    <w:p>
+      <w:pPr>
+        <w:numPr>
+          <w:ilvl w:val="0"/>
+          <w:numId w:val="1009"/>
+        </w:numPr>
+        <w:pStyle w:val="Compact"/>
+      </w:pPr>
+      <w:r>
+        <w:rPr>
+          <w:bCs/>
+          <w:b/>
+        </w:rPr>
+        <w:t xml:space="preserve">Catalog vs. live</w:t>
+      </w:r>
+      <w:r>
+        <w:t xml:space="preserve"> </w:t>
+      </w:r>
+      <w:r>
+        <w:t xml:space="preserve">— explicit distinction throughout the code. The catalog is what the system</w:t>
+      </w:r>
+      <w:r>
+        <w:t xml:space="preserve"> </w:t>
       </w:r>
       <w:r>
         <w:rPr>
           <w:iCs/>
           <w:i/>
         </w:rPr>
-        <w:t xml:space="preserve">the CATALOG, not the executor</w:t>
+        <w:t xml:space="preserve">believes</w:t>
+      </w:r>
+      <w:r>
+        <w:t xml:space="preserve"> </w:t>
+      </w:r>
+      <w:r>
+        <w:t xml:space="preserve">tools to be; an actual</w:t>
+      </w:r>
+      <w:r>
+        <w:t xml:space="preserve"> </w:t>
+      </w:r>
+      <w:r>
+        <w:rPr>
+          <w:rStyle w:val="VerbatimChar"/>
+        </w:rPr>
+        <w:t xml:space="preserve">call_tool</w:t>
+      </w:r>
+      <w:r>
+        <w:t xml:space="preserve"> </w:t>
+      </w:r>
+      <w:r>
+        <w:t xml:space="preserve">produces fresh evidence.</w:t>
+      </w:r>
+    </w:p>
+    <w:p>
+      <w:pPr>
+        <w:pStyle w:val="FirstParagraph"/>
+      </w:pPr>
+      <w:r>
+        <w:rPr>
+          <w:bCs/>
+          <w:b/>
+        </w:rPr>
+        <w:t xml:space="preserve">Architectural positions.</w:t>
+      </w:r>
+    </w:p>
+    <w:p>
+      <w:pPr>
+        <w:numPr>
+          <w:ilvl w:val="0"/>
+          <w:numId w:val="1010"/>
+        </w:numPr>
+        <w:pStyle w:val="Compact"/>
+      </w:pPr>
+      <w:r>
+        <w:t xml:space="preserve">Five supported transports (</w:t>
+      </w:r>
+      <w:r>
+        <w:rPr>
+          <w:rStyle w:val="VerbatimChar"/>
+        </w:rPr>
+        <w:t xml:space="preserve">gateway.go:42-47</w:t>
+      </w:r>
+      <w:r>
+        <w:t xml:space="preserve">):</w:t>
+      </w:r>
+      <w:r>
+        <w:t xml:space="preserve"> </w:t>
+      </w:r>
+      <w:r>
+        <w:rPr>
+          <w:rStyle w:val="VerbatimChar"/>
+        </w:rPr>
+        <w:t xml:space="preserve">stdio</w:t>
+      </w:r>
+      <w:r>
+        <w:t xml:space="preserve">,</w:t>
+      </w:r>
+      <w:r>
+        <w:t xml:space="preserve"> </w:t>
+      </w:r>
+      <w:r>
+        <w:rPr>
+          <w:rStyle w:val="VerbatimChar"/>
+        </w:rPr>
+        <w:t xml:space="preserve">sse</w:t>
+      </w:r>
+      <w:r>
+        <w:t xml:space="preserve">,</w:t>
+      </w:r>
+      <w:r>
+        <w:t xml:space="preserve"> </w:t>
+      </w:r>
+      <w:r>
+        <w:rPr>
+          <w:rStyle w:val="VerbatimChar"/>
+        </w:rPr>
+        <w:t xml:space="preserve">http</w:t>
+      </w:r>
+      <w:r>
+        <w:t xml:space="preserve">,</w:t>
+      </w:r>
+      <w:r>
+        <w:t xml:space="preserve"> </w:t>
+      </w:r>
+      <w:r>
+        <w:rPr>
+          <w:rStyle w:val="VerbatimChar"/>
+        </w:rPr>
+        <w:t xml:space="preserve">oauth-sse</w:t>
+      </w:r>
+      <w:r>
+        <w:t xml:space="preserve">,</w:t>
+      </w:r>
+      <w:r>
+        <w:t xml:space="preserve"> </w:t>
+      </w:r>
+      <w:r>
+        <w:rPr>
+          <w:rStyle w:val="VerbatimChar"/>
+        </w:rPr>
+        <w:t xml:space="preserve">oauth-http</w:t>
+      </w:r>
+      <w:r>
+        <w:t xml:space="preserve">. Per-transport validation in</w:t>
+      </w:r>
+      <w:r>
+        <w:t xml:space="preserve"> </w:t>
+      </w:r>
+      <w:r>
+        <w:rPr>
+          <w:rStyle w:val="VerbatimChar"/>
+        </w:rPr>
+        <w:t xml:space="preserve">ServerConfig.Validate()</w:t>
+      </w:r>
+      <w:r>
+        <w:t xml:space="preserve">.</w:t>
+      </w:r>
+    </w:p>
+    <w:p>
+      <w:pPr>
+        <w:numPr>
+          <w:ilvl w:val="0"/>
+          <w:numId w:val="1010"/>
+        </w:numPr>
+        <w:pStyle w:val="Compact"/>
+      </w:pPr>
+      <w:r>
+        <w:t xml:space="preserve">OAuth: pre-acquired token only (</w:t>
       </w:r>
       <w:r>
         <w:rPr>
           <w:iCs/>
           <w:i/>
         </w:rPr>
-        <w:t xml:space="preserve">”</w:t>
-      </w:r>
-      <w:r>
-        <w:t xml:space="preserve"> </w:t>
-      </w:r>
-      <w:r>
-        <w:t xml:space="preserve">(</w:t>
-      </w:r>
-      <w:r>
-        <w:rPr>
-          <w:rStyle w:val="VerbatimChar"/>
-        </w:rPr>
-        <w:t xml:space="preserve">galley.go:1-9</w:t>
-      </w:r>
-      <w:r>
-        <w:t xml:space="preserve">). Strong domain noun.</w:t>
-      </w:r>
-      <w:r>
-        <w:t xml:space="preserve"> </w:t>
-      </w:r>
-      <w:r>
-        <w:t xml:space="preserve">-</w:t>
-      </w:r>
-      <w:r>
-        <w:t xml:space="preserve"> </w:t>
-      </w:r>
-      <w:r>
-        <w:rPr>
-          <w:bCs/>
-          <w:b/>
-        </w:rPr>
-        <w:t xml:space="preserve">Gateway</w:t>
-      </w:r>
-      <w:r>
-        <w:t xml:space="preserve"> </w:t>
-      </w:r>
-      <w:r>
-        <w:t xml:space="preserve">— the separate concern that</w:t>
+        <w:t xml:space="preserve">"Browser-callback OAuth flow is intentionally out of scope here — bring your own token"</w:t>
+      </w:r>
+      <w:r>
+        <w:t xml:space="preserve">). Explicitly complementary to Legate's full-OAuth-AS stance.</w:t>
+      </w:r>
+    </w:p>
+    <w:p>
+      <w:pPr>
+        <w:numPr>
+          <w:ilvl w:val="0"/>
+          <w:numId w:val="1010"/>
+        </w:numPr>
+        <w:pStyle w:val="Compact"/>
+      </w:pPr>
+      <w:r>
+        <w:t xml:space="preserve">Persistence: server configs in SQLite</w:t>
+      </w:r>
+      <w:r>
+        <w:t xml:space="preserve"> </w:t>
+      </w:r>
+      <w:r>
+        <w:rPr>
+          <w:rStyle w:val="VerbatimChar"/>
+        </w:rPr>
+        <w:t xml:space="preserve">namespace_servers</w:t>
+      </w:r>
+      <w:r>
+        <w:t xml:space="preserve">; tool catalog in</w:t>
+      </w:r>
+      <w:r>
+        <w:t xml:space="preserve"> </w:t>
+      </w:r>
+      <w:r>
+        <w:rPr>
+          <w:rStyle w:val="VerbatimChar"/>
+        </w:rPr>
+        <w:t xml:space="preserve">galley_namespaces</w:t>
+      </w:r>
+      <w:r>
+        <w:t xml:space="preserve"> </w:t>
+      </w:r>
+      <w:r>
+        <w:t xml:space="preserve">+</w:t>
+      </w:r>
+      <w:r>
+        <w:t xml:space="preserve"> </w:t>
+      </w:r>
+      <w:r>
+        <w:rPr>
+          <w:rStyle w:val="VerbatimChar"/>
+        </w:rPr>
+        <w:t xml:space="preserve">galley_tools</w:t>
+      </w:r>
+      <w:r>
+        <w:t xml:space="preserve">; embeddings as BLOB.</w:t>
+      </w:r>
+    </w:p>
+    <w:p>
+      <w:pPr>
+        <w:numPr>
+          <w:ilvl w:val="0"/>
+          <w:numId w:val="1010"/>
+        </w:numPr>
+        <w:pStyle w:val="Compact"/>
+      </w:pPr>
+      <w:r>
+        <w:t xml:space="preserve">Embeddings: Ollama</w:t>
+      </w:r>
+      <w:r>
+        <w:t xml:space="preserve"> </w:t>
+      </w:r>
+      <w:r>
+        <w:rPr>
+          <w:rStyle w:val="VerbatimChar"/>
+        </w:rPr>
+        <w:t xml:space="preserve">nomic-embed-text</w:t>
+      </w:r>
+      <w:r>
+        <w:t xml:space="preserve"> </w:t>
+      </w:r>
+      <w:r>
+        <w:t xml:space="preserve">(768-dim), explicitly cross-language compatible with Python's</w:t>
+      </w:r>
+      <w:r>
+        <w:t xml:space="preserve"> </w:t>
+      </w:r>
+      <w:r>
+        <w:rPr>
+          <w:rStyle w:val="VerbatimChar"/>
+        </w:rPr>
+        <w:t xml:space="preserve">struct.pack("&lt;768f", ...)</w:t>
+      </w:r>
+      <w:r>
+        <w:t xml:space="preserve">. Graceful degradation to keyword search when Ollama unreachable.</w:t>
+      </w:r>
+    </w:p>
+    <w:p>
+      <w:pPr>
+        <w:numPr>
+          <w:ilvl w:val="0"/>
+          <w:numId w:val="1010"/>
+        </w:numPr>
+        <w:pStyle w:val="Compact"/>
+      </w:pPr>
+      <w:r>
+        <w:t xml:space="preserve">Concurrency:</w:t>
+      </w:r>
+      <w:r>
+        <w:t xml:space="preserve"> </w:t>
+      </w:r>
+      <w:r>
+        <w:rPr>
+          <w:rStyle w:val="VerbatimChar"/>
+        </w:rPr>
+        <w:t xml:space="preserve">sync.RWMutex</w:t>
+      </w:r>
+      <w:r>
+        <w:t xml:space="preserve"> </w:t>
+      </w:r>
+      <w:r>
+        <w:t xml:space="preserve">on process map; double-check pattern in</w:t>
+      </w:r>
+      <w:r>
+        <w:t xml:space="preserve"> </w:t>
+      </w:r>
+      <w:r>
+        <w:rPr>
+          <w:rStyle w:val="VerbatimChar"/>
+        </w:rPr>
+        <w:t xml:space="preserve">ExpandNamespace</w:t>
+      </w:r>
+      <w:r>
+        <w:t xml:space="preserve">.</w:t>
+      </w:r>
+    </w:p>
+    <w:p>
+      <w:pPr>
+        <w:numPr>
+          <w:ilvl w:val="0"/>
+          <w:numId w:val="1010"/>
+        </w:numPr>
+        <w:pStyle w:val="Compact"/>
+      </w:pPr>
+      <w:r>
+        <w:t xml:space="preserve">Connection lifecycle: lazy expand on</w:t>
+      </w:r>
+      <w:r>
+        <w:t xml:space="preserve"> </w:t>
+      </w:r>
+      <w:r>
+        <w:rPr>
+          <w:rStyle w:val="VerbatimChar"/>
+        </w:rPr>
+        <w:t xml:space="preserve">CallTool</w:t>
+      </w:r>
+      <w:r>
+        <w:t xml:space="preserve">, explicit</w:t>
+      </w:r>
+      <w:r>
+        <w:t xml:space="preserve"> </w:t>
+      </w:r>
+      <w:r>
+        <w:rPr>
+          <w:rStyle w:val="VerbatimChar"/>
+        </w:rPr>
+        <w:t xml:space="preserve">collapse_namespace</w:t>
+      </w:r>
+      <w:r>
+        <w:t xml:space="preserve"> </w:t>
+      </w:r>
+      <w:r>
+        <w:t xml:space="preserve">for teardown.</w:t>
+      </w:r>
+    </w:p>
+    <w:p>
+      <w:pPr>
+        <w:numPr>
+          <w:ilvl w:val="0"/>
+          <w:numId w:val="1010"/>
+        </w:numPr>
+        <w:pStyle w:val="Compact"/>
+      </w:pPr>
+      <w:r>
+        <w:t xml:space="preserve">Tool naming: dynamic</w:t>
+      </w:r>
+      <w:r>
+        <w:t xml:space="preserve"> </w:t>
+      </w:r>
+      <w:r>
+        <w:rPr>
+          <w:rStyle w:val="VerbatimChar"/>
+        </w:rPr>
+        <w:t xml:space="preserve">expand_&lt;ns&gt;</w:t>
+      </w:r>
+      <w:r>
+        <w:t xml:space="preserve"> </w:t>
+      </w:r>
+      <w:r>
+        <w:t xml:space="preserve">tools generated at server boot, one per registered namespace.</w:t>
+      </w:r>
+    </w:p>
+    <w:p>
+      <w:pPr>
+        <w:pStyle w:val="FirstParagraph"/>
+      </w:pPr>
+      <w:r>
+        <w:rPr>
+          <w:bCs/>
+          <w:b/>
+        </w:rPr>
+        <w:t xml:space="preserve">Tool surface (</w:t>
+      </w:r>
+      <w:r>
+        <w:rPr>
+          <w:rStyle w:val="VerbatimChar"/>
+          <w:bCs/>
+          <w:b/>
+        </w:rPr>
+        <w:t xml:space="preserve">tools.go</w:t>
+      </w:r>
+      <w:r>
+        <w:rPr>
+          <w:bCs/>
+          <w:b/>
+        </w:rPr>
+        <w:t xml:space="preserve">)</w:t>
+      </w:r>
+      <w:r>
+        <w:t xml:space="preserve"> </w:t>
+      </w:r>
+      <w:r>
+        <w:t xml:space="preserve">— 8 static + N dynamic:</w:t>
+      </w:r>
+      <w:r>
+        <w:t xml:space="preserve"> </w:t>
+      </w:r>
+      <w:r>
+        <w:rPr>
+          <w:rStyle w:val="VerbatimChar"/>
+        </w:rPr>
+        <w:t xml:space="preserve">search_tools</w:t>
+      </w:r>
+      <w:r>
+        <w:t xml:space="preserve"> </w:t>
+      </w:r>
+      <w:r>
+        <w:t xml:space="preserve">(semantic search) ·</w:t>
+      </w:r>
+      <w:r>
+        <w:t xml:space="preserve"> </w:t>
+      </w:r>
+      <w:r>
+        <w:rPr>
+          <w:rStyle w:val="VerbatimChar"/>
+        </w:rPr>
+        <w:t xml:space="preserve">register_namespace</w:t>
+      </w:r>
+      <w:r>
+        <w:t xml:space="preserve"> </w:t>
+      </w:r>
+      <w:r>
+        <w:t xml:space="preserve">·</w:t>
+      </w:r>
+      <w:r>
+        <w:t xml:space="preserve"> </w:t>
+      </w:r>
+      <w:r>
+        <w:rPr>
+          <w:rStyle w:val="VerbatimChar"/>
+        </w:rPr>
+        <w:t xml:space="preserve">scan_namespace</w:t>
+      </w:r>
+      <w:r>
+        <w:t xml:space="preserve"> </w:t>
+      </w:r>
+      <w:r>
+        <w:t xml:space="preserve">/</w:t>
+      </w:r>
+      <w:r>
+        <w:t xml:space="preserve"> </w:t>
+      </w:r>
+      <w:r>
+        <w:rPr>
+          <w:rStyle w:val="VerbatimChar"/>
+        </w:rPr>
+        <w:t xml:space="preserve">scan_all_namespaces</w:t>
+      </w:r>
+      <w:r>
+        <w:t xml:space="preserve"> </w:t>
+      </w:r>
+      <w:r>
+        <w:t xml:space="preserve">·</w:t>
+      </w:r>
+      <w:r>
+        <w:t xml:space="preserve"> </w:t>
+      </w:r>
+      <w:r>
+        <w:rPr>
+          <w:rStyle w:val="VerbatimChar"/>
+        </w:rPr>
+        <w:t xml:space="preserve">list_registered</w:t>
+      </w:r>
+      <w:r>
+        <w:t xml:space="preserve"> </w:t>
+      </w:r>
+      <w:r>
+        <w:t xml:space="preserve">·</w:t>
+      </w:r>
+      <w:r>
+        <w:t xml:space="preserve"> </w:t>
+      </w:r>
+      <w:r>
+        <w:rPr>
+          <w:rStyle w:val="VerbatimChar"/>
+        </w:rPr>
+        <w:t xml:space="preserve">get_tool_context</w:t>
+      </w:r>
+      <w:r>
+        <w:t xml:space="preserve"> </w:t>
+      </w:r>
+      <w:r>
+        <w:t xml:space="preserve">(formatted markdown block of relevant tools for a task —</w:t>
       </w:r>
       <w:r>
         <w:t xml:space="preserve"> </w:t>
@@ -2932,107 +3480,128 @@
           <w:iCs/>
           <w:i/>
         </w:rPr>
-        <w:t xml:space="preserve">executes</w:t>
-      </w:r>
-      <w:r>
-        <w:t xml:space="preserve"> </w:t>
-      </w:r>
-      <w:r>
-        <w:t xml:space="preserve">MCP calls against external servers. Galley wraps Gateway.</w:t>
-      </w:r>
-      <w:r>
-        <w:t xml:space="preserve"> </w:t>
-      </w:r>
-      <w:r>
-        <w:t xml:space="preserve">-</w:t>
-      </w:r>
-      <w:r>
-        <w:t xml:space="preserve"> </w:t>
-      </w:r>
-      <w:r>
-        <w:rPr>
-          <w:bCs/>
-          <w:b/>
-        </w:rPr>
-        <w:t xml:space="preserve">Namespace</w:t>
-      </w:r>
-      <w:r>
-        <w:t xml:space="preserve"> </w:t>
-      </w:r>
-      <w:r>
-        <w:t xml:space="preserve">— unit of MCP-server grouping. One namespace = one external MCP server; tools keyed</w:t>
-      </w:r>
-      <w:r>
-        <w:t xml:space="preserve"> </w:t>
-      </w:r>
-      <w:r>
-        <w:rPr>
-          <w:rStyle w:val="VerbatimChar"/>
-        </w:rPr>
-        <w:t xml:space="preserve">(namespace, tool_name)</w:t>
-      </w:r>
-      <w:r>
-        <w:t xml:space="preserve">.</w:t>
-      </w:r>
-      <w:r>
-        <w:t xml:space="preserve"> </w:t>
-      </w:r>
-      <w:r>
-        <w:t xml:space="preserve">-</w:t>
-      </w:r>
-      <w:r>
-        <w:t xml:space="preserve"> </w:t>
-      </w:r>
-      <w:r>
-        <w:rPr>
-          <w:bCs/>
-          <w:b/>
-        </w:rPr>
-        <w:t xml:space="preserve">Expand</w:t>
-      </w:r>
-      <w:r>
-        <w:t xml:space="preserve"> </w:t>
-      </w:r>
-      <w:r>
-        <w:t xml:space="preserve">/</w:t>
-      </w:r>
-      <w:r>
-        <w:t xml:space="preserve"> </w:t>
-      </w:r>
-      <w:r>
-        <w:rPr>
-          <w:bCs/>
-          <w:b/>
-        </w:rPr>
-        <w:t xml:space="preserve">Collapse</w:t>
-      </w:r>
-      <w:r>
-        <w:t xml:space="preserve"> </w:t>
-      </w:r>
-      <w:r>
-        <w:t xml:space="preserve">— lifecycle verbs for namespace subprocess management.</w:t>
-      </w:r>
-      <w:r>
-        <w:t xml:space="preserve"> </w:t>
-      </w:r>
-      <w:r>
-        <w:t xml:space="preserve">-</w:t>
-      </w:r>
-      <w:r>
-        <w:t xml:space="preserve"> </w:t>
-      </w:r>
-      <w:r>
-        <w:rPr>
-          <w:bCs/>
-          <w:b/>
-        </w:rPr>
-        <w:t xml:space="preserve">ToolRegistrar</w:t>
-      </w:r>
-      <w:r>
-        <w:t xml:space="preserve"> </w:t>
-      </w:r>
-      <w:r>
-        <w:t xml:space="preserve">— Go interface each subsystem implements to register tools; Hermetic has a</w:t>
+        <w:t xml:space="preserve">prompt-shaped output, not just data</w:t>
+      </w:r>
+      <w:r>
+        <w:t xml:space="preserve">) ·</w:t>
+      </w:r>
+      <w:r>
+        <w:t xml:space="preserve"> </w:t>
+      </w:r>
+      <w:r>
+        <w:rPr>
+          <w:rStyle w:val="VerbatimChar"/>
+        </w:rPr>
+        <w:t xml:space="preserve">call_tool</w:t>
+      </w:r>
+      <w:r>
+        <w:t xml:space="preserve"> </w:t>
+      </w:r>
+      <w:r>
+        <w:t xml:space="preserve">(proxied invocation) ·</w:t>
+      </w:r>
+      <w:r>
+        <w:t xml:space="preserve"> </w:t>
+      </w:r>
+      <w:r>
+        <w:rPr>
+          <w:rStyle w:val="VerbatimChar"/>
+        </w:rPr>
+        <w:t xml:space="preserve">collapse_namespace</w:t>
+      </w:r>
+      <w:r>
+        <w:t xml:space="preserve"> </w:t>
+      </w:r>
+      <w:r>
+        <w:t xml:space="preserve">·</w:t>
+      </w:r>
+      <w:r>
+        <w:t xml:space="preserve"> </w:t>
+      </w:r>
+      <w:r>
+        <w:rPr>
+          <w:rStyle w:val="VerbatimChar"/>
+        </w:rPr>
+        <w:t xml:space="preserve">expand_&lt;ns&gt;</w:t>
+      </w:r>
+      <w:r>
+        <w:t xml:space="preserve"> </w:t>
+      </w:r>
+      <w:r>
+        <w:t xml:space="preserve">(one per namespace, cached catalog view).</w:t>
+      </w:r>
+    </w:p>
+    <w:p>
+      <w:pPr>
+        <w:pStyle w:val="BodyText"/>
+      </w:pPr>
+      <w:r>
+        <w:rPr>
+          <w:bCs/>
+          <w:b/>
+        </w:rPr>
+        <w:t xml:space="preserve">OrdSA parallels.</w:t>
+      </w:r>
+    </w:p>
+    <w:p>
+      <w:pPr>
+        <w:numPr>
+          <w:ilvl w:val="0"/>
+          <w:numId w:val="1011"/>
+        </w:numPr>
+        <w:pStyle w:val="Compact"/>
+      </w:pPr>
+      <w:r>
+        <w:t xml:space="preserve">Namespace as authority domain — each external MCP server is a separately-trusted authority surface; the gateway is the</w:t>
+      </w:r>
+      <w:r>
+        <w:t xml:space="preserve"> </w:t>
+      </w:r>
+      <w:r>
+        <w:rPr>
+          <w:bCs/>
+          <w:b/>
+        </w:rPr>
+        <w:t xml:space="preserve">integration plane</w:t>
+      </w:r>
+      <w:r>
+        <w:t xml:space="preserve"> </w:t>
+      </w:r>
+      <w:r>
+        <w:t xml:space="preserve">brokering between altitudes of trust.</w:t>
+      </w:r>
+    </w:p>
+    <w:p>
+      <w:pPr>
+        <w:numPr>
+          <w:ilvl w:val="0"/>
+          <w:numId w:val="1011"/>
+        </w:numPr>
+        <w:pStyle w:val="Compact"/>
+      </w:pPr>
+      <w:r>
+        <w:t xml:space="preserve">Catalog vs. live = belief vs. evidence (Mind module's belief revision cycle made operational).</w:t>
+      </w:r>
+    </w:p>
+    <w:p>
+      <w:pPr>
+        <w:numPr>
+          <w:ilvl w:val="0"/>
+          <w:numId w:val="1011"/>
+        </w:numPr>
+        <w:pStyle w:val="Compact"/>
+      </w:pPr>
+      <w:r>
+        <w:rPr>
+          <w:rStyle w:val="VerbatimChar"/>
+        </w:rPr>
+        <w:t xml:space="preserve">get_tool_context</w:t>
+      </w:r>
+      <w:r>
+        <w:t xml:space="preserve"> </w:t>
+      </w:r>
+      <w:r>
+        <w:t xml:space="preserve">returning a prompt-shaped block is evidence-up shaped for</w:t>
       </w:r>
       <w:r>
         <w:t xml:space="preserve"> </w:t>
@@ -3042,57 +3611,186 @@
           <w:iCs/>
           <w:i/>
         </w:rPr>
-        <w:t xml:space="preserve">layered</w:t>
-      </w:r>
-      <w:r>
-        <w:t xml:space="preserve"> </w:t>
-      </w:r>
-      <w:r>
-        <w:t xml:space="preserve">MCP server where multiple subsystems each contribute their tool surface.</w:t>
-      </w:r>
-      <w:r>
-        <w:t xml:space="preserve"> </w:t>
-      </w:r>
-      <w:r>
-        <w:t xml:space="preserve">-</w:t>
-      </w:r>
-      <w:r>
-        <w:t xml:space="preserve"> </w:t>
-      </w:r>
-      <w:r>
-        <w:rPr>
-          <w:bCs/>
-          <w:b/>
-        </w:rPr>
-        <w:t xml:space="preserve">Scan</w:t>
-      </w:r>
-      <w:r>
-        <w:t xml:space="preserve"> </w:t>
-      </w:r>
-      <w:r>
-        <w:t xml:space="preserve">— discovery operation (expand → catalog → collapse).</w:t>
-      </w:r>
-      <w:r>
-        <w:t xml:space="preserve"> </w:t>
-      </w:r>
-      <w:r>
-        <w:t xml:space="preserve">-</w:t>
-      </w:r>
-      <w:r>
-        <w:t xml:space="preserve"> </w:t>
-      </w:r>
-      <w:r>
-        <w:rPr>
-          <w:bCs/>
-          <w:b/>
-        </w:rPr>
-        <w:t xml:space="preserve">Catalog vs. live</w:t>
-      </w:r>
-      <w:r>
-        <w:t xml:space="preserve"> </w:t>
-      </w:r>
-      <w:r>
-        <w:t xml:space="preserve">— explicit distinction throughout the code. The catalog is what the system</w:t>
+        <w:t xml:space="preserve">agent consumption</w:t>
+      </w:r>
+      <w:r>
+        <w:t xml:space="preserve"> </w:t>
+      </w:r>
+      <w:r>
+        <w:t xml:space="preserve">— not just data.</w:t>
+      </w:r>
+    </w:p>
+    <w:p>
+      <w:pPr>
+        <w:numPr>
+          <w:ilvl w:val="0"/>
+          <w:numId w:val="1011"/>
+        </w:numPr>
+        <w:pStyle w:val="Compact"/>
+      </w:pPr>
+      <w:r>
+        <w:rPr>
+          <w:rStyle w:val="VerbatimChar"/>
+        </w:rPr>
+        <w:t xml:space="preserve">RegisteredToolNames()</w:t>
+      </w:r>
+      <w:r>
+        <w:t xml:space="preserve"> </w:t>
+      </w:r>
+      <w:r>
+        <w:t xml:space="preserve">+ sorted output — auditable inventory at any point in time.</w:t>
+      </w:r>
+    </w:p>
+    <w:p>
+      <w:pPr>
+        <w:pStyle w:val="FirstParagraph"/>
+      </w:pPr>
+      <w:r>
+        <w:rPr>
+          <w:bCs/>
+          <w:b/>
+        </w:rPr>
+        <w:t xml:space="preserve">Reusable patterns for AEON.</w:t>
+      </w:r>
+    </w:p>
+    <w:p>
+      <w:pPr>
+        <w:numPr>
+          <w:ilvl w:val="0"/>
+          <w:numId w:val="1012"/>
+        </w:numPr>
+        <w:pStyle w:val="Compact"/>
+      </w:pPr>
+      <w:r>
+        <w:rPr>
+          <w:bCs/>
+          <w:b/>
+        </w:rPr>
+        <w:t xml:space="preserve">Catalog/Executor separation</w:t>
+      </w:r>
+      <w:r>
+        <w:t xml:space="preserve"> </w:t>
+      </w:r>
+      <w:r>
+        <w:t xml:space="preserve">as integration-plane architecture.</w:t>
+      </w:r>
+    </w:p>
+    <w:p>
+      <w:pPr>
+        <w:numPr>
+          <w:ilvl w:val="0"/>
+          <w:numId w:val="1012"/>
+        </w:numPr>
+        <w:pStyle w:val="Compact"/>
+      </w:pPr>
+      <w:r>
+        <w:rPr>
+          <w:bCs/>
+          <w:b/>
+        </w:rPr>
+        <w:t xml:space="preserve">Layered ToolRegistrar</w:t>
+      </w:r>
+      <w:r>
+        <w:t xml:space="preserve"> </w:t>
+      </w:r>
+      <w:r>
+        <w:t xml:space="preserve">for composable MCP server: each plane / subdomain registers its tools through the same interface.</w:t>
+      </w:r>
+    </w:p>
+    <w:p>
+      <w:pPr>
+        <w:numPr>
+          <w:ilvl w:val="0"/>
+          <w:numId w:val="1012"/>
+        </w:numPr>
+        <w:pStyle w:val="Compact"/>
+      </w:pPr>
+      <w:r>
+        <w:rPr>
+          <w:bCs/>
+          <w:b/>
+        </w:rPr>
+        <w:t xml:space="preserve">MCP-tool-of-MCP-tools</w:t>
+      </w:r>
+      <w:r>
+        <w:t xml:space="preserve">:</w:t>
+      </w:r>
+      <w:r>
+        <w:t xml:space="preserve"> </w:t>
+      </w:r>
+      <w:r>
+        <w:rPr>
+          <w:rStyle w:val="VerbatimChar"/>
+        </w:rPr>
+        <w:t xml:space="preserve">call_tool(namespace, tool_name, arguments)</w:t>
+      </w:r>
+      <w:r>
+        <w:t xml:space="preserve"> </w:t>
+      </w:r>
+      <w:r>
+        <w:t xml:space="preserve">as the proxy primitive — the cleanest known pattern for "AEON exposes everything it can do" without leaking implementation boundaries.</w:t>
+      </w:r>
+    </w:p>
+    <w:p>
+      <w:pPr>
+        <w:numPr>
+          <w:ilvl w:val="0"/>
+          <w:numId w:val="1012"/>
+        </w:numPr>
+        <w:pStyle w:val="Compact"/>
+      </w:pPr>
+      <w:r>
+        <w:rPr>
+          <w:bCs/>
+          <w:b/>
+        </w:rPr>
+        <w:t xml:space="preserve">Graceful degradation as coding norm</w:t>
+      </w:r>
+      <w:r>
+        <w:t xml:space="preserve"> </w:t>
+      </w:r>
+      <w:r>
+        <w:t xml:space="preserve">— Ollama unreachable → return</w:t>
+      </w:r>
+      <w:r>
+        <w:t xml:space="preserve"> </w:t>
+      </w:r>
+      <w:r>
+        <w:rPr>
+          <w:rStyle w:val="VerbatimChar"/>
+        </w:rPr>
+        <w:t xml:space="preserve">(nil, nil)</w:t>
+      </w:r>
+      <w:r>
+        <w:t xml:space="preserve">, caller falls back to keyword. Never panic, never block.</w:t>
+      </w:r>
+    </w:p>
+    <w:bookmarkEnd w:id="45"/>
+    <w:bookmarkStart w:id="46" w:name="X09ecf567ca3a7215feddadab9f6f693565fb497"/>
+    <w:p>
+      <w:pPr>
+        <w:pStyle w:val="Heading3"/>
+      </w:pPr>
+      <w:r>
+        <w:t xml:space="preserve">4.4 Legate.Studio — production OAuth 2.1 + MCP-first</w:t>
+      </w:r>
+    </w:p>
+    <w:p>
+      <w:pPr>
+        <w:pStyle w:val="FirstParagraph"/>
+      </w:pPr>
+      <w:r>
+        <w:rPr>
+          <w:bCs/>
+          <w:b/>
+        </w:rPr>
+        <w:t xml:space="preserve">What it is.</w:t>
+      </w:r>
+      <w:r>
+        <w:t xml:space="preserve"> </w:t>
+      </w:r>
+      <w:r>
+        <w:t xml:space="preserve">A commercial MCP-first PKM (personal knowledge management) platform. Per the README:</w:t>
       </w:r>
       <w:r>
         <w:t xml:space="preserve"> </w:t>
@@ -3102,28 +3800,7 @@
           <w:iCs/>
           <w:i/>
         </w:rPr>
-        <w:t xml:space="preserve">believes</w:t>
-      </w:r>
-      <w:r>
-        <w:t xml:space="preserve"> </w:t>
-      </w:r>
-      <w:r>
-        <w:t xml:space="preserve">tools to be; an actual</w:t>
-      </w:r>
-      <w:r>
-        <w:t xml:space="preserve"> </w:t>
-      </w:r>
-      <w:r>
-        <w:rPr>
-          <w:rStyle w:val="VerbatimChar"/>
-        </w:rPr>
-        <w:t xml:space="preserve">call_tool</w:t>
-      </w:r>
-      <w:r>
-        <w:t xml:space="preserve"> </w:t>
-      </w:r>
-      <w:r>
-        <w:t xml:space="preserve">produces fresh evidence.</w:t>
+        <w:t xml:space="preserve">"Your second brain — backed by GitHub, served by Flask, secured by design. Supports shared libraries for collaborative knowledge sharing, a full MCP integration for Claude, and a draft/merge workflow for team contributions."</w:t>
       </w:r>
     </w:p>
     <w:p>
@@ -3131,365 +3808,751 @@
         <w:pStyle w:val="BodyText"/>
       </w:pPr>
       <w:r>
-        <w:rPr>
-          <w:bCs/>
-          <w:b/>
-        </w:rPr>
-        <w:t xml:space="preserve">Architectural positions.</w:t>
-      </w:r>
-      <w:r>
-        <w:t xml:space="preserve"> </w:t>
-      </w:r>
-      <w:r>
-        <w:t xml:space="preserve">- Five supported transports (</w:t>
-      </w:r>
-      <w:r>
-        <w:rPr>
-          <w:rStyle w:val="VerbatimChar"/>
-        </w:rPr>
-        <w:t xml:space="preserve">gateway.go:42-47</w:t>
-      </w:r>
-      <w:r>
-        <w:t xml:space="preserve">):</w:t>
-      </w:r>
-      <w:r>
-        <w:t xml:space="preserve"> </w:t>
-      </w:r>
-      <w:r>
-        <w:rPr>
-          <w:rStyle w:val="VerbatimChar"/>
-        </w:rPr>
-        <w:t xml:space="preserve">stdio</w:t>
-      </w:r>
-      <w:r>
-        <w:t xml:space="preserve">,</w:t>
-      </w:r>
-      <w:r>
-        <w:t xml:space="preserve"> </w:t>
-      </w:r>
-      <w:r>
-        <w:rPr>
-          <w:rStyle w:val="VerbatimChar"/>
-        </w:rPr>
-        <w:t xml:space="preserve">sse</w:t>
-      </w:r>
-      <w:r>
-        <w:t xml:space="preserve">,</w:t>
-      </w:r>
-      <w:r>
-        <w:t xml:space="preserve"> </w:t>
-      </w:r>
-      <w:r>
-        <w:rPr>
-          <w:rStyle w:val="VerbatimChar"/>
-        </w:rPr>
-        <w:t xml:space="preserve">http</w:t>
-      </w:r>
-      <w:r>
-        <w:t xml:space="preserve">,</w:t>
-      </w:r>
-      <w:r>
-        <w:t xml:space="preserve"> </w:t>
-      </w:r>
-      <w:r>
-        <w:rPr>
-          <w:rStyle w:val="VerbatimChar"/>
-        </w:rPr>
-        <w:t xml:space="preserve">oauth-sse</w:t>
-      </w:r>
-      <w:r>
-        <w:t xml:space="preserve">,</w:t>
-      </w:r>
-      <w:r>
-        <w:t xml:space="preserve"> </w:t>
-      </w:r>
-      <w:r>
-        <w:rPr>
-          <w:rStyle w:val="VerbatimChar"/>
-        </w:rPr>
-        <w:t xml:space="preserve">oauth-http</w:t>
-      </w:r>
-      <w:r>
-        <w:t xml:space="preserve">. Per-transport validation in</w:t>
-      </w:r>
-      <w:r>
-        <w:t xml:space="preserve"> </w:t>
-      </w:r>
-      <w:r>
-        <w:rPr>
-          <w:rStyle w:val="VerbatimChar"/>
-        </w:rPr>
-        <w:t xml:space="preserve">ServerConfig.Validate()</w:t>
-      </w:r>
-      <w:r>
-        <w:t xml:space="preserve">.</w:t>
-      </w:r>
-      <w:r>
-        <w:t xml:space="preserve"> </w:t>
-      </w:r>
-      <w:r>
-        <w:t xml:space="preserve">- OAuth: pre-acquired token only (</w:t>
+        <w:t xml:space="preserve">The most production-hardened MCP server in Micah's corpus, and the canonical reference for</w:t>
+      </w:r>
+      <w:r>
+        <w:t xml:space="preserve"> </w:t>
       </w:r>
       <w:r>
         <w:rPr>
           <w:iCs/>
           <w:i/>
         </w:rPr>
-        <w:t xml:space="preserve">“</w:t>
+        <w:t xml:space="preserve">inbound</w:t>
+      </w:r>
+      <w:r>
+        <w:t xml:space="preserve"> </w:t>
+      </w:r>
+      <w:r>
+        <w:t xml:space="preserve">third-party MCP authentication.</w:t>
+      </w:r>
+    </w:p>
+    <w:p>
+      <w:pPr>
+        <w:pStyle w:val="BodyText"/>
+      </w:pPr>
+      <w:r>
+        <w:rPr>
+          <w:bCs/>
+          <w:b/>
+        </w:rPr>
+        <w:t xml:space="preserve">Vocabulary.</w:t>
+      </w:r>
+    </w:p>
+    <w:p>
+      <w:pPr>
+        <w:numPr>
+          <w:ilvl w:val="0"/>
+          <w:numId w:val="1013"/>
+        </w:numPr>
+        <w:pStyle w:val="Compact"/>
+      </w:pPr>
+      <w:r>
+        <w:rPr>
+          <w:bCs/>
+          <w:b/>
+        </w:rPr>
+        <w:t xml:space="preserve">Pit</w:t>
+      </w:r>
+      <w:r>
+        <w:t xml:space="preserve"> </w:t>
+      </w:r>
+      <w:r>
+        <w:t xml:space="preserve">— internal codename for the Legate runtime.</w:t>
+      </w:r>
+    </w:p>
+    <w:p>
+      <w:pPr>
+        <w:numPr>
+          <w:ilvl w:val="0"/>
+          <w:numId w:val="1013"/>
+        </w:numPr>
+        <w:pStyle w:val="Compact"/>
+      </w:pPr>
+      <w:r>
+        <w:rPr>
+          <w:bCs/>
+          <w:b/>
+        </w:rPr>
+        <w:t xml:space="preserve">Legato</w:t>
+      </w:r>
+      <w:r>
+        <w:t xml:space="preserve"> </w:t>
+      </w:r>
+      <w:r>
+        <w:t xml:space="preserve">— legacy code-name still in env vars (</w:t>
+      </w:r>
+      <w:r>
+        <w:rPr>
+          <w:rStyle w:val="VerbatimChar"/>
+        </w:rPr>
+        <w:t xml:space="preserve">LEGATO_MODE</w:t>
+      </w:r>
+      <w:r>
+        <w:t xml:space="preserve">) and DB names (</w:t>
+      </w:r>
+      <w:r>
+        <w:rPr>
+          <w:rStyle w:val="VerbatimChar"/>
+        </w:rPr>
+        <w:t xml:space="preserve">legato.db</w:t>
+      </w:r>
+      <w:r>
+        <w:t xml:space="preserve">).</w:t>
+      </w:r>
+    </w:p>
+    <w:p>
+      <w:pPr>
+        <w:numPr>
+          <w:ilvl w:val="0"/>
+          <w:numId w:val="1013"/>
+        </w:numPr>
+        <w:pStyle w:val="Compact"/>
+      </w:pPr>
+      <w:r>
+        <w:rPr>
+          <w:bCs/>
+          <w:b/>
+        </w:rPr>
+        <w:t xml:space="preserve">Connector</w:t>
+      </w:r>
+      <w:r>
+        <w:t xml:space="preserve"> </w:t>
+      </w:r>
+      <w:r>
+        <w:t xml:space="preserve">— Anthropic's term for an HTTP MCP server, adopted as Legate's user-facing terminology.</w:t>
+      </w:r>
+    </w:p>
+    <w:p>
+      <w:pPr>
+        <w:numPr>
+          <w:ilvl w:val="0"/>
+          <w:numId w:val="1013"/>
+        </w:numPr>
+        <w:pStyle w:val="Compact"/>
+      </w:pPr>
+      <w:r>
+        <w:rPr>
+          <w:bCs/>
+          <w:b/>
+        </w:rPr>
+        <w:t xml:space="preserve">Library</w:t>
+      </w:r>
+      <w:r>
+        <w:t xml:space="preserve"> </w:t>
+      </w:r>
+      <w:r>
+        <w:t xml:space="preserve">/</w:t>
+      </w:r>
+      <w:r>
+        <w:t xml:space="preserve"> </w:t>
+      </w:r>
+      <w:r>
+        <w:rPr>
+          <w:bCs/>
+          <w:b/>
+        </w:rPr>
+        <w:t xml:space="preserve">Shared library</w:t>
+      </w:r>
+      <w:r>
+        <w:t xml:space="preserve"> </w:t>
+      </w:r>
+      <w:r>
+        <w:t xml:space="preserve">/</w:t>
+      </w:r>
+      <w:r>
+        <w:t xml:space="preserve"> </w:t>
+      </w:r>
+      <w:r>
+        <w:rPr>
+          <w:bCs/>
+          <w:b/>
+        </w:rPr>
+        <w:t xml:space="preserve">Personal library</w:t>
+      </w:r>
+      <w:r>
+        <w:t xml:space="preserve"> </w:t>
+      </w:r>
+      <w:r>
+        <w:t xml:space="preserve">— multi-tenant terminology over notes.</w:t>
+      </w:r>
+    </w:p>
+    <w:p>
+      <w:pPr>
+        <w:numPr>
+          <w:ilvl w:val="0"/>
+          <w:numId w:val="1013"/>
+        </w:numPr>
+        <w:pStyle w:val="Compact"/>
+      </w:pPr>
+      <w:r>
+        <w:rPr>
+          <w:bCs/>
+          <w:b/>
+        </w:rPr>
+        <w:t xml:space="preserve">Draft &amp; Merge workflow</w:t>
+      </w:r>
+      <w:r>
+        <w:t xml:space="preserve"> </w:t>
+      </w:r>
+      <w:r>
+        <w:t xml:space="preserve">— collaborators write drafts, owners merge. Explicit governance vocabulary.</w:t>
+      </w:r>
+    </w:p>
+    <w:p>
+      <w:pPr>
+        <w:numPr>
+          <w:ilvl w:val="0"/>
+          <w:numId w:val="1013"/>
+        </w:numPr>
+        <w:pStyle w:val="Compact"/>
+      </w:pPr>
+      <w:r>
+        <w:rPr>
+          <w:bCs/>
+          <w:b/>
+        </w:rPr>
+        <w:t xml:space="preserve">Confidence bucketing</w:t>
+      </w:r>
+      <w:r>
+        <w:t xml:space="preserve"> </w:t>
+      </w:r>
+      <w:r>
+        <w:t xml:space="preserve">— search results split high-confidence vs. maybe-related. Surface calibration in the protocol.</w:t>
+      </w:r>
+    </w:p>
+    <w:p>
+      <w:pPr>
+        <w:pStyle w:val="FirstParagraph"/>
+      </w:pPr>
+      <w:r>
+        <w:rPr>
+          <w:bCs/>
+          <w:b/>
+        </w:rPr>
+        <w:t xml:space="preserve">Architectural positions.</w:t>
+      </w:r>
+    </w:p>
+    <w:p>
+      <w:pPr>
+        <w:numPr>
+          <w:ilvl w:val="0"/>
+          <w:numId w:val="1014"/>
+        </w:numPr>
+        <w:pStyle w:val="Compact"/>
+      </w:pPr>
+      <w:r>
+        <w:t xml:space="preserve">Transport: HTTP with JSON-RPC 2.0.</w:t>
+      </w:r>
+      <w:r>
+        <w:t xml:space="preserve"> </w:t>
+      </w:r>
+      <w:r>
+        <w:rPr>
+          <w:rStyle w:val="VerbatimChar"/>
+        </w:rPr>
+        <w:t xml:space="preserve">MCP-Protocol-Version: 2025-06-18</w:t>
+      </w:r>
+      <w:r>
+        <w:t xml:space="preserve"> </w:t>
+      </w:r>
+      <w:r>
+        <w:t xml:space="preserve">header.</w:t>
+      </w:r>
+    </w:p>
+    <w:p>
+      <w:pPr>
+        <w:numPr>
+          <w:ilvl w:val="0"/>
+          <w:numId w:val="1014"/>
+        </w:numPr>
+        <w:pStyle w:val="Compact"/>
+      </w:pPr>
+      <w:r>
+        <w:t xml:space="preserve">Server capabilities:</w:t>
+      </w:r>
+      <w:r>
+        <w:t xml:space="preserve"> </w:t>
+      </w:r>
+      <w:r>
+        <w:rPr>
+          <w:rStyle w:val="VerbatimChar"/>
+        </w:rPr>
+        <w:t xml:space="preserve">tools</w:t>
+      </w:r>
+      <w:r>
+        <w:t xml:space="preserve">,</w:t>
+      </w:r>
+      <w:r>
+        <w:t xml:space="preserve"> </w:t>
+      </w:r>
+      <w:r>
+        <w:rPr>
+          <w:rStyle w:val="VerbatimChar"/>
+        </w:rPr>
+        <w:t xml:space="preserve">resources</w:t>
+      </w:r>
+      <w:r>
+        <w:t xml:space="preserve">,</w:t>
+      </w:r>
+      <w:r>
+        <w:t xml:space="preserve"> </w:t>
+      </w:r>
+      <w:r>
+        <w:rPr>
+          <w:rStyle w:val="VerbatimChar"/>
+        </w:rPr>
+        <w:t xml:space="preserve">prompts</w:t>
+      </w:r>
+      <w:r>
+        <w:t xml:space="preserve">, each with</w:t>
+      </w:r>
+      <w:r>
+        <w:t xml:space="preserve"> </w:t>
+      </w:r>
+      <w:r>
+        <w:rPr>
+          <w:rStyle w:val="VerbatimChar"/>
+        </w:rPr>
+        <w:t xml:space="preserve">listChanged: False</w:t>
+      </w:r>
+      <w:r>
+        <w:t xml:space="preserve">.</w:t>
+      </w:r>
+    </w:p>
+    <w:p>
+      <w:pPr>
+        <w:numPr>
+          <w:ilvl w:val="0"/>
+          <w:numId w:val="1014"/>
+        </w:numPr>
+        <w:pStyle w:val="Compact"/>
+      </w:pPr>
+      <w:r>
+        <w:rPr>
+          <w:bCs/>
+          <w:b/>
+        </w:rPr>
+        <w:t xml:space="preserve">Auth: OAuth 2.1 AS + Dynamic Client Registration (RFC 7591 + RFC 8414).</w:t>
+      </w:r>
+      <w:r>
+        <w:t xml:space="preserve"> </w:t>
+      </w:r>
+      <w:r>
+        <w:t xml:space="preserve">This is the canonical pattern Micah has chosen for the spec-current MCP world:</w:t>
+      </w:r>
+    </w:p>
+    <w:p>
+      <w:pPr>
+        <w:numPr>
+          <w:ilvl w:val="1"/>
+          <w:numId w:val="1015"/>
+        </w:numPr>
+        <w:pStyle w:val="Compact"/>
+      </w:pPr>
+      <w:r>
+        <w:t xml:space="preserve">Discovery:</w:t>
+      </w:r>
+      <w:r>
+        <w:t xml:space="preserve"> </w:t>
+      </w:r>
+      <w:r>
+        <w:rPr>
+          <w:rStyle w:val="VerbatimChar"/>
+        </w:rPr>
+        <w:t xml:space="preserve">/.well-known/oauth-authorization-server</w:t>
+      </w:r>
+    </w:p>
+    <w:p>
+      <w:pPr>
+        <w:numPr>
+          <w:ilvl w:val="1"/>
+          <w:numId w:val="1015"/>
+        </w:numPr>
+        <w:pStyle w:val="Compact"/>
+      </w:pPr>
+      <w:r>
+        <w:t xml:space="preserve">DCR:</w:t>
+      </w:r>
+      <w:r>
+        <w:t xml:space="preserve"> </w:t>
+      </w:r>
+      <w:r>
+        <w:rPr>
+          <w:rStyle w:val="VerbatimChar"/>
+        </w:rPr>
+        <w:t xml:space="preserve">POST /oauth/register</w:t>
+      </w:r>
+      <w:r>
+        <w:t xml:space="preserve"> </w:t>
+      </w:r>
+      <w:r>
+        <w:t xml:space="preserve">→ returns</w:t>
+      </w:r>
+      <w:r>
+        <w:t xml:space="preserve"> </w:t>
+      </w:r>
+      <w:r>
+        <w:rPr>
+          <w:rStyle w:val="VerbatimChar"/>
+        </w:rPr>
+        <w:t xml:space="preserve">{client_id: "mcp-&lt;hex&gt;", client_secret: ""}</w:t>
+      </w:r>
+      <w:r>
+        <w:t xml:space="preserve"> </w:t>
+      </w:r>
+      <w:r>
+        <w:t xml:space="preserve">(public client)</w:t>
+      </w:r>
+    </w:p>
+    <w:p>
+      <w:pPr>
+        <w:numPr>
+          <w:ilvl w:val="1"/>
+          <w:numId w:val="1015"/>
+        </w:numPr>
+        <w:pStyle w:val="Compact"/>
+      </w:pPr>
+      <w:r>
+        <w:t xml:space="preserve">PKCE enforced (S256 only)</w:t>
+      </w:r>
+    </w:p>
+    <w:p>
+      <w:pPr>
+        <w:numPr>
+          <w:ilvl w:val="1"/>
+          <w:numId w:val="1015"/>
+        </w:numPr>
+        <w:pStyle w:val="Compact"/>
+      </w:pPr>
+      <w:r>
+        <w:t xml:space="preserve">Auto-registration of trusted clients (Claude, ChatGPT) by redirect-URI matching</w:t>
+      </w:r>
+    </w:p>
+    <w:p>
+      <w:pPr>
+        <w:numPr>
+          <w:ilvl w:val="1"/>
+          <w:numId w:val="1015"/>
+        </w:numPr>
+        <w:pStyle w:val="Compact"/>
+      </w:pPr>
+      <w:r>
+        <w:t xml:space="preserve">JWT tokens minted by Pit (NOT GitHub tokens) —</w:t>
+      </w:r>
+      <w:r>
+        <w:t xml:space="preserve"> </w:t>
       </w:r>
       <w:r>
         <w:rPr>
           <w:iCs/>
           <w:i/>
         </w:rPr>
-        <w:t xml:space="preserve">Browser-callback OAuth flow is intentionally out of scope here — bring your own token</w:t>
-      </w:r>
-      <w:r>
-        <w:rPr>
-          <w:iCs/>
-          <w:i/>
-        </w:rPr>
-        <w:t xml:space="preserve">”</w:t>
-      </w:r>
-      <w:r>
-        <w:t xml:space="preserve">). Explicitly complementary to Legate’s full-OAuth-AS stance.</w:t>
-      </w:r>
-      <w:r>
-        <w:t xml:space="preserve"> </w:t>
-      </w:r>
-      <w:r>
-        <w:t xml:space="preserve">- Persistence: server configs in SQLite</w:t>
-      </w:r>
-      <w:r>
-        <w:t xml:space="preserve"> </w:t>
-      </w:r>
-      <w:r>
-        <w:rPr>
-          <w:rStyle w:val="VerbatimChar"/>
-        </w:rPr>
-        <w:t xml:space="preserve">namespace_servers</w:t>
-      </w:r>
-      <w:r>
-        <w:t xml:space="preserve">; tool catalog in</w:t>
-      </w:r>
-      <w:r>
-        <w:t xml:space="preserve"> </w:t>
-      </w:r>
-      <w:r>
-        <w:rPr>
-          <w:rStyle w:val="VerbatimChar"/>
-        </w:rPr>
-        <w:t xml:space="preserve">galley_namespaces</w:t>
-      </w:r>
-      <w:r>
-        <w:t xml:space="preserve"> </w:t>
-      </w:r>
-      <w:r>
-        <w:t xml:space="preserve">+</w:t>
-      </w:r>
-      <w:r>
-        <w:t xml:space="preserve"> </w:t>
-      </w:r>
-      <w:r>
-        <w:rPr>
-          <w:rStyle w:val="VerbatimChar"/>
-        </w:rPr>
-        <w:t xml:space="preserve">galley_tools</w:t>
-      </w:r>
-      <w:r>
-        <w:t xml:space="preserve">; embeddings as BLOB.</w:t>
-      </w:r>
-      <w:r>
-        <w:t xml:space="preserve"> </w:t>
-      </w:r>
-      <w:r>
-        <w:t xml:space="preserve">- Embeddings: Ollama</w:t>
-      </w:r>
-      <w:r>
-        <w:t xml:space="preserve"> </w:t>
-      </w:r>
-      <w:r>
-        <w:rPr>
-          <w:rStyle w:val="VerbatimChar"/>
-        </w:rPr>
-        <w:t xml:space="preserve">nomic-embed-text</w:t>
-      </w:r>
-      <w:r>
-        <w:t xml:space="preserve"> </w:t>
-      </w:r>
-      <w:r>
-        <w:t xml:space="preserve">(768-dim), explicitly cross-language compatible with Python’s</w:t>
-      </w:r>
-      <w:r>
-        <w:t xml:space="preserve"> </w:t>
-      </w:r>
-      <w:r>
-        <w:rPr>
-          <w:rStyle w:val="VerbatimChar"/>
-        </w:rPr>
-        <w:t xml:space="preserve">struct.pack("&lt;768f", ...)</w:t>
-      </w:r>
-      <w:r>
-        <w:t xml:space="preserve">. Graceful degradation to keyword search when Ollama unreachable.</w:t>
-      </w:r>
-      <w:r>
-        <w:t xml:space="preserve"> </w:t>
-      </w:r>
-      <w:r>
-        <w:t xml:space="preserve">- Concurrency:</w:t>
-      </w:r>
-      <w:r>
-        <w:t xml:space="preserve"> </w:t>
-      </w:r>
-      <w:r>
-        <w:rPr>
-          <w:rStyle w:val="VerbatimChar"/>
-        </w:rPr>
-        <w:t xml:space="preserve">sync.RWMutex</w:t>
-      </w:r>
-      <w:r>
-        <w:t xml:space="preserve"> </w:t>
-      </w:r>
-      <w:r>
-        <w:t xml:space="preserve">on process map; double-check pattern in</w:t>
-      </w:r>
-      <w:r>
-        <w:t xml:space="preserve"> </w:t>
-      </w:r>
-      <w:r>
-        <w:rPr>
-          <w:rStyle w:val="VerbatimChar"/>
-        </w:rPr>
-        <w:t xml:space="preserve">ExpandNamespace</w:t>
-      </w:r>
-      <w:r>
-        <w:t xml:space="preserve">.</w:t>
-      </w:r>
-      <w:r>
-        <w:t xml:space="preserve"> </w:t>
-      </w:r>
-      <w:r>
-        <w:t xml:space="preserve">- Connection lifecycle: lazy expand on</w:t>
-      </w:r>
-      <w:r>
-        <w:t xml:space="preserve"> </w:t>
-      </w:r>
-      <w:r>
-        <w:rPr>
-          <w:rStyle w:val="VerbatimChar"/>
-        </w:rPr>
-        <w:t xml:space="preserve">CallTool</w:t>
-      </w:r>
-      <w:r>
-        <w:t xml:space="preserve">, explicit</w:t>
-      </w:r>
-      <w:r>
-        <w:t xml:space="preserve"> </w:t>
-      </w:r>
-      <w:r>
-        <w:rPr>
-          <w:rStyle w:val="VerbatimChar"/>
-        </w:rPr>
-        <w:t xml:space="preserve">collapse_namespace</w:t>
-      </w:r>
-      <w:r>
-        <w:t xml:space="preserve"> </w:t>
-      </w:r>
-      <w:r>
-        <w:t xml:space="preserve">for teardown.</w:t>
-      </w:r>
-      <w:r>
-        <w:t xml:space="preserve"> </w:t>
-      </w:r>
-      <w:r>
-        <w:t xml:space="preserve">- Tool naming: dynamic</w:t>
-      </w:r>
-      <w:r>
-        <w:t xml:space="preserve"> </w:t>
-      </w:r>
-      <w:r>
-        <w:rPr>
-          <w:rStyle w:val="VerbatimChar"/>
-        </w:rPr>
-        <w:t xml:space="preserve">expand_&lt;ns&gt;</w:t>
-      </w:r>
-      <w:r>
-        <w:t xml:space="preserve"> </w:t>
-      </w:r>
-      <w:r>
-        <w:t xml:space="preserve">tools generated at server boot, one per registered namespace.</w:t>
-      </w:r>
-    </w:p>
-    <w:p>
-      <w:pPr>
-        <w:pStyle w:val="BodyText"/>
-      </w:pPr>
-      <w:r>
-        <w:rPr>
-          <w:bCs/>
-          <w:b/>
-        </w:rPr>
-        <w:t xml:space="preserve">Tool surface (</w:t>
-      </w:r>
-      <w:r>
-        <w:rPr>
-          <w:rStyle w:val="VerbatimChar"/>
-          <w:bCs/>
-          <w:b/>
-        </w:rPr>
-        <w:t xml:space="preserve">tools.go</w:t>
-      </w:r>
-      <w:r>
-        <w:rPr>
-          <w:bCs/>
-          <w:b/>
-        </w:rPr>
-        <w:t xml:space="preserve">)</w:t>
-      </w:r>
-      <w:r>
-        <w:t xml:space="preserve"> </w:t>
-      </w:r>
-      <w:r>
-        <w:t xml:space="preserve">— 8 static + N dynamic:</w:t>
-      </w:r>
-      <w:r>
-        <w:t xml:space="preserve"> </w:t>
-      </w:r>
-      <w:r>
-        <w:rPr>
-          <w:rStyle w:val="VerbatimChar"/>
-        </w:rPr>
-        <w:t xml:space="preserve">search_tools</w:t>
-      </w:r>
-      <w:r>
-        <w:t xml:space="preserve"> </w:t>
-      </w:r>
-      <w:r>
-        <w:t xml:space="preserve">(semantic search) ·</w:t>
-      </w:r>
-      <w:r>
-        <w:t xml:space="preserve"> </w:t>
-      </w:r>
-      <w:r>
-        <w:rPr>
-          <w:rStyle w:val="VerbatimChar"/>
-        </w:rPr>
-        <w:t xml:space="preserve">register_namespace</w:t>
-      </w:r>
-      <w:r>
-        <w:t xml:space="preserve"> </w:t>
-      </w:r>
-      <w:r>
-        <w:t xml:space="preserve">·</w:t>
-      </w:r>
-      <w:r>
-        <w:t xml:space="preserve"> </w:t>
-      </w:r>
-      <w:r>
-        <w:rPr>
-          <w:rStyle w:val="VerbatimChar"/>
-        </w:rPr>
-        <w:t xml:space="preserve">scan_namespace</w:t>
+        <w:t xml:space="preserve">"Claude never sees your GitHub token"</w:t>
+      </w:r>
+    </w:p>
+    <w:p>
+      <w:pPr>
+        <w:numPr>
+          <w:ilvl w:val="1"/>
+          <w:numId w:val="1015"/>
+        </w:numPr>
+        <w:pStyle w:val="Compact"/>
+      </w:pPr>
+      <w:r>
+        <w:t xml:space="preserve">Token TTL: 1 hour</w:t>
+      </w:r>
+    </w:p>
+    <w:p>
+      <w:pPr>
+        <w:numPr>
+          <w:ilvl w:val="1"/>
+          <w:numId w:val="1015"/>
+        </w:numPr>
+        <w:pStyle w:val="Compact"/>
+      </w:pPr>
+      <w:r>
+        <w:t xml:space="preserve">Scopes:</w:t>
+      </w:r>
+      <w:r>
+        <w:t xml:space="preserve"> </w:t>
+      </w:r>
+      <w:r>
+        <w:rPr>
+          <w:rStyle w:val="VerbatimChar"/>
+        </w:rPr>
+        <w:t xml:space="preserve">mcp:read</w:t>
+      </w:r>
+      <w:r>
+        <w:t xml:space="preserve">,</w:t>
+      </w:r>
+      <w:r>
+        <w:t xml:space="preserve"> </w:t>
+      </w:r>
+      <w:r>
+        <w:rPr>
+          <w:rStyle w:val="VerbatimChar"/>
+        </w:rPr>
+        <w:t xml:space="preserve">mcp:write</w:t>
+      </w:r>
+      <w:r>
+        <w:t xml:space="preserve"> </w:t>
+      </w:r>
+      <w:r>
+        <w:t xml:space="preserve">(only two)</w:t>
+      </w:r>
+    </w:p>
+    <w:p>
+      <w:pPr>
+        <w:numPr>
+          <w:ilvl w:val="0"/>
+          <w:numId w:val="1014"/>
+        </w:numPr>
+        <w:pStyle w:val="Compact"/>
+      </w:pPr>
+      <w:r>
+        <w:t xml:space="preserve">Multi-tenant: per-user SQLite DBs (</w:t>
+      </w:r>
+      <w:r>
+        <w:rPr>
+          <w:rStyle w:val="VerbatimChar"/>
+        </w:rPr>
+        <w:t xml:space="preserve">legato.db</w:t>
+      </w:r>
+      <w:r>
+        <w:t xml:space="preserve">,</w:t>
+      </w:r>
+      <w:r>
+        <w:t xml:space="preserve"> </w:t>
+      </w:r>
+      <w:r>
+        <w:rPr>
+          <w:rStyle w:val="VerbatimChar"/>
+        </w:rPr>
+        <w:t xml:space="preserve">agents.db</w:t>
+      </w:r>
+      <w:r>
+        <w:t xml:space="preserve">,</w:t>
+      </w:r>
+      <w:r>
+        <w:t xml:space="preserve"> </w:t>
+      </w:r>
+      <w:r>
+        <w:rPr>
+          <w:rStyle w:val="VerbatimChar"/>
+        </w:rPr>
+        <w:t xml:space="preserve">chat.db</w:t>
+      </w:r>
+      <w:r>
+        <w:t xml:space="preserve">); JWT carries</w:t>
+      </w:r>
+      <w:r>
+        <w:t xml:space="preserve"> </w:t>
+      </w:r>
+      <w:r>
+        <w:rPr>
+          <w:rStyle w:val="VerbatimChar"/>
+        </w:rPr>
+        <w:t xml:space="preserve">user_id</w:t>
+      </w:r>
+      <w:r>
+        <w:t xml:space="preserve"> </w:t>
+      </w:r>
+      <w:r>
+        <w:t xml:space="preserve">claim;</w:t>
+      </w:r>
+      <w:r>
+        <w:t xml:space="preserve"> </w:t>
+      </w:r>
+      <w:r>
+        <w:rPr>
+          <w:rStyle w:val="VerbatimChar"/>
+        </w:rPr>
+        <w:t xml:space="preserve">get_user_legato_db()</w:t>
+      </w:r>
+      <w:r>
+        <w:t xml:space="preserve"> </w:t>
+      </w:r>
+      <w:r>
+        <w:t xml:space="preserve">returns per-user connection.</w:t>
+      </w:r>
+    </w:p>
+    <w:p>
+      <w:pPr>
+        <w:numPr>
+          <w:ilvl w:val="0"/>
+          <w:numId w:val="1014"/>
+        </w:numPr>
+        <w:pStyle w:val="Compact"/>
+      </w:pPr>
+      <w:r>
+        <w:t xml:space="preserve">Rate limiting: per-user keying via JWT, 1000/hour.</w:t>
+      </w:r>
+      <w:r>
+        <w:t xml:space="preserve"> </w:t>
+      </w:r>
+      <w:r>
+        <w:rPr>
+          <w:rStyle w:val="VerbatimChar"/>
+        </w:rPr>
+        <w:t xml:space="preserve">get_mcp_user_id()</w:t>
+      </w:r>
+      <w:r>
+        <w:t xml:space="preserve"> </w:t>
+      </w:r>
+      <w:r>
+        <w:t xml:space="preserve">returns</w:t>
+      </w:r>
+      <w:r>
+        <w:t xml:space="preserve"> </w:t>
+      </w:r>
+      <w:r>
+        <w:rPr>
+          <w:rStyle w:val="VerbatimChar"/>
+        </w:rPr>
+        <w:t xml:space="preserve">f"mcp:{user_id}"</w:t>
+      </w:r>
+      <w:r>
+        <w:t xml:space="preserve"> </w:t>
+      </w:r>
+      <w:r>
+        <w:t xml:space="preserve">so Flask-Limiter sees it pre-request.</w:t>
+      </w:r>
+    </w:p>
+    <w:p>
+      <w:pPr>
+        <w:numPr>
+          <w:ilvl w:val="0"/>
+          <w:numId w:val="1014"/>
+        </w:numPr>
+        <w:pStyle w:val="Compact"/>
+      </w:pPr>
+      <w:r>
+        <w:t xml:space="preserve">WAL checkpointing after writes: explicit</w:t>
+      </w:r>
+      <w:r>
+        <w:t xml:space="preserve"> </w:t>
+      </w:r>
+      <w:r>
+        <w:rPr>
+          <w:rStyle w:val="VerbatimChar"/>
+        </w:rPr>
+        <w:t xml:space="preserve">PRAGMA wal_checkpoint(RESTART)</w:t>
+      </w:r>
+      <w:r>
+        <w:t xml:space="preserve"> </w:t>
+      </w:r>
+      <w:r>
+        <w:t xml:space="preserve">for cross-worker visibility in multi-gunicorn deployments.</w:t>
+      </w:r>
+    </w:p>
+    <w:p>
+      <w:pPr>
+        <w:numPr>
+          <w:ilvl w:val="0"/>
+          <w:numId w:val="1014"/>
+        </w:numPr>
+        <w:pStyle w:val="Compact"/>
+      </w:pPr>
+      <w:r>
+        <w:t xml:space="preserve">Tool surface:</w:t>
+      </w:r>
+      <w:r>
+        <w:t xml:space="preserve"> </w:t>
+      </w:r>
+      <w:r>
+        <w:rPr>
+          <w:bCs/>
+          <w:b/>
+        </w:rPr>
+        <w:t xml:space="preserve">43 tools</w:t>
+      </w:r>
+      <w:r>
+        <w:t xml:space="preserve">. Organized by domain.</w:t>
+      </w:r>
+      <w:r>
+        <w:t xml:space="preserve"> </w:t>
+      </w:r>
+      <w:r>
+        <w:rPr>
+          <w:rStyle w:val="VerbatimChar"/>
+        </w:rPr>
+        <w:t xml:space="preserve">library_id</w:t>
+      </w:r>
+      <w:r>
+        <w:t xml:space="preserve"> </w:t>
+      </w:r>
+      <w:r>
+        <w:t xml:space="preserve">parameter on every tool;</w:t>
+      </w:r>
+      <w:r>
+        <w:t xml:space="preserve"> </w:t>
+      </w:r>
+      <w:r>
+        <w:rPr>
+          <w:rStyle w:val="VerbatimChar"/>
+        </w:rPr>
+        <w:t xml:space="preserve">check_write_permission()</w:t>
+      </w:r>
+      <w:r>
+        <w:t xml:space="preserve"> </w:t>
+      </w:r>
+      <w:r>
+        <w:t xml:space="preserve">enforces draft &amp; merge for non-owners; per-tool per-tier gating (</w:t>
+      </w:r>
+      <w:r>
+        <w:rPr>
+          <w:rStyle w:val="VerbatimChar"/>
+        </w:rPr>
+        <w:t xml:space="preserve">require_managed_tier</w:t>
+      </w:r>
+      <w:r>
+        <w:t xml:space="preserve">).</w:t>
+      </w:r>
+    </w:p>
+    <w:p>
+      <w:pPr>
+        <w:numPr>
+          <w:ilvl w:val="0"/>
+          <w:numId w:val="1014"/>
+        </w:numPr>
+        <w:pStyle w:val="Compact"/>
+      </w:pPr>
+      <w:r>
+        <w:t xml:space="preserve">Embedding model abstraction: Gemini default (768-dim) → OpenAI (1536-dim) → Ollama. Auto-detect chain.</w:t>
+      </w:r>
+    </w:p>
+    <w:p>
+      <w:pPr>
+        <w:pStyle w:val="FirstParagraph"/>
+      </w:pPr>
+      <w:r>
+        <w:rPr>
+          <w:bCs/>
+          <w:b/>
+        </w:rPr>
+        <w:t xml:space="preserve">OrdSA parallels.</w:t>
+      </w:r>
+    </w:p>
+    <w:p>
+      <w:pPr>
+        <w:numPr>
+          <w:ilvl w:val="0"/>
+          <w:numId w:val="1016"/>
+        </w:numPr>
+        <w:pStyle w:val="Compact"/>
+      </w:pPr>
+      <w:r>
+        <w:t xml:space="preserve">OAuth scopes as authority tokens —</w:t>
+      </w:r>
+      <w:r>
+        <w:t xml:space="preserve"> </w:t>
+      </w:r>
+      <w:r>
+        <w:rPr>
+          <w:rStyle w:val="VerbatimChar"/>
+        </w:rPr>
+        <w:t xml:space="preserve">mcp:read</w:t>
       </w:r>
       <w:r>
         <w:t xml:space="preserve"> </w:t>
@@ -3504,204 +4567,79 @@
         <w:rPr>
           <w:rStyle w:val="VerbatimChar"/>
         </w:rPr>
-        <w:t xml:space="preserve">scan_all_namespaces</w:t>
-      </w:r>
-      <w:r>
-        <w:t xml:space="preserve"> </w:t>
-      </w:r>
-      <w:r>
-        <w:t xml:space="preserve">·</w:t>
-      </w:r>
-      <w:r>
-        <w:t xml:space="preserve"> </w:t>
-      </w:r>
-      <w:r>
-        <w:rPr>
-          <w:rStyle w:val="VerbatimChar"/>
-        </w:rPr>
-        <w:t xml:space="preserve">list_registered</w:t>
-      </w:r>
-      <w:r>
-        <w:t xml:space="preserve"> </w:t>
-      </w:r>
-      <w:r>
-        <w:t xml:space="preserve">·</w:t>
-      </w:r>
-      <w:r>
-        <w:t xml:space="preserve"> </w:t>
-      </w:r>
-      <w:r>
-        <w:rPr>
-          <w:rStyle w:val="VerbatimChar"/>
-        </w:rPr>
-        <w:t xml:space="preserve">get_tool_context</w:t>
-      </w:r>
-      <w:r>
-        <w:t xml:space="preserve"> </w:t>
-      </w:r>
-      <w:r>
-        <w:t xml:space="preserve">(formatted markdown block of relevant tools for a task —</w:t>
-      </w:r>
-      <w:r>
-        <w:t xml:space="preserve"> </w:t>
-      </w:r>
-      <w:r>
-        <w:rPr>
-          <w:iCs/>
-          <w:i/>
-        </w:rPr>
-        <w:t xml:space="preserve">prompt-shaped output, not just data</w:t>
-      </w:r>
-      <w:r>
-        <w:t xml:space="preserve">) ·</w:t>
-      </w:r>
-      <w:r>
-        <w:t xml:space="preserve"> </w:t>
-      </w:r>
-      <w:r>
-        <w:rPr>
-          <w:rStyle w:val="VerbatimChar"/>
-        </w:rPr>
-        <w:t xml:space="preserve">call_tool</w:t>
-      </w:r>
-      <w:r>
-        <w:t xml:space="preserve"> </w:t>
-      </w:r>
-      <w:r>
-        <w:t xml:space="preserve">(proxied invocation) ·</w:t>
-      </w:r>
-      <w:r>
-        <w:t xml:space="preserve"> </w:t>
-      </w:r>
-      <w:r>
-        <w:rPr>
-          <w:rStyle w:val="VerbatimChar"/>
-        </w:rPr>
-        <w:t xml:space="preserve">collapse_namespace</w:t>
-      </w:r>
-      <w:r>
-        <w:t xml:space="preserve"> </w:t>
-      </w:r>
-      <w:r>
-        <w:t xml:space="preserve">·</w:t>
-      </w:r>
-      <w:r>
-        <w:t xml:space="preserve"> </w:t>
-      </w:r>
-      <w:r>
-        <w:rPr>
-          <w:rStyle w:val="VerbatimChar"/>
-        </w:rPr>
-        <w:t xml:space="preserve">expand_&lt;ns&gt;</w:t>
-      </w:r>
-      <w:r>
-        <w:t xml:space="preserve"> </w:t>
-      </w:r>
-      <w:r>
-        <w:t xml:space="preserve">(one per namespace, cached catalog view).</w:t>
-      </w:r>
-    </w:p>
-    <w:p>
-      <w:pPr>
-        <w:pStyle w:val="BodyText"/>
-      </w:pPr>
-      <w:r>
-        <w:rPr>
-          <w:bCs/>
-          <w:b/>
-        </w:rPr>
-        <w:t xml:space="preserve">OrdSA parallels.</w:t>
-      </w:r>
-      <w:r>
-        <w:t xml:space="preserve"> </w:t>
-      </w:r>
-      <w:r>
-        <w:t xml:space="preserve">- Namespace as authority domain — each external MCP server is a separately-trusted authority surface; the gateway is the</w:t>
-      </w:r>
-      <w:r>
-        <w:t xml:space="preserve"> </w:t>
-      </w:r>
-      <w:r>
-        <w:rPr>
-          <w:bCs/>
-          <w:b/>
-        </w:rPr>
-        <w:t xml:space="preserve">integration plane</w:t>
-      </w:r>
-      <w:r>
-        <w:t xml:space="preserve"> </w:t>
-      </w:r>
-      <w:r>
-        <w:t xml:space="preserve">brokering between altitudes of trust.</w:t>
-      </w:r>
-      <w:r>
-        <w:t xml:space="preserve"> </w:t>
-      </w:r>
-      <w:r>
-        <w:t xml:space="preserve">- Catalog vs. live = belief vs. evidence (Mind module’s belief revision cycle made operational).</w:t>
-      </w:r>
-      <w:r>
-        <w:t xml:space="preserve"> </w:t>
-      </w:r>
-      <w:r>
-        <w:t xml:space="preserve">-</w:t>
-      </w:r>
-      <w:r>
-        <w:t xml:space="preserve"> </w:t>
-      </w:r>
-      <w:r>
-        <w:rPr>
-          <w:rStyle w:val="VerbatimChar"/>
-        </w:rPr>
-        <w:t xml:space="preserve">get_tool_context</w:t>
-      </w:r>
-      <w:r>
-        <w:t xml:space="preserve"> </w:t>
-      </w:r>
-      <w:r>
-        <w:t xml:space="preserve">returning a prompt-shaped block is evidence-up shaped for</w:t>
-      </w:r>
-      <w:r>
-        <w:t xml:space="preserve"> </w:t>
-      </w:r>
-      <w:r>
-        <w:rPr>
-          <w:iCs/>
-          <w:i/>
-        </w:rPr>
-        <w:t xml:space="preserve">agent consumption</w:t>
-      </w:r>
-      <w:r>
-        <w:t xml:space="preserve"> </w:t>
-      </w:r>
-      <w:r>
-        <w:t xml:space="preserve">— not just data.</w:t>
-      </w:r>
-      <w:r>
-        <w:t xml:space="preserve"> </w:t>
-      </w:r>
-      <w:r>
-        <w:t xml:space="preserve">-</w:t>
-      </w:r>
-      <w:r>
-        <w:t xml:space="preserve"> </w:t>
-      </w:r>
-      <w:r>
-        <w:rPr>
-          <w:rStyle w:val="VerbatimChar"/>
-        </w:rPr>
-        <w:t xml:space="preserve">RegisteredToolNames()</w:t>
-      </w:r>
-      <w:r>
-        <w:t xml:space="preserve"> </w:t>
-      </w:r>
-      <w:r>
-        <w:t xml:space="preserve">+ sorted output — auditable inventory at any point in time.</w:t>
-      </w:r>
-    </w:p>
-    <w:p>
-      <w:pPr>
-        <w:pStyle w:val="BodyText"/>
+        <w:t xml:space="preserve">mcp:write</w:t>
+      </w:r>
+      <w:r>
+        <w:t xml:space="preserve"> </w:t>
+      </w:r>
+      <w:r>
+        <w:t xml:space="preserve">are altitude markers; an L2 orchestrator gets write, a public L1 client might get only read.</w:t>
+      </w:r>
+    </w:p>
+    <w:p>
+      <w:pPr>
+        <w:numPr>
+          <w:ilvl w:val="0"/>
+          <w:numId w:val="1016"/>
+        </w:numPr>
+        <w:pStyle w:val="Compact"/>
+      </w:pPr>
+      <w:r>
+        <w:rPr>
+          <w:bCs/>
+          <w:b/>
+        </w:rPr>
+        <w:t xml:space="preserve">Draft &amp; Merge workflow is exactly a phase gate.</w:t>
+      </w:r>
+      <w:r>
+        <w:t xml:space="preserve"> </w:t>
+      </w:r>
+      <w:r>
+        <w:t xml:space="preserve">Collaborators submit (produce evidence), owners decide (exercise authority). The protocol enforces it.</w:t>
+      </w:r>
+    </w:p>
+    <w:p>
+      <w:pPr>
+        <w:numPr>
+          <w:ilvl w:val="0"/>
+          <w:numId w:val="1016"/>
+        </w:numPr>
+        <w:pStyle w:val="Compact"/>
+      </w:pPr>
+      <w:r>
+        <w:t xml:space="preserve">Per-tier gating is authority-altitude check at the tool boundary.</w:t>
+      </w:r>
+    </w:p>
+    <w:p>
+      <w:pPr>
+        <w:numPr>
+          <w:ilvl w:val="0"/>
+          <w:numId w:val="1016"/>
+        </w:numPr>
+        <w:pStyle w:val="Compact"/>
+      </w:pPr>
+      <w:r>
+        <w:t xml:space="preserve">JWT</w:t>
+      </w:r>
+      <w:r>
+        <w:t xml:space="preserve"> </w:t>
+      </w:r>
+      <w:r>
+        <w:rPr>
+          <w:rStyle w:val="VerbatimChar"/>
+        </w:rPr>
+        <w:t xml:space="preserve">user_id</w:t>
+      </w:r>
+      <w:r>
+        <w:t xml:space="preserve"> </w:t>
+      </w:r>
+      <w:r>
+        <w:t xml:space="preserve">claim → per-user DB = identity-plane → evidence-plane partitioning.</w:t>
+      </w:r>
+    </w:p>
+    <w:p>
+      <w:pPr>
+        <w:pStyle w:val="FirstParagraph"/>
       </w:pPr>
       <w:r>
         <w:rPr>
@@ -3710,1022 +4648,82 @@
         </w:rPr>
         <w:t xml:space="preserve">Reusable patterns for AEON.</w:t>
       </w:r>
-      <w:r>
-        <w:t xml:space="preserve"> </w:t>
-      </w:r>
-      <w:r>
-        <w:t xml:space="preserve">-</w:t>
-      </w:r>
-      <w:r>
-        <w:t xml:space="preserve"> </w:t>
-      </w:r>
-      <w:r>
-        <w:rPr>
-          <w:bCs/>
-          <w:b/>
-        </w:rPr>
-        <w:t xml:space="preserve">Catalog/Executor separation</w:t>
-      </w:r>
-      <w:r>
-        <w:t xml:space="preserve"> </w:t>
-      </w:r>
-      <w:r>
-        <w:t xml:space="preserve">as integration-plane architecture.</w:t>
-      </w:r>
-      <w:r>
-        <w:t xml:space="preserve"> </w:t>
-      </w:r>
-      <w:r>
-        <w:t xml:space="preserve">-</w:t>
-      </w:r>
-      <w:r>
-        <w:t xml:space="preserve"> </w:t>
-      </w:r>
-      <w:r>
-        <w:rPr>
-          <w:bCs/>
-          <w:b/>
-        </w:rPr>
-        <w:t xml:space="preserve">Layered ToolRegistrar</w:t>
-      </w:r>
-      <w:r>
-        <w:t xml:space="preserve"> </w:t>
-      </w:r>
-      <w:r>
-        <w:t xml:space="preserve">for composable MCP server: each plane / subdomain registers its tools through the same interface.</w:t>
-      </w:r>
-      <w:r>
-        <w:t xml:space="preserve"> </w:t>
-      </w:r>
-      <w:r>
-        <w:t xml:space="preserve">-</w:t>
-      </w:r>
-      <w:r>
-        <w:t xml:space="preserve"> </w:t>
-      </w:r>
-      <w:r>
-        <w:rPr>
-          <w:bCs/>
-          <w:b/>
-        </w:rPr>
-        <w:t xml:space="preserve">MCP-tool-of-MCP-tools</w:t>
-      </w:r>
-      <w:r>
-        <w:t xml:space="preserve">:</w:t>
-      </w:r>
-      <w:r>
-        <w:t xml:space="preserve"> </w:t>
-      </w:r>
-      <w:r>
-        <w:rPr>
-          <w:rStyle w:val="VerbatimChar"/>
-        </w:rPr>
-        <w:t xml:space="preserve">call_tool(namespace, tool_name, arguments)</w:t>
-      </w:r>
-      <w:r>
-        <w:t xml:space="preserve"> </w:t>
-      </w:r>
-      <w:r>
-        <w:t xml:space="preserve">as the proxy primitive — the cleanest known pattern for</w:t>
-      </w:r>
-      <w:r>
-        <w:t xml:space="preserve"> </w:t>
-      </w:r>
-      <w:r>
-        <w:t xml:space="preserve">“</w:t>
-      </w:r>
-      <w:r>
-        <w:t xml:space="preserve">AEON exposes everything it can do</w:t>
-      </w:r>
-      <w:r>
-        <w:t xml:space="preserve">”</w:t>
-      </w:r>
-      <w:r>
-        <w:t xml:space="preserve"> </w:t>
-      </w:r>
-      <w:r>
-        <w:t xml:space="preserve">without leaking implementation boundaries.</w:t>
-      </w:r>
-      <w:r>
-        <w:t xml:space="preserve"> </w:t>
-      </w:r>
-      <w:r>
-        <w:t xml:space="preserve">-</w:t>
-      </w:r>
-      <w:r>
-        <w:t xml:space="preserve"> </w:t>
-      </w:r>
-      <w:r>
-        <w:rPr>
-          <w:bCs/>
-          <w:b/>
-        </w:rPr>
-        <w:t xml:space="preserve">Graceful degradation as coding norm</w:t>
-      </w:r>
-      <w:r>
-        <w:t xml:space="preserve"> </w:t>
-      </w:r>
-      <w:r>
-        <w:t xml:space="preserve">— Ollama unreachable → return</w:t>
-      </w:r>
-      <w:r>
-        <w:t xml:space="preserve"> </w:t>
-      </w:r>
-      <w:r>
-        <w:rPr>
-          <w:rStyle w:val="VerbatimChar"/>
-        </w:rPr>
-        <w:t xml:space="preserve">(nil, nil)</w:t>
-      </w:r>
-      <w:r>
-        <w:t xml:space="preserve">, caller falls back to keyword. Never panic, never block.</w:t>
-      </w:r>
-    </w:p>
-    <w:bookmarkEnd w:id="45"/>
-    <w:bookmarkStart w:id="46" w:name="Xaff73c4edc68ce748d6fa6721a35b1641495e70"/>
-    <w:p>
-      <w:pPr>
-        <w:pStyle w:val="Heading3"/>
-      </w:pPr>
-      <w:r>
-        <w:t xml:space="preserve">4.4 Legate.Studio — production OAuth 2.1 + MCP-first</w:t>
-      </w:r>
-    </w:p>
-    <w:p>
-      <w:pPr>
-        <w:pStyle w:val="FirstParagraph"/>
-      </w:pPr>
-      <w:r>
-        <w:rPr>
-          <w:bCs/>
-          <w:b/>
-        </w:rPr>
-        <w:t xml:space="preserve">What it is.</w:t>
-      </w:r>
-      <w:r>
-        <w:t xml:space="preserve"> </w:t>
-      </w:r>
-      <w:r>
-        <w:t xml:space="preserve">A commercial MCP-first PKM (personal knowledge management) platform. Per the README:</w:t>
-      </w:r>
-      <w:r>
-        <w:t xml:space="preserve"> </w:t>
-      </w:r>
-      <w:r>
-        <w:rPr>
-          <w:iCs/>
-          <w:i/>
-        </w:rPr>
-        <w:t xml:space="preserve">“</w:t>
-      </w:r>
-      <w:r>
-        <w:rPr>
-          <w:iCs/>
-          <w:i/>
-        </w:rPr>
-        <w:t xml:space="preserve">Your second brain — backed by GitHub, served by Flask, secured by design. Supports shared libraries for collaborative knowledge sharing, a full MCP integration for Claude, and a draft/merge workflow for team contributions.</w:t>
-      </w:r>
-      <w:r>
-        <w:rPr>
-          <w:iCs/>
-          <w:i/>
-        </w:rPr>
-        <w:t xml:space="preserve">”</w:t>
-      </w:r>
-    </w:p>
-    <w:p>
-      <w:pPr>
-        <w:pStyle w:val="BodyText"/>
-      </w:pPr>
-      <w:r>
-        <w:t xml:space="preserve">The most production-hardened MCP server in Micah’s corpus, and the canonical reference for</w:t>
-      </w:r>
-      <w:r>
-        <w:t xml:space="preserve"> </w:t>
-      </w:r>
-      <w:r>
-        <w:rPr>
-          <w:iCs/>
-          <w:i/>
-        </w:rPr>
-        <w:t xml:space="preserve">inbound</w:t>
-      </w:r>
-      <w:r>
-        <w:t xml:space="preserve"> </w:t>
-      </w:r>
-      <w:r>
-        <w:t xml:space="preserve">third-party MCP authentication.</w:t>
-      </w:r>
-    </w:p>
-    <w:p>
-      <w:pPr>
-        <w:pStyle w:val="BodyText"/>
-      </w:pPr>
-      <w:r>
-        <w:rPr>
-          <w:bCs/>
-          <w:b/>
-        </w:rPr>
-        <w:t xml:space="preserve">Vocabulary.</w:t>
-      </w:r>
-      <w:r>
-        <w:t xml:space="preserve"> </w:t>
-      </w:r>
-      <w:r>
-        <w:t xml:space="preserve">-</w:t>
-      </w:r>
-      <w:r>
-        <w:t xml:space="preserve"> </w:t>
-      </w:r>
-      <w:r>
-        <w:rPr>
-          <w:bCs/>
-          <w:b/>
-        </w:rPr>
-        <w:t xml:space="preserve">Pit</w:t>
-      </w:r>
-      <w:r>
-        <w:t xml:space="preserve"> </w:t>
-      </w:r>
-      <w:r>
-        <w:t xml:space="preserve">— internal codename for the Legate runtime.</w:t>
-      </w:r>
-      <w:r>
-        <w:t xml:space="preserve"> </w:t>
-      </w:r>
-      <w:r>
-        <w:t xml:space="preserve">-</w:t>
-      </w:r>
-      <w:r>
-        <w:t xml:space="preserve"> </w:t>
-      </w:r>
-      <w:r>
-        <w:rPr>
-          <w:bCs/>
-          <w:b/>
-        </w:rPr>
-        <w:t xml:space="preserve">Legato</w:t>
-      </w:r>
-      <w:r>
-        <w:t xml:space="preserve"> </w:t>
-      </w:r>
-      <w:r>
-        <w:t xml:space="preserve">— legacy code-name still in env vars (</w:t>
-      </w:r>
-      <w:r>
-        <w:rPr>
-          <w:rStyle w:val="VerbatimChar"/>
-        </w:rPr>
-        <w:t xml:space="preserve">LEGATO_MODE</w:t>
-      </w:r>
-      <w:r>
-        <w:t xml:space="preserve">) and DB names (</w:t>
-      </w:r>
-      <w:r>
-        <w:rPr>
-          <w:rStyle w:val="VerbatimChar"/>
-        </w:rPr>
-        <w:t xml:space="preserve">legato.db</w:t>
-      </w:r>
-      <w:r>
-        <w:t xml:space="preserve">).</w:t>
-      </w:r>
-      <w:r>
-        <w:t xml:space="preserve"> </w:t>
-      </w:r>
-      <w:r>
-        <w:t xml:space="preserve">-</w:t>
-      </w:r>
-      <w:r>
-        <w:t xml:space="preserve"> </w:t>
-      </w:r>
-      <w:r>
-        <w:rPr>
-          <w:bCs/>
-          <w:b/>
-        </w:rPr>
-        <w:t xml:space="preserve">Connector</w:t>
-      </w:r>
-      <w:r>
-        <w:t xml:space="preserve"> </w:t>
-      </w:r>
-      <w:r>
-        <w:t xml:space="preserve">— Anthropic’s term for an HTTP MCP server, adopted as Legate’s user-facing terminology.</w:t>
-      </w:r>
-      <w:r>
-        <w:t xml:space="preserve"> </w:t>
-      </w:r>
-      <w:r>
-        <w:t xml:space="preserve">-</w:t>
-      </w:r>
-      <w:r>
-        <w:t xml:space="preserve"> </w:t>
-      </w:r>
-      <w:r>
-        <w:rPr>
-          <w:bCs/>
-          <w:b/>
-        </w:rPr>
-        <w:t xml:space="preserve">Library</w:t>
-      </w:r>
-      <w:r>
-        <w:t xml:space="preserve"> </w:t>
-      </w:r>
-      <w:r>
-        <w:t xml:space="preserve">/</w:t>
-      </w:r>
-      <w:r>
-        <w:t xml:space="preserve"> </w:t>
-      </w:r>
-      <w:r>
-        <w:rPr>
-          <w:bCs/>
-          <w:b/>
-        </w:rPr>
-        <w:t xml:space="preserve">Shared library</w:t>
-      </w:r>
-      <w:r>
-        <w:t xml:space="preserve"> </w:t>
-      </w:r>
-      <w:r>
-        <w:t xml:space="preserve">/</w:t>
-      </w:r>
-      <w:r>
-        <w:t xml:space="preserve"> </w:t>
-      </w:r>
-      <w:r>
-        <w:rPr>
-          <w:bCs/>
-          <w:b/>
-        </w:rPr>
-        <w:t xml:space="preserve">Personal library</w:t>
-      </w:r>
-      <w:r>
-        <w:t xml:space="preserve"> </w:t>
-      </w:r>
-      <w:r>
-        <w:t xml:space="preserve">— multi-tenant terminology over notes.</w:t>
-      </w:r>
-      <w:r>
-        <w:t xml:space="preserve"> </w:t>
-      </w:r>
-      <w:r>
-        <w:t xml:space="preserve">-</w:t>
-      </w:r>
-      <w:r>
-        <w:t xml:space="preserve"> </w:t>
-      </w:r>
-      <w:r>
-        <w:rPr>
-          <w:bCs/>
-          <w:b/>
-        </w:rPr>
-        <w:t xml:space="preserve">Draft &amp; Merge workflow</w:t>
-      </w:r>
-      <w:r>
-        <w:t xml:space="preserve"> </w:t>
-      </w:r>
-      <w:r>
-        <w:t xml:space="preserve">— collaborators write drafts, owners merge. Explicit governance vocabulary.</w:t>
-      </w:r>
-      <w:r>
-        <w:t xml:space="preserve"> </w:t>
-      </w:r>
-      <w:r>
-        <w:t xml:space="preserve">-</w:t>
-      </w:r>
-      <w:r>
-        <w:t xml:space="preserve"> </w:t>
-      </w:r>
-      <w:r>
-        <w:rPr>
-          <w:bCs/>
-          <w:b/>
-        </w:rPr>
-        <w:t xml:space="preserve">Confidence bucketing</w:t>
-      </w:r>
-      <w:r>
-        <w:t xml:space="preserve"> </w:t>
-      </w:r>
-      <w:r>
-        <w:t xml:space="preserve">— search results split high-confidence vs. maybe-related. Surface calibration in the protocol.</w:t>
-      </w:r>
-    </w:p>
-    <w:p>
-      <w:pPr>
-        <w:pStyle w:val="BodyText"/>
-      </w:pPr>
-      <w:r>
-        <w:rPr>
-          <w:bCs/>
-          <w:b/>
-        </w:rPr>
-        <w:t xml:space="preserve">Architectural positions.</w:t>
-      </w:r>
-      <w:r>
-        <w:t xml:space="preserve"> </w:t>
-      </w:r>
-      <w:r>
-        <w:t xml:space="preserve">- Transport: HTTP with JSON-RPC 2.0.</w:t>
-      </w:r>
-      <w:r>
-        <w:t xml:space="preserve"> </w:t>
-      </w:r>
-      <w:r>
-        <w:rPr>
-          <w:rStyle w:val="VerbatimChar"/>
-        </w:rPr>
-        <w:t xml:space="preserve">MCP-Protocol-Version: 2025-06-18</w:t>
-      </w:r>
-      <w:r>
-        <w:t xml:space="preserve"> </w:t>
-      </w:r>
-      <w:r>
-        <w:t xml:space="preserve">header.</w:t>
-      </w:r>
-      <w:r>
-        <w:t xml:space="preserve"> </w:t>
-      </w:r>
-      <w:r>
-        <w:t xml:space="preserve">- Server capabilities:</w:t>
-      </w:r>
-      <w:r>
-        <w:t xml:space="preserve"> </w:t>
-      </w:r>
-      <w:r>
-        <w:rPr>
-          <w:rStyle w:val="VerbatimChar"/>
-        </w:rPr>
-        <w:t xml:space="preserve">tools</w:t>
-      </w:r>
-      <w:r>
-        <w:t xml:space="preserve">,</w:t>
-      </w:r>
-      <w:r>
-        <w:t xml:space="preserve"> </w:t>
-      </w:r>
-      <w:r>
-        <w:rPr>
-          <w:rStyle w:val="VerbatimChar"/>
-        </w:rPr>
-        <w:t xml:space="preserve">resources</w:t>
-      </w:r>
-      <w:r>
-        <w:t xml:space="preserve">,</w:t>
-      </w:r>
-      <w:r>
-        <w:t xml:space="preserve"> </w:t>
-      </w:r>
-      <w:r>
-        <w:rPr>
-          <w:rStyle w:val="VerbatimChar"/>
-        </w:rPr>
-        <w:t xml:space="preserve">prompts</w:t>
-      </w:r>
-      <w:r>
-        <w:t xml:space="preserve">, each with</w:t>
-      </w:r>
-      <w:r>
-        <w:t xml:space="preserve"> </w:t>
-      </w:r>
-      <w:r>
-        <w:rPr>
-          <w:rStyle w:val="VerbatimChar"/>
-        </w:rPr>
-        <w:t xml:space="preserve">listChanged: False</w:t>
-      </w:r>
-      <w:r>
-        <w:t xml:space="preserve">.</w:t>
-      </w:r>
-      <w:r>
-        <w:t xml:space="preserve"> </w:t>
-      </w:r>
-      <w:r>
-        <w:t xml:space="preserve">-</w:t>
-      </w:r>
-      <w:r>
-        <w:t xml:space="preserve"> </w:t>
-      </w:r>
-      <w:r>
-        <w:rPr>
-          <w:bCs/>
-          <w:b/>
-        </w:rPr>
-        <w:t xml:space="preserve">Auth: OAuth 2.1 AS + Dynamic Client Registration (RFC 7591 + RFC 8414).</w:t>
-      </w:r>
-      <w:r>
-        <w:t xml:space="preserve"> </w:t>
-      </w:r>
-      <w:r>
-        <w:t xml:space="preserve">This is the canonical pattern Micah has chosen for the spec-current MCP world:</w:t>
-      </w:r>
-      <w:r>
-        <w:t xml:space="preserve"> </w:t>
-      </w:r>
-      <w:r>
-        <w:t xml:space="preserve">- Discovery:</w:t>
-      </w:r>
-      <w:r>
-        <w:t xml:space="preserve"> </w:t>
-      </w:r>
-      <w:r>
-        <w:rPr>
-          <w:rStyle w:val="VerbatimChar"/>
-        </w:rPr>
-        <w:t xml:space="preserve">/.well-known/oauth-authorization-server</w:t>
-      </w:r>
-      <w:r>
-        <w:t xml:space="preserve"> </w:t>
-      </w:r>
-      <w:r>
-        <w:t xml:space="preserve">- DCR:</w:t>
-      </w:r>
-      <w:r>
-        <w:t xml:space="preserve"> </w:t>
-      </w:r>
-      <w:r>
-        <w:rPr>
-          <w:rStyle w:val="VerbatimChar"/>
-        </w:rPr>
-        <w:t xml:space="preserve">POST /oauth/register</w:t>
-      </w:r>
-      <w:r>
-        <w:t xml:space="preserve"> </w:t>
-      </w:r>
-      <w:r>
-        <w:t xml:space="preserve">→ returns</w:t>
-      </w:r>
-      <w:r>
-        <w:t xml:space="preserve"> </w:t>
-      </w:r>
-      <w:r>
-        <w:rPr>
-          <w:rStyle w:val="VerbatimChar"/>
-        </w:rPr>
-        <w:t xml:space="preserve">{client_id: "mcp-&lt;hex&gt;", client_secret: ""}</w:t>
-      </w:r>
-      <w:r>
-        <w:t xml:space="preserve"> </w:t>
-      </w:r>
-      <w:r>
-        <w:t xml:space="preserve">(public client)</w:t>
-      </w:r>
-      <w:r>
-        <w:t xml:space="preserve"> </w:t>
-      </w:r>
-      <w:r>
-        <w:t xml:space="preserve">- PKCE enforced (S256 only)</w:t>
-      </w:r>
-      <w:r>
-        <w:t xml:space="preserve"> </w:t>
-      </w:r>
-      <w:r>
-        <w:t xml:space="preserve">- Auto-registration of trusted clients (Claude, ChatGPT) by redirect-URI matching</w:t>
-      </w:r>
-      <w:r>
-        <w:t xml:space="preserve"> </w:t>
-      </w:r>
-      <w:r>
-        <w:t xml:space="preserve">- JWT tokens minted by Pit (NOT GitHub tokens) —</w:t>
-      </w:r>
-      <w:r>
-        <w:t xml:space="preserve"> </w:t>
-      </w:r>
-      <w:r>
-        <w:rPr>
-          <w:iCs/>
-          <w:i/>
-        </w:rPr>
-        <w:t xml:space="preserve">“</w:t>
-      </w:r>
-      <w:r>
-        <w:rPr>
-          <w:iCs/>
-          <w:i/>
-        </w:rPr>
-        <w:t xml:space="preserve">Claude never sees your GitHub token</w:t>
-      </w:r>
-      <w:r>
-        <w:rPr>
-          <w:iCs/>
-          <w:i/>
-        </w:rPr>
-        <w:t xml:space="preserve">”</w:t>
-      </w:r>
-      <w:r>
-        <w:t xml:space="preserve"> </w:t>
-      </w:r>
-      <w:r>
-        <w:t xml:space="preserve">- Token TTL: 1 hour</w:t>
-      </w:r>
-      <w:r>
-        <w:t xml:space="preserve"> </w:t>
-      </w:r>
-      <w:r>
-        <w:t xml:space="preserve">- Scopes:</w:t>
-      </w:r>
-      <w:r>
-        <w:t xml:space="preserve"> </w:t>
-      </w:r>
-      <w:r>
-        <w:rPr>
-          <w:rStyle w:val="VerbatimChar"/>
-        </w:rPr>
-        <w:t xml:space="preserve">mcp:read</w:t>
-      </w:r>
-      <w:r>
-        <w:t xml:space="preserve">,</w:t>
-      </w:r>
-      <w:r>
-        <w:t xml:space="preserve"> </w:t>
-      </w:r>
-      <w:r>
-        <w:rPr>
-          <w:rStyle w:val="VerbatimChar"/>
-        </w:rPr>
-        <w:t xml:space="preserve">mcp:write</w:t>
-      </w:r>
-      <w:r>
-        <w:t xml:space="preserve"> </w:t>
-      </w:r>
-      <w:r>
-        <w:t xml:space="preserve">(only two)</w:t>
-      </w:r>
-      <w:r>
-        <w:t xml:space="preserve"> </w:t>
-      </w:r>
-      <w:r>
-        <w:t xml:space="preserve">- Multi-tenant: per-user SQLite DBs (</w:t>
-      </w:r>
-      <w:r>
-        <w:rPr>
-          <w:rStyle w:val="VerbatimChar"/>
-        </w:rPr>
-        <w:t xml:space="preserve">legato.db</w:t>
-      </w:r>
-      <w:r>
-        <w:t xml:space="preserve">,</w:t>
-      </w:r>
-      <w:r>
-        <w:t xml:space="preserve"> </w:t>
-      </w:r>
-      <w:r>
-        <w:rPr>
-          <w:rStyle w:val="VerbatimChar"/>
-        </w:rPr>
-        <w:t xml:space="preserve">agents.db</w:t>
-      </w:r>
-      <w:r>
-        <w:t xml:space="preserve">,</w:t>
-      </w:r>
-      <w:r>
-        <w:t xml:space="preserve"> </w:t>
-      </w:r>
-      <w:r>
-        <w:rPr>
-          <w:rStyle w:val="VerbatimChar"/>
-        </w:rPr>
-        <w:t xml:space="preserve">chat.db</w:t>
-      </w:r>
-      <w:r>
-        <w:t xml:space="preserve">); JWT carries</w:t>
-      </w:r>
-      <w:r>
-        <w:t xml:space="preserve"> </w:t>
-      </w:r>
-      <w:r>
-        <w:rPr>
-          <w:rStyle w:val="VerbatimChar"/>
-        </w:rPr>
-        <w:t xml:space="preserve">user_id</w:t>
-      </w:r>
-      <w:r>
-        <w:t xml:space="preserve"> </w:t>
-      </w:r>
-      <w:r>
-        <w:t xml:space="preserve">claim;</w:t>
-      </w:r>
-      <w:r>
-        <w:t xml:space="preserve"> </w:t>
-      </w:r>
-      <w:r>
-        <w:rPr>
-          <w:rStyle w:val="VerbatimChar"/>
-        </w:rPr>
-        <w:t xml:space="preserve">get_user_legato_db()</w:t>
-      </w:r>
-      <w:r>
-        <w:t xml:space="preserve"> </w:t>
-      </w:r>
-      <w:r>
-        <w:t xml:space="preserve">returns per-user connection.</w:t>
-      </w:r>
-      <w:r>
-        <w:t xml:space="preserve"> </w:t>
-      </w:r>
-      <w:r>
-        <w:t xml:space="preserve">- Rate limiting: per-user keying via JWT, 1000/hour.</w:t>
-      </w:r>
-      <w:r>
-        <w:t xml:space="preserve"> </w:t>
-      </w:r>
-      <w:r>
-        <w:rPr>
-          <w:rStyle w:val="VerbatimChar"/>
-        </w:rPr>
-        <w:t xml:space="preserve">get_mcp_user_id()</w:t>
-      </w:r>
-      <w:r>
-        <w:t xml:space="preserve"> </w:t>
-      </w:r>
-      <w:r>
-        <w:t xml:space="preserve">returns</w:t>
-      </w:r>
-      <w:r>
-        <w:t xml:space="preserve"> </w:t>
-      </w:r>
-      <w:r>
-        <w:rPr>
-          <w:rStyle w:val="VerbatimChar"/>
-        </w:rPr>
-        <w:t xml:space="preserve">f"mcp:{user_id}"</w:t>
-      </w:r>
-      <w:r>
-        <w:t xml:space="preserve"> </w:t>
-      </w:r>
-      <w:r>
-        <w:t xml:space="preserve">so Flask-Limiter sees it pre-request.</w:t>
-      </w:r>
-      <w:r>
-        <w:t xml:space="preserve"> </w:t>
-      </w:r>
-      <w:r>
-        <w:t xml:space="preserve">- WAL checkpointing after writes: explicit</w:t>
-      </w:r>
-      <w:r>
-        <w:t xml:space="preserve"> </w:t>
-      </w:r>
-      <w:r>
-        <w:rPr>
-          <w:rStyle w:val="VerbatimChar"/>
-        </w:rPr>
-        <w:t xml:space="preserve">PRAGMA wal_checkpoint(RESTART)</w:t>
-      </w:r>
-      <w:r>
-        <w:t xml:space="preserve"> </w:t>
-      </w:r>
-      <w:r>
-        <w:t xml:space="preserve">for cross-worker visibility in multi-gunicorn deployments.</w:t>
-      </w:r>
-      <w:r>
-        <w:t xml:space="preserve"> </w:t>
-      </w:r>
-      <w:r>
-        <w:t xml:space="preserve">- Tool surface:</w:t>
-      </w:r>
-      <w:r>
-        <w:t xml:space="preserve"> </w:t>
-      </w:r>
-      <w:r>
-        <w:rPr>
-          <w:bCs/>
-          <w:b/>
-        </w:rPr>
-        <w:t xml:space="preserve">43 tools</w:t>
-      </w:r>
-      <w:r>
-        <w:t xml:space="preserve">. Organized by domain.</w:t>
-      </w:r>
-      <w:r>
-        <w:t xml:space="preserve"> </w:t>
-      </w:r>
-      <w:r>
-        <w:rPr>
-          <w:rStyle w:val="VerbatimChar"/>
+    </w:p>
+    <w:p>
+      <w:pPr>
+        <w:numPr>
+          <w:ilvl w:val="0"/>
+          <w:numId w:val="1017"/>
+        </w:numPr>
+        <w:pStyle w:val="Compact"/>
+      </w:pPr>
+      <w:r>
+        <w:rPr>
+          <w:bCs/>
+          <w:b/>
+        </w:rPr>
+        <w:t xml:space="preserve">OAuth 2.1 + DCR as MCP auth canon</w:t>
+      </w:r>
+      <w:r>
+        <w:t xml:space="preserve"> </w:t>
+      </w:r>
+      <w:r>
+        <w:t xml:space="preserve">— Legate is the reference implementation; aligns with Anthropic's June 2025 protocol spec.</w:t>
+      </w:r>
+    </w:p>
+    <w:p>
+      <w:pPr>
+        <w:numPr>
+          <w:ilvl w:val="0"/>
+          <w:numId w:val="1017"/>
+        </w:numPr>
+        <w:pStyle w:val="Compact"/>
+      </w:pPr>
+      <w:r>
+        <w:rPr>
+          <w:bCs/>
+          <w:b/>
+        </w:rPr>
+        <w:t xml:space="preserve">JWT bridging</w:t>
+      </w:r>
+      <w:r>
+        <w:t xml:space="preserve"> </w:t>
+      </w:r>
+      <w:r>
+        <w:t xml:space="preserve">— don't expose upstream IdP tokens to the MCP client; mint your own with the principal claim → per-principal capability scoping.</w:t>
+      </w:r>
+    </w:p>
+    <w:p>
+      <w:pPr>
+        <w:numPr>
+          <w:ilvl w:val="0"/>
+          <w:numId w:val="1017"/>
+        </w:numPr>
+        <w:pStyle w:val="Compact"/>
+      </w:pPr>
+      <w:r>
+        <w:rPr>
+          <w:bCs/>
+          <w:b/>
+        </w:rPr>
+        <w:t xml:space="preserve">Per-call</w:t>
+      </w:r>
+      <w:r>
+        <w:rPr>
+          <w:bCs/>
+          <w:b/>
+        </w:rPr>
+        <w:t xml:space="preserve"> </w:t>
+      </w:r>
+      <w:r>
+        <w:rPr>
+          <w:rStyle w:val="VerbatimChar"/>
+          <w:bCs/>
+          <w:b/>
         </w:rPr>
         <w:t xml:space="preserve">library_id</w:t>
       </w:r>
       <w:r>
-        <w:t xml:space="preserve"> </w:t>
-      </w:r>
-      <w:r>
-        <w:t xml:space="preserve">parameter on every tool;</w:t>
-      </w:r>
-      <w:r>
-        <w:t xml:space="preserve"> </w:t>
-      </w:r>
-      <w:r>
-        <w:rPr>
-          <w:rStyle w:val="VerbatimChar"/>
-        </w:rPr>
-        <w:t xml:space="preserve">check_write_permission()</w:t>
-      </w:r>
-      <w:r>
-        <w:t xml:space="preserve"> </w:t>
-      </w:r>
-      <w:r>
-        <w:t xml:space="preserve">enforces draft &amp; merge for non-owners; per-tool per-tier gating (</w:t>
-      </w:r>
-      <w:r>
-        <w:rPr>
-          <w:rStyle w:val="VerbatimChar"/>
-        </w:rPr>
-        <w:t xml:space="preserve">require_managed_tier</w:t>
-      </w:r>
-      <w:r>
-        <w:t xml:space="preserve">).</w:t>
-      </w:r>
-      <w:r>
-        <w:t xml:space="preserve"> </w:t>
-      </w:r>
-      <w:r>
-        <w:t xml:space="preserve">- Embedding model abstraction: Gemini default (768-dim) → OpenAI (1536-dim) → Ollama. Auto-detect chain.</w:t>
-      </w:r>
-    </w:p>
-    <w:p>
-      <w:pPr>
-        <w:pStyle w:val="BodyText"/>
-      </w:pPr>
-      <w:r>
-        <w:rPr>
-          <w:bCs/>
-          <w:b/>
-        </w:rPr>
-        <w:t xml:space="preserve">OrdSA parallels.</w:t>
-      </w:r>
-      <w:r>
-        <w:t xml:space="preserve"> </w:t>
-      </w:r>
-      <w:r>
-        <w:t xml:space="preserve">- OAuth scopes as authority tokens —</w:t>
-      </w:r>
-      <w:r>
-        <w:t xml:space="preserve"> </w:t>
-      </w:r>
-      <w:r>
-        <w:rPr>
-          <w:rStyle w:val="VerbatimChar"/>
-        </w:rPr>
-        <w:t xml:space="preserve">mcp:read</w:t>
-      </w:r>
-      <w:r>
-        <w:t xml:space="preserve"> </w:t>
-      </w:r>
-      <w:r>
-        <w:t xml:space="preserve">/</w:t>
-      </w:r>
-      <w:r>
-        <w:t xml:space="preserve"> </w:t>
-      </w:r>
-      <w:r>
-        <w:rPr>
-          <w:rStyle w:val="VerbatimChar"/>
-        </w:rPr>
-        <w:t xml:space="preserve">mcp:write</w:t>
-      </w:r>
-      <w:r>
-        <w:t xml:space="preserve"> </w:t>
-      </w:r>
-      <w:r>
-        <w:t xml:space="preserve">are altitude markers; an L2 orchestrator gets write, a public L1 client might get only read.</w:t>
-      </w:r>
-      <w:r>
-        <w:t xml:space="preserve"> </w:t>
-      </w:r>
-      <w:r>
-        <w:t xml:space="preserve">-</w:t>
-      </w:r>
-      <w:r>
-        <w:t xml:space="preserve"> </w:t>
-      </w:r>
-      <w:r>
-        <w:rPr>
-          <w:bCs/>
-          <w:b/>
-        </w:rPr>
-        <w:t xml:space="preserve">Draft &amp; Merge workflow is exactly a phase gate.</w:t>
-      </w:r>
-      <w:r>
-        <w:t xml:space="preserve"> </w:t>
-      </w:r>
-      <w:r>
-        <w:t xml:space="preserve">Collaborators submit (produce evidence), owners decide (exercise authority). The protocol enforces it.</w:t>
-      </w:r>
-      <w:r>
-        <w:t xml:space="preserve"> </w:t>
-      </w:r>
-      <w:r>
-        <w:t xml:space="preserve">- Per-tier gating is authority-altitude check at the tool boundary.</w:t>
-      </w:r>
-      <w:r>
-        <w:t xml:space="preserve"> </w:t>
-      </w:r>
-      <w:r>
-        <w:t xml:space="preserve">- JWT</w:t>
-      </w:r>
-      <w:r>
-        <w:t xml:space="preserve"> </w:t>
-      </w:r>
-      <w:r>
-        <w:rPr>
-          <w:rStyle w:val="VerbatimChar"/>
-        </w:rPr>
-        <w:t xml:space="preserve">user_id</w:t>
-      </w:r>
-      <w:r>
-        <w:t xml:space="preserve"> </w:t>
-      </w:r>
-      <w:r>
-        <w:t xml:space="preserve">claim → per-user DB = identity-plane → evidence-plane partitioning.</w:t>
-      </w:r>
-    </w:p>
-    <w:p>
-      <w:pPr>
-        <w:pStyle w:val="BodyText"/>
-      </w:pPr>
-      <w:r>
-        <w:rPr>
-          <w:bCs/>
-          <w:b/>
-        </w:rPr>
-        <w:t xml:space="preserve">Reusable patterns for AEON.</w:t>
-      </w:r>
-      <w:r>
-        <w:t xml:space="preserve"> </w:t>
-      </w:r>
-      <w:r>
-        <w:t xml:space="preserve">-</w:t>
-      </w:r>
-      <w:r>
-        <w:t xml:space="preserve"> </w:t>
-      </w:r>
-      <w:r>
-        <w:rPr>
-          <w:bCs/>
-          <w:b/>
-        </w:rPr>
-        <w:t xml:space="preserve">OAuth 2.1 + DCR as MCP auth canon</w:t>
-      </w:r>
-      <w:r>
-        <w:t xml:space="preserve"> </w:t>
-      </w:r>
-      <w:r>
-        <w:t xml:space="preserve">— Legate is the reference implementation; aligns with Anthropic’s June 2025 protocol spec.</w:t>
-      </w:r>
-      <w:r>
-        <w:t xml:space="preserve"> </w:t>
-      </w:r>
-      <w:r>
-        <w:t xml:space="preserve">-</w:t>
-      </w:r>
-      <w:r>
-        <w:t xml:space="preserve"> </w:t>
-      </w:r>
-      <w:r>
-        <w:rPr>
-          <w:bCs/>
-          <w:b/>
-        </w:rPr>
-        <w:t xml:space="preserve">JWT bridging</w:t>
-      </w:r>
-      <w:r>
-        <w:t xml:space="preserve"> </w:t>
-      </w:r>
-      <w:r>
-        <w:t xml:space="preserve">— don’t expose upstream IdP tokens to the MCP client; mint your own with the principal claim → per-principal capability scoping.</w:t>
-      </w:r>
-      <w:r>
-        <w:t xml:space="preserve"> </w:t>
-      </w:r>
-      <w:r>
-        <w:t xml:space="preserve">-</w:t>
-      </w:r>
-      <w:r>
-        <w:t xml:space="preserve"> </w:t>
-      </w:r>
-      <w:r>
-        <w:rPr>
-          <w:bCs/>
-          <w:b/>
-        </w:rPr>
-        <w:t xml:space="preserve">Per-call</w:t>
-      </w:r>
-      <w:r>
-        <w:rPr>
-          <w:bCs/>
-          <w:b/>
-        </w:rPr>
-        <w:t xml:space="preserve"> </w:t>
-      </w:r>
-      <w:r>
-        <w:rPr>
-          <w:rStyle w:val="VerbatimChar"/>
-          <w:bCs/>
-          <w:b/>
-        </w:rPr>
-        <w:t xml:space="preserve">library_id</w:t>
-      </w:r>
-      <w:r>
         <w:rPr>
           <w:bCs/>
           <w:b/>
@@ -4745,15 +4743,15 @@
       <w:r>
         <w:t xml:space="preserve">for multi-tenant tool reuse — same tool surface, scope-shifted per call.</w:t>
       </w:r>
-      <w:r>
-        <w:t xml:space="preserve"> </w:t>
-      </w:r>
-      <w:r>
-        <w:t xml:space="preserve">-</w:t>
-      </w:r>
-      <w:r>
-        <w:t xml:space="preserve"> </w:t>
-      </w:r>
+    </w:p>
+    <w:p>
+      <w:pPr>
+        <w:numPr>
+          <w:ilvl w:val="0"/>
+          <w:numId w:val="1017"/>
+        </w:numPr>
+        <w:pStyle w:val="Compact"/>
+      </w:pPr>
       <w:r>
         <w:rPr>
           <w:rStyle w:val="VerbatimChar"/>
@@ -4782,15 +4780,15 @@
       <w:r>
         <w:t xml:space="preserve">for soft failures (MCP-spec-compliant).</w:t>
       </w:r>
-      <w:r>
-        <w:t xml:space="preserve"> </w:t>
-      </w:r>
-      <w:r>
-        <w:t xml:space="preserve">-</w:t>
-      </w:r>
-      <w:r>
-        <w:t xml:space="preserve"> </w:t>
-      </w:r>
+    </w:p>
+    <w:p>
+      <w:pPr>
+        <w:numPr>
+          <w:ilvl w:val="0"/>
+          <w:numId w:val="1017"/>
+        </w:numPr>
+        <w:pStyle w:val="Compact"/>
+      </w:pPr>
       <w:r>
         <w:rPr>
           <w:bCs/>
@@ -4804,15 +4802,15 @@
       <w:r>
         <w:t xml:space="preserve">for SQLite multi-worker deployments.</w:t>
       </w:r>
-      <w:r>
-        <w:t xml:space="preserve"> </w:t>
-      </w:r>
-      <w:r>
-        <w:t xml:space="preserve">-</w:t>
-      </w:r>
-      <w:r>
-        <w:t xml:space="preserve"> </w:t>
-      </w:r>
+    </w:p>
+    <w:p>
+      <w:pPr>
+        <w:numPr>
+          <w:ilvl w:val="0"/>
+          <w:numId w:val="1017"/>
+        </w:numPr>
+        <w:pStyle w:val="Compact"/>
+      </w:pPr>
       <w:r>
         <w:rPr>
           <w:bCs/>
@@ -4836,7 +4834,7 @@
     </w:p>
     <w:bookmarkEnd w:id="46"/>
     <w:bookmarkEnd w:id="47"/>
-    <w:bookmarkStart w:id="50" w:name="cross-source-synthesis"/>
+    <w:bookmarkStart w:id="50" w:name="Xd1811eeb80f91b4f7d6251b3c9e4e0e739d8325"/>
     <w:p>
       <w:pPr>
         <w:pStyle w:val="Heading2"/>
@@ -4858,75 +4856,29 @@
       <w:pPr>
         <w:numPr>
           <w:ilvl w:val="0"/>
-          <w:numId w:val="1001"/>
-        </w:numPr>
-        <w:pStyle w:val="Compact"/>
-      </w:pPr>
-      <w:r>
-        <w:rPr>
-          <w:bCs/>
-          <w:b/>
-        </w:rPr>
-        <w:t xml:space="preserve">“</w:t>
-      </w:r>
-      <w:r>
-        <w:rPr>
-          <w:bCs/>
-          <w:b/>
-        </w:rPr>
-        <w:t xml:space="preserve">Namespace</w:t>
-      </w:r>
-      <w:r>
-        <w:rPr>
-          <w:bCs/>
-          <w:b/>
-        </w:rPr>
-        <w:t xml:space="preserve">”</w:t>
-      </w:r>
-      <w:r>
-        <w:rPr>
-          <w:bCs/>
-          <w:b/>
-        </w:rPr>
-        <w:t xml:space="preserve"> </w:t>
-      </w:r>
-      <w:r>
-        <w:rPr>
-          <w:bCs/>
-          <w:b/>
-        </w:rPr>
-        <w:t xml:space="preserve">as the unit of MCP-server registration</w:t>
-      </w:r>
-      <w:r>
-        <w:t xml:space="preserve"> </w:t>
-      </w:r>
-      <w:r>
-        <w:t xml:space="preserve">(Hermetic explicit; Legate uses</w:t>
-      </w:r>
-      <w:r>
-        <w:t xml:space="preserve"> </w:t>
-      </w:r>
-      <w:r>
-        <w:t xml:space="preserve">“</w:t>
-      </w:r>
-      <w:r>
-        <w:t xml:space="preserve">library</w:t>
-      </w:r>
-      <w:r>
-        <w:t xml:space="preserve">”</w:t>
-      </w:r>
-      <w:r>
-        <w:t xml:space="preserve"> </w:t>
-      </w:r>
-      <w:r>
-        <w:t xml:space="preserve">similarly as multi-tenant unit).</w:t>
-      </w:r>
-    </w:p>
-    <w:p>
-      <w:pPr>
-        <w:numPr>
-          <w:ilvl w:val="0"/>
-          <w:numId w:val="1001"/>
+          <w:numId w:val="1018"/>
+        </w:numPr>
+        <w:pStyle w:val="Compact"/>
+      </w:pPr>
+      <w:r>
+        <w:rPr>
+          <w:bCs/>
+          <w:b/>
+        </w:rPr>
+        <w:t xml:space="preserve">"Namespace" as the unit of MCP-server registration</w:t>
+      </w:r>
+      <w:r>
+        <w:t xml:space="preserve"> </w:t>
+      </w:r>
+      <w:r>
+        <w:t xml:space="preserve">(Hermetic explicit; Legate uses "library" similarly as multi-tenant unit).</w:t>
+      </w:r>
+    </w:p>
+    <w:p>
+      <w:pPr>
+        <w:numPr>
+          <w:ilvl w:val="0"/>
+          <w:numId w:val="1018"/>
         </w:numPr>
         <w:pStyle w:val="Compact"/>
       </w:pPr>
@@ -4948,7 +4900,7 @@
       <w:pPr>
         <w:numPr>
           <w:ilvl w:val="0"/>
-          <w:numId w:val="1001"/>
+          <w:numId w:val="1018"/>
         </w:numPr>
         <w:pStyle w:val="Compact"/>
       </w:pPr>
@@ -4963,14 +4915,14 @@
         <w:t xml:space="preserve"> </w:t>
       </w:r>
       <w:r>
-        <w:t xml:space="preserve">— Hermetic explicit (Galley vs. Gateway); Legate caches embeddings; Oracle-MCP archives every exchange; Model-Based-MCP caches templates.</w:t>
-      </w:r>
-    </w:p>
-    <w:p>
-      <w:pPr>
-        <w:numPr>
-          <w:ilvl w:val="0"/>
-          <w:numId w:val="1001"/>
+        <w:t xml:space="preserve">— Hermetic explicit (Galley vs. Gateway); Legate caches embeddings; Oracle-MCP archives every exchange; Model-Based-MCP caches templates.</w:t>
+      </w:r>
+    </w:p>
+    <w:p>
+      <w:pPr>
+        <w:numPr>
+          <w:ilvl w:val="0"/>
+          <w:numId w:val="1018"/>
         </w:numPr>
         <w:pStyle w:val="Compact"/>
       </w:pPr>
@@ -5025,7 +4977,7 @@
       <w:pPr>
         <w:numPr>
           <w:ilvl w:val="0"/>
-          <w:numId w:val="1001"/>
+          <w:numId w:val="1018"/>
         </w:numPr>
         <w:pStyle w:val="Compact"/>
       </w:pPr>
@@ -5040,7 +4992,7 @@
         <w:t xml:space="preserve"> </w:t>
       </w:r>
       <w:r>
-        <w:t xml:space="preserve">— Oracle-MCP’s</w:t>
+        <w:t xml:space="preserve">— Oracle-MCP's</w:t>
       </w:r>
       <w:r>
         <w:t xml:space="preserve"> </w:t>
@@ -5052,7 +5004,7 @@
         <w:t xml:space="preserve">responder</w:t>
       </w:r>
       <w:r>
-        <w:t xml:space="preserve">, Legate’s</w:t>
+        <w:t xml:space="preserve">, Legate's</w:t>
       </w:r>
       <w:r>
         <w:t xml:space="preserve"> </w:t>
@@ -5067,7 +5019,7 @@
         <w:t xml:space="preserve"> </w:t>
       </w:r>
       <w:r>
-        <w:t xml:space="preserve">+ confidence buckets, Hermetic’s</w:t>
+        <w:t xml:space="preserve">+ confidence buckets, Hermetic's</w:t>
       </w:r>
       <w:r>
         <w:t xml:space="preserve"> </w:t>
@@ -5102,7 +5054,7 @@
       <w:pPr>
         <w:numPr>
           <w:ilvl w:val="0"/>
-          <w:numId w:val="1001"/>
+          <w:numId w:val="1018"/>
         </w:numPr>
         <w:pStyle w:val="Compact"/>
       </w:pPr>
@@ -5121,7 +5073,7 @@
       </w:r>
     </w:p>
     <w:bookmarkEnd w:id="48"/>
-    <w:bookmarkStart w:id="49" w:name="tensions-design-variations"/>
+    <w:bookmarkStart w:id="49" w:name="tensions--design-variations"/>
     <w:p>
       <w:pPr>
         <w:pStyle w:val="Heading3"/>
@@ -5133,7 +5085,7 @@
     <w:tbl>
       <w:tblPr>
         <w:tblStyle w:val="Table"/>
-        <w:tblW w:type="pct" w:w="5000"/>
+        <w:tblW w:type="auto" w:w="0"/>
         <w:tblLook w:firstRow="1" w:lastRow="0" w:firstColumn="0" w:lastColumn="0" w:noHBand="0" w:noVBand="0" w:val="0020"/>
         <w:jc w:val="start"/>
       </w:tblPr>
@@ -5621,52 +5573,24 @@
         <w:pStyle w:val="BodyText"/>
       </w:pPr>
       <w:r>
-        <w:t xml:space="preserve">Hermetic’s stance (</w:t>
+        <w:t xml:space="preserve">Hermetic's stance (</w:t>
       </w:r>
       <w:r>
         <w:rPr>
           <w:iCs/>
           <w:i/>
         </w:rPr>
-        <w:t xml:space="preserve">“</w:t>
+        <w:t xml:space="preserve">"browser-callback OAuth flow is intentionally out of scope here"</w:t>
+      </w:r>
+      <w:r>
+        <w:t xml:space="preserve">) and Legate's stance (</w:t>
       </w:r>
       <w:r>
         <w:rPr>
           <w:iCs/>
           <w:i/>
         </w:rPr>
-        <w:t xml:space="preserve">browser-callback OAuth flow is intentionally out of scope here</w:t>
-      </w:r>
-      <w:r>
-        <w:rPr>
-          <w:iCs/>
-          <w:i/>
-        </w:rPr>
-        <w:t xml:space="preserve">”</w:t>
-      </w:r>
-      <w:r>
-        <w:t xml:space="preserve">) and Legate’s stance (</w:t>
-      </w:r>
-      <w:r>
-        <w:rPr>
-          <w:iCs/>
-          <w:i/>
-        </w:rPr>
-        <w:t xml:space="preserve">“</w:t>
-      </w:r>
-      <w:r>
-        <w:rPr>
-          <w:iCs/>
-          <w:i/>
-        </w:rPr>
-        <w:t xml:space="preserve">we ARE the OAuth AS</w:t>
-      </w:r>
-      <w:r>
-        <w:rPr>
-          <w:iCs/>
-          <w:i/>
-        </w:rPr>
-        <w:t xml:space="preserve">”</w:t>
+        <w:t xml:space="preserve">"we ARE the OAuth AS"</w:t>
       </w:r>
       <w:r>
         <w:t xml:space="preserve">) are</w:t>
@@ -5726,7 +5650,7 @@
     </w:p>
     <w:bookmarkEnd w:id="49"/>
     <w:bookmarkEnd w:id="50"/>
-    <w:bookmarkStart w:id="54" w:name="mapping-to-aeon-service-planes"/>
+    <w:bookmarkStart w:id="54" w:name="Xaf27e2bccc03b77577178716320d979f21646cd"/>
     <w:p>
       <w:pPr>
         <w:pStyle w:val="Heading2"/>
@@ -5737,7 +5661,7 @@
     </w:p>
     <w:p>
       <w:pPr>
-        <w:pStyle w:val="CaptionedFigure"/>
+        <w:pStyle w:val="FirstParagraph"/>
       </w:pPr>
       <w:r>
         <w:drawing>
@@ -5784,14 +5708,6 @@
     </w:p>
     <w:p>
       <w:pPr>
-        <w:pStyle w:val="ImageCaption"/>
-      </w:pPr>
-      <w:r>
-        <w:t xml:space="preserve">Viewpoint 2 — MCP-in-AEON-planes integration</w:t>
-      </w:r>
-    </w:p>
-    <w:p>
-      <w:pPr>
         <w:pStyle w:val="BodyText"/>
       </w:pPr>
       <w:r>
@@ -5801,7 +5717,7 @@
     <w:tbl>
       <w:tblPr>
         <w:tblStyle w:val="Table"/>
-        <w:tblW w:type="pct" w:w="5000"/>
+        <w:tblW w:type="auto" w:w="0"/>
         <w:tblLook w:firstRow="1" w:lastRow="0" w:firstColumn="0" w:lastColumn="0" w:noHBand="0" w:noVBand="0" w:val="0020"/>
         <w:jc w:val="start"/>
       </w:tblPr>
@@ -5834,7 +5750,7 @@
               <w:jc w:val="left"/>
             </w:pPr>
             <w:r>
-              <w:t xml:space="preserve">Micah’s reference impl</w:t>
+              <w:t xml:space="preserve">Micah's reference impl</w:t>
             </w:r>
           </w:p>
         </w:tc>
@@ -6147,7 +6063,7 @@
               <w:jc w:val="left"/>
             </w:pPr>
             <w:r>
-              <w:t xml:space="preserve">Hermetic’s</w:t>
+              <w:t xml:space="preserve">Hermetic's</w:t>
             </w:r>
             <w:r>
               <w:t xml:space="preserve"> </w:t>
@@ -6276,7 +6192,7 @@
               <w:t xml:space="preserve"> </w:t>
             </w:r>
             <w:r>
-              <w:t xml:space="preserve">carried at protocol level; L2 dual-role (peer answers vs. escalate upward) is the canonical phase-gate</w:t>
+              <w:t xml:space="preserve">carried at protocol level; L2 dual-role (peer answers vs. escalate upward) is the canonical phase-gate</w:t>
             </w:r>
           </w:p>
         </w:tc>
@@ -6343,7 +6259,7 @@
           <w:iCs/>
           <w:i/>
         </w:rPr>
-        <w:t xml:space="preserve">AEON’s Identity plane uses Legate’s OAuth; Authority uses Legate’s scopes + Oracle’s altitudes; Evidence uses Oracle’s archive; Integration uses Hermetic’s gateway; Capability uses Hermetic’s catalog; Runtime uses Oracle’s bus.</w:t>
+        <w:t xml:space="preserve">AEON's Identity plane uses Legate's OAuth; Authority uses Legate's scopes + Oracle's altitudes; Evidence uses Oracle's archive; Integration uses Hermetic's gateway; Capability uses Hermetic's catalog; Runtime uses Oracle's bus.</w:t>
       </w:r>
     </w:p>
     <w:p>
@@ -6354,18 +6270,18 @@
       </w:r>
     </w:p>
     <w:bookmarkEnd w:id="54"/>
-    <w:bookmarkStart w:id="58" w:name="X1129dfe582bfa1928584a62d5010e06b1ec575f"/>
+    <w:bookmarkStart w:id="58" w:name="X95266994d153304f71a645a346246391c11270d"/>
     <w:p>
       <w:pPr>
         <w:pStyle w:val="Heading2"/>
       </w:pPr>
       <w:r>
-        <w:t xml:space="preserve">7. Current bespoke state vs. MCP-native — what changes</w:t>
-      </w:r>
-    </w:p>
-    <w:p>
-      <w:pPr>
-        <w:pStyle w:val="CaptionedFigure"/>
+        <w:t xml:space="preserve">7. Current bespoke state vs. MCP-native — what changes</w:t>
+      </w:r>
+    </w:p>
+    <w:p>
+      <w:pPr>
+        <w:pStyle w:val="FirstParagraph"/>
       </w:pPr>
       <w:r>
         <w:drawing>
@@ -6412,24 +6328,16 @@
     </w:p>
     <w:p>
       <w:pPr>
-        <w:pStyle w:val="ImageCaption"/>
-      </w:pPr>
-      <w:r>
-        <w:t xml:space="preserve">Viewpoint 4 — Bespoke vs MCP-native dispatch</w:t>
-      </w:r>
-    </w:p>
-    <w:p>
-      <w:pPr>
         <w:pStyle w:val="BodyText"/>
       </w:pPr>
       <w:r>
-        <w:t xml:space="preserve">What we shipped 2026-05-23 (bespoke) vs. what an MCP-native AEON would look like:</w:t>
+        <w:t xml:space="preserve">What we shipped 2026-05-23 (bespoke) vs. what an MCP-native AEON would look like:</w:t>
       </w:r>
     </w:p>
     <w:tbl>
       <w:tblPr>
         <w:tblStyle w:val="Table"/>
-        <w:tblW w:type="pct" w:w="5000"/>
+        <w:tblW w:type="auto" w:w="0"/>
         <w:tblLook w:firstRow="1" w:lastRow="0" w:firstColumn="0" w:lastColumn="0" w:noHBand="0" w:noVBand="0" w:val="0020"/>
         <w:jc w:val="start"/>
       </w:tblPr>
@@ -6746,37 +6654,19 @@
               <w:t xml:space="preserve"> </w:t>
             </w:r>
             <w:r>
-              <w:t xml:space="preserve">+</w:t>
-            </w:r>
-            <w:r>
-              <w:t xml:space="preserve"> </w:t>
-            </w:r>
-            <w:r>
-              <w:rPr>
-                <w:rStyle w:val="VerbatimChar"/>
-              </w:rPr>
-              <w:t xml:space="preserve">adapter_method: GET|POST</w:t>
-            </w:r>
-          </w:p>
-        </w:tc>
-        <w:tc>
-          <w:tcPr/>
-          <w:p>
-            <w:pPr>
-              <w:pStyle w:val="Compact"/>
-              <w:jc w:val="left"/>
-            </w:pPr>
-            <w:r>
-              <w:t xml:space="preserve">MCP server registration in namespace registry; tools auto-discovered via</w:t>
-            </w:r>
-            <w:r>
-              <w:t xml:space="preserve"> </w:t>
-            </w:r>
-            <w:r>
-              <w:rPr>
-                <w:rStyle w:val="VerbatimChar"/>
-              </w:rPr>
-              <w:t xml:space="preserve">tools/list</w:t>
+              <w:t xml:space="preserve">+ `adapter_method: GET</w:t>
+            </w:r>
+          </w:p>
+        </w:tc>
+        <w:tc>
+          <w:tcPr/>
+          <w:p>
+            <w:pPr>
+              <w:pStyle w:val="Compact"/>
+              <w:jc w:val="left"/>
+            </w:pPr>
+            <w:r>
+              <w:t xml:space="preserve">POST`</w:t>
             </w:r>
           </w:p>
         </w:tc>
@@ -7089,7 +6979,7 @@
         <w:t xml:space="preserve"> </w:t>
       </w:r>
       <w:r>
-        <w:t xml:space="preserve">The Evidence plane impl (append-only JSONL, query, chain reconstruction) is reusable. The Capability plane’s YAML registry can become the MCP namespace registry source-of-truth. The OrdSA discipline (altitudes, phase gates, evidence-up) becomes more enforceable, not less, because OAuth scopes and Oracle-MCP altitudes give the protocol something to inspect.</w:t>
+        <w:t xml:space="preserve">The Evidence plane impl (append-only JSONL, query, chain reconstruction) is reusable. The Capability plane's YAML registry can become the MCP namespace registry source-of-truth. The OrdSA discipline (altitudes, phase gates, evidence-up) becomes more enforceable, not less, because OAuth scopes and Oracle-MCP altitudes give the protocol something to inspect.</w:t>
       </w:r>
     </w:p>
     <w:p>
@@ -7163,7 +7053,7 @@
       </w:r>
     </w:p>
     <w:bookmarkEnd w:id="58"/>
-    <w:bookmarkStart w:id="59" w:name="X5894aa4f01c0a215ecc29f576c45825ee8e74ef"/>
+    <w:bookmarkStart w:id="59" w:name="X94e26036d609e2f350db8398d6e7efe2338c34b"/>
     <w:p>
       <w:pPr>
         <w:pStyle w:val="Heading2"/>
@@ -7176,15 +7066,15 @@
       <w:pPr>
         <w:numPr>
           <w:ilvl w:val="0"/>
-          <w:numId w:val="1002"/>
-        </w:numPr>
-      </w:pPr>
-      <w:r>
-        <w:rPr>
-          <w:bCs/>
-          <w:b/>
-        </w:rPr>
-        <w:t xml:space="preserve">Adopt MCP as AEON’s primary tool-transport substrate.</w:t>
+          <w:numId w:val="1019"/>
+        </w:numPr>
+      </w:pPr>
+      <w:r>
+        <w:rPr>
+          <w:bCs/>
+          <w:b/>
+        </w:rPr>
+        <w:t xml:space="preserve">Adopt MCP as AEON's primary tool-transport substrate.</w:t>
       </w:r>
       <w:r>
         <w:t xml:space="preserve"> </w:t>
@@ -7197,7 +7087,7 @@
       <w:pPr>
         <w:numPr>
           <w:ilvl w:val="0"/>
-          <w:numId w:val="1002"/>
+          <w:numId w:val="1019"/>
         </w:numPr>
       </w:pPr>
       <w:r>
@@ -7226,22 +7116,22 @@
         <w:t xml:space="preserve"> </w:t>
       </w:r>
       <w:r>
-        <w:t xml:space="preserve">as the reference pattern. AEON’s own gateway is either a direct adaptation or a vendored module.</w:t>
-      </w:r>
-    </w:p>
-    <w:p>
-      <w:pPr>
-        <w:numPr>
-          <w:ilvl w:val="0"/>
-          <w:numId w:val="1002"/>
-        </w:numPr>
-      </w:pPr>
-      <w:r>
-        <w:rPr>
-          <w:bCs/>
-          <w:b/>
-        </w:rPr>
-        <w:t xml:space="preserve">Legate’s OAuth 2.1 + DCR pattern is canon-referenced for inbound MCP auth.</w:t>
+        <w:t xml:space="preserve">as the reference pattern. AEON's own gateway is either a direct adaptation or a vendored module.</w:t>
+      </w:r>
+    </w:p>
+    <w:p>
+      <w:pPr>
+        <w:numPr>
+          <w:ilvl w:val="0"/>
+          <w:numId w:val="1019"/>
+        </w:numPr>
+      </w:pPr>
+      <w:r>
+        <w:rPr>
+          <w:bCs/>
+          <w:b/>
+        </w:rPr>
+        <w:t xml:space="preserve">Legate's OAuth 2.1 + DCR pattern is canon-referenced for inbound MCP auth.</w:t>
       </w:r>
       <w:r>
         <w:t xml:space="preserve"> </w:t>
@@ -7314,15 +7204,15 @@
       <w:pPr>
         <w:numPr>
           <w:ilvl w:val="0"/>
-          <w:numId w:val="1002"/>
-        </w:numPr>
-      </w:pPr>
-      <w:r>
-        <w:rPr>
-          <w:bCs/>
-          <w:b/>
-        </w:rPr>
-        <w:t xml:space="preserve">Oracle-MCP’s ordinal-bus pattern is canon-referenced for L1↔L2↔L3 evidence/authority flow.</w:t>
+          <w:numId w:val="1019"/>
+        </w:numPr>
+      </w:pPr>
+      <w:r>
+        <w:rPr>
+          <w:bCs/>
+          <w:b/>
+        </w:rPr>
+        <w:t xml:space="preserve">Oracle-MCP's ordinal-bus pattern is canon-referenced for L1↔L2↔L3 evidence/authority flow.</w:t>
       </w:r>
       <w:r>
         <w:t xml:space="preserve"> </w:t>
@@ -7395,7 +7285,7 @@
       <w:pPr>
         <w:numPr>
           <w:ilvl w:val="0"/>
-          <w:numId w:val="1002"/>
+          <w:numId w:val="1019"/>
         </w:numPr>
       </w:pPr>
       <w:r>
@@ -7409,14 +7299,14 @@
         <w:t xml:space="preserve"> </w:t>
       </w:r>
       <w:r>
-        <w:t xml:space="preserve">ng-aide-01 PRs already in flight (#5, #4) stay bespoke; merged after Tracy’s review for v0.1 ship. v0.2 ships MCP-native. Canon-side decisions (this paper → ratified ADR → v0.2 spec) precede v0.2 build.</w:t>
-      </w:r>
-    </w:p>
-    <w:p>
-      <w:pPr>
-        <w:numPr>
-          <w:ilvl w:val="0"/>
-          <w:numId w:val="1002"/>
+        <w:t xml:space="preserve">ng-aide-01 PRs already in flight (#5, #4) stay bespoke; merged after Tracy's review for v0.1 ship. v0.2 ships MCP-native. Canon-side decisions (this paper → ratified ADR → v0.2 spec) precede v0.2 build.</w:t>
+      </w:r>
+    </w:p>
+    <w:p>
+      <w:pPr>
+        <w:numPr>
+          <w:ilvl w:val="0"/>
+          <w:numId w:val="1019"/>
         </w:numPr>
       </w:pPr>
       <w:r>
@@ -7441,7 +7331,7 @@
       </w:r>
     </w:p>
     <w:bookmarkEnd w:id="59"/>
-    <w:bookmarkStart w:id="60" w:name="X090cc1cc00596328a8efdb112f18de64594ac32"/>
+    <w:bookmarkStart w:id="60" w:name="X9b3cd43d7a3f06d87c01d6103b95af04cb255ce"/>
     <w:p>
       <w:pPr>
         <w:pStyle w:val="Heading2"/>
@@ -7469,64 +7359,106 @@
         </w:rPr>
         <w:t xml:space="preserve">Q1. Is the corpus inventory complete?</w:t>
       </w:r>
-      <w:r>
-        <w:t xml:space="preserve"> </w:t>
-      </w:r>
-      <w:r>
-        <w:t xml:space="preserve">- a. Yes — these 10 are the substantive MCP-authored set</w:t>
-      </w:r>
-      <w:r>
-        <w:t xml:space="preserve"> </w:t>
-      </w:r>
-      <w:r>
-        <w:t xml:space="preserve">- b. Add specific repos I missed (please name)</w:t>
-      </w:r>
-      <w:r>
-        <w:t xml:space="preserve"> </w:t>
-      </w:r>
-      <w:r>
-        <w:t xml:space="preserve">- c. Some of these aren’t representative — flag which and why</w:t>
-      </w:r>
-    </w:p>
-    <w:p>
-      <w:pPr>
-        <w:pStyle w:val="BodyText"/>
-      </w:pPr>
-      <w:r>
-        <w:rPr>
-          <w:bCs/>
-          <w:b/>
-        </w:rPr>
-        <w:t xml:space="preserve">Q2. Adoption of MCP as AEON’s primary tool-transport substrate (Recommendation #1).</w:t>
-      </w:r>
-      <w:r>
-        <w:t xml:space="preserve"> </w:t>
-      </w:r>
-      <w:r>
-        <w:t xml:space="preserve">- a. Endorse as-stated</w:t>
-      </w:r>
-      <w:r>
-        <w:t xml:space="preserve"> </w:t>
-      </w:r>
-      <w:r>
-        <w:t xml:space="preserve">- b. Endorse with scope qualifications (please specify)</w:t>
-      </w:r>
-      <w:r>
-        <w:t xml:space="preserve"> </w:t>
-      </w:r>
-      <w:r>
-        <w:t xml:space="preserve">- c. Defer — MCP-as-canonical needs more deliberation</w:t>
-      </w:r>
-      <w:r>
-        <w:t xml:space="preserve"> </w:t>
-      </w:r>
-      <w:r>
-        <w:t xml:space="preserve">- d. Disagree — bespoke is the right call; please share why</w:t>
-      </w:r>
-    </w:p>
-    <w:p>
-      <w:pPr>
-        <w:pStyle w:val="BodyText"/>
+    </w:p>
+    <w:p>
+      <w:pPr>
+        <w:numPr>
+          <w:ilvl w:val="0"/>
+          <w:numId w:val="1020"/>
+        </w:numPr>
+        <w:pStyle w:val="Compact"/>
+      </w:pPr>
+      <w:r>
+        <w:t xml:space="preserve">a. Yes — these 10 are the substantive MCP-authored set</w:t>
+      </w:r>
+    </w:p>
+    <w:p>
+      <w:pPr>
+        <w:numPr>
+          <w:ilvl w:val="0"/>
+          <w:numId w:val="1020"/>
+        </w:numPr>
+        <w:pStyle w:val="Compact"/>
+      </w:pPr>
+      <w:r>
+        <w:t xml:space="preserve">b. Add specific repos I missed (please name)</w:t>
+      </w:r>
+    </w:p>
+    <w:p>
+      <w:pPr>
+        <w:numPr>
+          <w:ilvl w:val="0"/>
+          <w:numId w:val="1020"/>
+        </w:numPr>
+        <w:pStyle w:val="Compact"/>
+      </w:pPr>
+      <w:r>
+        <w:t xml:space="preserve">c. Some of these aren't representative — flag which and why</w:t>
+      </w:r>
+    </w:p>
+    <w:p>
+      <w:pPr>
+        <w:pStyle w:val="FirstParagraph"/>
+      </w:pPr>
+      <w:r>
+        <w:rPr>
+          <w:bCs/>
+          <w:b/>
+        </w:rPr>
+        <w:t xml:space="preserve">Q2. Adoption of MCP as AEON's primary tool-transport substrate (Recommendation #1).</w:t>
+      </w:r>
+    </w:p>
+    <w:p>
+      <w:pPr>
+        <w:numPr>
+          <w:ilvl w:val="0"/>
+          <w:numId w:val="1021"/>
+        </w:numPr>
+        <w:pStyle w:val="Compact"/>
+      </w:pPr>
+      <w:r>
+        <w:t xml:space="preserve">a. Endorse as-stated</w:t>
+      </w:r>
+    </w:p>
+    <w:p>
+      <w:pPr>
+        <w:numPr>
+          <w:ilvl w:val="0"/>
+          <w:numId w:val="1021"/>
+        </w:numPr>
+        <w:pStyle w:val="Compact"/>
+      </w:pPr>
+      <w:r>
+        <w:t xml:space="preserve">b. Endorse with scope qualifications (please specify)</w:t>
+      </w:r>
+    </w:p>
+    <w:p>
+      <w:pPr>
+        <w:numPr>
+          <w:ilvl w:val="0"/>
+          <w:numId w:val="1021"/>
+        </w:numPr>
+        <w:pStyle w:val="Compact"/>
+      </w:pPr>
+      <w:r>
+        <w:t xml:space="preserve">c. Defer — MCP-as-canonical needs more deliberation</w:t>
+      </w:r>
+    </w:p>
+    <w:p>
+      <w:pPr>
+        <w:numPr>
+          <w:ilvl w:val="0"/>
+          <w:numId w:val="1021"/>
+        </w:numPr>
+        <w:pStyle w:val="Compact"/>
+      </w:pPr>
+      <w:r>
+        <w:t xml:space="preserve">d. Disagree — bespoke is the right call; please share why</w:t>
+      </w:r>
+    </w:p>
+    <w:p>
+      <w:pPr>
+        <w:pStyle w:val="FirstParagraph"/>
       </w:pPr>
       <w:r>
         <w:rPr>
@@ -7535,82 +7467,106 @@
         </w:rPr>
         <w:t xml:space="preserve">Q3. Hermetic galley as canon-referenced MCP gateway (Recommendation #2).</w:t>
       </w:r>
-      <w:r>
-        <w:t xml:space="preserve"> </w:t>
-      </w:r>
-      <w:r>
-        <w:t xml:space="preserve">- a. Endorse galley + gateway as the reference pattern AEON adapts/vendors</w:t>
-      </w:r>
-      <w:r>
-        <w:t xml:space="preserve"> </w:t>
-      </w:r>
-      <w:r>
-        <w:t xml:space="preserve">- b. Endorse but with adaptation notes (please specify what changes for AEON)</w:t>
-      </w:r>
-      <w:r>
-        <w:t xml:space="preserve"> </w:t>
-      </w:r>
-      <w:r>
-        <w:t xml:space="preserve">- c. Galley is one impl among several — point at it as exemplar without</w:t>
-      </w:r>
-      <w:r>
-        <w:t xml:space="preserve"> </w:t>
-      </w:r>
-      <w:r>
-        <w:t xml:space="preserve">“</w:t>
-      </w:r>
-      <w:r>
-        <w:t xml:space="preserve">canonical</w:t>
-      </w:r>
-      <w:r>
-        <w:t xml:space="preserve">”</w:t>
-      </w:r>
-      <w:r>
-        <w:t xml:space="preserve"> </w:t>
-      </w:r>
-      <w:r>
-        <w:t xml:space="preserve">framing</w:t>
-      </w:r>
-      <w:r>
-        <w:t xml:space="preserve"> </w:t>
-      </w:r>
-      <w:r>
-        <w:t xml:space="preserve">- d. Different gateway approach preferred (please describe)</w:t>
-      </w:r>
-    </w:p>
-    <w:p>
-      <w:pPr>
-        <w:pStyle w:val="BodyText"/>
-      </w:pPr>
-      <w:r>
-        <w:rPr>
-          <w:bCs/>
-          <w:b/>
-        </w:rPr>
-        <w:t xml:space="preserve">Q4. Legate’s OAuth 2.1 + DCR as inbound auth canon (Recommendation #3).</w:t>
-      </w:r>
-      <w:r>
-        <w:t xml:space="preserve"> </w:t>
-      </w:r>
-      <w:r>
-        <w:t xml:space="preserve">- a. Endorse — AEON Identity plane mirrors Legate’s pattern</w:t>
-      </w:r>
-      <w:r>
-        <w:t xml:space="preserve"> </w:t>
-      </w:r>
-      <w:r>
-        <w:t xml:space="preserve">- b. Endorse but Legate’s specifics differ from what AEON needs (please specify)</w:t>
-      </w:r>
-      <w:r>
-        <w:t xml:space="preserve"> </w:t>
-      </w:r>
-      <w:r>
-        <w:t xml:space="preserve">- c. AEON should use a different auth model — please describe</w:t>
-      </w:r>
-    </w:p>
-    <w:p>
-      <w:pPr>
-        <w:pStyle w:val="BodyText"/>
+    </w:p>
+    <w:p>
+      <w:pPr>
+        <w:numPr>
+          <w:ilvl w:val="0"/>
+          <w:numId w:val="1022"/>
+        </w:numPr>
+        <w:pStyle w:val="Compact"/>
+      </w:pPr>
+      <w:r>
+        <w:t xml:space="preserve">a. Endorse galley + gateway as the reference pattern AEON adapts/vendors</w:t>
+      </w:r>
+    </w:p>
+    <w:p>
+      <w:pPr>
+        <w:numPr>
+          <w:ilvl w:val="0"/>
+          <w:numId w:val="1022"/>
+        </w:numPr>
+        <w:pStyle w:val="Compact"/>
+      </w:pPr>
+      <w:r>
+        <w:t xml:space="preserve">b. Endorse but with adaptation notes (please specify what changes for AEON)</w:t>
+      </w:r>
+    </w:p>
+    <w:p>
+      <w:pPr>
+        <w:numPr>
+          <w:ilvl w:val="0"/>
+          <w:numId w:val="1022"/>
+        </w:numPr>
+        <w:pStyle w:val="Compact"/>
+      </w:pPr>
+      <w:r>
+        <w:t xml:space="preserve">c. Galley is one impl among several — point at it as exemplar without "canonical" framing</w:t>
+      </w:r>
+    </w:p>
+    <w:p>
+      <w:pPr>
+        <w:numPr>
+          <w:ilvl w:val="0"/>
+          <w:numId w:val="1022"/>
+        </w:numPr>
+        <w:pStyle w:val="Compact"/>
+      </w:pPr>
+      <w:r>
+        <w:t xml:space="preserve">d. Different gateway approach preferred (please describe)</w:t>
+      </w:r>
+    </w:p>
+    <w:p>
+      <w:pPr>
+        <w:pStyle w:val="FirstParagraph"/>
+      </w:pPr>
+      <w:r>
+        <w:rPr>
+          <w:bCs/>
+          <w:b/>
+        </w:rPr>
+        <w:t xml:space="preserve">Q4. Legate's OAuth 2.1 + DCR as inbound auth canon (Recommendation #3).</w:t>
+      </w:r>
+    </w:p>
+    <w:p>
+      <w:pPr>
+        <w:numPr>
+          <w:ilvl w:val="0"/>
+          <w:numId w:val="1023"/>
+        </w:numPr>
+        <w:pStyle w:val="Compact"/>
+      </w:pPr>
+      <w:r>
+        <w:t xml:space="preserve">a. Endorse — AEON Identity plane mirrors Legate's pattern</w:t>
+      </w:r>
+    </w:p>
+    <w:p>
+      <w:pPr>
+        <w:numPr>
+          <w:ilvl w:val="0"/>
+          <w:numId w:val="1023"/>
+        </w:numPr>
+        <w:pStyle w:val="Compact"/>
+      </w:pPr>
+      <w:r>
+        <w:t xml:space="preserve">b. Endorse but Legate's specifics differ from what AEON needs (please specify)</w:t>
+      </w:r>
+    </w:p>
+    <w:p>
+      <w:pPr>
+        <w:numPr>
+          <w:ilvl w:val="0"/>
+          <w:numId w:val="1023"/>
+        </w:numPr>
+        <w:pStyle w:val="Compact"/>
+      </w:pPr>
+      <w:r>
+        <w:t xml:space="preserve">c. AEON should use a different auth model — please describe</w:t>
+      </w:r>
+    </w:p>
+    <w:p>
+      <w:pPr>
+        <w:pStyle w:val="FirstParagraph"/>
       </w:pPr>
       <w:r>
         <w:rPr>
@@ -7619,11 +7575,17 @@
         </w:rPr>
         <w:t xml:space="preserve">Q5. Oracle-MCP ordinal-bus as inter-agent transport canon (Recommendation #4).</w:t>
       </w:r>
-      <w:r>
-        <w:t xml:space="preserve"> </w:t>
-      </w:r>
-      <w:r>
-        <w:t xml:space="preserve">- a. Endorse —</w:t>
+    </w:p>
+    <w:p>
+      <w:pPr>
+        <w:numPr>
+          <w:ilvl w:val="0"/>
+          <w:numId w:val="1024"/>
+        </w:numPr>
+        <w:pStyle w:val="Compact"/>
+      </w:pPr>
+      <w:r>
+        <w:t xml:space="preserve">a. Endorse —</w:t>
       </w:r>
       <w:r>
         <w:t xml:space="preserve"> </w:t>
@@ -7658,28 +7620,46 @@
       <w:r>
         <w:t xml:space="preserve">become AEON protocol-level fields</w:t>
       </w:r>
-      <w:r>
-        <w:t xml:space="preserve"> </w:t>
-      </w:r>
-      <w:r>
-        <w:t xml:space="preserve">- b. Endorse the pattern but use a different transport (please specify; maybe shared queue instead of filesystem?)</w:t>
-      </w:r>
-      <w:r>
-        <w:t xml:space="preserve"> </w:t>
-      </w:r>
-      <w:r>
-        <w:t xml:space="preserve">- c. Oracle-MCP is Rhode-specific — don’t promote it to AEON-canonical</w:t>
-      </w:r>
-      <w:r>
-        <w:t xml:space="preserve"> </w:t>
-      </w:r>
-      <w:r>
-        <w:t xml:space="preserve">- d. Different ordinal model preferred (please describe)</w:t>
-      </w:r>
-    </w:p>
-    <w:p>
-      <w:pPr>
-        <w:pStyle w:val="BodyText"/>
+    </w:p>
+    <w:p>
+      <w:pPr>
+        <w:numPr>
+          <w:ilvl w:val="0"/>
+          <w:numId w:val="1024"/>
+        </w:numPr>
+        <w:pStyle w:val="Compact"/>
+      </w:pPr>
+      <w:r>
+        <w:t xml:space="preserve">b. Endorse the pattern but use a different transport (please specify; maybe shared queue instead of filesystem?)</w:t>
+      </w:r>
+    </w:p>
+    <w:p>
+      <w:pPr>
+        <w:numPr>
+          <w:ilvl w:val="0"/>
+          <w:numId w:val="1024"/>
+        </w:numPr>
+        <w:pStyle w:val="Compact"/>
+      </w:pPr>
+      <w:r>
+        <w:t xml:space="preserve">c. Oracle-MCP is Rhode-specific — don't promote it to AEON-canonical</w:t>
+      </w:r>
+    </w:p>
+    <w:p>
+      <w:pPr>
+        <w:numPr>
+          <w:ilvl w:val="0"/>
+          <w:numId w:val="1024"/>
+        </w:numPr>
+        <w:pStyle w:val="Compact"/>
+      </w:pPr>
+      <w:r>
+        <w:t xml:space="preserve">d. Different ordinal model preferred (please describe)</w:t>
+      </w:r>
+    </w:p>
+    <w:p>
+      <w:pPr>
+        <w:pStyle w:val="FirstParagraph"/>
       </w:pPr>
       <w:r>
         <w:rPr>
@@ -7717,11 +7697,17 @@
         </w:rPr>
         <w:t xml:space="preserve">as canonical agent state-root convention.</w:t>
       </w:r>
-      <w:r>
-        <w:t xml:space="preserve"> </w:t>
-      </w:r>
-      <w:r>
-        <w:t xml:space="preserve">- a. Confirm —</w:t>
+    </w:p>
+    <w:p>
+      <w:pPr>
+        <w:numPr>
+          <w:ilvl w:val="0"/>
+          <w:numId w:val="1025"/>
+        </w:numPr>
+        <w:pStyle w:val="Compact"/>
+      </w:pPr>
+      <w:r>
+        <w:t xml:space="preserve">a. Confirm —</w:t>
       </w:r>
       <w:r>
         <w:t xml:space="preserve"> </w:t>
@@ -7738,11 +7724,17 @@
       <w:r>
         <w:t xml:space="preserve">is the agent home directory; canon ratifies</w:t>
       </w:r>
-      <w:r>
-        <w:t xml:space="preserve"> </w:t>
-      </w:r>
-      <w:r>
-        <w:t xml:space="preserve">- b. Rename — the agent home should be something else (please name;</w:t>
+    </w:p>
+    <w:p>
+      <w:pPr>
+        <w:numPr>
+          <w:ilvl w:val="0"/>
+          <w:numId w:val="1025"/>
+        </w:numPr>
+        <w:pStyle w:val="Compact"/>
+      </w:pPr>
+      <w:r>
+        <w:t xml:space="preserve">b. Rename — the agent home should be something else (please name;</w:t>
       </w:r>
       <w:r>
         <w:t xml:space="preserve"> </w:t>
@@ -7768,22 +7760,34 @@
       <w:r>
         <w:t xml:space="preserve">?)</w:t>
       </w:r>
-      <w:r>
-        <w:t xml:space="preserve"> </w:t>
-      </w:r>
-      <w:r>
-        <w:t xml:space="preserve">- c. Per-agent — each agent has its own state-root, no shared convention</w:t>
-      </w:r>
-      <w:r>
-        <w:t xml:space="preserve"> </w:t>
-      </w:r>
-      <w:r>
-        <w:t xml:space="preserve">- d. Open — TBD with the team</w:t>
-      </w:r>
-    </w:p>
-    <w:p>
-      <w:pPr>
-        <w:pStyle w:val="BodyText"/>
+    </w:p>
+    <w:p>
+      <w:pPr>
+        <w:numPr>
+          <w:ilvl w:val="0"/>
+          <w:numId w:val="1025"/>
+        </w:numPr>
+        <w:pStyle w:val="Compact"/>
+      </w:pPr>
+      <w:r>
+        <w:t xml:space="preserve">c. Per-agent — each agent has its own state-root, no shared convention</w:t>
+      </w:r>
+    </w:p>
+    <w:p>
+      <w:pPr>
+        <w:numPr>
+          <w:ilvl w:val="0"/>
+          <w:numId w:val="1025"/>
+        </w:numPr>
+        <w:pStyle w:val="Compact"/>
+      </w:pPr>
+      <w:r>
+        <w:t xml:space="preserve">d. Open — TBD with the team</w:t>
+      </w:r>
+    </w:p>
+    <w:p>
+      <w:pPr>
+        <w:pStyle w:val="FirstParagraph"/>
       </w:pPr>
       <w:r>
         <w:rPr>
@@ -7792,28 +7796,46 @@
         </w:rPr>
         <w:t xml:space="preserve">Q7. Migration staging (Recommendation #5).</w:t>
       </w:r>
-      <w:r>
-        <w:t xml:space="preserve"> </w:t>
-      </w:r>
-      <w:r>
-        <w:t xml:space="preserve">- a. Endorse — ng-aide-01 v0.1 ships bespoke (Tracy reviews; merge as-is); v0.2 MCP-native after canon ratifies</w:t>
-      </w:r>
-      <w:r>
-        <w:t xml:space="preserve"> </w:t>
-      </w:r>
-      <w:r>
-        <w:t xml:space="preserve">- b. Pause ng-aide-01 PRs and redo MCP-native first</w:t>
-      </w:r>
-      <w:r>
-        <w:t xml:space="preserve"> </w:t>
-      </w:r>
-      <w:r>
-        <w:t xml:space="preserve">- c. Different staging (please describe)</w:t>
-      </w:r>
-    </w:p>
-    <w:p>
-      <w:pPr>
-        <w:pStyle w:val="BodyText"/>
+    </w:p>
+    <w:p>
+      <w:pPr>
+        <w:numPr>
+          <w:ilvl w:val="0"/>
+          <w:numId w:val="1026"/>
+        </w:numPr>
+        <w:pStyle w:val="Compact"/>
+      </w:pPr>
+      <w:r>
+        <w:t xml:space="preserve">a. Endorse — ng-aide-01 v0.1 ships bespoke (Tracy reviews; merge as-is); v0.2 MCP-native after canon ratifies</w:t>
+      </w:r>
+    </w:p>
+    <w:p>
+      <w:pPr>
+        <w:numPr>
+          <w:ilvl w:val="0"/>
+          <w:numId w:val="1026"/>
+        </w:numPr>
+        <w:pStyle w:val="Compact"/>
+      </w:pPr>
+      <w:r>
+        <w:t xml:space="preserve">b. Pause ng-aide-01 PRs and redo MCP-native first</w:t>
+      </w:r>
+    </w:p>
+    <w:p>
+      <w:pPr>
+        <w:numPr>
+          <w:ilvl w:val="0"/>
+          <w:numId w:val="1026"/>
+        </w:numPr>
+        <w:pStyle w:val="Compact"/>
+      </w:pPr>
+      <w:r>
+        <w:t xml:space="preserve">c. Different staging (please describe)</w:t>
+      </w:r>
+    </w:p>
+    <w:p>
+      <w:pPr>
+        <w:pStyle w:val="FirstParagraph"/>
       </w:pPr>
       <w:r>
         <w:rPr>
@@ -7822,40 +7844,70 @@
         </w:rPr>
         <w:t xml:space="preserve">Q8. Who authors the AEON-MCP integration spec?</w:t>
       </w:r>
-      <w:r>
-        <w:t xml:space="preserve"> </w:t>
-      </w:r>
-      <w:r>
-        <w:t xml:space="preserve">- a. Micah (you) author it; OlogosAI drafts based on this paper for your review</w:t>
-      </w:r>
-      <w:r>
-        <w:t xml:space="preserve"> </w:t>
-      </w:r>
-      <w:r>
-        <w:t xml:space="preserve">- b. OlogosAI authors; Micah reviews + approves</w:t>
-      </w:r>
-      <w:r>
-        <w:t xml:space="preserve"> </w:t>
-      </w:r>
-      <w:r>
-        <w:t xml:space="preserve">- c. JD + Micah co-author with OlogosAI drafting</w:t>
-      </w:r>
-      <w:r>
-        <w:t xml:space="preserve"> </w:t>
-      </w:r>
-      <w:r>
-        <w:t xml:space="preserve">- d. Tracy is integration-plane lane lead per ng-aide-01 CONTRIBUTING.md — he authors</w:t>
-      </w:r>
-      <w:r>
-        <w:t xml:space="preserve"> </w:t>
-      </w:r>
-      <w:r>
-        <w:t xml:space="preserve">- e. Other (please specify)</w:t>
-      </w:r>
-    </w:p>
-    <w:p>
-      <w:pPr>
-        <w:pStyle w:val="BodyText"/>
+    </w:p>
+    <w:p>
+      <w:pPr>
+        <w:numPr>
+          <w:ilvl w:val="0"/>
+          <w:numId w:val="1027"/>
+        </w:numPr>
+        <w:pStyle w:val="Compact"/>
+      </w:pPr>
+      <w:r>
+        <w:t xml:space="preserve">a. Micah (you) author it; OlogosAI drafts based on this paper for your review</w:t>
+      </w:r>
+    </w:p>
+    <w:p>
+      <w:pPr>
+        <w:numPr>
+          <w:ilvl w:val="0"/>
+          <w:numId w:val="1027"/>
+        </w:numPr>
+        <w:pStyle w:val="Compact"/>
+      </w:pPr>
+      <w:r>
+        <w:t xml:space="preserve">b. OlogosAI authors; Micah reviews + approves</w:t>
+      </w:r>
+    </w:p>
+    <w:p>
+      <w:pPr>
+        <w:numPr>
+          <w:ilvl w:val="0"/>
+          <w:numId w:val="1027"/>
+        </w:numPr>
+        <w:pStyle w:val="Compact"/>
+      </w:pPr>
+      <w:r>
+        <w:t xml:space="preserve">c. JD + Micah co-author with OlogosAI drafting</w:t>
+      </w:r>
+    </w:p>
+    <w:p>
+      <w:pPr>
+        <w:numPr>
+          <w:ilvl w:val="0"/>
+          <w:numId w:val="1027"/>
+        </w:numPr>
+        <w:pStyle w:val="Compact"/>
+      </w:pPr>
+      <w:r>
+        <w:t xml:space="preserve">d. Tracy is integration-plane lane lead per ng-aide-01 CONTRIBUTING.md — he authors</w:t>
+      </w:r>
+    </w:p>
+    <w:p>
+      <w:pPr>
+        <w:numPr>
+          <w:ilvl w:val="0"/>
+          <w:numId w:val="1027"/>
+        </w:numPr>
+        <w:pStyle w:val="Compact"/>
+      </w:pPr>
+      <w:r>
+        <w:t xml:space="preserve">e. Other (please specify)</w:t>
+      </w:r>
+    </w:p>
+    <w:p>
+      <w:pPr>
+        <w:pStyle w:val="FirstParagraph"/>
       </w:pPr>
       <w:r>
         <w:rPr>
@@ -7864,34 +7916,58 @@
         </w:rPr>
         <w:t xml:space="preserve">Q9. Authorship of this paper.</w:t>
       </w:r>
-      <w:r>
-        <w:t xml:space="preserve"> </w:t>
-      </w:r>
-      <w:r>
-        <w:t xml:space="preserve">- a. You’re a co-author once you’ve read + revised — paper carries OlogosAI + Micah Longmire when ratified</w:t>
-      </w:r>
-      <w:r>
-        <w:t xml:space="preserve"> </w:t>
-      </w:r>
-      <w:r>
-        <w:t xml:space="preserve">- b. You’re an authorial reviewer — paper carries OlogosAI as sole author with explicit acknowledgement of your published corpus</w:t>
-      </w:r>
-      <w:r>
-        <w:t xml:space="preserve"> </w:t>
-      </w:r>
-      <w:r>
-        <w:t xml:space="preserve">- c. Paper is canon-scaffolding only — no formal authorship; lives as an analysis artifact</w:t>
-      </w:r>
-      <w:r>
-        <w:t xml:space="preserve"> </w:t>
-      </w:r>
-      <w:r>
-        <w:t xml:space="preserve">- d. Other framing (please specify)</w:t>
-      </w:r>
-    </w:p>
-    <w:p>
-      <w:pPr>
-        <w:pStyle w:val="BodyText"/>
+    </w:p>
+    <w:p>
+      <w:pPr>
+        <w:numPr>
+          <w:ilvl w:val="0"/>
+          <w:numId w:val="1028"/>
+        </w:numPr>
+        <w:pStyle w:val="Compact"/>
+      </w:pPr>
+      <w:r>
+        <w:t xml:space="preserve">a. You're a co-author once you've read + revised — paper carries OlogosAI + Micah Longmire when ratified</w:t>
+      </w:r>
+    </w:p>
+    <w:p>
+      <w:pPr>
+        <w:numPr>
+          <w:ilvl w:val="0"/>
+          <w:numId w:val="1028"/>
+        </w:numPr>
+        <w:pStyle w:val="Compact"/>
+      </w:pPr>
+      <w:r>
+        <w:t xml:space="preserve">b. You're an authorial reviewer — paper carries OlogosAI as sole author with explicit acknowledgement of your published corpus</w:t>
+      </w:r>
+    </w:p>
+    <w:p>
+      <w:pPr>
+        <w:numPr>
+          <w:ilvl w:val="0"/>
+          <w:numId w:val="1028"/>
+        </w:numPr>
+        <w:pStyle w:val="Compact"/>
+      </w:pPr>
+      <w:r>
+        <w:t xml:space="preserve">c. Paper is canon-scaffolding only — no formal authorship; lives as an analysis artifact</w:t>
+      </w:r>
+    </w:p>
+    <w:p>
+      <w:pPr>
+        <w:numPr>
+          <w:ilvl w:val="0"/>
+          <w:numId w:val="1028"/>
+        </w:numPr>
+        <w:pStyle w:val="Compact"/>
+      </w:pPr>
+      <w:r>
+        <w:t xml:space="preserve">d. Other framing (please specify)</w:t>
+      </w:r>
+    </w:p>
+    <w:p>
+      <w:pPr>
+        <w:pStyle w:val="FirstParagraph"/>
       </w:pPr>
       <w:r>
         <w:rPr>
@@ -7909,7 +7985,7 @@
       </w:r>
     </w:p>
     <w:bookmarkEnd w:id="60"/>
-    <w:bookmarkStart w:id="61" w:name="Xb26e934a0e0cd6dae2f64f9dc76bc5f806c926f"/>
+    <w:bookmarkStart w:id="61" w:name="Xd23f755b9eb4ae796484621f8f4efc700eccc53"/>
     <w:p>
       <w:pPr>
         <w:pStyle w:val="Heading2"/>
@@ -7929,7 +8005,7 @@
     <w:tbl>
       <w:tblPr>
         <w:tblStyle w:val="Table"/>
-        <w:tblW w:type="pct" w:w="5000"/>
+        <w:tblW w:type="auto" w:w="0"/>
         <w:tblLook w:firstRow="1" w:lastRow="0" w:firstColumn="0" w:lastColumn="0" w:noHBand="0" w:noVBand="0" w:val="0020"/>
         <w:jc w:val="start"/>
       </w:tblPr>
@@ -8073,21 +8149,7 @@
                 <w:iCs/>
                 <w:i/>
               </w:rPr>
-              <w:t xml:space="preserve">“</w:t>
-            </w:r>
-            <w:r>
-              <w:rPr>
-                <w:iCs/>
-                <w:i/>
-              </w:rPr>
-              <w:t xml:space="preserve">MCP is AEON’s primary tool-transport substrate</w:t>
-            </w:r>
-            <w:r>
-              <w:rPr>
-                <w:iCs/>
-                <w:i/>
-              </w:rPr>
-              <w:t xml:space="preserve">”</w:t>
+              <w:t xml:space="preserve">"MCP is AEON's primary tool-transport substrate"</w:t>
             </w:r>
             <w:r>
               <w:t xml:space="preserve"> </w:t>
@@ -8290,7 +8352,7 @@
       </w:r>
     </w:p>
     <w:bookmarkEnd w:id="61"/>
-    <w:bookmarkStart w:id="72" w:name="references"/>
+    <w:bookmarkStart w:id="72" w:name="X726793783ba4ae7f9802481ba226d33bdbc715c"/>
     <w:p>
       <w:pPr>
         <w:pStyle w:val="Heading2"/>
@@ -8312,7 +8374,7 @@
       <w:pPr>
         <w:numPr>
           <w:ilvl w:val="0"/>
-          <w:numId w:val="1003"/>
+          <w:numId w:val="1029"/>
         </w:numPr>
         <w:pStyle w:val="Compact"/>
       </w:pPr>
@@ -8335,7 +8397,7 @@
       <w:pPr>
         <w:numPr>
           <w:ilvl w:val="0"/>
-          <w:numId w:val="1003"/>
+          <w:numId w:val="1029"/>
         </w:numPr>
         <w:pStyle w:val="Compact"/>
       </w:pPr>
@@ -8358,7 +8420,7 @@
       <w:pPr>
         <w:numPr>
           <w:ilvl w:val="0"/>
-          <w:numId w:val="1003"/>
+          <w:numId w:val="1029"/>
         </w:numPr>
         <w:pStyle w:val="Compact"/>
       </w:pPr>
@@ -8381,7 +8443,7 @@
       <w:pPr>
         <w:numPr>
           <w:ilvl w:val="0"/>
-          <w:numId w:val="1003"/>
+          <w:numId w:val="1029"/>
         </w:numPr>
         <w:pStyle w:val="Compact"/>
       </w:pPr>
@@ -8404,7 +8466,7 @@
       <w:pPr>
         <w:numPr>
           <w:ilvl w:val="0"/>
-          <w:numId w:val="1003"/>
+          <w:numId w:val="1029"/>
         </w:numPr>
         <w:pStyle w:val="Compact"/>
       </w:pPr>
@@ -8421,7 +8483,7 @@
       <w:pPr>
         <w:numPr>
           <w:ilvl w:val="0"/>
-          <w:numId w:val="1003"/>
+          <w:numId w:val="1029"/>
         </w:numPr>
         <w:pStyle w:val="Compact"/>
       </w:pPr>
@@ -8447,14 +8509,14 @@
         <w:pStyle w:val="Heading3"/>
       </w:pPr>
       <w:r>
-        <w:t xml:space="preserve">Micah’s MCP corpus</w:t>
-      </w:r>
-    </w:p>
-    <w:p>
-      <w:pPr>
-        <w:numPr>
-          <w:ilvl w:val="0"/>
-          <w:numId w:val="1004"/>
+        <w:t xml:space="preserve">Micah's MCP corpus</w:t>
+      </w:r>
+    </w:p>
+    <w:p>
+      <w:pPr>
+        <w:numPr>
+          <w:ilvl w:val="0"/>
+          <w:numId w:val="1030"/>
         </w:numPr>
         <w:pStyle w:val="Compact"/>
       </w:pPr>
@@ -8477,7 +8539,7 @@
       <w:pPr>
         <w:numPr>
           <w:ilvl w:val="0"/>
-          <w:numId w:val="1004"/>
+          <w:numId w:val="1030"/>
         </w:numPr>
         <w:pStyle w:val="Compact"/>
       </w:pPr>
@@ -8500,7 +8562,7 @@
       <w:pPr>
         <w:numPr>
           <w:ilvl w:val="0"/>
-          <w:numId w:val="1004"/>
+          <w:numId w:val="1030"/>
         </w:numPr>
         <w:pStyle w:val="Compact"/>
       </w:pPr>
@@ -8523,7 +8585,7 @@
       <w:pPr>
         <w:numPr>
           <w:ilvl w:val="0"/>
-          <w:numId w:val="1004"/>
+          <w:numId w:val="1030"/>
         </w:numPr>
         <w:pStyle w:val="Compact"/>
       </w:pPr>
@@ -8546,7 +8608,7 @@
       <w:pPr>
         <w:numPr>
           <w:ilvl w:val="0"/>
-          <w:numId w:val="1004"/>
+          <w:numId w:val="1030"/>
         </w:numPr>
         <w:pStyle w:val="Compact"/>
       </w:pPr>
@@ -8569,7 +8631,7 @@
       <w:pPr>
         <w:numPr>
           <w:ilvl w:val="0"/>
-          <w:numId w:val="1004"/>
+          <w:numId w:val="1030"/>
         </w:numPr>
         <w:pStyle w:val="Compact"/>
       </w:pPr>
@@ -8592,7 +8654,7 @@
       <w:pPr>
         <w:numPr>
           <w:ilvl w:val="0"/>
-          <w:numId w:val="1004"/>
+          <w:numId w:val="1030"/>
         </w:numPr>
         <w:pStyle w:val="Compact"/>
       </w:pPr>
@@ -8615,7 +8677,7 @@
       <w:pPr>
         <w:numPr>
           <w:ilvl w:val="0"/>
-          <w:numId w:val="1004"/>
+          <w:numId w:val="1030"/>
         </w:numPr>
         <w:pStyle w:val="Compact"/>
       </w:pPr>
@@ -8638,7 +8700,7 @@
       <w:pPr>
         <w:numPr>
           <w:ilvl w:val="0"/>
-          <w:numId w:val="1004"/>
+          <w:numId w:val="1030"/>
         </w:numPr>
         <w:pStyle w:val="Compact"/>
       </w:pPr>
@@ -8661,7 +8723,7 @@
       <w:pPr>
         <w:numPr>
           <w:ilvl w:val="0"/>
-          <w:numId w:val="1004"/>
+          <w:numId w:val="1030"/>
         </w:numPr>
         <w:pStyle w:val="Compact"/>
       </w:pPr>
@@ -8718,7 +8780,7 @@
       <w:pPr>
         <w:numPr>
           <w:ilvl w:val="0"/>
-          <w:numId w:val="1005"/>
+          <w:numId w:val="1031"/>
         </w:numPr>
         <w:pStyle w:val="Compact"/>
       </w:pPr>
@@ -8741,7 +8803,7 @@
       <w:pPr>
         <w:numPr>
           <w:ilvl w:val="0"/>
-          <w:numId w:val="1005"/>
+          <w:numId w:val="1031"/>
         </w:numPr>
         <w:pStyle w:val="Compact"/>
       </w:pPr>
@@ -8764,7 +8826,7 @@
       <w:pPr>
         <w:numPr>
           <w:ilvl w:val="0"/>
-          <w:numId w:val="1005"/>
+          <w:numId w:val="1031"/>
         </w:numPr>
         <w:pStyle w:val="Compact"/>
       </w:pPr>
@@ -8787,7 +8849,7 @@
       <w:pPr>
         <w:numPr>
           <w:ilvl w:val="0"/>
-          <w:numId w:val="1005"/>
+          <w:numId w:val="1031"/>
         </w:numPr>
         <w:pStyle w:val="Compact"/>
       </w:pPr>
@@ -8822,7 +8884,7 @@
           <w:iCs/>
           <w:i/>
         </w:rPr>
-        <w:t xml:space="preserve">Draft v0.1 closes here. Next revision driven by Micah’s responses to §9. Diagrams in</w:t>
+        <w:t xml:space="preserve">Draft v0.1 closes here. Next revision driven by Micah's responses to §9. Diagrams in</w:t>
       </w:r>
       <w:r>
         <w:rPr>
@@ -8849,9 +8911,276 @@
         <w:t xml:space="preserve">.</w:t>
       </w:r>
     </w:p>
+    <w:p>
+      <w:r>
+        <w:pict>
+          <v:rect style="width:0;height:1.5pt" o:hralign="center" o:hrstd="t" o:hr="t"/>
+        </w:pict>
+      </w:r>
+    </w:p>
     <w:bookmarkEnd w:id="71"/>
     <w:bookmarkEnd w:id="72"/>
-    <w:bookmarkEnd w:id="73"/>
+    <w:bookmarkStart w:id="76" w:name="X5c5f1387828eba23a1c0f7594eff33c3dda7bcb"/>
+    <w:p>
+      <w:pPr>
+        <w:pStyle w:val="Heading2"/>
+      </w:pPr>
+      <w:r>
+        <w:t xml:space="preserve">Appendix A: MCP Integration Synthesis — Visual Overview</w:t>
+      </w:r>
+    </w:p>
+    <w:p>
+      <w:pPr>
+        <w:pStyle w:val="FirstParagraph"/>
+      </w:pPr>
+      <w:r>
+        <w:drawing>
+          <wp:inline>
+            <wp:extent cx="5334000" cy="3554610"/>
+            <wp:effectExtent b="0" l="0" r="0" t="0"/>
+            <wp:docPr descr="MCP Integration Synthesis Poster v0.1" title="" id="74" name="Picture"/>
+            <a:graphic>
+              <a:graphicData uri="http://schemas.openxmlformats.org/drawingml/2006/picture">
+                <pic:pic>
+                  <pic:nvPicPr>
+                    <pic:cNvPr descr="mcp-synthesis-poster-v0.1.jpg" id="75" name="Picture"/>
+                    <pic:cNvPicPr>
+                      <a:picLocks noChangeArrowheads="1" noChangeAspect="1"/>
+                    </pic:cNvPicPr>
+                  </pic:nvPicPr>
+                  <pic:blipFill>
+                    <a:blip r:embed="rId73"/>
+                    <a:stretch>
+                      <a:fillRect/>
+                    </a:stretch>
+                  </pic:blipFill>
+                  <pic:spPr bwMode="auto">
+                    <a:xfrm>
+                      <a:off x="0" y="0"/>
+                      <a:ext cx="5334000" cy="3554610"/>
+                    </a:xfrm>
+                    <a:prstGeom prst="rect">
+                      <a:avLst/>
+                    </a:prstGeom>
+                    <a:noFill/>
+                    <a:ln w="9525">
+                      <a:noFill/>
+                      <a:headEnd/>
+                      <a:tailEnd/>
+                    </a:ln>
+                  </pic:spPr>
+                </pic:pic>
+              </a:graphicData>
+            </a:graphic>
+          </wp:inline>
+        </w:drawing>
+      </w:r>
+    </w:p>
+    <w:p>
+      <w:pPr>
+        <w:pStyle w:val="BodyText"/>
+      </w:pPr>
+      <w:r>
+        <w:rPr>
+          <w:iCs/>
+          <w:i/>
+        </w:rPr>
+        <w:t xml:space="preserve">Poster by JD — a single-page visual companion to this paper, mapping the synthesis across eight sections.</w:t>
+      </w:r>
+    </w:p>
+    <w:p>
+      <w:pPr>
+        <w:pStyle w:val="BodyText"/>
+      </w:pPr>
+      <w:r>
+        <w:t xml:space="preserve">The poster distills this paper's analysis into a visual reference suitable for print or screen review. Its eight sections correspond to the paper's major threads:</w:t>
+      </w:r>
+    </w:p>
+    <w:p>
+      <w:pPr>
+        <w:numPr>
+          <w:ilvl w:val="0"/>
+          <w:numId w:val="1032"/>
+        </w:numPr>
+      </w:pPr>
+      <w:r>
+        <w:rPr>
+          <w:bCs/>
+          <w:b/>
+        </w:rPr>
+        <w:t xml:space="preserve">Why This Paper Exists</w:t>
+      </w:r>
+      <w:r>
+        <w:t xml:space="preserve"> </w:t>
+      </w:r>
+      <w:r>
+        <w:t xml:space="preserve">— The three converging threads (canon names the MCP gap, Hermetic engagement recommends the gateway, NG-AIDE-01 build went bespoke) that motivated this synthesis. Corresponds to §2.</w:t>
+      </w:r>
+    </w:p>
+    <w:p>
+      <w:pPr>
+        <w:numPr>
+          <w:ilvl w:val="0"/>
+          <w:numId w:val="1032"/>
+        </w:numPr>
+      </w:pPr>
+      <w:r>
+        <w:rPr>
+          <w:bCs/>
+          <w:b/>
+        </w:rPr>
+        <w:t xml:space="preserve">Micah's MCP Corpus — 10 Repositories</w:t>
+      </w:r>
+      <w:r>
+        <w:t xml:space="preserve"> </w:t>
+      </w:r>
+      <w:r>
+        <w:t xml:space="preserve">— Visual inventory of the ten repos spanning specification, commercial product, infrastructure, and domain-specific MCP servers. The four most architecturally substantive sources (Model-Based-MCP, Legate.Studio, Oracle-MCP, Hermetic) are highlighted. Corresponds to §3.</w:t>
+      </w:r>
+    </w:p>
+    <w:p>
+      <w:pPr>
+        <w:numPr>
+          <w:ilvl w:val="0"/>
+          <w:numId w:val="1032"/>
+        </w:numPr>
+      </w:pPr>
+      <w:r>
+        <w:rPr>
+          <w:bCs/>
+          <w:b/>
+        </w:rPr>
+        <w:t xml:space="preserve">Cross-Source Design Language Patterns</w:t>
+      </w:r>
+      <w:r>
+        <w:t xml:space="preserve"> </w:t>
+      </w:r>
+      <w:r>
+        <w:t xml:space="preserve">— The six shared design-language elements distilled across the four deep-read sources: namespace registration, schema-first declarations, catalog/cache separation,</w:t>
+      </w:r>
+      <w:r>
+        <w:t xml:space="preserve"> </w:t>
+      </w:r>
+      <w:r>
+        <w:rPr>
+          <w:rStyle w:val="VerbatimChar"/>
+        </w:rPr>
+        <w:t xml:space="preserve">~/.rhode/</w:t>
+      </w:r>
+      <w:r>
+        <w:t xml:space="preserve"> </w:t>
+      </w:r>
+      <w:r>
+        <w:t xml:space="preserve">as agent home, provenance fields on results, and graceful degradation. Corresponds to §5.</w:t>
+      </w:r>
+    </w:p>
+    <w:p>
+      <w:pPr>
+        <w:numPr>
+          <w:ilvl w:val="0"/>
+          <w:numId w:val="1032"/>
+        </w:numPr>
+      </w:pPr>
+      <w:r>
+        <w:rPr>
+          <w:bCs/>
+          <w:b/>
+        </w:rPr>
+        <w:t xml:space="preserve">MCP in AEON Service Plane Mapping</w:t>
+      </w:r>
+      <w:r>
+        <w:t xml:space="preserve"> </w:t>
+      </w:r>
+      <w:r>
+        <w:t xml:space="preserve">— The core integration table mapping each AEON service plane (Identity, Authority, Evidence, Integration, Capability Composition, Orchestration Runtime) to Micah's reference implementation and the recommended adoption pattern. Corresponds to §6.</w:t>
+      </w:r>
+    </w:p>
+    <w:p>
+      <w:pPr>
+        <w:numPr>
+          <w:ilvl w:val="0"/>
+          <w:numId w:val="1032"/>
+        </w:numPr>
+      </w:pPr>
+      <w:r>
+        <w:rPr>
+          <w:bCs/>
+          <w:b/>
+        </w:rPr>
+        <w:t xml:space="preserve">Bespoke vs. MCP-Native — What Changes</w:t>
+      </w:r>
+      <w:r>
+        <w:t xml:space="preserve"> </w:t>
+      </w:r>
+      <w:r>
+        <w:t xml:space="preserve">— Side-by-side comparison of the current bespoke HTTP-JSON dispatch (shipped 2026-05-23) against the proposed MCP-native target across nine dimensions: transport, discovery, auth, adapter declaration, catalog, cross-AIDEX calls, external client compatibility, altitude semantics, and evidence emission. Corresponds to §7.</w:t>
+      </w:r>
+    </w:p>
+    <w:p>
+      <w:pPr>
+        <w:numPr>
+          <w:ilvl w:val="0"/>
+          <w:numId w:val="1032"/>
+        </w:numPr>
+      </w:pPr>
+      <w:r>
+        <w:rPr>
+          <w:bCs/>
+          <w:b/>
+        </w:rPr>
+        <w:t xml:space="preserve">Draft Recommendation</w:t>
+      </w:r>
+      <w:r>
+        <w:t xml:space="preserve"> </w:t>
+      </w:r>
+      <w:r>
+        <w:t xml:space="preserve">— The high-level recommendation to adopt MCP as AEON's primary tool-transport substrate, retaining bespoke HTTP only for non-tool surfaces (health, metrics, admin). Corresponds to §8.</w:t>
+      </w:r>
+    </w:p>
+    <w:p>
+      <w:pPr>
+        <w:numPr>
+          <w:ilvl w:val="0"/>
+          <w:numId w:val="1032"/>
+        </w:numPr>
+      </w:pPr>
+      <w:r>
+        <w:rPr>
+          <w:bCs/>
+          <w:b/>
+        </w:rPr>
+        <w:t xml:space="preserve">Implementation Roadmap (High Level)</w:t>
+      </w:r>
+      <w:r>
+        <w:t xml:space="preserve"> </w:t>
+      </w:r>
+      <w:r>
+        <w:t xml:space="preserve">— The four-phase migration sketch from canon analysis (Phase 0) through ratified ADR (Phase 1) to MCP-native v0.2 build (Phase 3) and bespoke deprecation (Phase 4). Corresponds to §10.</w:t>
+      </w:r>
+    </w:p>
+    <w:p>
+      <w:pPr>
+        <w:numPr>
+          <w:ilvl w:val="0"/>
+          <w:numId w:val="1032"/>
+        </w:numPr>
+      </w:pPr>
+      <w:r>
+        <w:rPr>
+          <w:bCs/>
+          <w:b/>
+        </w:rPr>
+        <w:t xml:space="preserve">Authorial Alignment Questions</w:t>
+      </w:r>
+      <w:r>
+        <w:t xml:space="preserve"> </w:t>
+      </w:r>
+      <w:r>
+        <w:t xml:space="preserve">— Summary of the ten open questions for Micah's direction, with the critical next step: Micah's review drives the paper from draft to canon position. Corresponds to §9.</w:t>
+      </w:r>
+    </w:p>
+    <w:bookmarkEnd w:id="76"/>
+    <w:bookmarkEnd w:id="77"/>
     <w:sectPr/>
   </w:body>
 </w:document>
@@ -8958,6 +9287,82 @@
       </w:pPr>
     </w:lvl>
   </w:abstractNum>
+  <w:abstractNum w:abstractNumId="991">
+    <w:nsid w:val="A991"/>
+    <w:multiLevelType w:val="multilevel"/>
+    <w:lvl w:ilvl="0">
+      <w:numFmt w:val="bullet"/>
+      <w:lvlText w:val="•"/>
+      <w:lvlJc w:val="left"/>
+      <w:pPr>
+        <w:ind w:left="720" w:hanging="480"/>
+      </w:pPr>
+    </w:lvl>
+    <w:lvl w:ilvl="1">
+      <w:numFmt w:val="bullet"/>
+      <w:lvlText w:val="–"/>
+      <w:lvlJc w:val="left"/>
+      <w:pPr>
+        <w:ind w:left="1440" w:hanging="480"/>
+      </w:pPr>
+    </w:lvl>
+    <w:lvl w:ilvl="2">
+      <w:numFmt w:val="bullet"/>
+      <w:lvlText w:val="•"/>
+      <w:lvlJc w:val="left"/>
+      <w:pPr>
+        <w:ind w:left="2160" w:hanging="480"/>
+      </w:pPr>
+    </w:lvl>
+    <w:lvl w:ilvl="3">
+      <w:numFmt w:val="bullet"/>
+      <w:lvlText w:val="–"/>
+      <w:lvlJc w:val="left"/>
+      <w:pPr>
+        <w:ind w:left="2880" w:hanging="480"/>
+      </w:pPr>
+    </w:lvl>
+    <w:lvl w:ilvl="4">
+      <w:numFmt w:val="bullet"/>
+      <w:lvlText w:val="•"/>
+      <w:lvlJc w:val="left"/>
+      <w:pPr>
+        <w:ind w:left="3600" w:hanging="480"/>
+      </w:pPr>
+    </w:lvl>
+    <w:lvl w:ilvl="5">
+      <w:numFmt w:val="bullet"/>
+      <w:lvlText w:val="–"/>
+      <w:lvlJc w:val="left"/>
+      <w:pPr>
+        <w:ind w:left="4320" w:hanging="480"/>
+      </w:pPr>
+    </w:lvl>
+    <w:lvl w:ilvl="6">
+      <w:numFmt w:val="bullet"/>
+      <w:lvlText w:val="•"/>
+      <w:lvlJc w:val="left"/>
+      <w:pPr>
+        <w:ind w:left="5040" w:hanging="480"/>
+      </w:pPr>
+    </w:lvl>
+    <w:lvl w:ilvl="7">
+      <w:numFmt w:val="bullet"/>
+      <w:lvlText w:val="–"/>
+      <w:lvlJc w:val="left"/>
+      <w:pPr>
+        <w:ind w:left="5760" w:hanging="480"/>
+      </w:pPr>
+    </w:lvl>
+    <w:lvl w:ilvl="8">
+      <w:numFmt w:val="bullet"/>
+      <w:lvlText w:val="•"/>
+      <w:lvlJc w:val="left"/>
+      <w:pPr>
+        <w:ind w:left="6480" w:hanging="480"/>
+      </w:pPr>
+    </w:lvl>
+  </w:abstractNum>
   <w:abstractNum w:abstractNumId="99411">
     <w:nsid w:val="A99411"/>
     <w:multiLevelType w:val="multilevel"/>
@@ -9043,86 +9448,61 @@
       </w:pPr>
     </w:lvl>
   </w:abstractNum>
-  <w:abstractNum w:abstractNumId="991">
-    <w:nsid w:val="A991"/>
-    <w:multiLevelType w:val="multilevel"/>
-    <w:lvl w:ilvl="0">
-      <w:numFmt w:val="bullet"/>
-      <w:lvlText w:val="•"/>
-      <w:lvlJc w:val="left"/>
-      <w:pPr>
-        <w:ind w:left="720" w:hanging="480"/>
-      </w:pPr>
-    </w:lvl>
-    <w:lvl w:ilvl="1">
-      <w:numFmt w:val="bullet"/>
-      <w:lvlText w:val="–"/>
-      <w:lvlJc w:val="left"/>
-      <w:pPr>
-        <w:ind w:left="1440" w:hanging="480"/>
-      </w:pPr>
-    </w:lvl>
-    <w:lvl w:ilvl="2">
-      <w:numFmt w:val="bullet"/>
-      <w:lvlText w:val="•"/>
-      <w:lvlJc w:val="left"/>
-      <w:pPr>
-        <w:ind w:left="2160" w:hanging="480"/>
-      </w:pPr>
-    </w:lvl>
-    <w:lvl w:ilvl="3">
-      <w:numFmt w:val="bullet"/>
-      <w:lvlText w:val="–"/>
-      <w:lvlJc w:val="left"/>
-      <w:pPr>
-        <w:ind w:left="2880" w:hanging="480"/>
-      </w:pPr>
-    </w:lvl>
-    <w:lvl w:ilvl="4">
-      <w:numFmt w:val="bullet"/>
-      <w:lvlText w:val="•"/>
-      <w:lvlJc w:val="left"/>
-      <w:pPr>
-        <w:ind w:left="3600" w:hanging="480"/>
-      </w:pPr>
-    </w:lvl>
-    <w:lvl w:ilvl="5">
-      <w:numFmt w:val="bullet"/>
-      <w:lvlText w:val="–"/>
-      <w:lvlJc w:val="left"/>
-      <w:pPr>
-        <w:ind w:left="4320" w:hanging="480"/>
-      </w:pPr>
-    </w:lvl>
-    <w:lvl w:ilvl="6">
-      <w:numFmt w:val="bullet"/>
-      <w:lvlText w:val="•"/>
-      <w:lvlJc w:val="left"/>
-      <w:pPr>
-        <w:ind w:left="5040" w:hanging="480"/>
-      </w:pPr>
-    </w:lvl>
-    <w:lvl w:ilvl="7">
-      <w:numFmt w:val="bullet"/>
-      <w:lvlText w:val="–"/>
-      <w:lvlJc w:val="left"/>
-      <w:pPr>
-        <w:ind w:left="5760" w:hanging="480"/>
-      </w:pPr>
-    </w:lvl>
-    <w:lvl w:ilvl="8">
-      <w:numFmt w:val="bullet"/>
-      <w:lvlText w:val="•"/>
-      <w:lvlJc w:val="left"/>
-      <w:pPr>
-        <w:ind w:left="6480" w:hanging="480"/>
-      </w:pPr>
-    </w:lvl>
-  </w:abstractNum>
   <w:num w:numId="1000">
     <w:abstractNumId w:val="990"/>
   </w:num>
   <w:num w:numId="1001">
+    <w:abstractNumId w:val="991"/>
+  </w:num>
+  <w:num w:numId="1002">
+    <w:abstractNumId w:val="991"/>
+  </w:num>
+  <w:num w:numId="1003">
+    <w:abstractNumId w:val="991"/>
+  </w:num>
+  <w:num w:numId="1004">
+    <w:abstractNumId w:val="991"/>
+  </w:num>
+  <w:num w:numId="1005">
+    <w:abstractNumId w:val="991"/>
+  </w:num>
+  <w:num w:numId="1006">
+    <w:abstractNumId w:val="991"/>
+  </w:num>
+  <w:num w:numId="1007">
+    <w:abstractNumId w:val="991"/>
+  </w:num>
+  <w:num w:numId="1008">
+    <w:abstractNumId w:val="991"/>
+  </w:num>
+  <w:num w:numId="1009">
+    <w:abstractNumId w:val="991"/>
+  </w:num>
+  <w:num w:numId="1010">
+    <w:abstractNumId w:val="991"/>
+  </w:num>
+  <w:num w:numId="1011">
+    <w:abstractNumId w:val="991"/>
+  </w:num>
+  <w:num w:numId="1012">
+    <w:abstractNumId w:val="991"/>
+  </w:num>
+  <w:num w:numId="1013">
+    <w:abstractNumId w:val="991"/>
+  </w:num>
+  <w:num w:numId="1014">
+    <w:abstractNumId w:val="991"/>
+  </w:num>
+  <w:num w:numId="1015">
+    <w:abstractNumId w:val="991"/>
+  </w:num>
+  <w:num w:numId="1016">
+    <w:abstractNumId w:val="991"/>
+  </w:num>
+  <w:num w:numId="1017">
+    <w:abstractNumId w:val="991"/>
+  </w:num>
+  <w:num w:numId="1018">
     <w:abstractNumId w:val="99411"/>
     <w:lvlOverride w:ilvl="0">
       <w:startOverride w:val="1"/>
@@ -9152,7 +9532,7 @@
       <w:startOverride w:val="1"/>
     </w:lvlOverride>
   </w:num>
-  <w:num w:numId="1002">
+  <w:num w:numId="1019">
     <w:abstractNumId w:val="99411"/>
     <w:lvlOverride w:ilvl="0">
       <w:startOverride w:val="1"/>
@@ -9182,14 +9562,71 @@
       <w:startOverride w:val="1"/>
     </w:lvlOverride>
   </w:num>
-  <w:num w:numId="1003">
+  <w:num w:numId="1020">
     <w:abstractNumId w:val="991"/>
   </w:num>
-  <w:num w:numId="1004">
+  <w:num w:numId="1021">
     <w:abstractNumId w:val="991"/>
   </w:num>
-  <w:num w:numId="1005">
+  <w:num w:numId="1022">
     <w:abstractNumId w:val="991"/>
+  </w:num>
+  <w:num w:numId="1023">
+    <w:abstractNumId w:val="991"/>
+  </w:num>
+  <w:num w:numId="1024">
+    <w:abstractNumId w:val="991"/>
+  </w:num>
+  <w:num w:numId="1025">
+    <w:abstractNumId w:val="991"/>
+  </w:num>
+  <w:num w:numId="1026">
+    <w:abstractNumId w:val="991"/>
+  </w:num>
+  <w:num w:numId="1027">
+    <w:abstractNumId w:val="991"/>
+  </w:num>
+  <w:num w:numId="1028">
+    <w:abstractNumId w:val="991"/>
+  </w:num>
+  <w:num w:numId="1029">
+    <w:abstractNumId w:val="991"/>
+  </w:num>
+  <w:num w:numId="1030">
+    <w:abstractNumId w:val="991"/>
+  </w:num>
+  <w:num w:numId="1031">
+    <w:abstractNumId w:val="991"/>
+  </w:num>
+  <w:num w:numId="1032">
+    <w:abstractNumId w:val="99411"/>
+    <w:lvlOverride w:ilvl="0">
+      <w:startOverride w:val="1"/>
+    </w:lvlOverride>
+    <w:lvlOverride w:ilvl="1">
+      <w:startOverride w:val="1"/>
+    </w:lvlOverride>
+    <w:lvlOverride w:ilvl="2">
+      <w:startOverride w:val="1"/>
+    </w:lvlOverride>
+    <w:lvlOverride w:ilvl="3">
+      <w:startOverride w:val="1"/>
+    </w:lvlOverride>
+    <w:lvlOverride w:ilvl="4">
+      <w:startOverride w:val="1"/>
+    </w:lvlOverride>
+    <w:lvlOverride w:ilvl="5">
+      <w:startOverride w:val="1"/>
+    </w:lvlOverride>
+    <w:lvlOverride w:ilvl="6">
+      <w:startOverride w:val="1"/>
+    </w:lvlOverride>
+    <w:lvlOverride w:ilvl="7">
+      <w:startOverride w:val="1"/>
+    </w:lvlOverride>
+    <w:lvlOverride w:ilvl="8">
+      <w:startOverride w:val="1"/>
+    </w:lvlOverride>
   </w:num>
 </w:numbering>
 </file>

--- a/vision-strategy/analysis/mcp-integration/synthesis-paper-v0.1.docx
+++ b/vision-strategy/analysis/mcp-integration/synthesis-paper-v0.1.docx
@@ -2,7 +2,7 @@
 <file path=word/document.xml><?xml version="1.0" encoding="utf-8"?>
 <w:document xmlns:w="http://schemas.openxmlformats.org/wordprocessingml/2006/main" xmlns:m="http://schemas.openxmlformats.org/officeDocument/2006/math" xmlns:r="http://schemas.openxmlformats.org/officeDocument/2006/relationships" xmlns:o="urn:schemas-microsoft-com:office:office" xmlns:v="urn:schemas-microsoft-com:vml" xmlns:w10="urn:schemas-microsoft-com:office:word" xmlns:a="http://schemas.openxmlformats.org/drawingml/2006/main" xmlns:pic="http://schemas.openxmlformats.org/drawingml/2006/picture" xmlns:wp="http://schemas.openxmlformats.org/drawingml/2006/wordprocessingDrawing">
   <w:body>
-    <w:bookmarkStart w:id="77" w:name="mcp-integration-synthesis--draft-v01"/>
+    <w:bookmarkStart w:id="77" w:name="mcp-integration-synthesis-draft-v0.1"/>
     <w:p>
       <w:pPr>
         <w:pStyle w:val="Heading1"/>
@@ -14,8 +14,8 @@
     <w:tbl>
       <w:tblPr>
         <w:tblStyle w:val="Table"/>
-        <w:tblW w:type="auto" w:w="0"/>
-        <w:tblLook w:firstRow="1" w:lastRow="0" w:firstColumn="0" w:lastColumn="0" w:noHBand="0" w:noVBand="0" w:val="0020"/>
+        <w:tblW w:type="pct" w:w="5000"/>
+        <w:tblLook w:firstRow="0" w:lastRow="0" w:firstColumn="0" w:lastColumn="0" w:noHBand="0" w:noVBand="0" w:val="0000"/>
         <w:jc w:val="start"/>
       </w:tblPr>
       <w:tblGrid>
@@ -23,27 +23,6 @@
         <w:gridCol w:w="3960"/>
       </w:tblGrid>
       <w:tr>
-        <w:trPr>
-          <w:tblHeader w:val="true"/>
-        </w:trPr>
-        <w:tc>
-          <w:tcPr/>
-          <w:p>
-            <w:pPr>
-              <w:pStyle w:val="Compact"/>
-            </w:pPr>
-          </w:p>
-        </w:tc>
-        <w:tc>
-          <w:tcPr/>
-          <w:p>
-            <w:pPr>
-              <w:pStyle w:val="Compact"/>
-            </w:pPr>
-          </w:p>
-        </w:tc>
-      </w:tr>
-      <w:tr>
         <w:tc>
           <w:tcPr/>
           <w:p>
@@ -68,7 +47,7 @@
               <w:jc w:val="left"/>
             </w:pPr>
             <w:r>
-              <w:t xml:space="preserve">Draft for Micah's authorial alignment. Not yet a ratified canon position.</w:t>
+              <w:t xml:space="preserve">Draft for Micah’s authorial alignment. Not yet a ratified canon position.</w:t>
             </w:r>
           </w:p>
         </w:tc>
@@ -165,7 +144,21 @@
                 <w:iCs/>
                 <w:i/>
               </w:rPr>
-              <w:t xml:space="preserve">"let me read it before my name goes on it"</w:t>
+              <w:t xml:space="preserve">“</w:t>
+            </w:r>
+            <w:r>
+              <w:rPr>
+                <w:iCs/>
+                <w:i/>
+              </w:rPr>
+              <w:t xml:space="preserve">let me read it before my name goes on it</w:t>
+            </w:r>
+            <w:r>
+              <w:rPr>
+                <w:iCs/>
+                <w:i/>
+              </w:rPr>
+              <w:t xml:space="preserve">”</w:t>
             </w:r>
             <w:r>
               <w:t xml:space="preserve">), this paper carries his name only after he reads + approves</w:t>
@@ -198,17 +191,31 @@
               <w:jc w:val="left"/>
             </w:pPr>
             <w:r>
-              <w:t xml:space="preserve">NG-AIDE-01 build session 2026-05-23 shipped agentic capability dispatch without MCP. JD's question (</w:t>
+              <w:t xml:space="preserve">NG-AIDE-01 build session 2026-05-23 shipped agentic capability dispatch without MCP. JD’s question (</w:t>
             </w:r>
             <w:r>
               <w:rPr>
                 <w:iCs/>
                 <w:i/>
               </w:rPr>
-              <w:t xml:space="preserve">"have we taken into account MCP gateways?"</w:t>
-            </w:r>
-            <w:r>
-              <w:t xml:space="preserve">) surfaced the gap. A survey of Micah's published MCP work shows the gap is substantive — AEON's tool-transport substrate should be MCP-native.</w:t>
+              <w:t xml:space="preserve">“</w:t>
+            </w:r>
+            <w:r>
+              <w:rPr>
+                <w:iCs/>
+                <w:i/>
+              </w:rPr>
+              <w:t xml:space="preserve">have we taken into account MCP gateways?</w:t>
+            </w:r>
+            <w:r>
+              <w:rPr>
+                <w:iCs/>
+                <w:i/>
+              </w:rPr>
+              <w:t xml:space="preserve">”</w:t>
+            </w:r>
+            <w:r>
+              <w:t xml:space="preserve">) surfaced the gap. A survey of Micah’s published MCP work shows the gap is substantive — AEON’s tool-transport substrate should be MCP-native.</w:t>
             </w:r>
           </w:p>
         </w:tc>
@@ -268,7 +275,7 @@
               <w:jc w:val="left"/>
             </w:pPr>
             <w:r>
-              <w:t xml:space="preserve">Final architectural commitment. This paper is the survey + draft recommendation. The canon-level integration decision is Micah's to author.</w:t>
+              <w:t xml:space="preserve">Final architectural commitment. This paper is the survey + draft recommendation. The canon-level integration decision is Micah’s to author.</w:t>
             </w:r>
           </w:p>
         </w:tc>
@@ -281,7 +288,7 @@
         </w:pict>
       </w:r>
     </w:p>
-    <w:bookmarkStart w:id="21" w:name="X25ecf65006ef08eea8d897e0b79af3e3c7cc706"/>
+    <w:bookmarkStart w:id="21" w:name="abstract"/>
     <w:p>
       <w:pPr>
         <w:pStyle w:val="Heading2"/>
@@ -295,7 +302,7 @@
         <w:pStyle w:val="FirstParagraph"/>
       </w:pPr>
       <w:r>
-        <w:t xml:space="preserve">NG-AIDE-01's first agentic-orchestration loop (digital-thread pattern materialized as runtime agent loop, per ADR-EA-0009) landed 2026-05-23 with bespoke HTTP-JSON capability dispatch. A survey of Micah Longmire's published MCP work — ten repositories spanning protocol specification (Model-Based-MCP), commercial product (Legate.Studio), reference architecture (Hermetic galley), and OrdSA-aligned protocol design (Oracle-MCP) — reveals that AEON's Integration plane should be MCP-native, not bespoke. This paper inventories the corpus, distills the design language across the four most architecturally substantive sources, maps the patterns onto AEON's six service planes, and proposes integration moves with explicit authorial-alignment questions for Micah to direct.</w:t>
+        <w:t xml:space="preserve">NG-AIDE-01’s first agentic-orchestration loop (digital-thread pattern materialized as runtime agent loop, per ADR-EA-0009) landed 2026-05-23 with bespoke HTTP-JSON capability dispatch. A survey of Micah Longmire’s published MCP work — ten repositories spanning protocol specification (Model-Based-MCP), commercial product (Legate.Studio), reference architecture (Hermetic galley), and OrdSA-aligned protocol design (Oracle-MCP) — reveals that AEON’s Integration plane should be MCP-native, not bespoke. This paper inventories the corpus, distills the design language across the four most architecturally substantive sources, maps the patterns onto AEON’s six service planes, and proposes integration moves with explicit authorial-alignment questions for Micah to direct.</w:t>
       </w:r>
       <w:r>
         <w:t xml:space="preserve"> </w:t>
@@ -339,7 +346,7 @@
       </w:r>
     </w:p>
     <w:bookmarkEnd w:id="21"/>
-    <w:bookmarkStart w:id="25" w:name="X72ec5a336a62992f8f8cb6e1332a731303820fc"/>
+    <w:bookmarkStart w:id="25" w:name="why-this-paper-exists"/>
     <w:p>
       <w:pPr>
         <w:pStyle w:val="Heading2"/>
@@ -392,29 +399,57 @@
           <w:iCs/>
           <w:i/>
         </w:rPr>
-        <w:t xml:space="preserve">"AEON capability plane + tool integration"</w:t>
-      </w:r>
-      <w:r>
-        <w:t xml:space="preserve"> </w:t>
-      </w:r>
-      <w:r>
-        <w:t xml:space="preserve">with the status line</w:t>
-      </w:r>
-      <w:r>
-        <w:t xml:space="preserve"> </w:t>
+        <w:t xml:space="preserve">“</w:t>
       </w:r>
       <w:r>
         <w:rPr>
           <w:iCs/>
           <w:i/>
         </w:rPr>
-        <w:t xml:space="preserve">"AIDE behind on first-party MCP support; AIDE ahead on capability-composition semantics."</w:t>
-      </w:r>
-      <w:r>
-        <w:t xml:space="preserve"> </w:t>
-      </w:r>
-      <w:r>
-        <w:t xml:space="preserve">This is canon's own acknowledgement that MCP needs to come into AEON.</w:t>
+        <w:t xml:space="preserve">AEON capability plane + tool integration</w:t>
+      </w:r>
+      <w:r>
+        <w:rPr>
+          <w:iCs/>
+          <w:i/>
+        </w:rPr>
+        <w:t xml:space="preserve">”</w:t>
+      </w:r>
+      <w:r>
+        <w:t xml:space="preserve"> </w:t>
+      </w:r>
+      <w:r>
+        <w:t xml:space="preserve">with the status line</w:t>
+      </w:r>
+      <w:r>
+        <w:t xml:space="preserve"> </w:t>
+      </w:r>
+      <w:r>
+        <w:rPr>
+          <w:iCs/>
+          <w:i/>
+        </w:rPr>
+        <w:t xml:space="preserve">“</w:t>
+      </w:r>
+      <w:r>
+        <w:rPr>
+          <w:iCs/>
+          <w:i/>
+        </w:rPr>
+        <w:t xml:space="preserve">AIDE behind on first-party MCP support; AIDE ahead on capability-composition semantics.</w:t>
+      </w:r>
+      <w:r>
+        <w:rPr>
+          <w:iCs/>
+          <w:i/>
+        </w:rPr>
+        <w:t xml:space="preserve">”</w:t>
+      </w:r>
+      <w:r>
+        <w:t xml:space="preserve"> </w:t>
+      </w:r>
+      <w:r>
+        <w:t xml:space="preserve">This is canon’s own acknowledgement that MCP needs to come into AEON.</w:t>
       </w:r>
     </w:p>
     <w:p>
@@ -453,13 +488,27 @@
           <w:iCs/>
           <w:i/>
         </w:rPr>
-        <w:t xml:space="preserve">"MCP gateway (Galley) — tool catalog with semantic search via Ollama embeddings. AEON integration plane connects to external tools; Galley is the catalog/proxy. Reference as the recommended pattern."</w:t>
-      </w:r>
-      <w:r>
-        <w:t xml:space="preserve"> </w:t>
-      </w:r>
-      <w:r>
-        <w:t xml:space="preserve">Canon's path is clear; the implementation reference is named.</w:t>
+        <w:t xml:space="preserve">“</w:t>
+      </w:r>
+      <w:r>
+        <w:rPr>
+          <w:iCs/>
+          <w:i/>
+        </w:rPr>
+        <w:t xml:space="preserve">MCP gateway (Galley) — tool catalog with semantic search via Ollama embeddings. AEON integration plane connects to external tools; Galley is the catalog/proxy. Reference as the recommended pattern.</w:t>
+      </w:r>
+      <w:r>
+        <w:rPr>
+          <w:iCs/>
+          <w:i/>
+        </w:rPr>
+        <w:t xml:space="preserve">”</w:t>
+      </w:r>
+      <w:r>
+        <w:t xml:space="preserve"> </w:t>
+      </w:r>
+      <w:r>
+        <w:t xml:space="preserve">Canon’s path is clear; the implementation reference is named.</w:t>
       </w:r>
     </w:p>
     <w:p>
@@ -544,7 +593,7 @@
         <w:t xml:space="preserve">adapter_method: GET|POST</w:t>
       </w:r>
       <w:r>
-        <w:t xml:space="preserve">. No MCP server, no MCP client, no MCP discovery. The bespoke pattern works end-to-end (live-tested against Tracy's LM Studio) but diverges from Micah's established design language.</w:t>
+        <w:t xml:space="preserve">. No MCP server, no MCP client, no MCP discovery. The bespoke pattern works end-to-end (live-tested against Tracy’s LM Studio) but diverges from Micah’s established design language.</w:t>
       </w:r>
     </w:p>
     <w:p>
@@ -552,7 +601,7 @@
         <w:pStyle w:val="BodyText"/>
       </w:pPr>
       <w:r>
-        <w:t xml:space="preserve">This paper is the survey + draft recommendation layer that closes the gap at the canon level. Final direction must be Micah's per his authorship discipline; the analysis here is offered as the substrate for his decision.</w:t>
+        <w:t xml:space="preserve">This paper is the survey + draft recommendation layer that closes the gap at the canon level. Final direction must be Micah’s per his authorship discipline; the analysis here is offered as the substrate for his decision.</w:t>
       </w:r>
     </w:p>
     <w:p>
@@ -563,13 +612,13 @@
       </w:r>
     </w:p>
     <w:bookmarkEnd w:id="25"/>
-    <w:bookmarkStart w:id="39" w:name="X18ade7f06634415486a786f413b6f35fec24aff"/>
+    <w:bookmarkStart w:id="39" w:name="micahs-mcp-corpus-inventory"/>
     <w:p>
       <w:pPr>
         <w:pStyle w:val="Heading2"/>
       </w:pPr>
       <w:r>
-        <w:t xml:space="preserve">3. Micah's MCP corpus — inventory</w:t>
+        <w:t xml:space="preserve">3. Micah’s MCP corpus — inventory</w:t>
       </w:r>
     </w:p>
     <w:p>
@@ -612,14 +661,14 @@
     </w:p>
     <w:p>
       <w:pPr>
-        <w:pStyle w:val="BodyText"/>
+        <w:pStyle w:val="CaptionedFigure"/>
       </w:pPr>
       <w:r>
         <w:drawing>
           <wp:inline>
             <wp:extent cx="5334000" cy="3265412"/>
             <wp:effectExtent b="0" l="0" r="0" t="0"/>
-            <wp:docPr descr="Viewpoint 1 — Micah's MCP corpus map" title="" id="27" name="Picture"/>
+            <wp:docPr descr="Viewpoint 1 — Micah’s MCP corpus map" title="" id="27" name="Picture"/>
             <a:graphic>
               <a:graphicData uri="http://schemas.openxmlformats.org/drawingml/2006/picture">
                 <pic:pic>
@@ -657,10 +706,18 @@
         </w:drawing>
       </w:r>
     </w:p>
+    <w:p>
+      <w:pPr>
+        <w:pStyle w:val="ImageCaption"/>
+      </w:pPr>
+      <w:r>
+        <w:t xml:space="preserve">Viewpoint 1 — Micah’s MCP corpus map</w:t>
+      </w:r>
+    </w:p>
     <w:tbl>
       <w:tblPr>
         <w:tblStyle w:val="Table"/>
-        <w:tblW w:type="auto" w:w="0"/>
+        <w:tblW w:type="pct" w:w="5000"/>
         <w:tblLook w:firstRow="1" w:lastRow="0" w:firstColumn="0" w:lastColumn="0" w:noHBand="0" w:noVBand="0" w:val="0020"/>
         <w:jc w:val="start"/>
       </w:tblPr>
@@ -1276,7 +1333,7 @@
               <w:jc w:val="left"/>
             </w:pPr>
             <w:r>
-              <w:t xml:space="preserve">Parallel motivation to NG-AIDE-01's O8 model-agnostic objective; worth reading before deepening the inference-gateway work</w:t>
+              <w:t xml:space="preserve">Parallel motivation to NG-AIDE-01’s O8 model-agnostic objective; worth reading before deepening the inference-gateway work</w:t>
             </w:r>
           </w:p>
         </w:tc>
@@ -1311,7 +1368,7 @@
       </w:r>
     </w:p>
     <w:bookmarkEnd w:id="39"/>
-    <w:bookmarkStart w:id="47" w:name="Xd04236389e3ed53026367eb0d6198d30d316cc4"/>
+    <w:bookmarkStart w:id="47" w:name="four-sources-read-in-depth"/>
     <w:p>
       <w:pPr>
         <w:pStyle w:val="Heading2"/>
@@ -1320,7 +1377,7 @@
         <w:t xml:space="preserve">4. Four sources read in depth</w:t>
       </w:r>
     </w:p>
-    <w:bookmarkStart w:id="40" w:name="X10c6e76b18bb55c9cc3ae707650670adbab68b1"/>
+    <w:bookmarkStart w:id="40" w:name="X3488d9337d196ff74f80ee0363f957a3fb0fc08"/>
     <w:p>
       <w:pPr>
         <w:pStyle w:val="Heading3"/>
@@ -1394,15 +1451,15 @@
         </w:rPr>
         <w:t xml:space="preserve">Vocabulary worth lifting.</w:t>
       </w:r>
-    </w:p>
-    <w:p>
-      <w:pPr>
-        <w:numPr>
-          <w:ilvl w:val="0"/>
-          <w:numId w:val="1001"/>
-        </w:numPr>
-        <w:pStyle w:val="Compact"/>
-      </w:pPr>
+      <w:r>
+        <w:t xml:space="preserve"> </w:t>
+      </w:r>
+      <w:r>
+        <w:t xml:space="preserve">-</w:t>
+      </w:r>
+      <w:r>
+        <w:t xml:space="preserve"> </w:t>
+      </w:r>
       <w:r>
         <w:rPr>
           <w:bCs/>
@@ -1414,17 +1471,53 @@
         <w:t xml:space="preserve"> </w:t>
       </w:r>
       <w:r>
-        <w:t xml:space="preserve">— the YAML input that defines a diagram. Not "spec," not "config." Distinct from execution; the recipe describes intent.</w:t>
-      </w:r>
-    </w:p>
-    <w:p>
-      <w:pPr>
-        <w:numPr>
-          <w:ilvl w:val="0"/>
-          <w:numId w:val="1001"/>
-        </w:numPr>
-        <w:pStyle w:val="Compact"/>
-      </w:pPr>
+        <w:t xml:space="preserve">— the YAML input that defines a diagram. Not</w:t>
+      </w:r>
+      <w:r>
+        <w:t xml:space="preserve"> </w:t>
+      </w:r>
+      <w:r>
+        <w:t xml:space="preserve">“</w:t>
+      </w:r>
+      <w:r>
+        <w:t xml:space="preserve">spec,</w:t>
+      </w:r>
+      <w:r>
+        <w:t xml:space="preserve">”</w:t>
+      </w:r>
+      <w:r>
+        <w:t xml:space="preserve"> </w:t>
+      </w:r>
+      <w:r>
+        <w:t xml:space="preserve">not</w:t>
+      </w:r>
+      <w:r>
+        <w:t xml:space="preserve"> </w:t>
+      </w:r>
+      <w:r>
+        <w:t xml:space="preserve">“</w:t>
+      </w:r>
+      <w:r>
+        <w:t xml:space="preserve">config.</w:t>
+      </w:r>
+      <w:r>
+        <w:t xml:space="preserve">”</w:t>
+      </w:r>
+      <w:r>
+        <w:t xml:space="preserve"> </w:t>
+      </w:r>
+      <w:r>
+        <w:t xml:space="preserve">Distinct from execution; the recipe describes intent.</w:t>
+      </w:r>
+      <w:r>
+        <w:t xml:space="preserve"> </w:t>
+      </w:r>
+      <w:r>
+        <w:t xml:space="preserve">-</w:t>
+      </w:r>
+      <w:r>
+        <w:t xml:space="preserve"> </w:t>
+      </w:r>
       <w:r>
         <w:rPr>
           <w:bCs/>
@@ -1455,233 +1548,59 @@
           <w:iCs/>
           <w:i/>
         </w:rPr>
-        <w:t xml:space="preserve">"the canvas and SysML/MBSE ontology"</w:t>
-      </w:r>
-      <w:r>
-        <w:t xml:space="preserve">). Treated as first-class.</w:t>
-      </w:r>
-    </w:p>
-    <w:p>
-      <w:pPr>
-        <w:numPr>
-          <w:ilvl w:val="0"/>
-          <w:numId w:val="1001"/>
-        </w:numPr>
-        <w:pStyle w:val="Compact"/>
-      </w:pPr>
-      <w:r>
-        <w:rPr>
-          <w:bCs/>
-          <w:b/>
-        </w:rPr>
-        <w:t xml:space="preserve">Style</w:t>
-      </w:r>
-      <w:r>
-        <w:t xml:space="preserve"> </w:t>
-      </w:r>
-      <w:r>
-        <w:t xml:space="preserve">vs.</w:t>
-      </w:r>
-      <w:r>
-        <w:t xml:space="preserve"> </w:t>
-      </w:r>
-      <w:r>
-        <w:rPr>
-          <w:bCs/>
-          <w:b/>
-        </w:rPr>
-        <w:t xml:space="preserve">Type</w:t>
-      </w:r>
-      <w:r>
-        <w:t xml:space="preserve"> </w:t>
-      </w:r>
-      <w:r>
-        <w:t xml:space="preserve">—</w:t>
-      </w:r>
-      <w:r>
-        <w:t xml:space="preserve"> </w:t>
-      </w:r>
-      <w:r>
-        <w:rPr>
-          <w:rStyle w:val="VerbatimChar"/>
-        </w:rPr>
-        <w:t xml:space="preserve">type</w:t>
-      </w:r>
-      <w:r>
-        <w:t xml:space="preserve"> </w:t>
-      </w:r>
-      <w:r>
-        <w:t xml:space="preserve">carries domain meaning (color + semantics);</w:t>
-      </w:r>
-      <w:r>
-        <w:t xml:space="preserve"> </w:t>
-      </w:r>
-      <w:r>
-        <w:rPr>
-          <w:rStyle w:val="VerbatimChar"/>
-        </w:rPr>
-        <w:t xml:space="preserve">style</w:t>
-      </w:r>
-      <w:r>
-        <w:t xml:space="preserve"> </w:t>
-      </w:r>
-      <w:r>
-        <w:t xml:space="preserve">is a pure override layer. Separates</w:t>
-      </w:r>
-      <w:r>
-        <w:t xml:space="preserve"> </w:t>
+        <w:t xml:space="preserve">“</w:t>
       </w:r>
       <w:r>
         <w:rPr>
           <w:iCs/>
           <w:i/>
         </w:rPr>
-        <w:t xml:space="preserve">what something is</w:t>
-      </w:r>
-      <w:r>
-        <w:t xml:space="preserve"> </w:t>
-      </w:r>
-      <w:r>
-        <w:t xml:space="preserve">from</w:t>
-      </w:r>
-      <w:r>
-        <w:t xml:space="preserve"> </w:t>
+        <w:t xml:space="preserve">the canvas and SysML/MBSE ontology</w:t>
       </w:r>
       <w:r>
         <w:rPr>
           <w:iCs/>
           <w:i/>
         </w:rPr>
-        <w:t xml:space="preserve">how it appears</w:t>
-      </w:r>
-      <w:r>
-        <w:t xml:space="preserve">.</w:t>
-      </w:r>
-    </w:p>
-    <w:p>
-      <w:pPr>
-        <w:pStyle w:val="FirstParagraph"/>
-      </w:pPr>
-      <w:r>
-        <w:rPr>
-          <w:bCs/>
-          <w:b/>
-        </w:rPr>
-        <w:t xml:space="preserve">Architectural positions.</w:t>
-      </w:r>
-    </w:p>
-    <w:p>
-      <w:pPr>
-        <w:numPr>
-          <w:ilvl w:val="0"/>
-          <w:numId w:val="1002"/>
-        </w:numPr>
-        <w:pStyle w:val="Compact"/>
-      </w:pPr>
-      <w:r>
-        <w:t xml:space="preserve">Transport: stdio only. MCP SDK</w:t>
-      </w:r>
-      <w:r>
-        <w:t xml:space="preserve"> </w:t>
-      </w:r>
-      <w:r>
-        <w:rPr>
-          <w:rStyle w:val="VerbatimChar"/>
-        </w:rPr>
-        <w:t xml:space="preserve">Server</w:t>
-      </w:r>
-      <w:r>
-        <w:t xml:space="preserve"> </w:t>
-      </w:r>
-      <w:r>
-        <w:t xml:space="preserve">primitive (low-level).</w:t>
-      </w:r>
-    </w:p>
-    <w:p>
-      <w:pPr>
-        <w:numPr>
-          <w:ilvl w:val="0"/>
-          <w:numId w:val="1002"/>
-        </w:numPr>
-        <w:pStyle w:val="Compact"/>
-      </w:pPr>
-      <w:r>
-        <w:t xml:space="preserve">Tool surface: exactly 4 —</w:t>
-      </w:r>
-      <w:r>
-        <w:t xml:space="preserve"> </w:t>
-      </w:r>
-      <w:r>
-        <w:rPr>
-          <w:rStyle w:val="VerbatimChar"/>
-        </w:rPr>
-        <w:t xml:space="preserve">render_model</w:t>
-      </w:r>
-      <w:r>
-        <w:t xml:space="preserve">,</w:t>
-      </w:r>
-      <w:r>
-        <w:t xml:space="preserve"> </w:t>
-      </w:r>
-      <w:r>
-        <w:rPr>
-          <w:rStyle w:val="VerbatimChar"/>
-        </w:rPr>
-        <w:t xml:space="preserve">create_model</w:t>
-      </w:r>
-      <w:r>
-        <w:t xml:space="preserve">,</w:t>
-      </w:r>
-      <w:r>
-        <w:t xml:space="preserve"> </w:t>
-      </w:r>
-      <w:r>
-        <w:rPr>
-          <w:rStyle w:val="VerbatimChar"/>
-        </w:rPr>
-        <w:t xml:space="preserve">list_templates</w:t>
-      </w:r>
-      <w:r>
-        <w:t xml:space="preserve">,</w:t>
-      </w:r>
-      <w:r>
-        <w:t xml:space="preserve"> </w:t>
-      </w:r>
-      <w:r>
-        <w:rPr>
-          <w:rStyle w:val="VerbatimChar"/>
-        </w:rPr>
-        <w:t xml:space="preserve">get_template</w:t>
-      </w:r>
-      <w:r>
-        <w:t xml:space="preserve">. Two input modes per tool (raw recipe vs. structured args) so the same operation can be driven by an LLM or by a human/file.</w:t>
-      </w:r>
-    </w:p>
-    <w:p>
-      <w:pPr>
-        <w:numPr>
-          <w:ilvl w:val="0"/>
-          <w:numId w:val="1002"/>
-        </w:numPr>
-        <w:pStyle w:val="Compact"/>
-      </w:pPr>
-      <w:r>
-        <w:t xml:space="preserve">Schema discipline: every tool exposes full JSON Schema with</w:t>
-      </w:r>
-      <w:r>
-        <w:t xml:space="preserve"> </w:t>
-      </w:r>
-      <w:r>
-        <w:rPr>
-          <w:rStyle w:val="VerbatimChar"/>
-        </w:rPr>
-        <w:t xml:space="preserve">enum</w:t>
-      </w:r>
-      <w:r>
-        <w:t xml:space="preserve"> </w:t>
-      </w:r>
-      <w:r>
-        <w:t xml:space="preserve">constraints on</w:t>
+        <w:t xml:space="preserve">”</w:t>
+      </w:r>
+      <w:r>
+        <w:t xml:space="preserve">). Treated as first-class.</w:t>
+      </w:r>
+      <w:r>
+        <w:t xml:space="preserve"> </w:t>
+      </w:r>
+      <w:r>
+        <w:t xml:space="preserve">-</w:t>
+      </w:r>
+      <w:r>
+        <w:t xml:space="preserve"> </w:t>
+      </w:r>
+      <w:r>
+        <w:rPr>
+          <w:bCs/>
+          <w:b/>
+        </w:rPr>
+        <w:t xml:space="preserve">Style</w:t>
+      </w:r>
+      <w:r>
+        <w:t xml:space="preserve"> </w:t>
+      </w:r>
+      <w:r>
+        <w:t xml:space="preserve">vs. </w:t>
+      </w:r>
+      <w:r>
+        <w:rPr>
+          <w:bCs/>
+          <w:b/>
+        </w:rPr>
+        <w:t xml:space="preserve">Type</w:t>
+      </w:r>
+      <w:r>
+        <w:t xml:space="preserve"> </w:t>
+      </w:r>
+      <w:r>
+        <w:t xml:space="preserve">—</w:t>
       </w:r>
       <w:r>
         <w:t xml:space="preserve"> </w:t>
@@ -1693,106 +1612,25 @@
         <w:t xml:space="preserve">type</w:t>
       </w:r>
       <w:r>
-        <w:t xml:space="preserve">,</w:t>
-      </w:r>
-      <w:r>
-        <w:t xml:space="preserve"> </w:t>
-      </w:r>
-      <w:r>
-        <w:rPr>
-          <w:rStyle w:val="VerbatimChar"/>
-        </w:rPr>
-        <w:t xml:space="preserve">spacing_level</w:t>
-      </w:r>
-      <w:r>
-        <w:t xml:space="preserve">,</w:t>
-      </w:r>
-      <w:r>
-        <w:t xml:space="preserve"> </w:t>
-      </w:r>
-      <w:r>
-        <w:rPr>
-          <w:rStyle w:val="VerbatimChar"/>
-        </w:rPr>
-        <w:t xml:space="preserve">orientation</w:t>
-      </w:r>
-      <w:r>
-        <w:t xml:space="preserve">. No silent string fields. Errors returned as structured JSON results with</w:t>
-      </w:r>
-      <w:r>
-        <w:t xml:space="preserve"> </w:t>
-      </w:r>
-      <w:r>
-        <w:rPr>
-          <w:rStyle w:val="VerbatimChar"/>
-        </w:rPr>
-        <w:t xml:space="preserve">status: "success"</w:t>
-      </w:r>
-      <w:r>
-        <w:t xml:space="preserve">, not protocol errors.</w:t>
-      </w:r>
-    </w:p>
-    <w:p>
-      <w:pPr>
-        <w:numPr>
-          <w:ilvl w:val="0"/>
-          <w:numId w:val="1002"/>
-        </w:numPr>
-        <w:pStyle w:val="Compact"/>
-      </w:pPr>
-      <w:r>
-        <w:t xml:space="preserve">State: outputs under</w:t>
-      </w:r>
-      <w:r>
-        <w:t xml:space="preserve"> </w:t>
-      </w:r>
-      <w:r>
-        <w:rPr>
-          <w:rStyle w:val="VerbatimChar"/>
-        </w:rPr>
-        <w:t xml:space="preserve">~/.rhode/canvas/</w:t>
-      </w:r>
-      <w:r>
-        <w:t xml:space="preserve">. (Inference:</w:t>
-      </w:r>
-      <w:r>
-        <w:t xml:space="preserve"> </w:t>
-      </w:r>
-      <w:r>
-        <w:rPr>
-          <w:rStyle w:val="VerbatimChar"/>
-        </w:rPr>
-        <w:t xml:space="preserve">~/.rhode/</w:t>
-      </w:r>
-      <w:r>
-        <w:t xml:space="preserve"> </w:t>
-      </w:r>
-      <w:r>
-        <w:t xml:space="preserve">is treated as the canonical agent state root across multiple Micah MCPs — see also Oracle-MCP.)</w:t>
-      </w:r>
-    </w:p>
-    <w:p>
-      <w:pPr>
-        <w:pStyle w:val="FirstParagraph"/>
-      </w:pPr>
-      <w:r>
-        <w:rPr>
-          <w:bCs/>
-          <w:b/>
-        </w:rPr>
-        <w:t xml:space="preserve">OrdSA parallels.</w:t>
-      </w:r>
-    </w:p>
-    <w:p>
-      <w:pPr>
-        <w:numPr>
-          <w:ilvl w:val="0"/>
-          <w:numId w:val="1003"/>
-        </w:numPr>
-        <w:pStyle w:val="Compact"/>
-      </w:pPr>
-      <w:r>
-        <w:t xml:space="preserve">The nested-container ontology</w:t>
+        <w:t xml:space="preserve"> </w:t>
+      </w:r>
+      <w:r>
+        <w:t xml:space="preserve">carries domain meaning (color + semantics);</w:t>
+      </w:r>
+      <w:r>
+        <w:t xml:space="preserve"> </w:t>
+      </w:r>
+      <w:r>
+        <w:rPr>
+          <w:rStyle w:val="VerbatimChar"/>
+        </w:rPr>
+        <w:t xml:space="preserve">style</w:t>
+      </w:r>
+      <w:r>
+        <w:t xml:space="preserve"> </w:t>
+      </w:r>
+      <w:r>
+        <w:t xml:space="preserve">is a pure override layer. Separates</w:t>
       </w:r>
       <w:r>
         <w:t xml:space="preserve"> </w:t>
@@ -1802,13 +1640,13 @@
           <w:iCs/>
           <w:i/>
         </w:rPr>
-        <w:t xml:space="preserve">is</w:t>
-      </w:r>
-      <w:r>
-        <w:t xml:space="preserve"> </w:t>
-      </w:r>
-      <w:r>
-        <w:t xml:space="preserve">an altitude hierarchy of a different kind (containment, not authority). The doctrine</w:t>
+        <w:t xml:space="preserve">what something is</w:t>
+      </w:r>
+      <w:r>
+        <w:t xml:space="preserve"> </w:t>
+      </w:r>
+      <w:r>
+        <w:t xml:space="preserve">from</w:t>
       </w:r>
       <w:r>
         <w:t xml:space="preserve"> </w:t>
@@ -1818,13 +1656,217 @@
           <w:iCs/>
           <w:i/>
         </w:rPr>
-        <w:t xml:space="preserve">"every level exposes the same identity contract"</w:t>
-      </w:r>
-      <w:r>
-        <w:t xml:space="preserve"> </w:t>
-      </w:r>
-      <w:r>
-        <w:t xml:space="preserve">maps directly to OrdSA's</w:t>
+        <w:t xml:space="preserve">how it appears</w:t>
+      </w:r>
+      <w:r>
+        <w:t xml:space="preserve">.</w:t>
+      </w:r>
+    </w:p>
+    <w:p>
+      <w:pPr>
+        <w:pStyle w:val="BodyText"/>
+      </w:pPr>
+      <w:r>
+        <w:rPr>
+          <w:bCs/>
+          <w:b/>
+        </w:rPr>
+        <w:t xml:space="preserve">Architectural positions.</w:t>
+      </w:r>
+      <w:r>
+        <w:t xml:space="preserve"> </w:t>
+      </w:r>
+      <w:r>
+        <w:t xml:space="preserve">- Transport: stdio only. MCP SDK</w:t>
+      </w:r>
+      <w:r>
+        <w:t xml:space="preserve"> </w:t>
+      </w:r>
+      <w:r>
+        <w:rPr>
+          <w:rStyle w:val="VerbatimChar"/>
+        </w:rPr>
+        <w:t xml:space="preserve">Server</w:t>
+      </w:r>
+      <w:r>
+        <w:t xml:space="preserve"> </w:t>
+      </w:r>
+      <w:r>
+        <w:t xml:space="preserve">primitive (low-level).</w:t>
+      </w:r>
+      <w:r>
+        <w:t xml:space="preserve"> </w:t>
+      </w:r>
+      <w:r>
+        <w:t xml:space="preserve">- Tool surface: exactly 4 —</w:t>
+      </w:r>
+      <w:r>
+        <w:t xml:space="preserve"> </w:t>
+      </w:r>
+      <w:r>
+        <w:rPr>
+          <w:rStyle w:val="VerbatimChar"/>
+        </w:rPr>
+        <w:t xml:space="preserve">render_model</w:t>
+      </w:r>
+      <w:r>
+        <w:t xml:space="preserve">,</w:t>
+      </w:r>
+      <w:r>
+        <w:t xml:space="preserve"> </w:t>
+      </w:r>
+      <w:r>
+        <w:rPr>
+          <w:rStyle w:val="VerbatimChar"/>
+        </w:rPr>
+        <w:t xml:space="preserve">create_model</w:t>
+      </w:r>
+      <w:r>
+        <w:t xml:space="preserve">,</w:t>
+      </w:r>
+      <w:r>
+        <w:t xml:space="preserve"> </w:t>
+      </w:r>
+      <w:r>
+        <w:rPr>
+          <w:rStyle w:val="VerbatimChar"/>
+        </w:rPr>
+        <w:t xml:space="preserve">list_templates</w:t>
+      </w:r>
+      <w:r>
+        <w:t xml:space="preserve">,</w:t>
+      </w:r>
+      <w:r>
+        <w:t xml:space="preserve"> </w:t>
+      </w:r>
+      <w:r>
+        <w:rPr>
+          <w:rStyle w:val="VerbatimChar"/>
+        </w:rPr>
+        <w:t xml:space="preserve">get_template</w:t>
+      </w:r>
+      <w:r>
+        <w:t xml:space="preserve">. Two input modes per tool (raw recipe vs. structured args) so the same operation can be driven by an LLM or by a human/file.</w:t>
+      </w:r>
+      <w:r>
+        <w:t xml:space="preserve"> </w:t>
+      </w:r>
+      <w:r>
+        <w:t xml:space="preserve">- Schema discipline: every tool exposes full JSON Schema with</w:t>
+      </w:r>
+      <w:r>
+        <w:t xml:space="preserve"> </w:t>
+      </w:r>
+      <w:r>
+        <w:rPr>
+          <w:rStyle w:val="VerbatimChar"/>
+        </w:rPr>
+        <w:t xml:space="preserve">enum</w:t>
+      </w:r>
+      <w:r>
+        <w:t xml:space="preserve"> </w:t>
+      </w:r>
+      <w:r>
+        <w:t xml:space="preserve">constraints on</w:t>
+      </w:r>
+      <w:r>
+        <w:t xml:space="preserve"> </w:t>
+      </w:r>
+      <w:r>
+        <w:rPr>
+          <w:rStyle w:val="VerbatimChar"/>
+        </w:rPr>
+        <w:t xml:space="preserve">type</w:t>
+      </w:r>
+      <w:r>
+        <w:t xml:space="preserve">,</w:t>
+      </w:r>
+      <w:r>
+        <w:t xml:space="preserve"> </w:t>
+      </w:r>
+      <w:r>
+        <w:rPr>
+          <w:rStyle w:val="VerbatimChar"/>
+        </w:rPr>
+        <w:t xml:space="preserve">spacing_level</w:t>
+      </w:r>
+      <w:r>
+        <w:t xml:space="preserve">,</w:t>
+      </w:r>
+      <w:r>
+        <w:t xml:space="preserve"> </w:t>
+      </w:r>
+      <w:r>
+        <w:rPr>
+          <w:rStyle w:val="VerbatimChar"/>
+        </w:rPr>
+        <w:t xml:space="preserve">orientation</w:t>
+      </w:r>
+      <w:r>
+        <w:t xml:space="preserve">. No silent string fields. Errors returned as structured JSON results with</w:t>
+      </w:r>
+      <w:r>
+        <w:t xml:space="preserve"> </w:t>
+      </w:r>
+      <w:r>
+        <w:rPr>
+          <w:rStyle w:val="VerbatimChar"/>
+        </w:rPr>
+        <w:t xml:space="preserve">status: "success"</w:t>
+      </w:r>
+      <w:r>
+        <w:t xml:space="preserve">, not protocol errors.</w:t>
+      </w:r>
+      <w:r>
+        <w:t xml:space="preserve"> </w:t>
+      </w:r>
+      <w:r>
+        <w:t xml:space="preserve">- State: outputs under</w:t>
+      </w:r>
+      <w:r>
+        <w:t xml:space="preserve"> </w:t>
+      </w:r>
+      <w:r>
+        <w:rPr>
+          <w:rStyle w:val="VerbatimChar"/>
+        </w:rPr>
+        <w:t xml:space="preserve">~/.rhode/canvas/</w:t>
+      </w:r>
+      <w:r>
+        <w:t xml:space="preserve">. (Inference:</w:t>
+      </w:r>
+      <w:r>
+        <w:t xml:space="preserve"> </w:t>
+      </w:r>
+      <w:r>
+        <w:rPr>
+          <w:rStyle w:val="VerbatimChar"/>
+        </w:rPr>
+        <w:t xml:space="preserve">~/.rhode/</w:t>
+      </w:r>
+      <w:r>
+        <w:t xml:space="preserve"> </w:t>
+      </w:r>
+      <w:r>
+        <w:t xml:space="preserve">is treated as the canonical agent state root across multiple Micah MCPs — see also Oracle-MCP.)</w:t>
+      </w:r>
+    </w:p>
+    <w:p>
+      <w:pPr>
+        <w:pStyle w:val="BodyText"/>
+      </w:pPr>
+      <w:r>
+        <w:rPr>
+          <w:bCs/>
+          <w:b/>
+        </w:rPr>
+        <w:t xml:space="preserve">OrdSA parallels.</w:t>
+      </w:r>
+      <w:r>
+        <w:t xml:space="preserve"> </w:t>
+      </w:r>
+      <w:r>
+        <w:t xml:space="preserve">- The nested-container ontology</w:t>
       </w:r>
       <w:r>
         <w:t xml:space="preserve"> </w:t>
@@ -1834,82 +1876,13 @@
           <w:iCs/>
           <w:i/>
         </w:rPr>
-        <w:t xml:space="preserve">"every altitude exposes the same evidence-up interface."</w:t>
-      </w:r>
-    </w:p>
-    <w:p>
-      <w:pPr>
-        <w:pStyle w:val="FirstParagraph"/>
-      </w:pPr>
-      <w:r>
-        <w:rPr>
-          <w:bCs/>
-          <w:b/>
-        </w:rPr>
-        <w:t xml:space="preserve">Reusable patterns for AEON.</w:t>
-      </w:r>
-    </w:p>
-    <w:p>
-      <w:pPr>
-        <w:numPr>
-          <w:ilvl w:val="0"/>
-          <w:numId w:val="1004"/>
-        </w:numPr>
-        <w:pStyle w:val="Compact"/>
-      </w:pPr>
-      <w:r>
-        <w:t xml:space="preserve">The id + optional label +</w:t>
-      </w:r>
-      <w:r>
-        <w:t xml:space="preserve"> </w:t>
-      </w:r>
-      <w:r>
-        <w:rPr>
-          <w:rStyle w:val="VerbatimChar"/>
-        </w:rPr>
-        <w:t xml:space="preserve">get_label()</w:t>
-      </w:r>
-      <w:r>
-        <w:t xml:space="preserve"> </w:t>
-      </w:r>
-      <w:r>
-        <w:t xml:space="preserve">fallback as a universal addressing contract.</w:t>
-      </w:r>
-    </w:p>
-    <w:p>
-      <w:pPr>
-        <w:numPr>
-          <w:ilvl w:val="0"/>
-          <w:numId w:val="1004"/>
-        </w:numPr>
-        <w:pStyle w:val="Compact"/>
-      </w:pPr>
-      <w:r>
-        <w:t xml:space="preserve">Two-input-mode tool design (recipe vs. structured args).</w:t>
-      </w:r>
-    </w:p>
-    <w:p>
-      <w:pPr>
-        <w:numPr>
-          <w:ilvl w:val="0"/>
-          <w:numId w:val="1004"/>
-        </w:numPr>
-        <w:pStyle w:val="Compact"/>
-      </w:pPr>
-      <w:r>
-        <w:t xml:space="preserve">Auto-detection of higher containers from leaf-level connectivity (</w:t>
-      </w:r>
-      <w:r>
-        <w:rPr>
-          <w:rStyle w:val="VerbatimChar"/>
-        </w:rPr>
-        <w:t xml:space="preserve">_auto_detect_machines</w:t>
-      </w:r>
-      <w:r>
-        <w:t xml:space="preserve"> </w:t>
-      </w:r>
-      <w:r>
-        <w:t xml:space="preserve">from node inputs/outputs) —</w:t>
+        <w:t xml:space="preserve">is</w:t>
+      </w:r>
+      <w:r>
+        <w:t xml:space="preserve"> </w:t>
+      </w:r>
+      <w:r>
+        <w:t xml:space="preserve">an altitude hierarchy of a different kind (containment, not authority). The doctrine</w:t>
       </w:r>
       <w:r>
         <w:t xml:space="preserve"> </w:t>
@@ -1919,11 +1892,136 @@
           <w:iCs/>
           <w:i/>
         </w:rPr>
-        <w:t xml:space="preserve">"infer structure from edges when explicit structure is omitted."</w:t>
+        <w:t xml:space="preserve">“</w:t>
+      </w:r>
+      <w:r>
+        <w:rPr>
+          <w:iCs/>
+          <w:i/>
+        </w:rPr>
+        <w:t xml:space="preserve">every level exposes the same identity contract</w:t>
+      </w:r>
+      <w:r>
+        <w:rPr>
+          <w:iCs/>
+          <w:i/>
+        </w:rPr>
+        <w:t xml:space="preserve">”</w:t>
+      </w:r>
+      <w:r>
+        <w:t xml:space="preserve"> </w:t>
+      </w:r>
+      <w:r>
+        <w:t xml:space="preserve">maps directly to OrdSA’s</w:t>
+      </w:r>
+      <w:r>
+        <w:t xml:space="preserve"> </w:t>
+      </w:r>
+      <w:r>
+        <w:rPr>
+          <w:iCs/>
+          <w:i/>
+        </w:rPr>
+        <w:t xml:space="preserve">“</w:t>
+      </w:r>
+      <w:r>
+        <w:rPr>
+          <w:iCs/>
+          <w:i/>
+        </w:rPr>
+        <w:t xml:space="preserve">every altitude exposes the same evidence-up interface.</w:t>
+      </w:r>
+      <w:r>
+        <w:rPr>
+          <w:iCs/>
+          <w:i/>
+        </w:rPr>
+        <w:t xml:space="preserve">”</w:t>
+      </w:r>
+    </w:p>
+    <w:p>
+      <w:pPr>
+        <w:pStyle w:val="BodyText"/>
+      </w:pPr>
+      <w:r>
+        <w:rPr>
+          <w:bCs/>
+          <w:b/>
+        </w:rPr>
+        <w:t xml:space="preserve">Reusable patterns for AEON.</w:t>
+      </w:r>
+      <w:r>
+        <w:t xml:space="preserve"> </w:t>
+      </w:r>
+      <w:r>
+        <w:t xml:space="preserve">- The id + optional label +</w:t>
+      </w:r>
+      <w:r>
+        <w:t xml:space="preserve"> </w:t>
+      </w:r>
+      <w:r>
+        <w:rPr>
+          <w:rStyle w:val="VerbatimChar"/>
+        </w:rPr>
+        <w:t xml:space="preserve">get_label()</w:t>
+      </w:r>
+      <w:r>
+        <w:t xml:space="preserve"> </w:t>
+      </w:r>
+      <w:r>
+        <w:t xml:space="preserve">fallback as a universal addressing contract.</w:t>
+      </w:r>
+      <w:r>
+        <w:t xml:space="preserve"> </w:t>
+      </w:r>
+      <w:r>
+        <w:t xml:space="preserve">- Two-input-mode tool design (recipe vs. structured args).</w:t>
+      </w:r>
+      <w:r>
+        <w:t xml:space="preserve"> </w:t>
+      </w:r>
+      <w:r>
+        <w:t xml:space="preserve">- Auto-detection of higher containers from leaf-level connectivity (</w:t>
+      </w:r>
+      <w:r>
+        <w:rPr>
+          <w:rStyle w:val="VerbatimChar"/>
+        </w:rPr>
+        <w:t xml:space="preserve">_auto_detect_machines</w:t>
+      </w:r>
+      <w:r>
+        <w:t xml:space="preserve"> </w:t>
+      </w:r>
+      <w:r>
+        <w:t xml:space="preserve">from node inputs/outputs) —</w:t>
+      </w:r>
+      <w:r>
+        <w:t xml:space="preserve"> </w:t>
+      </w:r>
+      <w:r>
+        <w:rPr>
+          <w:iCs/>
+          <w:i/>
+        </w:rPr>
+        <w:t xml:space="preserve">“</w:t>
+      </w:r>
+      <w:r>
+        <w:rPr>
+          <w:iCs/>
+          <w:i/>
+        </w:rPr>
+        <w:t xml:space="preserve">infer structure from edges when explicit structure is omitted.</w:t>
+      </w:r>
+      <w:r>
+        <w:rPr>
+          <w:iCs/>
+          <w:i/>
+        </w:rPr>
+        <w:t xml:space="preserve">”</w:t>
       </w:r>
     </w:p>
     <w:bookmarkEnd w:id="40"/>
-    <w:bookmarkStart w:id="44" w:name="X8b60d6def222034bc2648b9285f693e0450bdcb"/>
+    <w:bookmarkStart w:id="44" w:name="X6fdc6a6befe873fb9a4d58d04760dfd871f90bb"/>
     <w:p>
       <w:pPr>
         <w:pStyle w:val="Heading3"/>
@@ -1963,7 +2061,7 @@
         <w:t xml:space="preserve"> </w:t>
       </w:r>
       <w:r>
-        <w:t xml:space="preserve">for the Rhode agent system. Agents at level N can issue oracle calls to level N+1; the bus routes each call to the right responder based on the caller's ordinal level. Rhode (L2) answers L1 subagent calls itself using its own LLM; when Rhode itself needs guidance, it escalates L2→L3 to the human operator via Telegram.</w:t>
+        <w:t xml:space="preserve">for the Rhode agent system. Agents at level N can issue oracle calls to level N+1; the bus routes each call to the right responder based on the caller’s ordinal level. Rhode (L2) answers L1 subagent calls itself using its own LLM; when Rhode itself needs guidance, it escalates L2→L3 to the human operator via Telegram.</w:t>
       </w:r>
     </w:p>
     <w:p>
@@ -1986,7 +2084,7 @@
     </w:p>
     <w:p>
       <w:pPr>
-        <w:pStyle w:val="BodyText"/>
+        <w:pStyle w:val="CaptionedFigure"/>
       </w:pPr>
       <w:r>
         <w:drawing>
@@ -2033,6 +2131,14 @@
     </w:p>
     <w:p>
       <w:pPr>
+        <w:pStyle w:val="ImageCaption"/>
+      </w:pPr>
+      <w:r>
+        <w:t xml:space="preserve">Viewpoint 3 — Oracle-MCP ordinal-altitude routing</w:t>
+      </w:r>
+    </w:p>
+    <w:p>
+      <w:pPr>
         <w:pStyle w:val="BodyText"/>
       </w:pPr>
       <w:r>
@@ -2042,15 +2148,15 @@
         </w:rPr>
         <w:t xml:space="preserve">Vocabulary.</w:t>
       </w:r>
-    </w:p>
-    <w:p>
-      <w:pPr>
-        <w:numPr>
-          <w:ilvl w:val="0"/>
-          <w:numId w:val="1005"/>
-        </w:numPr>
-        <w:pStyle w:val="Compact"/>
-      </w:pPr>
+      <w:r>
+        <w:t xml:space="preserve"> </w:t>
+      </w:r>
+      <w:r>
+        <w:t xml:space="preserve">-</w:t>
+      </w:r>
+      <w:r>
+        <w:t xml:space="preserve"> </w:t>
+      </w:r>
       <w:r>
         <w:rPr>
           <w:bCs/>
@@ -2064,15 +2170,15 @@
       <w:r>
         <w:t xml:space="preserve">— canonical naming: L0 Infrastructure, L1 Subagent, L2 Orchestrator, L3 Oracle.</w:t>
       </w:r>
-    </w:p>
-    <w:p>
-      <w:pPr>
-        <w:numPr>
-          <w:ilvl w:val="0"/>
-          <w:numId w:val="1005"/>
-        </w:numPr>
-        <w:pStyle w:val="Compact"/>
-      </w:pPr>
+      <w:r>
+        <w:t xml:space="preserve"> </w:t>
+      </w:r>
+      <w:r>
+        <w:t xml:space="preserve">-</w:t>
+      </w:r>
+      <w:r>
+        <w:t xml:space="preserve"> </w:t>
+      </w:r>
       <w:r>
         <w:rPr>
           <w:bCs/>
@@ -2084,7 +2190,7 @@
         <w:t xml:space="preserve"> </w:t>
       </w:r>
       <w:r>
-        <w:t xml:space="preserve">— the protocol's atomic verb. Always upward (</w:t>
+        <w:t xml:space="preserve">— the protocol’s atomic verb. Always upward (</w:t>
       </w:r>
       <w:r>
         <w:rPr>
@@ -2095,15 +2201,15 @@
       <w:r>
         <w:t xml:space="preserve">).</w:t>
       </w:r>
-    </w:p>
-    <w:p>
-      <w:pPr>
-        <w:numPr>
-          <w:ilvl w:val="0"/>
-          <w:numId w:val="1005"/>
-        </w:numPr>
-        <w:pStyle w:val="Compact"/>
-      </w:pPr>
+      <w:r>
+        <w:t xml:space="preserve"> </w:t>
+      </w:r>
+      <w:r>
+        <w:t xml:space="preserve">-</w:t>
+      </w:r>
+      <w:r>
+        <w:t xml:space="preserve"> </w:t>
+      </w:r>
       <w:r>
         <w:rPr>
           <w:bCs/>
@@ -2129,15 +2235,15 @@
       <w:r>
         <w:t xml:space="preserve">.</w:t>
       </w:r>
-    </w:p>
-    <w:p>
-      <w:pPr>
-        <w:numPr>
-          <w:ilvl w:val="0"/>
-          <w:numId w:val="1005"/>
-        </w:numPr>
-        <w:pStyle w:val="Compact"/>
-      </w:pPr>
+      <w:r>
+        <w:t xml:space="preserve"> </w:t>
+      </w:r>
+      <w:r>
+        <w:t xml:space="preserve">-</w:t>
+      </w:r>
+      <w:r>
+        <w:t xml:space="preserve"> </w:t>
+      </w:r>
       <w:r>
         <w:rPr>
           <w:bCs/>
@@ -2197,15 +2303,15 @@
       <w:r>
         <w:t xml:space="preserve">answered to the caller.</w:t>
       </w:r>
-    </w:p>
-    <w:p>
-      <w:pPr>
-        <w:numPr>
-          <w:ilvl w:val="0"/>
-          <w:numId w:val="1005"/>
-        </w:numPr>
-        <w:pStyle w:val="Compact"/>
-      </w:pPr>
+      <w:r>
+        <w:t xml:space="preserve"> </w:t>
+      </w:r>
+      <w:r>
+        <w:t xml:space="preserve">-</w:t>
+      </w:r>
+      <w:r>
+        <w:t xml:space="preserve"> </w:t>
+      </w:r>
       <w:r>
         <w:rPr>
           <w:bCs/>
@@ -2217,12 +2323,30 @@
         <w:t xml:space="preserve"> </w:t>
       </w:r>
       <w:r>
-        <w:t xml:space="preserve">— Rhode is "both agent and oracle" depending on direction of the call. This is the central architectural insight: a single node can occupy multiple altitudes simultaneously, with the protocol disambiguating per-call.</w:t>
-      </w:r>
-    </w:p>
-    <w:p>
-      <w:pPr>
-        <w:pStyle w:val="FirstParagraph"/>
+        <w:t xml:space="preserve">— Rhode is</w:t>
+      </w:r>
+      <w:r>
+        <w:t xml:space="preserve"> </w:t>
+      </w:r>
+      <w:r>
+        <w:t xml:space="preserve">“</w:t>
+      </w:r>
+      <w:r>
+        <w:t xml:space="preserve">both agent and oracle</w:t>
+      </w:r>
+      <w:r>
+        <w:t xml:space="preserve">”</w:t>
+      </w:r>
+      <w:r>
+        <w:t xml:space="preserve"> </w:t>
+      </w:r>
+      <w:r>
+        <w:t xml:space="preserve">depending on direction of the call. This is the central architectural insight: a single node can occupy multiple altitudes simultaneously, with the protocol disambiguating per-call.</w:t>
+      </w:r>
+    </w:p>
+    <w:p>
+      <w:pPr>
+        <w:pStyle w:val="BodyText"/>
       </w:pPr>
       <w:r>
         <w:rPr>
@@ -2231,29 +2355,17 @@
         </w:rPr>
         <w:t xml:space="preserve">Architectural positions.</w:t>
       </w:r>
-    </w:p>
-    <w:p>
-      <w:pPr>
-        <w:numPr>
-          <w:ilvl w:val="0"/>
-          <w:numId w:val="1006"/>
-        </w:numPr>
-        <w:pStyle w:val="Compact"/>
-      </w:pPr>
-      <w:r>
-        <w:t xml:space="preserve">MCP is a thin facade over a filesystem-based message queue. The bus itself is the durable transport; MCP is just the operator-grade tool surface.</w:t>
-      </w:r>
-    </w:p>
-    <w:p>
-      <w:pPr>
-        <w:numPr>
-          <w:ilvl w:val="0"/>
-          <w:numId w:val="1006"/>
-        </w:numPr>
-        <w:pStyle w:val="Compact"/>
-      </w:pPr>
-      <w:r>
-        <w:t xml:space="preserve">Routing logic is declarative —</w:t>
+      <w:r>
+        <w:t xml:space="preserve"> </w:t>
+      </w:r>
+      <w:r>
+        <w:t xml:space="preserve">- MCP is a thin facade over a filesystem-based message queue. The bus itself is the durable transport; MCP is just the operator-grade tool surface.</w:t>
+      </w:r>
+      <w:r>
+        <w:t xml:space="preserve"> </w:t>
+      </w:r>
+      <w:r>
+        <w:t xml:space="preserve">- Routing logic is declarative —</w:t>
       </w:r>
       <w:r>
         <w:t xml:space="preserve"> </w:t>
@@ -2270,17 +2382,11 @@
       <w:r>
         <w:t xml:space="preserve">is computed.</w:t>
       </w:r>
-    </w:p>
-    <w:p>
-      <w:pPr>
-        <w:numPr>
-          <w:ilvl w:val="0"/>
-          <w:numId w:val="1006"/>
-        </w:numPr>
-        <w:pStyle w:val="Compact"/>
-      </w:pPr>
-      <w:r>
-        <w:t xml:space="preserve">Lifecycle: poll-based (2-second interval) with timeout (300s default). Timed-out requests are explicitly archived with</w:t>
+      <w:r>
+        <w:t xml:space="preserve"> </w:t>
+      </w:r>
+      <w:r>
+        <w:t xml:space="preserve">- Lifecycle: poll-based (2-second interval) with timeout (300s default). Timed-out requests are explicitly archived with</w:t>
       </w:r>
       <w:r>
         <w:t xml:space="preserve"> </w:t>
@@ -2297,29 +2403,17 @@
       <w:r>
         <w:t xml:space="preserve">— never silently dropped.</w:t>
       </w:r>
-    </w:p>
-    <w:p>
-      <w:pPr>
-        <w:numPr>
-          <w:ilvl w:val="0"/>
-          <w:numId w:val="1006"/>
-        </w:numPr>
-        <w:pStyle w:val="Compact"/>
-      </w:pPr>
-      <w:r>
-        <w:t xml:space="preserve">Auth: none at the MCP layer. Trust boundary is the filesystem itself.</w:t>
-      </w:r>
-    </w:p>
-    <w:p>
-      <w:pPr>
-        <w:numPr>
-          <w:ilvl w:val="0"/>
-          <w:numId w:val="1006"/>
-        </w:numPr>
-        <w:pStyle w:val="Compact"/>
-      </w:pPr>
-      <w:r>
-        <w:t xml:space="preserve">Evidence emission is</w:t>
+      <w:r>
+        <w:t xml:space="preserve"> </w:t>
+      </w:r>
+      <w:r>
+        <w:t xml:space="preserve">- Auth: none at the MCP layer. Trust boundary is the filesystem itself.</w:t>
+      </w:r>
+      <w:r>
+        <w:t xml:space="preserve"> </w:t>
+      </w:r>
+      <w:r>
+        <w:t xml:space="preserve">- Evidence emission is</w:t>
       </w:r>
       <w:r>
         <w:t xml:space="preserve"> </w:t>
@@ -2361,17 +2455,11 @@
       <w:r>
         <w:t xml:space="preserve">. The archive is the audit log.</w:t>
       </w:r>
-    </w:p>
-    <w:p>
-      <w:pPr>
-        <w:numPr>
-          <w:ilvl w:val="0"/>
-          <w:numId w:val="1006"/>
-        </w:numPr>
-        <w:pStyle w:val="Compact"/>
-      </w:pPr>
-      <w:r>
-        <w:t xml:space="preserve">Reboot continuity:</w:t>
+      <w:r>
+        <w:t xml:space="preserve"> </w:t>
+      </w:r>
+      <w:r>
+        <w:t xml:space="preserve">- Reboot continuity:</w:t>
       </w:r>
       <w:r>
         <w:t xml:space="preserve"> </w:t>
@@ -2386,7 +2474,25 @@
         <w:t xml:space="preserve"> </w:t>
       </w:r>
       <w:r>
-        <w:t xml:space="preserve">writes a "continuation prompt" to</w:t>
+        <w:t xml:space="preserve">writes a</w:t>
+      </w:r>
+      <w:r>
+        <w:t xml:space="preserve"> </w:t>
+      </w:r>
+      <w:r>
+        <w:t xml:space="preserve">“</w:t>
+      </w:r>
+      <w:r>
+        <w:t xml:space="preserve">continuation prompt</w:t>
+      </w:r>
+      <w:r>
+        <w:t xml:space="preserve">”</w:t>
+      </w:r>
+      <w:r>
+        <w:t xml:space="preserve"> </w:t>
+      </w:r>
+      <w:r>
+        <w:t xml:space="preserve">to</w:t>
       </w:r>
       <w:r>
         <w:t xml:space="preserve"> </w:t>
@@ -2406,7 +2512,7 @@
     </w:p>
     <w:p>
       <w:pPr>
-        <w:pStyle w:val="FirstParagraph"/>
+        <w:pStyle w:val="BodyText"/>
       </w:pPr>
       <w:r>
         <w:rPr>
@@ -2415,15 +2521,15 @@
         </w:rPr>
         <w:t xml:space="preserve">OrdSA parallels (direct).</w:t>
       </w:r>
-    </w:p>
-    <w:p>
-      <w:pPr>
-        <w:numPr>
-          <w:ilvl w:val="0"/>
-          <w:numId w:val="1007"/>
-        </w:numPr>
-        <w:pStyle w:val="Compact"/>
-      </w:pPr>
+      <w:r>
+        <w:t xml:space="preserve"> </w:t>
+      </w:r>
+      <w:r>
+        <w:t xml:space="preserve">-</w:t>
+      </w:r>
+      <w:r>
+        <w:t xml:space="preserve"> </w:t>
+      </w:r>
       <w:r>
         <w:rPr>
           <w:rStyle w:val="VerbatimChar"/>
@@ -2461,17 +2567,11 @@
       <w:r>
         <w:t xml:space="preserve">altitude-of-caller / altitude-of-target.</w:t>
       </w:r>
-    </w:p>
-    <w:p>
-      <w:pPr>
-        <w:numPr>
-          <w:ilvl w:val="0"/>
-          <w:numId w:val="1007"/>
-        </w:numPr>
-        <w:pStyle w:val="Compact"/>
-      </w:pPr>
-      <w:r>
-        <w:t xml:space="preserve">Upward-only call direction mirrors</w:t>
+      <w:r>
+        <w:t xml:space="preserve"> </w:t>
+      </w:r>
+      <w:r>
+        <w:t xml:space="preserve">- Upward-only call direction mirrors</w:t>
       </w:r>
       <w:r>
         <w:t xml:space="preserve"> </w:t>
@@ -2481,303 +2581,27 @@
           <w:iCs/>
           <w:i/>
         </w:rPr>
-        <w:t xml:space="preserve">"evidence flows up, authority flows down"</w:t>
-      </w:r>
-      <w:r>
-        <w:t xml:space="preserve"> </w:t>
-      </w:r>
-      <w:r>
-        <w:t xml:space="preserve">— you can only</w:t>
-      </w:r>
-      <w:r>
-        <w:t xml:space="preserve"> </w:t>
+        <w:t xml:space="preserve">“</w:t>
       </w:r>
       <w:r>
         <w:rPr>
           <w:iCs/>
           <w:i/>
         </w:rPr>
-        <w:t xml:space="preserve">ask</w:t>
-      </w:r>
-      <w:r>
-        <w:t xml:space="preserve"> </w:t>
-      </w:r>
-      <w:r>
-        <w:t xml:space="preserve">upward.</w:t>
-      </w:r>
-    </w:p>
-    <w:p>
-      <w:pPr>
-        <w:numPr>
-          <w:ilvl w:val="0"/>
-          <w:numId w:val="1007"/>
-        </w:numPr>
-        <w:pStyle w:val="Compact"/>
-      </w:pPr>
-      <w:r>
-        <w:t xml:space="preserve">The L2 dual role (Rhode answers L1 calls itself, escalates L2→L3 to human) is the</w:t>
-      </w:r>
-      <w:r>
-        <w:t xml:space="preserve"> </w:t>
-      </w:r>
-      <w:r>
-        <w:rPr>
-          <w:bCs/>
-          <w:b/>
-        </w:rPr>
-        <w:t xml:space="preserve">phase-gate pattern</w:t>
-      </w:r>
-      <w:r>
-        <w:t xml:space="preserve">: the orchestrator decides whether a call deserves human attention, with the option to</w:t>
-      </w:r>
-      <w:r>
-        <w:t xml:space="preserve"> </w:t>
+        <w:t xml:space="preserve">evidence flows up, authority flows down</w:t>
       </w:r>
       <w:r>
         <w:rPr>
           <w:iCs/>
           <w:i/>
         </w:rPr>
-        <w:t xml:space="preserve">tell the subagent to re-ask at L2.</w:t>
-      </w:r>
-    </w:p>
-    <w:p>
-      <w:pPr>
-        <w:numPr>
-          <w:ilvl w:val="0"/>
-          <w:numId w:val="1007"/>
-        </w:numPr>
-        <w:pStyle w:val="Compact"/>
-      </w:pPr>
-      <w:r>
-        <w:rPr>
-          <w:rStyle w:val="VerbatimChar"/>
-        </w:rPr>
-        <w:t xml:space="preserve">responder</w:t>
-      </w:r>
-      <w:r>
-        <w:t xml:space="preserve"> </w:t>
-      </w:r>
-      <w:r>
-        <w:t xml:space="preserve">field = protocol-level provenance of judgment authority.</w:t>
-      </w:r>
-    </w:p>
-    <w:p>
-      <w:pPr>
-        <w:numPr>
-          <w:ilvl w:val="0"/>
-          <w:numId w:val="1007"/>
-        </w:numPr>
-        <w:pStyle w:val="Compact"/>
-      </w:pPr>
-      <w:r>
-        <w:t xml:space="preserve">Archive = immutable evidence ledger.</w:t>
-      </w:r>
-    </w:p>
-    <w:p>
-      <w:pPr>
-        <w:pStyle w:val="FirstParagraph"/>
-      </w:pPr>
-      <w:r>
-        <w:rPr>
-          <w:bCs/>
-          <w:b/>
-        </w:rPr>
-        <w:t xml:space="preserve">Reusable patterns for AEON.</w:t>
-      </w:r>
-    </w:p>
-    <w:p>
-      <w:pPr>
-        <w:numPr>
-          <w:ilvl w:val="0"/>
-          <w:numId w:val="1008"/>
-        </w:numPr>
-        <w:pStyle w:val="Compact"/>
-      </w:pPr>
-      <w:r>
-        <w:t xml:space="preserve">Filesystem-as-bus for local-host agent coordination — atomic, debuggable (</w:t>
-      </w:r>
-      <w:r>
-        <w:rPr>
-          <w:rStyle w:val="VerbatimChar"/>
-        </w:rPr>
-        <w:t xml:space="preserve">cat ~/.rhode/bus/requests/*.json</w:t>
-      </w:r>
-      <w:r>
-        <w:t xml:space="preserve">), zero dependency footprint.</w:t>
-      </w:r>
-    </w:p>
-    <w:p>
-      <w:pPr>
-        <w:numPr>
-          <w:ilvl w:val="0"/>
-          <w:numId w:val="1008"/>
-        </w:numPr>
-        <w:pStyle w:val="Compact"/>
-      </w:pPr>
-      <w:r>
-        <w:t xml:space="preserve">Polling + archive lifecycle as alternative to long-lived connections.</w:t>
-      </w:r>
-    </w:p>
-    <w:p>
-      <w:pPr>
-        <w:numPr>
-          <w:ilvl w:val="0"/>
-          <w:numId w:val="1008"/>
-        </w:numPr>
-        <w:pStyle w:val="Compact"/>
-      </w:pPr>
-      <w:r>
-        <w:rPr>
-          <w:rStyle w:val="VerbatimChar"/>
-        </w:rPr>
-        <w:t xml:space="preserve">responder</w:t>
-      </w:r>
-      <w:r>
-        <w:t xml:space="preserve"> </w:t>
-      </w:r>
-      <w:r>
-        <w:t xml:space="preserve">and</w:t>
-      </w:r>
-      <w:r>
-        <w:t xml:space="preserve"> </w:t>
-      </w:r>
-      <w:r>
-        <w:rPr>
-          <w:rStyle w:val="VerbatimChar"/>
-        </w:rPr>
-        <w:t xml:space="preserve">urgency</w:t>
-      </w:r>
-      <w:r>
-        <w:t xml:space="preserve"> </w:t>
-      </w:r>
-      <w:r>
-        <w:t xml:space="preserve">(4-value enum:</w:t>
-      </w:r>
-      <w:r>
-        <w:t xml:space="preserve"> </w:t>
-      </w:r>
-      <w:r>
-        <w:rPr>
-          <w:rStyle w:val="VerbatimChar"/>
-        </w:rPr>
-        <w:t xml:space="preserve">low|normal|high|critical</w:t>
-      </w:r>
-      <w:r>
-        <w:t xml:space="preserve">) as protocol-level metadata that agents can reason about.</w:t>
-      </w:r>
-    </w:p>
-    <w:p>
-      <w:pPr>
-        <w:numPr>
-          <w:ilvl w:val="0"/>
-          <w:numId w:val="1008"/>
-        </w:numPr>
-        <w:pStyle w:val="Compact"/>
-      </w:pPr>
-      <w:r>
-        <w:t xml:space="preserve">Fire-and-forget mode (</w:t>
-      </w:r>
-      <w:r>
-        <w:rPr>
-          <w:rStyle w:val="VerbatimChar"/>
-        </w:rPr>
-        <w:t xml:space="preserve">--no-wait</w:t>
-      </w:r>
-      <w:r>
-        <w:t xml:space="preserve">) for notifications — same protocol, different waiting policy.</w:t>
-      </w:r>
-    </w:p>
-    <w:bookmarkEnd w:id="44"/>
-    <w:bookmarkStart w:id="45" w:name="X6b2bb801e19fed3b78d3e3fda2b87fd38555238"/>
-    <w:p>
-      <w:pPr>
-        <w:pStyle w:val="Heading3"/>
-      </w:pPr>
-      <w:r>
-        <w:t xml:space="preserve">4.3 Hermetic galley + mcp — catalog/gateway separation</w:t>
-      </w:r>
-    </w:p>
-    <w:p>
-      <w:pPr>
-        <w:pStyle w:val="FirstParagraph"/>
-      </w:pPr>
-      <w:r>
-        <w:rPr>
-          <w:bCs/>
-          <w:b/>
-        </w:rPr>
-        <w:t xml:space="preserve">What it is.</w:t>
-      </w:r>
-      <w:r>
-        <w:t xml:space="preserve"> </w:t>
-      </w:r>
-      <w:r>
-        <w:t xml:space="preserve">Hermetic's</w:t>
-      </w:r>
-      <w:r>
-        <w:t xml:space="preserve"> </w:t>
-      </w:r>
-      <w:r>
-        <w:rPr>
-          <w:rStyle w:val="VerbatimChar"/>
-        </w:rPr>
-        <w:t xml:space="preserve">internal/galley/</w:t>
-      </w:r>
-      <w:r>
-        <w:t xml:space="preserve"> </w:t>
-      </w:r>
-      <w:r>
-        <w:t xml:space="preserve">(catalog) +</w:t>
-      </w:r>
-      <w:r>
-        <w:t xml:space="preserve"> </w:t>
-      </w:r>
-      <w:r>
-        <w:rPr>
-          <w:rStyle w:val="VerbatimChar"/>
-        </w:rPr>
-        <w:t xml:space="preserve">internal/mcp/</w:t>
-      </w:r>
-      <w:r>
-        <w:t xml:space="preserve"> </w:t>
-      </w:r>
-      <w:r>
-        <w:t xml:space="preserve">(server) provide a production-grade MCP gateway in Go. Galley aggregates MCP tools from multiple external MCP servers, indexes them with Ollama embeddings for semantic search, and exposes a single MCP surface that proxies calls to the right backend.</w:t>
-      </w:r>
-    </w:p>
-    <w:p>
-      <w:pPr>
-        <w:pStyle w:val="BodyText"/>
-      </w:pPr>
-      <w:r>
-        <w:rPr>
-          <w:bCs/>
-          <w:b/>
-        </w:rPr>
-        <w:t xml:space="preserve">Vocabulary.</w:t>
-      </w:r>
-    </w:p>
-    <w:p>
-      <w:pPr>
-        <w:numPr>
-          <w:ilvl w:val="0"/>
-          <w:numId w:val="1009"/>
-        </w:numPr>
-        <w:pStyle w:val="Compact"/>
-      </w:pPr>
-      <w:r>
-        <w:rPr>
-          <w:bCs/>
-          <w:b/>
-        </w:rPr>
-        <w:t xml:space="preserve">Galley</w:t>
-      </w:r>
-      <w:r>
-        <w:t xml:space="preserve"> </w:t>
-      </w:r>
-      <w:r>
-        <w:t xml:space="preserve">—</w:t>
+        <w:t xml:space="preserve">”</w:t>
+      </w:r>
+      <w:r>
+        <w:t xml:space="preserve"> </w:t>
+      </w:r>
+      <w:r>
+        <w:t xml:space="preserve">— you can only</w:t>
       </w:r>
       <w:r>
         <w:t xml:space="preserve"> </w:t>
@@ -2787,44 +2611,32 @@
           <w:iCs/>
           <w:i/>
         </w:rPr>
-        <w:t xml:space="preserve">"the CATALOG, not the executor"</w:t>
-      </w:r>
-      <w:r>
-        <w:t xml:space="preserve"> </w:t>
-      </w:r>
-      <w:r>
-        <w:t xml:space="preserve">(</w:t>
-      </w:r>
-      <w:r>
-        <w:rPr>
-          <w:rStyle w:val="VerbatimChar"/>
-        </w:rPr>
-        <w:t xml:space="preserve">galley.go:1-9</w:t>
-      </w:r>
-      <w:r>
-        <w:t xml:space="preserve">). Strong domain noun.</w:t>
-      </w:r>
-    </w:p>
-    <w:p>
-      <w:pPr>
-        <w:numPr>
-          <w:ilvl w:val="0"/>
-          <w:numId w:val="1009"/>
-        </w:numPr>
-        <w:pStyle w:val="Compact"/>
-      </w:pPr>
-      <w:r>
-        <w:rPr>
-          <w:bCs/>
-          <w:b/>
-        </w:rPr>
-        <w:t xml:space="preserve">Gateway</w:t>
-      </w:r>
-      <w:r>
-        <w:t xml:space="preserve"> </w:t>
-      </w:r>
-      <w:r>
-        <w:t xml:space="preserve">— the separate concern that</w:t>
+        <w:t xml:space="preserve">ask</w:t>
+      </w:r>
+      <w:r>
+        <w:t xml:space="preserve"> </w:t>
+      </w:r>
+      <w:r>
+        <w:t xml:space="preserve">upward.</w:t>
+      </w:r>
+      <w:r>
+        <w:t xml:space="preserve"> </w:t>
+      </w:r>
+      <w:r>
+        <w:t xml:space="preserve">- The L2 dual role (Rhode answers L1 calls itself, escalates L2→L3 to human) is the</w:t>
+      </w:r>
+      <w:r>
+        <w:t xml:space="preserve"> </w:t>
+      </w:r>
+      <w:r>
+        <w:rPr>
+          <w:bCs/>
+          <w:b/>
+        </w:rPr>
+        <w:t xml:space="preserve">phase-gate pattern</w:t>
+      </w:r>
+      <w:r>
+        <w:t xml:space="preserve">: the orchestrator decides whether a call deserves human attention, with the option to</w:t>
       </w:r>
       <w:r>
         <w:t xml:space="preserve"> </w:t>
@@ -2834,107 +2646,222 @@
           <w:iCs/>
           <w:i/>
         </w:rPr>
-        <w:t xml:space="preserve">executes</w:t>
-      </w:r>
-      <w:r>
-        <w:t xml:space="preserve"> </w:t>
-      </w:r>
-      <w:r>
-        <w:t xml:space="preserve">MCP calls against external servers. Galley wraps Gateway.</w:t>
-      </w:r>
-    </w:p>
-    <w:p>
-      <w:pPr>
-        <w:numPr>
-          <w:ilvl w:val="0"/>
-          <w:numId w:val="1009"/>
-        </w:numPr>
-        <w:pStyle w:val="Compact"/>
-      </w:pPr>
-      <w:r>
-        <w:rPr>
-          <w:bCs/>
-          <w:b/>
-        </w:rPr>
-        <w:t xml:space="preserve">Namespace</w:t>
-      </w:r>
-      <w:r>
-        <w:t xml:space="preserve"> </w:t>
-      </w:r>
-      <w:r>
-        <w:t xml:space="preserve">— unit of MCP-server grouping. One namespace = one external MCP server; tools keyed</w:t>
-      </w:r>
-      <w:r>
-        <w:t xml:space="preserve"> </w:t>
-      </w:r>
-      <w:r>
-        <w:rPr>
-          <w:rStyle w:val="VerbatimChar"/>
-        </w:rPr>
-        <w:t xml:space="preserve">(namespace, tool_name)</w:t>
-      </w:r>
-      <w:r>
-        <w:t xml:space="preserve">.</w:t>
-      </w:r>
-    </w:p>
-    <w:p>
-      <w:pPr>
-        <w:numPr>
-          <w:ilvl w:val="0"/>
-          <w:numId w:val="1009"/>
-        </w:numPr>
-        <w:pStyle w:val="Compact"/>
-      </w:pPr>
-      <w:r>
-        <w:rPr>
-          <w:bCs/>
-          <w:b/>
-        </w:rPr>
-        <w:t xml:space="preserve">Expand</w:t>
-      </w:r>
-      <w:r>
-        <w:t xml:space="preserve"> </w:t>
-      </w:r>
-      <w:r>
-        <w:t xml:space="preserve">/</w:t>
-      </w:r>
-      <w:r>
-        <w:t xml:space="preserve"> </w:t>
-      </w:r>
-      <w:r>
-        <w:rPr>
-          <w:bCs/>
-          <w:b/>
-        </w:rPr>
-        <w:t xml:space="preserve">Collapse</w:t>
-      </w:r>
-      <w:r>
-        <w:t xml:space="preserve"> </w:t>
-      </w:r>
-      <w:r>
-        <w:t xml:space="preserve">— lifecycle verbs for namespace subprocess management.</w:t>
-      </w:r>
-    </w:p>
-    <w:p>
-      <w:pPr>
-        <w:numPr>
-          <w:ilvl w:val="0"/>
-          <w:numId w:val="1009"/>
-        </w:numPr>
-        <w:pStyle w:val="Compact"/>
-      </w:pPr>
-      <w:r>
-        <w:rPr>
-          <w:bCs/>
-          <w:b/>
-        </w:rPr>
-        <w:t xml:space="preserve">ToolRegistrar</w:t>
-      </w:r>
-      <w:r>
-        <w:t xml:space="preserve"> </w:t>
-      </w:r>
-      <w:r>
-        <w:t xml:space="preserve">— Go interface each subsystem implements to register tools; Hermetic has a</w:t>
+        <w:t xml:space="preserve">tell the subagent to re-ask at L2.</w:t>
+      </w:r>
+      <w:r>
+        <w:t xml:space="preserve"> </w:t>
+      </w:r>
+      <w:r>
+        <w:t xml:space="preserve">-</w:t>
+      </w:r>
+      <w:r>
+        <w:t xml:space="preserve"> </w:t>
+      </w:r>
+      <w:r>
+        <w:rPr>
+          <w:rStyle w:val="VerbatimChar"/>
+        </w:rPr>
+        <w:t xml:space="preserve">responder</w:t>
+      </w:r>
+      <w:r>
+        <w:t xml:space="preserve"> </w:t>
+      </w:r>
+      <w:r>
+        <w:t xml:space="preserve">field = protocol-level provenance of judgment authority.</w:t>
+      </w:r>
+      <w:r>
+        <w:t xml:space="preserve"> </w:t>
+      </w:r>
+      <w:r>
+        <w:t xml:space="preserve">- Archive = immutable evidence ledger.</w:t>
+      </w:r>
+    </w:p>
+    <w:p>
+      <w:pPr>
+        <w:pStyle w:val="BodyText"/>
+      </w:pPr>
+      <w:r>
+        <w:rPr>
+          <w:bCs/>
+          <w:b/>
+        </w:rPr>
+        <w:t xml:space="preserve">Reusable patterns for AEON.</w:t>
+      </w:r>
+      <w:r>
+        <w:t xml:space="preserve"> </w:t>
+      </w:r>
+      <w:r>
+        <w:t xml:space="preserve">- Filesystem-as-bus for local-host agent coordination — atomic, debuggable (</w:t>
+      </w:r>
+      <w:r>
+        <w:rPr>
+          <w:rStyle w:val="VerbatimChar"/>
+        </w:rPr>
+        <w:t xml:space="preserve">cat ~/.rhode/bus/requests/*.json</w:t>
+      </w:r>
+      <w:r>
+        <w:t xml:space="preserve">), zero dependency footprint.</w:t>
+      </w:r>
+      <w:r>
+        <w:t xml:space="preserve"> </w:t>
+      </w:r>
+      <w:r>
+        <w:t xml:space="preserve">- Polling + archive lifecycle as alternative to long-lived connections.</w:t>
+      </w:r>
+      <w:r>
+        <w:t xml:space="preserve"> </w:t>
+      </w:r>
+      <w:r>
+        <w:t xml:space="preserve">-</w:t>
+      </w:r>
+      <w:r>
+        <w:t xml:space="preserve"> </w:t>
+      </w:r>
+      <w:r>
+        <w:rPr>
+          <w:rStyle w:val="VerbatimChar"/>
+        </w:rPr>
+        <w:t xml:space="preserve">responder</w:t>
+      </w:r>
+      <w:r>
+        <w:t xml:space="preserve"> </w:t>
+      </w:r>
+      <w:r>
+        <w:t xml:space="preserve">and</w:t>
+      </w:r>
+      <w:r>
+        <w:t xml:space="preserve"> </w:t>
+      </w:r>
+      <w:r>
+        <w:rPr>
+          <w:rStyle w:val="VerbatimChar"/>
+        </w:rPr>
+        <w:t xml:space="preserve">urgency</w:t>
+      </w:r>
+      <w:r>
+        <w:t xml:space="preserve"> </w:t>
+      </w:r>
+      <w:r>
+        <w:t xml:space="preserve">(4-value enum:</w:t>
+      </w:r>
+      <w:r>
+        <w:t xml:space="preserve"> </w:t>
+      </w:r>
+      <w:r>
+        <w:rPr>
+          <w:rStyle w:val="VerbatimChar"/>
+        </w:rPr>
+        <w:t xml:space="preserve">low|normal|high|critical</w:t>
+      </w:r>
+      <w:r>
+        <w:t xml:space="preserve">) as protocol-level metadata that agents can reason about.</w:t>
+      </w:r>
+      <w:r>
+        <w:t xml:space="preserve"> </w:t>
+      </w:r>
+      <w:r>
+        <w:t xml:space="preserve">- Fire-and-forget mode (</w:t>
+      </w:r>
+      <w:r>
+        <w:rPr>
+          <w:rStyle w:val="VerbatimChar"/>
+        </w:rPr>
+        <w:t xml:space="preserve">--no-wait</w:t>
+      </w:r>
+      <w:r>
+        <w:t xml:space="preserve">) for notifications — same protocol, different waiting policy.</w:t>
+      </w:r>
+    </w:p>
+    <w:bookmarkEnd w:id="44"/>
+    <w:bookmarkStart w:id="45" w:name="X5e0e256e76a940d2b01bd03871783832e602491"/>
+    <w:p>
+      <w:pPr>
+        <w:pStyle w:val="Heading3"/>
+      </w:pPr>
+      <w:r>
+        <w:t xml:space="preserve">4.3 Hermetic galley + mcp — catalog/gateway separation</w:t>
+      </w:r>
+    </w:p>
+    <w:p>
+      <w:pPr>
+        <w:pStyle w:val="FirstParagraph"/>
+      </w:pPr>
+      <w:r>
+        <w:rPr>
+          <w:bCs/>
+          <w:b/>
+        </w:rPr>
+        <w:t xml:space="preserve">What it is.</w:t>
+      </w:r>
+      <w:r>
+        <w:t xml:space="preserve"> </w:t>
+      </w:r>
+      <w:r>
+        <w:t xml:space="preserve">Hermetic’s</w:t>
+      </w:r>
+      <w:r>
+        <w:t xml:space="preserve"> </w:t>
+      </w:r>
+      <w:r>
+        <w:rPr>
+          <w:rStyle w:val="VerbatimChar"/>
+        </w:rPr>
+        <w:t xml:space="preserve">internal/galley/</w:t>
+      </w:r>
+      <w:r>
+        <w:t xml:space="preserve"> </w:t>
+      </w:r>
+      <w:r>
+        <w:t xml:space="preserve">(catalog) +</w:t>
+      </w:r>
+      <w:r>
+        <w:t xml:space="preserve"> </w:t>
+      </w:r>
+      <w:r>
+        <w:rPr>
+          <w:rStyle w:val="VerbatimChar"/>
+        </w:rPr>
+        <w:t xml:space="preserve">internal/mcp/</w:t>
+      </w:r>
+      <w:r>
+        <w:t xml:space="preserve"> </w:t>
+      </w:r>
+      <w:r>
+        <w:t xml:space="preserve">(server) provide a production-grade MCP gateway in Go. Galley aggregates MCP tools from multiple external MCP servers, indexes them with Ollama embeddings for semantic search, and exposes a single MCP surface that proxies calls to the right backend.</w:t>
+      </w:r>
+    </w:p>
+    <w:p>
+      <w:pPr>
+        <w:pStyle w:val="BodyText"/>
+      </w:pPr>
+      <w:r>
+        <w:rPr>
+          <w:bCs/>
+          <w:b/>
+        </w:rPr>
+        <w:t xml:space="preserve">Vocabulary.</w:t>
+      </w:r>
+      <w:r>
+        <w:t xml:space="preserve"> </w:t>
+      </w:r>
+      <w:r>
+        <w:t xml:space="preserve">-</w:t>
+      </w:r>
+      <w:r>
+        <w:t xml:space="preserve"> </w:t>
+      </w:r>
+      <w:r>
+        <w:rPr>
+          <w:bCs/>
+          <w:b/>
+        </w:rPr>
+        <w:t xml:space="preserve">Galley</w:t>
+      </w:r>
+      <w:r>
+        <w:t xml:space="preserve"> </w:t>
+      </w:r>
+      <w:r>
+        <w:t xml:space="preserve">—</w:t>
       </w:r>
       <w:r>
         <w:t xml:space="preserve"> </w:t>
@@ -2944,533 +2871,58 @@
           <w:iCs/>
           <w:i/>
         </w:rPr>
-        <w:t xml:space="preserve">layered</w:t>
-      </w:r>
-      <w:r>
-        <w:t xml:space="preserve"> </w:t>
-      </w:r>
-      <w:r>
-        <w:t xml:space="preserve">MCP server where multiple subsystems each contribute their tool surface.</w:t>
-      </w:r>
-    </w:p>
-    <w:p>
-      <w:pPr>
-        <w:numPr>
-          <w:ilvl w:val="0"/>
-          <w:numId w:val="1009"/>
-        </w:numPr>
-        <w:pStyle w:val="Compact"/>
-      </w:pPr>
-      <w:r>
-        <w:rPr>
-          <w:bCs/>
-          <w:b/>
-        </w:rPr>
-        <w:t xml:space="preserve">Scan</w:t>
-      </w:r>
-      <w:r>
-        <w:t xml:space="preserve"> </w:t>
-      </w:r>
-      <w:r>
-        <w:t xml:space="preserve">— discovery operation (expand → catalog → collapse).</w:t>
-      </w:r>
-    </w:p>
-    <w:p>
-      <w:pPr>
-        <w:numPr>
-          <w:ilvl w:val="0"/>
-          <w:numId w:val="1009"/>
-        </w:numPr>
-        <w:pStyle w:val="Compact"/>
-      </w:pPr>
-      <w:r>
-        <w:rPr>
-          <w:bCs/>
-          <w:b/>
-        </w:rPr>
-        <w:t xml:space="preserve">Catalog vs. live</w:t>
-      </w:r>
-      <w:r>
-        <w:t xml:space="preserve"> </w:t>
-      </w:r>
-      <w:r>
-        <w:t xml:space="preserve">— explicit distinction throughout the code. The catalog is what the system</w:t>
-      </w:r>
-      <w:r>
-        <w:t xml:space="preserve"> </w:t>
+        <w:t xml:space="preserve">“</w:t>
       </w:r>
       <w:r>
         <w:rPr>
           <w:iCs/>
           <w:i/>
         </w:rPr>
-        <w:t xml:space="preserve">believes</w:t>
-      </w:r>
-      <w:r>
-        <w:t xml:space="preserve"> </w:t>
-      </w:r>
-      <w:r>
-        <w:t xml:space="preserve">tools to be; an actual</w:t>
-      </w:r>
-      <w:r>
-        <w:t xml:space="preserve"> </w:t>
-      </w:r>
-      <w:r>
-        <w:rPr>
-          <w:rStyle w:val="VerbatimChar"/>
-        </w:rPr>
-        <w:t xml:space="preserve">call_tool</w:t>
-      </w:r>
-      <w:r>
-        <w:t xml:space="preserve"> </w:t>
-      </w:r>
-      <w:r>
-        <w:t xml:space="preserve">produces fresh evidence.</w:t>
-      </w:r>
-    </w:p>
-    <w:p>
-      <w:pPr>
-        <w:pStyle w:val="FirstParagraph"/>
-      </w:pPr>
-      <w:r>
-        <w:rPr>
-          <w:bCs/>
-          <w:b/>
-        </w:rPr>
-        <w:t xml:space="preserve">Architectural positions.</w:t>
-      </w:r>
-    </w:p>
-    <w:p>
-      <w:pPr>
-        <w:numPr>
-          <w:ilvl w:val="0"/>
-          <w:numId w:val="1010"/>
-        </w:numPr>
-        <w:pStyle w:val="Compact"/>
-      </w:pPr>
-      <w:r>
-        <w:t xml:space="preserve">Five supported transports (</w:t>
-      </w:r>
-      <w:r>
-        <w:rPr>
-          <w:rStyle w:val="VerbatimChar"/>
-        </w:rPr>
-        <w:t xml:space="preserve">gateway.go:42-47</w:t>
-      </w:r>
-      <w:r>
-        <w:t xml:space="preserve">):</w:t>
-      </w:r>
-      <w:r>
-        <w:t xml:space="preserve"> </w:t>
-      </w:r>
-      <w:r>
-        <w:rPr>
-          <w:rStyle w:val="VerbatimChar"/>
-        </w:rPr>
-        <w:t xml:space="preserve">stdio</w:t>
-      </w:r>
-      <w:r>
-        <w:t xml:space="preserve">,</w:t>
-      </w:r>
-      <w:r>
-        <w:t xml:space="preserve"> </w:t>
-      </w:r>
-      <w:r>
-        <w:rPr>
-          <w:rStyle w:val="VerbatimChar"/>
-        </w:rPr>
-        <w:t xml:space="preserve">sse</w:t>
-      </w:r>
-      <w:r>
-        <w:t xml:space="preserve">,</w:t>
-      </w:r>
-      <w:r>
-        <w:t xml:space="preserve"> </w:t>
-      </w:r>
-      <w:r>
-        <w:rPr>
-          <w:rStyle w:val="VerbatimChar"/>
-        </w:rPr>
-        <w:t xml:space="preserve">http</w:t>
-      </w:r>
-      <w:r>
-        <w:t xml:space="preserve">,</w:t>
-      </w:r>
-      <w:r>
-        <w:t xml:space="preserve"> </w:t>
-      </w:r>
-      <w:r>
-        <w:rPr>
-          <w:rStyle w:val="VerbatimChar"/>
-        </w:rPr>
-        <w:t xml:space="preserve">oauth-sse</w:t>
-      </w:r>
-      <w:r>
-        <w:t xml:space="preserve">,</w:t>
-      </w:r>
-      <w:r>
-        <w:t xml:space="preserve"> </w:t>
-      </w:r>
-      <w:r>
-        <w:rPr>
-          <w:rStyle w:val="VerbatimChar"/>
-        </w:rPr>
-        <w:t xml:space="preserve">oauth-http</w:t>
-      </w:r>
-      <w:r>
-        <w:t xml:space="preserve">. Per-transport validation in</w:t>
-      </w:r>
-      <w:r>
-        <w:t xml:space="preserve"> </w:t>
-      </w:r>
-      <w:r>
-        <w:rPr>
-          <w:rStyle w:val="VerbatimChar"/>
-        </w:rPr>
-        <w:t xml:space="preserve">ServerConfig.Validate()</w:t>
-      </w:r>
-      <w:r>
-        <w:t xml:space="preserve">.</w:t>
-      </w:r>
-    </w:p>
-    <w:p>
-      <w:pPr>
-        <w:numPr>
-          <w:ilvl w:val="0"/>
-          <w:numId w:val="1010"/>
-        </w:numPr>
-        <w:pStyle w:val="Compact"/>
-      </w:pPr>
-      <w:r>
-        <w:t xml:space="preserve">OAuth: pre-acquired token only (</w:t>
+        <w:t xml:space="preserve">the CATALOG, not the executor</w:t>
       </w:r>
       <w:r>
         <w:rPr>
           <w:iCs/>
           <w:i/>
         </w:rPr>
-        <w:t xml:space="preserve">"Browser-callback OAuth flow is intentionally out of scope here — bring your own token"</w:t>
-      </w:r>
-      <w:r>
-        <w:t xml:space="preserve">). Explicitly complementary to Legate's full-OAuth-AS stance.</w:t>
-      </w:r>
-    </w:p>
-    <w:p>
-      <w:pPr>
-        <w:numPr>
-          <w:ilvl w:val="0"/>
-          <w:numId w:val="1010"/>
-        </w:numPr>
-        <w:pStyle w:val="Compact"/>
-      </w:pPr>
-      <w:r>
-        <w:t xml:space="preserve">Persistence: server configs in SQLite</w:t>
-      </w:r>
-      <w:r>
-        <w:t xml:space="preserve"> </w:t>
-      </w:r>
-      <w:r>
-        <w:rPr>
-          <w:rStyle w:val="VerbatimChar"/>
-        </w:rPr>
-        <w:t xml:space="preserve">namespace_servers</w:t>
-      </w:r>
-      <w:r>
-        <w:t xml:space="preserve">; tool catalog in</w:t>
-      </w:r>
-      <w:r>
-        <w:t xml:space="preserve"> </w:t>
-      </w:r>
-      <w:r>
-        <w:rPr>
-          <w:rStyle w:val="VerbatimChar"/>
-        </w:rPr>
-        <w:t xml:space="preserve">galley_namespaces</w:t>
-      </w:r>
-      <w:r>
-        <w:t xml:space="preserve"> </w:t>
-      </w:r>
-      <w:r>
-        <w:t xml:space="preserve">+</w:t>
-      </w:r>
-      <w:r>
-        <w:t xml:space="preserve"> </w:t>
-      </w:r>
-      <w:r>
-        <w:rPr>
-          <w:rStyle w:val="VerbatimChar"/>
-        </w:rPr>
-        <w:t xml:space="preserve">galley_tools</w:t>
-      </w:r>
-      <w:r>
-        <w:t xml:space="preserve">; embeddings as BLOB.</w:t>
-      </w:r>
-    </w:p>
-    <w:p>
-      <w:pPr>
-        <w:numPr>
-          <w:ilvl w:val="0"/>
-          <w:numId w:val="1010"/>
-        </w:numPr>
-        <w:pStyle w:val="Compact"/>
-      </w:pPr>
-      <w:r>
-        <w:t xml:space="preserve">Embeddings: Ollama</w:t>
-      </w:r>
-      <w:r>
-        <w:t xml:space="preserve"> </w:t>
-      </w:r>
-      <w:r>
-        <w:rPr>
-          <w:rStyle w:val="VerbatimChar"/>
-        </w:rPr>
-        <w:t xml:space="preserve">nomic-embed-text</w:t>
-      </w:r>
-      <w:r>
-        <w:t xml:space="preserve"> </w:t>
-      </w:r>
-      <w:r>
-        <w:t xml:space="preserve">(768-dim), explicitly cross-language compatible with Python's</w:t>
-      </w:r>
-      <w:r>
-        <w:t xml:space="preserve"> </w:t>
-      </w:r>
-      <w:r>
-        <w:rPr>
-          <w:rStyle w:val="VerbatimChar"/>
-        </w:rPr>
-        <w:t xml:space="preserve">struct.pack("&lt;768f", ...)</w:t>
-      </w:r>
-      <w:r>
-        <w:t xml:space="preserve">. Graceful degradation to keyword search when Ollama unreachable.</w:t>
-      </w:r>
-    </w:p>
-    <w:p>
-      <w:pPr>
-        <w:numPr>
-          <w:ilvl w:val="0"/>
-          <w:numId w:val="1010"/>
-        </w:numPr>
-        <w:pStyle w:val="Compact"/>
-      </w:pPr>
-      <w:r>
-        <w:t xml:space="preserve">Concurrency:</w:t>
-      </w:r>
-      <w:r>
-        <w:t xml:space="preserve"> </w:t>
-      </w:r>
-      <w:r>
-        <w:rPr>
-          <w:rStyle w:val="VerbatimChar"/>
-        </w:rPr>
-        <w:t xml:space="preserve">sync.RWMutex</w:t>
-      </w:r>
-      <w:r>
-        <w:t xml:space="preserve"> </w:t>
-      </w:r>
-      <w:r>
-        <w:t xml:space="preserve">on process map; double-check pattern in</w:t>
-      </w:r>
-      <w:r>
-        <w:t xml:space="preserve"> </w:t>
-      </w:r>
-      <w:r>
-        <w:rPr>
-          <w:rStyle w:val="VerbatimChar"/>
-        </w:rPr>
-        <w:t xml:space="preserve">ExpandNamespace</w:t>
-      </w:r>
-      <w:r>
-        <w:t xml:space="preserve">.</w:t>
-      </w:r>
-    </w:p>
-    <w:p>
-      <w:pPr>
-        <w:numPr>
-          <w:ilvl w:val="0"/>
-          <w:numId w:val="1010"/>
-        </w:numPr>
-        <w:pStyle w:val="Compact"/>
-      </w:pPr>
-      <w:r>
-        <w:t xml:space="preserve">Connection lifecycle: lazy expand on</w:t>
-      </w:r>
-      <w:r>
-        <w:t xml:space="preserve"> </w:t>
-      </w:r>
-      <w:r>
-        <w:rPr>
-          <w:rStyle w:val="VerbatimChar"/>
-        </w:rPr>
-        <w:t xml:space="preserve">CallTool</w:t>
-      </w:r>
-      <w:r>
-        <w:t xml:space="preserve">, explicit</w:t>
-      </w:r>
-      <w:r>
-        <w:t xml:space="preserve"> </w:t>
-      </w:r>
-      <w:r>
-        <w:rPr>
-          <w:rStyle w:val="VerbatimChar"/>
-        </w:rPr>
-        <w:t xml:space="preserve">collapse_namespace</w:t>
-      </w:r>
-      <w:r>
-        <w:t xml:space="preserve"> </w:t>
-      </w:r>
-      <w:r>
-        <w:t xml:space="preserve">for teardown.</w:t>
-      </w:r>
-    </w:p>
-    <w:p>
-      <w:pPr>
-        <w:numPr>
-          <w:ilvl w:val="0"/>
-          <w:numId w:val="1010"/>
-        </w:numPr>
-        <w:pStyle w:val="Compact"/>
-      </w:pPr>
-      <w:r>
-        <w:t xml:space="preserve">Tool naming: dynamic</w:t>
-      </w:r>
-      <w:r>
-        <w:t xml:space="preserve"> </w:t>
-      </w:r>
-      <w:r>
-        <w:rPr>
-          <w:rStyle w:val="VerbatimChar"/>
-        </w:rPr>
-        <w:t xml:space="preserve">expand_&lt;ns&gt;</w:t>
-      </w:r>
-      <w:r>
-        <w:t xml:space="preserve"> </w:t>
-      </w:r>
-      <w:r>
-        <w:t xml:space="preserve">tools generated at server boot, one per registered namespace.</w:t>
-      </w:r>
-    </w:p>
-    <w:p>
-      <w:pPr>
-        <w:pStyle w:val="FirstParagraph"/>
-      </w:pPr>
-      <w:r>
-        <w:rPr>
-          <w:bCs/>
-          <w:b/>
-        </w:rPr>
-        <w:t xml:space="preserve">Tool surface (</w:t>
-      </w:r>
-      <w:r>
-        <w:rPr>
-          <w:rStyle w:val="VerbatimChar"/>
-          <w:bCs/>
-          <w:b/>
-        </w:rPr>
-        <w:t xml:space="preserve">tools.go</w:t>
-      </w:r>
-      <w:r>
-        <w:rPr>
-          <w:bCs/>
-          <w:b/>
-        </w:rPr>
-        <w:t xml:space="preserve">)</w:t>
-      </w:r>
-      <w:r>
-        <w:t xml:space="preserve"> </w:t>
-      </w:r>
-      <w:r>
-        <w:t xml:space="preserve">— 8 static + N dynamic:</w:t>
-      </w:r>
-      <w:r>
-        <w:t xml:space="preserve"> </w:t>
-      </w:r>
-      <w:r>
-        <w:rPr>
-          <w:rStyle w:val="VerbatimChar"/>
-        </w:rPr>
-        <w:t xml:space="preserve">search_tools</w:t>
-      </w:r>
-      <w:r>
-        <w:t xml:space="preserve"> </w:t>
-      </w:r>
-      <w:r>
-        <w:t xml:space="preserve">(semantic search) ·</w:t>
-      </w:r>
-      <w:r>
-        <w:t xml:space="preserve"> </w:t>
-      </w:r>
-      <w:r>
-        <w:rPr>
-          <w:rStyle w:val="VerbatimChar"/>
-        </w:rPr>
-        <w:t xml:space="preserve">register_namespace</w:t>
-      </w:r>
-      <w:r>
-        <w:t xml:space="preserve"> </w:t>
-      </w:r>
-      <w:r>
-        <w:t xml:space="preserve">·</w:t>
-      </w:r>
-      <w:r>
-        <w:t xml:space="preserve"> </w:t>
-      </w:r>
-      <w:r>
-        <w:rPr>
-          <w:rStyle w:val="VerbatimChar"/>
-        </w:rPr>
-        <w:t xml:space="preserve">scan_namespace</w:t>
-      </w:r>
-      <w:r>
-        <w:t xml:space="preserve"> </w:t>
-      </w:r>
-      <w:r>
-        <w:t xml:space="preserve">/</w:t>
-      </w:r>
-      <w:r>
-        <w:t xml:space="preserve"> </w:t>
-      </w:r>
-      <w:r>
-        <w:rPr>
-          <w:rStyle w:val="VerbatimChar"/>
-        </w:rPr>
-        <w:t xml:space="preserve">scan_all_namespaces</w:t>
-      </w:r>
-      <w:r>
-        <w:t xml:space="preserve"> </w:t>
-      </w:r>
-      <w:r>
-        <w:t xml:space="preserve">·</w:t>
-      </w:r>
-      <w:r>
-        <w:t xml:space="preserve"> </w:t>
-      </w:r>
-      <w:r>
-        <w:rPr>
-          <w:rStyle w:val="VerbatimChar"/>
-        </w:rPr>
-        <w:t xml:space="preserve">list_registered</w:t>
-      </w:r>
-      <w:r>
-        <w:t xml:space="preserve"> </w:t>
-      </w:r>
-      <w:r>
-        <w:t xml:space="preserve">·</w:t>
-      </w:r>
-      <w:r>
-        <w:t xml:space="preserve"> </w:t>
-      </w:r>
-      <w:r>
-        <w:rPr>
-          <w:rStyle w:val="VerbatimChar"/>
-        </w:rPr>
-        <w:t xml:space="preserve">get_tool_context</w:t>
-      </w:r>
-      <w:r>
-        <w:t xml:space="preserve"> </w:t>
-      </w:r>
-      <w:r>
-        <w:t xml:space="preserve">(formatted markdown block of relevant tools for a task —</w:t>
+        <w:t xml:space="preserve">”</w:t>
+      </w:r>
+      <w:r>
+        <w:t xml:space="preserve"> </w:t>
+      </w:r>
+      <w:r>
+        <w:t xml:space="preserve">(</w:t>
+      </w:r>
+      <w:r>
+        <w:rPr>
+          <w:rStyle w:val="VerbatimChar"/>
+        </w:rPr>
+        <w:t xml:space="preserve">galley.go:1-9</w:t>
+      </w:r>
+      <w:r>
+        <w:t xml:space="preserve">). Strong domain noun.</w:t>
+      </w:r>
+      <w:r>
+        <w:t xml:space="preserve"> </w:t>
+      </w:r>
+      <w:r>
+        <w:t xml:space="preserve">-</w:t>
+      </w:r>
+      <w:r>
+        <w:t xml:space="preserve"> </w:t>
+      </w:r>
+      <w:r>
+        <w:rPr>
+          <w:bCs/>
+          <w:b/>
+        </w:rPr>
+        <w:t xml:space="preserve">Gateway</w:t>
+      </w:r>
+      <w:r>
+        <w:t xml:space="preserve"> </w:t>
+      </w:r>
+      <w:r>
+        <w:t xml:space="preserve">— the separate concern that</w:t>
       </w:r>
       <w:r>
         <w:t xml:space="preserve"> </w:t>
@@ -3480,128 +2932,107 @@
           <w:iCs/>
           <w:i/>
         </w:rPr>
-        <w:t xml:space="preserve">prompt-shaped output, not just data</w:t>
-      </w:r>
-      <w:r>
-        <w:t xml:space="preserve">) ·</w:t>
-      </w:r>
-      <w:r>
-        <w:t xml:space="preserve"> </w:t>
-      </w:r>
-      <w:r>
-        <w:rPr>
-          <w:rStyle w:val="VerbatimChar"/>
-        </w:rPr>
-        <w:t xml:space="preserve">call_tool</w:t>
-      </w:r>
-      <w:r>
-        <w:t xml:space="preserve"> </w:t>
-      </w:r>
-      <w:r>
-        <w:t xml:space="preserve">(proxied invocation) ·</w:t>
-      </w:r>
-      <w:r>
-        <w:t xml:space="preserve"> </w:t>
-      </w:r>
-      <w:r>
-        <w:rPr>
-          <w:rStyle w:val="VerbatimChar"/>
-        </w:rPr>
-        <w:t xml:space="preserve">collapse_namespace</w:t>
-      </w:r>
-      <w:r>
-        <w:t xml:space="preserve"> </w:t>
-      </w:r>
-      <w:r>
-        <w:t xml:space="preserve">·</w:t>
-      </w:r>
-      <w:r>
-        <w:t xml:space="preserve"> </w:t>
-      </w:r>
-      <w:r>
-        <w:rPr>
-          <w:rStyle w:val="VerbatimChar"/>
-        </w:rPr>
-        <w:t xml:space="preserve">expand_&lt;ns&gt;</w:t>
-      </w:r>
-      <w:r>
-        <w:t xml:space="preserve"> </w:t>
-      </w:r>
-      <w:r>
-        <w:t xml:space="preserve">(one per namespace, cached catalog view).</w:t>
-      </w:r>
-    </w:p>
-    <w:p>
-      <w:pPr>
-        <w:pStyle w:val="BodyText"/>
-      </w:pPr>
-      <w:r>
-        <w:rPr>
-          <w:bCs/>
-          <w:b/>
-        </w:rPr>
-        <w:t xml:space="preserve">OrdSA parallels.</w:t>
-      </w:r>
-    </w:p>
-    <w:p>
-      <w:pPr>
-        <w:numPr>
-          <w:ilvl w:val="0"/>
-          <w:numId w:val="1011"/>
-        </w:numPr>
-        <w:pStyle w:val="Compact"/>
-      </w:pPr>
-      <w:r>
-        <w:t xml:space="preserve">Namespace as authority domain — each external MCP server is a separately-trusted authority surface; the gateway is the</w:t>
-      </w:r>
-      <w:r>
-        <w:t xml:space="preserve"> </w:t>
-      </w:r>
-      <w:r>
-        <w:rPr>
-          <w:bCs/>
-          <w:b/>
-        </w:rPr>
-        <w:t xml:space="preserve">integration plane</w:t>
-      </w:r>
-      <w:r>
-        <w:t xml:space="preserve"> </w:t>
-      </w:r>
-      <w:r>
-        <w:t xml:space="preserve">brokering between altitudes of trust.</w:t>
-      </w:r>
-    </w:p>
-    <w:p>
-      <w:pPr>
-        <w:numPr>
-          <w:ilvl w:val="0"/>
-          <w:numId w:val="1011"/>
-        </w:numPr>
-        <w:pStyle w:val="Compact"/>
-      </w:pPr>
-      <w:r>
-        <w:t xml:space="preserve">Catalog vs. live = belief vs. evidence (Mind module's belief revision cycle made operational).</w:t>
-      </w:r>
-    </w:p>
-    <w:p>
-      <w:pPr>
-        <w:numPr>
-          <w:ilvl w:val="0"/>
-          <w:numId w:val="1011"/>
-        </w:numPr>
-        <w:pStyle w:val="Compact"/>
-      </w:pPr>
-      <w:r>
-        <w:rPr>
-          <w:rStyle w:val="VerbatimChar"/>
-        </w:rPr>
-        <w:t xml:space="preserve">get_tool_context</w:t>
-      </w:r>
-      <w:r>
-        <w:t xml:space="preserve"> </w:t>
-      </w:r>
-      <w:r>
-        <w:t xml:space="preserve">returning a prompt-shaped block is evidence-up shaped for</w:t>
+        <w:t xml:space="preserve">executes</w:t>
+      </w:r>
+      <w:r>
+        <w:t xml:space="preserve"> </w:t>
+      </w:r>
+      <w:r>
+        <w:t xml:space="preserve">MCP calls against external servers. Galley wraps Gateway.</w:t>
+      </w:r>
+      <w:r>
+        <w:t xml:space="preserve"> </w:t>
+      </w:r>
+      <w:r>
+        <w:t xml:space="preserve">-</w:t>
+      </w:r>
+      <w:r>
+        <w:t xml:space="preserve"> </w:t>
+      </w:r>
+      <w:r>
+        <w:rPr>
+          <w:bCs/>
+          <w:b/>
+        </w:rPr>
+        <w:t xml:space="preserve">Namespace</w:t>
+      </w:r>
+      <w:r>
+        <w:t xml:space="preserve"> </w:t>
+      </w:r>
+      <w:r>
+        <w:t xml:space="preserve">— unit of MCP-server grouping. One namespace = one external MCP server; tools keyed</w:t>
+      </w:r>
+      <w:r>
+        <w:t xml:space="preserve"> </w:t>
+      </w:r>
+      <w:r>
+        <w:rPr>
+          <w:rStyle w:val="VerbatimChar"/>
+        </w:rPr>
+        <w:t xml:space="preserve">(namespace, tool_name)</w:t>
+      </w:r>
+      <w:r>
+        <w:t xml:space="preserve">.</w:t>
+      </w:r>
+      <w:r>
+        <w:t xml:space="preserve"> </w:t>
+      </w:r>
+      <w:r>
+        <w:t xml:space="preserve">-</w:t>
+      </w:r>
+      <w:r>
+        <w:t xml:space="preserve"> </w:t>
+      </w:r>
+      <w:r>
+        <w:rPr>
+          <w:bCs/>
+          <w:b/>
+        </w:rPr>
+        <w:t xml:space="preserve">Expand</w:t>
+      </w:r>
+      <w:r>
+        <w:t xml:space="preserve"> </w:t>
+      </w:r>
+      <w:r>
+        <w:t xml:space="preserve">/</w:t>
+      </w:r>
+      <w:r>
+        <w:t xml:space="preserve"> </w:t>
+      </w:r>
+      <w:r>
+        <w:rPr>
+          <w:bCs/>
+          <w:b/>
+        </w:rPr>
+        <w:t xml:space="preserve">Collapse</w:t>
+      </w:r>
+      <w:r>
+        <w:t xml:space="preserve"> </w:t>
+      </w:r>
+      <w:r>
+        <w:t xml:space="preserve">— lifecycle verbs for namespace subprocess management.</w:t>
+      </w:r>
+      <w:r>
+        <w:t xml:space="preserve"> </w:t>
+      </w:r>
+      <w:r>
+        <w:t xml:space="preserve">-</w:t>
+      </w:r>
+      <w:r>
+        <w:t xml:space="preserve"> </w:t>
+      </w:r>
+      <w:r>
+        <w:rPr>
+          <w:bCs/>
+          <w:b/>
+        </w:rPr>
+        <w:t xml:space="preserve">ToolRegistrar</w:t>
+      </w:r>
+      <w:r>
+        <w:t xml:space="preserve"> </w:t>
+      </w:r>
+      <w:r>
+        <w:t xml:space="preserve">— Go interface each subsystem implements to register tools; Hermetic has a</w:t>
       </w:r>
       <w:r>
         <w:t xml:space="preserve"> </w:t>
@@ -3611,186 +3042,57 @@
           <w:iCs/>
           <w:i/>
         </w:rPr>
-        <w:t xml:space="preserve">agent consumption</w:t>
-      </w:r>
-      <w:r>
-        <w:t xml:space="preserve"> </w:t>
-      </w:r>
-      <w:r>
-        <w:t xml:space="preserve">— not just data.</w:t>
-      </w:r>
-    </w:p>
-    <w:p>
-      <w:pPr>
-        <w:numPr>
-          <w:ilvl w:val="0"/>
-          <w:numId w:val="1011"/>
-        </w:numPr>
-        <w:pStyle w:val="Compact"/>
-      </w:pPr>
-      <w:r>
-        <w:rPr>
-          <w:rStyle w:val="VerbatimChar"/>
-        </w:rPr>
-        <w:t xml:space="preserve">RegisteredToolNames()</w:t>
-      </w:r>
-      <w:r>
-        <w:t xml:space="preserve"> </w:t>
-      </w:r>
-      <w:r>
-        <w:t xml:space="preserve">+ sorted output — auditable inventory at any point in time.</w:t>
-      </w:r>
-    </w:p>
-    <w:p>
-      <w:pPr>
-        <w:pStyle w:val="FirstParagraph"/>
-      </w:pPr>
-      <w:r>
-        <w:rPr>
-          <w:bCs/>
-          <w:b/>
-        </w:rPr>
-        <w:t xml:space="preserve">Reusable patterns for AEON.</w:t>
-      </w:r>
-    </w:p>
-    <w:p>
-      <w:pPr>
-        <w:numPr>
-          <w:ilvl w:val="0"/>
-          <w:numId w:val="1012"/>
-        </w:numPr>
-        <w:pStyle w:val="Compact"/>
-      </w:pPr>
-      <w:r>
-        <w:rPr>
-          <w:bCs/>
-          <w:b/>
-        </w:rPr>
-        <w:t xml:space="preserve">Catalog/Executor separation</w:t>
-      </w:r>
-      <w:r>
-        <w:t xml:space="preserve"> </w:t>
-      </w:r>
-      <w:r>
-        <w:t xml:space="preserve">as integration-plane architecture.</w:t>
-      </w:r>
-    </w:p>
-    <w:p>
-      <w:pPr>
-        <w:numPr>
-          <w:ilvl w:val="0"/>
-          <w:numId w:val="1012"/>
-        </w:numPr>
-        <w:pStyle w:val="Compact"/>
-      </w:pPr>
-      <w:r>
-        <w:rPr>
-          <w:bCs/>
-          <w:b/>
-        </w:rPr>
-        <w:t xml:space="preserve">Layered ToolRegistrar</w:t>
-      </w:r>
-      <w:r>
-        <w:t xml:space="preserve"> </w:t>
-      </w:r>
-      <w:r>
-        <w:t xml:space="preserve">for composable MCP server: each plane / subdomain registers its tools through the same interface.</w:t>
-      </w:r>
-    </w:p>
-    <w:p>
-      <w:pPr>
-        <w:numPr>
-          <w:ilvl w:val="0"/>
-          <w:numId w:val="1012"/>
-        </w:numPr>
-        <w:pStyle w:val="Compact"/>
-      </w:pPr>
-      <w:r>
-        <w:rPr>
-          <w:bCs/>
-          <w:b/>
-        </w:rPr>
-        <w:t xml:space="preserve">MCP-tool-of-MCP-tools</w:t>
-      </w:r>
-      <w:r>
-        <w:t xml:space="preserve">:</w:t>
-      </w:r>
-      <w:r>
-        <w:t xml:space="preserve"> </w:t>
-      </w:r>
-      <w:r>
-        <w:rPr>
-          <w:rStyle w:val="VerbatimChar"/>
-        </w:rPr>
-        <w:t xml:space="preserve">call_tool(namespace, tool_name, arguments)</w:t>
-      </w:r>
-      <w:r>
-        <w:t xml:space="preserve"> </w:t>
-      </w:r>
-      <w:r>
-        <w:t xml:space="preserve">as the proxy primitive — the cleanest known pattern for "AEON exposes everything it can do" without leaking implementation boundaries.</w:t>
-      </w:r>
-    </w:p>
-    <w:p>
-      <w:pPr>
-        <w:numPr>
-          <w:ilvl w:val="0"/>
-          <w:numId w:val="1012"/>
-        </w:numPr>
-        <w:pStyle w:val="Compact"/>
-      </w:pPr>
-      <w:r>
-        <w:rPr>
-          <w:bCs/>
-          <w:b/>
-        </w:rPr>
-        <w:t xml:space="preserve">Graceful degradation as coding norm</w:t>
-      </w:r>
-      <w:r>
-        <w:t xml:space="preserve"> </w:t>
-      </w:r>
-      <w:r>
-        <w:t xml:space="preserve">— Ollama unreachable → return</w:t>
-      </w:r>
-      <w:r>
-        <w:t xml:space="preserve"> </w:t>
-      </w:r>
-      <w:r>
-        <w:rPr>
-          <w:rStyle w:val="VerbatimChar"/>
-        </w:rPr>
-        <w:t xml:space="preserve">(nil, nil)</w:t>
-      </w:r>
-      <w:r>
-        <w:t xml:space="preserve">, caller falls back to keyword. Never panic, never block.</w:t>
-      </w:r>
-    </w:p>
-    <w:bookmarkEnd w:id="45"/>
-    <w:bookmarkStart w:id="46" w:name="X09ecf567ca3a7215feddadab9f6f693565fb497"/>
-    <w:p>
-      <w:pPr>
-        <w:pStyle w:val="Heading3"/>
-      </w:pPr>
-      <w:r>
-        <w:t xml:space="preserve">4.4 Legate.Studio — production OAuth 2.1 + MCP-first</w:t>
-      </w:r>
-    </w:p>
-    <w:p>
-      <w:pPr>
-        <w:pStyle w:val="FirstParagraph"/>
-      </w:pPr>
-      <w:r>
-        <w:rPr>
-          <w:bCs/>
-          <w:b/>
-        </w:rPr>
-        <w:t xml:space="preserve">What it is.</w:t>
-      </w:r>
-      <w:r>
-        <w:t xml:space="preserve"> </w:t>
-      </w:r>
-      <w:r>
-        <w:t xml:space="preserve">A commercial MCP-first PKM (personal knowledge management) platform. Per the README:</w:t>
+        <w:t xml:space="preserve">layered</w:t>
+      </w:r>
+      <w:r>
+        <w:t xml:space="preserve"> </w:t>
+      </w:r>
+      <w:r>
+        <w:t xml:space="preserve">MCP server where multiple subsystems each contribute their tool surface.</w:t>
+      </w:r>
+      <w:r>
+        <w:t xml:space="preserve"> </w:t>
+      </w:r>
+      <w:r>
+        <w:t xml:space="preserve">-</w:t>
+      </w:r>
+      <w:r>
+        <w:t xml:space="preserve"> </w:t>
+      </w:r>
+      <w:r>
+        <w:rPr>
+          <w:bCs/>
+          <w:b/>
+        </w:rPr>
+        <w:t xml:space="preserve">Scan</w:t>
+      </w:r>
+      <w:r>
+        <w:t xml:space="preserve"> </w:t>
+      </w:r>
+      <w:r>
+        <w:t xml:space="preserve">— discovery operation (expand → catalog → collapse).</w:t>
+      </w:r>
+      <w:r>
+        <w:t xml:space="preserve"> </w:t>
+      </w:r>
+      <w:r>
+        <w:t xml:space="preserve">-</w:t>
+      </w:r>
+      <w:r>
+        <w:t xml:space="preserve"> </w:t>
+      </w:r>
+      <w:r>
+        <w:rPr>
+          <w:bCs/>
+          <w:b/>
+        </w:rPr>
+        <w:t xml:space="preserve">Catalog vs. live</w:t>
+      </w:r>
+      <w:r>
+        <w:t xml:space="preserve"> </w:t>
+      </w:r>
+      <w:r>
+        <w:t xml:space="preserve">— explicit distinction throughout the code. The catalog is what the system</w:t>
       </w:r>
       <w:r>
         <w:t xml:space="preserve"> </w:t>
@@ -3800,7 +3102,28 @@
           <w:iCs/>
           <w:i/>
         </w:rPr>
-        <w:t xml:space="preserve">"Your second brain — backed by GitHub, served by Flask, secured by design. Supports shared libraries for collaborative knowledge sharing, a full MCP integration for Claude, and a draft/merge workflow for team contributions."</w:t>
+        <w:t xml:space="preserve">believes</w:t>
+      </w:r>
+      <w:r>
+        <w:t xml:space="preserve"> </w:t>
+      </w:r>
+      <w:r>
+        <w:t xml:space="preserve">tools to be; an actual</w:t>
+      </w:r>
+      <w:r>
+        <w:t xml:space="preserve"> </w:t>
+      </w:r>
+      <w:r>
+        <w:rPr>
+          <w:rStyle w:val="VerbatimChar"/>
+        </w:rPr>
+        <w:t xml:space="preserve">call_tool</w:t>
+      </w:r>
+      <w:r>
+        <w:t xml:space="preserve"> </w:t>
+      </w:r>
+      <w:r>
+        <w:t xml:space="preserve">produces fresh evidence.</w:t>
       </w:r>
     </w:p>
     <w:p>
@@ -3808,471 +3131,1198 @@
         <w:pStyle w:val="BodyText"/>
       </w:pPr>
       <w:r>
-        <w:t xml:space="preserve">The most production-hardened MCP server in Micah's corpus, and the canonical reference for</w:t>
-      </w:r>
-      <w:r>
-        <w:t xml:space="preserve"> </w:t>
+        <w:rPr>
+          <w:bCs/>
+          <w:b/>
+        </w:rPr>
+        <w:t xml:space="preserve">Architectural positions.</w:t>
+      </w:r>
+      <w:r>
+        <w:t xml:space="preserve"> </w:t>
+      </w:r>
+      <w:r>
+        <w:t xml:space="preserve">- Five supported transports (</w:t>
+      </w:r>
+      <w:r>
+        <w:rPr>
+          <w:rStyle w:val="VerbatimChar"/>
+        </w:rPr>
+        <w:t xml:space="preserve">gateway.go:42-47</w:t>
+      </w:r>
+      <w:r>
+        <w:t xml:space="preserve">):</w:t>
+      </w:r>
+      <w:r>
+        <w:t xml:space="preserve"> </w:t>
+      </w:r>
+      <w:r>
+        <w:rPr>
+          <w:rStyle w:val="VerbatimChar"/>
+        </w:rPr>
+        <w:t xml:space="preserve">stdio</w:t>
+      </w:r>
+      <w:r>
+        <w:t xml:space="preserve">,</w:t>
+      </w:r>
+      <w:r>
+        <w:t xml:space="preserve"> </w:t>
+      </w:r>
+      <w:r>
+        <w:rPr>
+          <w:rStyle w:val="VerbatimChar"/>
+        </w:rPr>
+        <w:t xml:space="preserve">sse</w:t>
+      </w:r>
+      <w:r>
+        <w:t xml:space="preserve">,</w:t>
+      </w:r>
+      <w:r>
+        <w:t xml:space="preserve"> </w:t>
+      </w:r>
+      <w:r>
+        <w:rPr>
+          <w:rStyle w:val="VerbatimChar"/>
+        </w:rPr>
+        <w:t xml:space="preserve">http</w:t>
+      </w:r>
+      <w:r>
+        <w:t xml:space="preserve">,</w:t>
+      </w:r>
+      <w:r>
+        <w:t xml:space="preserve"> </w:t>
+      </w:r>
+      <w:r>
+        <w:rPr>
+          <w:rStyle w:val="VerbatimChar"/>
+        </w:rPr>
+        <w:t xml:space="preserve">oauth-sse</w:t>
+      </w:r>
+      <w:r>
+        <w:t xml:space="preserve">,</w:t>
+      </w:r>
+      <w:r>
+        <w:t xml:space="preserve"> </w:t>
+      </w:r>
+      <w:r>
+        <w:rPr>
+          <w:rStyle w:val="VerbatimChar"/>
+        </w:rPr>
+        <w:t xml:space="preserve">oauth-http</w:t>
+      </w:r>
+      <w:r>
+        <w:t xml:space="preserve">. Per-transport validation in</w:t>
+      </w:r>
+      <w:r>
+        <w:t xml:space="preserve"> </w:t>
+      </w:r>
+      <w:r>
+        <w:rPr>
+          <w:rStyle w:val="VerbatimChar"/>
+        </w:rPr>
+        <w:t xml:space="preserve">ServerConfig.Validate()</w:t>
+      </w:r>
+      <w:r>
+        <w:t xml:space="preserve">.</w:t>
+      </w:r>
+      <w:r>
+        <w:t xml:space="preserve"> </w:t>
+      </w:r>
+      <w:r>
+        <w:t xml:space="preserve">- OAuth: pre-acquired token only (</w:t>
       </w:r>
       <w:r>
         <w:rPr>
           <w:iCs/>
           <w:i/>
         </w:rPr>
-        <w:t xml:space="preserve">inbound</w:t>
-      </w:r>
-      <w:r>
-        <w:t xml:space="preserve"> </w:t>
-      </w:r>
-      <w:r>
-        <w:t xml:space="preserve">third-party MCP authentication.</w:t>
-      </w:r>
-    </w:p>
-    <w:p>
-      <w:pPr>
-        <w:pStyle w:val="BodyText"/>
-      </w:pPr>
-      <w:r>
-        <w:rPr>
-          <w:bCs/>
-          <w:b/>
-        </w:rPr>
-        <w:t xml:space="preserve">Vocabulary.</w:t>
-      </w:r>
-    </w:p>
-    <w:p>
-      <w:pPr>
-        <w:numPr>
-          <w:ilvl w:val="0"/>
-          <w:numId w:val="1013"/>
-        </w:numPr>
-        <w:pStyle w:val="Compact"/>
-      </w:pPr>
-      <w:r>
-        <w:rPr>
-          <w:bCs/>
-          <w:b/>
-        </w:rPr>
-        <w:t xml:space="preserve">Pit</w:t>
-      </w:r>
-      <w:r>
-        <w:t xml:space="preserve"> </w:t>
-      </w:r>
-      <w:r>
-        <w:t xml:space="preserve">— internal codename for the Legate runtime.</w:t>
-      </w:r>
-    </w:p>
-    <w:p>
-      <w:pPr>
-        <w:numPr>
-          <w:ilvl w:val="0"/>
-          <w:numId w:val="1013"/>
-        </w:numPr>
-        <w:pStyle w:val="Compact"/>
-      </w:pPr>
-      <w:r>
-        <w:rPr>
-          <w:bCs/>
-          <w:b/>
-        </w:rPr>
-        <w:t xml:space="preserve">Legato</w:t>
-      </w:r>
-      <w:r>
-        <w:t xml:space="preserve"> </w:t>
-      </w:r>
-      <w:r>
-        <w:t xml:space="preserve">— legacy code-name still in env vars (</w:t>
-      </w:r>
-      <w:r>
-        <w:rPr>
-          <w:rStyle w:val="VerbatimChar"/>
-        </w:rPr>
-        <w:t xml:space="preserve">LEGATO_MODE</w:t>
-      </w:r>
-      <w:r>
-        <w:t xml:space="preserve">) and DB names (</w:t>
-      </w:r>
-      <w:r>
-        <w:rPr>
-          <w:rStyle w:val="VerbatimChar"/>
-        </w:rPr>
-        <w:t xml:space="preserve">legato.db</w:t>
-      </w:r>
-      <w:r>
-        <w:t xml:space="preserve">).</w:t>
-      </w:r>
-    </w:p>
-    <w:p>
-      <w:pPr>
-        <w:numPr>
-          <w:ilvl w:val="0"/>
-          <w:numId w:val="1013"/>
-        </w:numPr>
-        <w:pStyle w:val="Compact"/>
-      </w:pPr>
-      <w:r>
-        <w:rPr>
-          <w:bCs/>
-          <w:b/>
-        </w:rPr>
-        <w:t xml:space="preserve">Connector</w:t>
-      </w:r>
-      <w:r>
-        <w:t xml:space="preserve"> </w:t>
-      </w:r>
-      <w:r>
-        <w:t xml:space="preserve">— Anthropic's term for an HTTP MCP server, adopted as Legate's user-facing terminology.</w:t>
-      </w:r>
-    </w:p>
-    <w:p>
-      <w:pPr>
-        <w:numPr>
-          <w:ilvl w:val="0"/>
-          <w:numId w:val="1013"/>
-        </w:numPr>
-        <w:pStyle w:val="Compact"/>
-      </w:pPr>
-      <w:r>
-        <w:rPr>
-          <w:bCs/>
-          <w:b/>
-        </w:rPr>
-        <w:t xml:space="preserve">Library</w:t>
-      </w:r>
-      <w:r>
-        <w:t xml:space="preserve"> </w:t>
-      </w:r>
-      <w:r>
-        <w:t xml:space="preserve">/</w:t>
-      </w:r>
-      <w:r>
-        <w:t xml:space="preserve"> </w:t>
-      </w:r>
-      <w:r>
-        <w:rPr>
-          <w:bCs/>
-          <w:b/>
-        </w:rPr>
-        <w:t xml:space="preserve">Shared library</w:t>
-      </w:r>
-      <w:r>
-        <w:t xml:space="preserve"> </w:t>
-      </w:r>
-      <w:r>
-        <w:t xml:space="preserve">/</w:t>
-      </w:r>
-      <w:r>
-        <w:t xml:space="preserve"> </w:t>
-      </w:r>
-      <w:r>
-        <w:rPr>
-          <w:bCs/>
-          <w:b/>
-        </w:rPr>
-        <w:t xml:space="preserve">Personal library</w:t>
-      </w:r>
-      <w:r>
-        <w:t xml:space="preserve"> </w:t>
-      </w:r>
-      <w:r>
-        <w:t xml:space="preserve">— multi-tenant terminology over notes.</w:t>
-      </w:r>
-    </w:p>
-    <w:p>
-      <w:pPr>
-        <w:numPr>
-          <w:ilvl w:val="0"/>
-          <w:numId w:val="1013"/>
-        </w:numPr>
-        <w:pStyle w:val="Compact"/>
-      </w:pPr>
-      <w:r>
-        <w:rPr>
-          <w:bCs/>
-          <w:b/>
-        </w:rPr>
-        <w:t xml:space="preserve">Draft &amp; Merge workflow</w:t>
-      </w:r>
-      <w:r>
-        <w:t xml:space="preserve"> </w:t>
-      </w:r>
-      <w:r>
-        <w:t xml:space="preserve">— collaborators write drafts, owners merge. Explicit governance vocabulary.</w:t>
-      </w:r>
-    </w:p>
-    <w:p>
-      <w:pPr>
-        <w:numPr>
-          <w:ilvl w:val="0"/>
-          <w:numId w:val="1013"/>
-        </w:numPr>
-        <w:pStyle w:val="Compact"/>
-      </w:pPr>
-      <w:r>
-        <w:rPr>
-          <w:bCs/>
-          <w:b/>
-        </w:rPr>
-        <w:t xml:space="preserve">Confidence bucketing</w:t>
-      </w:r>
-      <w:r>
-        <w:t xml:space="preserve"> </w:t>
-      </w:r>
-      <w:r>
-        <w:t xml:space="preserve">— search results split high-confidence vs. maybe-related. Surface calibration in the protocol.</w:t>
-      </w:r>
-    </w:p>
-    <w:p>
-      <w:pPr>
-        <w:pStyle w:val="FirstParagraph"/>
-      </w:pPr>
-      <w:r>
-        <w:rPr>
-          <w:bCs/>
-          <w:b/>
-        </w:rPr>
-        <w:t xml:space="preserve">Architectural positions.</w:t>
-      </w:r>
-    </w:p>
-    <w:p>
-      <w:pPr>
-        <w:numPr>
-          <w:ilvl w:val="0"/>
-          <w:numId w:val="1014"/>
-        </w:numPr>
-        <w:pStyle w:val="Compact"/>
-      </w:pPr>
-      <w:r>
-        <w:t xml:space="preserve">Transport: HTTP with JSON-RPC 2.0.</w:t>
-      </w:r>
-      <w:r>
-        <w:t xml:space="preserve"> </w:t>
-      </w:r>
-      <w:r>
-        <w:rPr>
-          <w:rStyle w:val="VerbatimChar"/>
-        </w:rPr>
-        <w:t xml:space="preserve">MCP-Protocol-Version: 2025-06-18</w:t>
-      </w:r>
-      <w:r>
-        <w:t xml:space="preserve"> </w:t>
-      </w:r>
-      <w:r>
-        <w:t xml:space="preserve">header.</w:t>
-      </w:r>
-    </w:p>
-    <w:p>
-      <w:pPr>
-        <w:numPr>
-          <w:ilvl w:val="0"/>
-          <w:numId w:val="1014"/>
-        </w:numPr>
-        <w:pStyle w:val="Compact"/>
-      </w:pPr>
-      <w:r>
-        <w:t xml:space="preserve">Server capabilities:</w:t>
-      </w:r>
-      <w:r>
-        <w:t xml:space="preserve"> </w:t>
-      </w:r>
-      <w:r>
-        <w:rPr>
-          <w:rStyle w:val="VerbatimChar"/>
-        </w:rPr>
-        <w:t xml:space="preserve">tools</w:t>
-      </w:r>
-      <w:r>
-        <w:t xml:space="preserve">,</w:t>
-      </w:r>
-      <w:r>
-        <w:t xml:space="preserve"> </w:t>
-      </w:r>
-      <w:r>
-        <w:rPr>
-          <w:rStyle w:val="VerbatimChar"/>
-        </w:rPr>
-        <w:t xml:space="preserve">resources</w:t>
-      </w:r>
-      <w:r>
-        <w:t xml:space="preserve">,</w:t>
-      </w:r>
-      <w:r>
-        <w:t xml:space="preserve"> </w:t>
-      </w:r>
-      <w:r>
-        <w:rPr>
-          <w:rStyle w:val="VerbatimChar"/>
-        </w:rPr>
-        <w:t xml:space="preserve">prompts</w:t>
-      </w:r>
-      <w:r>
-        <w:t xml:space="preserve">, each with</w:t>
-      </w:r>
-      <w:r>
-        <w:t xml:space="preserve"> </w:t>
-      </w:r>
-      <w:r>
-        <w:rPr>
-          <w:rStyle w:val="VerbatimChar"/>
-        </w:rPr>
-        <w:t xml:space="preserve">listChanged: False</w:t>
-      </w:r>
-      <w:r>
-        <w:t xml:space="preserve">.</w:t>
-      </w:r>
-    </w:p>
-    <w:p>
-      <w:pPr>
-        <w:numPr>
-          <w:ilvl w:val="0"/>
-          <w:numId w:val="1014"/>
-        </w:numPr>
-        <w:pStyle w:val="Compact"/>
-      </w:pPr>
-      <w:r>
-        <w:rPr>
-          <w:bCs/>
-          <w:b/>
-        </w:rPr>
-        <w:t xml:space="preserve">Auth: OAuth 2.1 AS + Dynamic Client Registration (RFC 7591 + RFC 8414).</w:t>
-      </w:r>
-      <w:r>
-        <w:t xml:space="preserve"> </w:t>
-      </w:r>
-      <w:r>
-        <w:t xml:space="preserve">This is the canonical pattern Micah has chosen for the spec-current MCP world:</w:t>
-      </w:r>
-    </w:p>
-    <w:p>
-      <w:pPr>
-        <w:numPr>
-          <w:ilvl w:val="1"/>
-          <w:numId w:val="1015"/>
-        </w:numPr>
-        <w:pStyle w:val="Compact"/>
-      </w:pPr>
-      <w:r>
-        <w:t xml:space="preserve">Discovery:</w:t>
-      </w:r>
-      <w:r>
-        <w:t xml:space="preserve"> </w:t>
-      </w:r>
-      <w:r>
-        <w:rPr>
-          <w:rStyle w:val="VerbatimChar"/>
-        </w:rPr>
-        <w:t xml:space="preserve">/.well-known/oauth-authorization-server</w:t>
-      </w:r>
-    </w:p>
-    <w:p>
-      <w:pPr>
-        <w:numPr>
-          <w:ilvl w:val="1"/>
-          <w:numId w:val="1015"/>
-        </w:numPr>
-        <w:pStyle w:val="Compact"/>
-      </w:pPr>
-      <w:r>
-        <w:t xml:space="preserve">DCR:</w:t>
-      </w:r>
-      <w:r>
-        <w:t xml:space="preserve"> </w:t>
-      </w:r>
-      <w:r>
-        <w:rPr>
-          <w:rStyle w:val="VerbatimChar"/>
-        </w:rPr>
-        <w:t xml:space="preserve">POST /oauth/register</w:t>
-      </w:r>
-      <w:r>
-        <w:t xml:space="preserve"> </w:t>
-      </w:r>
-      <w:r>
-        <w:t xml:space="preserve">→ returns</w:t>
-      </w:r>
-      <w:r>
-        <w:t xml:space="preserve"> </w:t>
-      </w:r>
-      <w:r>
-        <w:rPr>
-          <w:rStyle w:val="VerbatimChar"/>
-        </w:rPr>
-        <w:t xml:space="preserve">{client_id: "mcp-&lt;hex&gt;", client_secret: ""}</w:t>
-      </w:r>
-      <w:r>
-        <w:t xml:space="preserve"> </w:t>
-      </w:r>
-      <w:r>
-        <w:t xml:space="preserve">(public client)</w:t>
-      </w:r>
-    </w:p>
-    <w:p>
-      <w:pPr>
-        <w:numPr>
-          <w:ilvl w:val="1"/>
-          <w:numId w:val="1015"/>
-        </w:numPr>
-        <w:pStyle w:val="Compact"/>
-      </w:pPr>
-      <w:r>
-        <w:t xml:space="preserve">PKCE enforced (S256 only)</w:t>
-      </w:r>
-    </w:p>
-    <w:p>
-      <w:pPr>
-        <w:numPr>
-          <w:ilvl w:val="1"/>
-          <w:numId w:val="1015"/>
-        </w:numPr>
-        <w:pStyle w:val="Compact"/>
-      </w:pPr>
-      <w:r>
-        <w:t xml:space="preserve">Auto-registration of trusted clients (Claude, ChatGPT) by redirect-URI matching</w:t>
-      </w:r>
-    </w:p>
-    <w:p>
-      <w:pPr>
-        <w:numPr>
-          <w:ilvl w:val="1"/>
-          <w:numId w:val="1015"/>
-        </w:numPr>
-        <w:pStyle w:val="Compact"/>
-      </w:pPr>
-      <w:r>
-        <w:t xml:space="preserve">JWT tokens minted by Pit (NOT GitHub tokens) —</w:t>
-      </w:r>
-      <w:r>
-        <w:t xml:space="preserve"> </w:t>
+        <w:t xml:space="preserve">“</w:t>
       </w:r>
       <w:r>
         <w:rPr>
           <w:iCs/>
           <w:i/>
         </w:rPr>
-        <w:t xml:space="preserve">"Claude never sees your GitHub token"</w:t>
-      </w:r>
-    </w:p>
-    <w:p>
-      <w:pPr>
-        <w:numPr>
-          <w:ilvl w:val="1"/>
-          <w:numId w:val="1015"/>
-        </w:numPr>
-        <w:pStyle w:val="Compact"/>
-      </w:pPr>
-      <w:r>
-        <w:t xml:space="preserve">Token TTL: 1 hour</w:t>
-      </w:r>
-    </w:p>
-    <w:p>
-      <w:pPr>
-        <w:numPr>
-          <w:ilvl w:val="1"/>
-          <w:numId w:val="1015"/>
-        </w:numPr>
-        <w:pStyle w:val="Compact"/>
-      </w:pPr>
-      <w:r>
-        <w:t xml:space="preserve">Scopes:</w:t>
+        <w:t xml:space="preserve">Browser-callback OAuth flow is intentionally out of scope here — bring your own token</w:t>
+      </w:r>
+      <w:r>
+        <w:rPr>
+          <w:iCs/>
+          <w:i/>
+        </w:rPr>
+        <w:t xml:space="preserve">”</w:t>
+      </w:r>
+      <w:r>
+        <w:t xml:space="preserve">). Explicitly complementary to Legate’s full-OAuth-AS stance.</w:t>
+      </w:r>
+      <w:r>
+        <w:t xml:space="preserve"> </w:t>
+      </w:r>
+      <w:r>
+        <w:t xml:space="preserve">- Persistence: server configs in SQLite</w:t>
+      </w:r>
+      <w:r>
+        <w:t xml:space="preserve"> </w:t>
+      </w:r>
+      <w:r>
+        <w:rPr>
+          <w:rStyle w:val="VerbatimChar"/>
+        </w:rPr>
+        <w:t xml:space="preserve">namespace_servers</w:t>
+      </w:r>
+      <w:r>
+        <w:t xml:space="preserve">; tool catalog in</w:t>
+      </w:r>
+      <w:r>
+        <w:t xml:space="preserve"> </w:t>
+      </w:r>
+      <w:r>
+        <w:rPr>
+          <w:rStyle w:val="VerbatimChar"/>
+        </w:rPr>
+        <w:t xml:space="preserve">galley_namespaces</w:t>
+      </w:r>
+      <w:r>
+        <w:t xml:space="preserve"> </w:t>
+      </w:r>
+      <w:r>
+        <w:t xml:space="preserve">+</w:t>
+      </w:r>
+      <w:r>
+        <w:t xml:space="preserve"> </w:t>
+      </w:r>
+      <w:r>
+        <w:rPr>
+          <w:rStyle w:val="VerbatimChar"/>
+        </w:rPr>
+        <w:t xml:space="preserve">galley_tools</w:t>
+      </w:r>
+      <w:r>
+        <w:t xml:space="preserve">; embeddings as BLOB.</w:t>
+      </w:r>
+      <w:r>
+        <w:t xml:space="preserve"> </w:t>
+      </w:r>
+      <w:r>
+        <w:t xml:space="preserve">- Embeddings: Ollama</w:t>
+      </w:r>
+      <w:r>
+        <w:t xml:space="preserve"> </w:t>
+      </w:r>
+      <w:r>
+        <w:rPr>
+          <w:rStyle w:val="VerbatimChar"/>
+        </w:rPr>
+        <w:t xml:space="preserve">nomic-embed-text</w:t>
+      </w:r>
+      <w:r>
+        <w:t xml:space="preserve"> </w:t>
+      </w:r>
+      <w:r>
+        <w:t xml:space="preserve">(768-dim), explicitly cross-language compatible with Python’s</w:t>
+      </w:r>
+      <w:r>
+        <w:t xml:space="preserve"> </w:t>
+      </w:r>
+      <w:r>
+        <w:rPr>
+          <w:rStyle w:val="VerbatimChar"/>
+        </w:rPr>
+        <w:t xml:space="preserve">struct.pack("&lt;768f", ...)</w:t>
+      </w:r>
+      <w:r>
+        <w:t xml:space="preserve">. Graceful degradation to keyword search when Ollama unreachable.</w:t>
+      </w:r>
+      <w:r>
+        <w:t xml:space="preserve"> </w:t>
+      </w:r>
+      <w:r>
+        <w:t xml:space="preserve">- Concurrency:</w:t>
+      </w:r>
+      <w:r>
+        <w:t xml:space="preserve"> </w:t>
+      </w:r>
+      <w:r>
+        <w:rPr>
+          <w:rStyle w:val="VerbatimChar"/>
+        </w:rPr>
+        <w:t xml:space="preserve">sync.RWMutex</w:t>
+      </w:r>
+      <w:r>
+        <w:t xml:space="preserve"> </w:t>
+      </w:r>
+      <w:r>
+        <w:t xml:space="preserve">on process map; double-check pattern in</w:t>
+      </w:r>
+      <w:r>
+        <w:t xml:space="preserve"> </w:t>
+      </w:r>
+      <w:r>
+        <w:rPr>
+          <w:rStyle w:val="VerbatimChar"/>
+        </w:rPr>
+        <w:t xml:space="preserve">ExpandNamespace</w:t>
+      </w:r>
+      <w:r>
+        <w:t xml:space="preserve">.</w:t>
+      </w:r>
+      <w:r>
+        <w:t xml:space="preserve"> </w:t>
+      </w:r>
+      <w:r>
+        <w:t xml:space="preserve">- Connection lifecycle: lazy expand on</w:t>
+      </w:r>
+      <w:r>
+        <w:t xml:space="preserve"> </w:t>
+      </w:r>
+      <w:r>
+        <w:rPr>
+          <w:rStyle w:val="VerbatimChar"/>
+        </w:rPr>
+        <w:t xml:space="preserve">CallTool</w:t>
+      </w:r>
+      <w:r>
+        <w:t xml:space="preserve">, explicit</w:t>
+      </w:r>
+      <w:r>
+        <w:t xml:space="preserve"> </w:t>
+      </w:r>
+      <w:r>
+        <w:rPr>
+          <w:rStyle w:val="VerbatimChar"/>
+        </w:rPr>
+        <w:t xml:space="preserve">collapse_namespace</w:t>
+      </w:r>
+      <w:r>
+        <w:t xml:space="preserve"> </w:t>
+      </w:r>
+      <w:r>
+        <w:t xml:space="preserve">for teardown.</w:t>
+      </w:r>
+      <w:r>
+        <w:t xml:space="preserve"> </w:t>
+      </w:r>
+      <w:r>
+        <w:t xml:space="preserve">- Tool naming: dynamic</w:t>
+      </w:r>
+      <w:r>
+        <w:t xml:space="preserve"> </w:t>
+      </w:r>
+      <w:r>
+        <w:rPr>
+          <w:rStyle w:val="VerbatimChar"/>
+        </w:rPr>
+        <w:t xml:space="preserve">expand_&lt;ns&gt;</w:t>
+      </w:r>
+      <w:r>
+        <w:t xml:space="preserve"> </w:t>
+      </w:r>
+      <w:r>
+        <w:t xml:space="preserve">tools generated at server boot, one per registered namespace.</w:t>
+      </w:r>
+    </w:p>
+    <w:p>
+      <w:pPr>
+        <w:pStyle w:val="BodyText"/>
+      </w:pPr>
+      <w:r>
+        <w:rPr>
+          <w:bCs/>
+          <w:b/>
+        </w:rPr>
+        <w:t xml:space="preserve">Tool surface (</w:t>
+      </w:r>
+      <w:r>
+        <w:rPr>
+          <w:rStyle w:val="VerbatimChar"/>
+          <w:bCs/>
+          <w:b/>
+        </w:rPr>
+        <w:t xml:space="preserve">tools.go</w:t>
+      </w:r>
+      <w:r>
+        <w:rPr>
+          <w:bCs/>
+          <w:b/>
+        </w:rPr>
+        <w:t xml:space="preserve">)</w:t>
+      </w:r>
+      <w:r>
+        <w:t xml:space="preserve"> </w:t>
+      </w:r>
+      <w:r>
+        <w:t xml:space="preserve">— 8 static + N dynamic:</w:t>
+      </w:r>
+      <w:r>
+        <w:t xml:space="preserve"> </w:t>
+      </w:r>
+      <w:r>
+        <w:rPr>
+          <w:rStyle w:val="VerbatimChar"/>
+        </w:rPr>
+        <w:t xml:space="preserve">search_tools</w:t>
+      </w:r>
+      <w:r>
+        <w:t xml:space="preserve"> </w:t>
+      </w:r>
+      <w:r>
+        <w:t xml:space="preserve">(semantic search) ·</w:t>
+      </w:r>
+      <w:r>
+        <w:t xml:space="preserve"> </w:t>
+      </w:r>
+      <w:r>
+        <w:rPr>
+          <w:rStyle w:val="VerbatimChar"/>
+        </w:rPr>
+        <w:t xml:space="preserve">register_namespace</w:t>
+      </w:r>
+      <w:r>
+        <w:t xml:space="preserve"> </w:t>
+      </w:r>
+      <w:r>
+        <w:t xml:space="preserve">·</w:t>
+      </w:r>
+      <w:r>
+        <w:t xml:space="preserve"> </w:t>
+      </w:r>
+      <w:r>
+        <w:rPr>
+          <w:rStyle w:val="VerbatimChar"/>
+        </w:rPr>
+        <w:t xml:space="preserve">scan_namespace</w:t>
+      </w:r>
+      <w:r>
+        <w:t xml:space="preserve"> </w:t>
+      </w:r>
+      <w:r>
+        <w:t xml:space="preserve">/</w:t>
+      </w:r>
+      <w:r>
+        <w:t xml:space="preserve"> </w:t>
+      </w:r>
+      <w:r>
+        <w:rPr>
+          <w:rStyle w:val="VerbatimChar"/>
+        </w:rPr>
+        <w:t xml:space="preserve">scan_all_namespaces</w:t>
+      </w:r>
+      <w:r>
+        <w:t xml:space="preserve"> </w:t>
+      </w:r>
+      <w:r>
+        <w:t xml:space="preserve">·</w:t>
+      </w:r>
+      <w:r>
+        <w:t xml:space="preserve"> </w:t>
+      </w:r>
+      <w:r>
+        <w:rPr>
+          <w:rStyle w:val="VerbatimChar"/>
+        </w:rPr>
+        <w:t xml:space="preserve">list_registered</w:t>
+      </w:r>
+      <w:r>
+        <w:t xml:space="preserve"> </w:t>
+      </w:r>
+      <w:r>
+        <w:t xml:space="preserve">·</w:t>
+      </w:r>
+      <w:r>
+        <w:t xml:space="preserve"> </w:t>
+      </w:r>
+      <w:r>
+        <w:rPr>
+          <w:rStyle w:val="VerbatimChar"/>
+        </w:rPr>
+        <w:t xml:space="preserve">get_tool_context</w:t>
+      </w:r>
+      <w:r>
+        <w:t xml:space="preserve"> </w:t>
+      </w:r>
+      <w:r>
+        <w:t xml:space="preserve">(formatted markdown block of relevant tools for a task —</w:t>
+      </w:r>
+      <w:r>
+        <w:t xml:space="preserve"> </w:t>
+      </w:r>
+      <w:r>
+        <w:rPr>
+          <w:iCs/>
+          <w:i/>
+        </w:rPr>
+        <w:t xml:space="preserve">prompt-shaped output, not just data</w:t>
+      </w:r>
+      <w:r>
+        <w:t xml:space="preserve">) ·</w:t>
+      </w:r>
+      <w:r>
+        <w:t xml:space="preserve"> </w:t>
+      </w:r>
+      <w:r>
+        <w:rPr>
+          <w:rStyle w:val="VerbatimChar"/>
+        </w:rPr>
+        <w:t xml:space="preserve">call_tool</w:t>
+      </w:r>
+      <w:r>
+        <w:t xml:space="preserve"> </w:t>
+      </w:r>
+      <w:r>
+        <w:t xml:space="preserve">(proxied invocation) ·</w:t>
+      </w:r>
+      <w:r>
+        <w:t xml:space="preserve"> </w:t>
+      </w:r>
+      <w:r>
+        <w:rPr>
+          <w:rStyle w:val="VerbatimChar"/>
+        </w:rPr>
+        <w:t xml:space="preserve">collapse_namespace</w:t>
+      </w:r>
+      <w:r>
+        <w:t xml:space="preserve"> </w:t>
+      </w:r>
+      <w:r>
+        <w:t xml:space="preserve">·</w:t>
+      </w:r>
+      <w:r>
+        <w:t xml:space="preserve"> </w:t>
+      </w:r>
+      <w:r>
+        <w:rPr>
+          <w:rStyle w:val="VerbatimChar"/>
+        </w:rPr>
+        <w:t xml:space="preserve">expand_&lt;ns&gt;</w:t>
+      </w:r>
+      <w:r>
+        <w:t xml:space="preserve"> </w:t>
+      </w:r>
+      <w:r>
+        <w:t xml:space="preserve">(one per namespace, cached catalog view).</w:t>
+      </w:r>
+    </w:p>
+    <w:p>
+      <w:pPr>
+        <w:pStyle w:val="BodyText"/>
+      </w:pPr>
+      <w:r>
+        <w:rPr>
+          <w:bCs/>
+          <w:b/>
+        </w:rPr>
+        <w:t xml:space="preserve">OrdSA parallels.</w:t>
+      </w:r>
+      <w:r>
+        <w:t xml:space="preserve"> </w:t>
+      </w:r>
+      <w:r>
+        <w:t xml:space="preserve">- Namespace as authority domain — each external MCP server is a separately-trusted authority surface; the gateway is the</w:t>
+      </w:r>
+      <w:r>
+        <w:t xml:space="preserve"> </w:t>
+      </w:r>
+      <w:r>
+        <w:rPr>
+          <w:bCs/>
+          <w:b/>
+        </w:rPr>
+        <w:t xml:space="preserve">integration plane</w:t>
+      </w:r>
+      <w:r>
+        <w:t xml:space="preserve"> </w:t>
+      </w:r>
+      <w:r>
+        <w:t xml:space="preserve">brokering between altitudes of trust.</w:t>
+      </w:r>
+      <w:r>
+        <w:t xml:space="preserve"> </w:t>
+      </w:r>
+      <w:r>
+        <w:t xml:space="preserve">- Catalog vs. live = belief vs. evidence (Mind module’s belief revision cycle made operational).</w:t>
+      </w:r>
+      <w:r>
+        <w:t xml:space="preserve"> </w:t>
+      </w:r>
+      <w:r>
+        <w:t xml:space="preserve">-</w:t>
+      </w:r>
+      <w:r>
+        <w:t xml:space="preserve"> </w:t>
+      </w:r>
+      <w:r>
+        <w:rPr>
+          <w:rStyle w:val="VerbatimChar"/>
+        </w:rPr>
+        <w:t xml:space="preserve">get_tool_context</w:t>
+      </w:r>
+      <w:r>
+        <w:t xml:space="preserve"> </w:t>
+      </w:r>
+      <w:r>
+        <w:t xml:space="preserve">returning a prompt-shaped block is evidence-up shaped for</w:t>
+      </w:r>
+      <w:r>
+        <w:t xml:space="preserve"> </w:t>
+      </w:r>
+      <w:r>
+        <w:rPr>
+          <w:iCs/>
+          <w:i/>
+        </w:rPr>
+        <w:t xml:space="preserve">agent consumption</w:t>
+      </w:r>
+      <w:r>
+        <w:t xml:space="preserve"> </w:t>
+      </w:r>
+      <w:r>
+        <w:t xml:space="preserve">— not just data.</w:t>
+      </w:r>
+      <w:r>
+        <w:t xml:space="preserve"> </w:t>
+      </w:r>
+      <w:r>
+        <w:t xml:space="preserve">-</w:t>
+      </w:r>
+      <w:r>
+        <w:t xml:space="preserve"> </w:t>
+      </w:r>
+      <w:r>
+        <w:rPr>
+          <w:rStyle w:val="VerbatimChar"/>
+        </w:rPr>
+        <w:t xml:space="preserve">RegisteredToolNames()</w:t>
+      </w:r>
+      <w:r>
+        <w:t xml:space="preserve"> </w:t>
+      </w:r>
+      <w:r>
+        <w:t xml:space="preserve">+ sorted output — auditable inventory at any point in time.</w:t>
+      </w:r>
+    </w:p>
+    <w:p>
+      <w:pPr>
+        <w:pStyle w:val="BodyText"/>
+      </w:pPr>
+      <w:r>
+        <w:rPr>
+          <w:bCs/>
+          <w:b/>
+        </w:rPr>
+        <w:t xml:space="preserve">Reusable patterns for AEON.</w:t>
+      </w:r>
+      <w:r>
+        <w:t xml:space="preserve"> </w:t>
+      </w:r>
+      <w:r>
+        <w:t xml:space="preserve">-</w:t>
+      </w:r>
+      <w:r>
+        <w:t xml:space="preserve"> </w:t>
+      </w:r>
+      <w:r>
+        <w:rPr>
+          <w:bCs/>
+          <w:b/>
+        </w:rPr>
+        <w:t xml:space="preserve">Catalog/Executor separation</w:t>
+      </w:r>
+      <w:r>
+        <w:t xml:space="preserve"> </w:t>
+      </w:r>
+      <w:r>
+        <w:t xml:space="preserve">as integration-plane architecture.</w:t>
+      </w:r>
+      <w:r>
+        <w:t xml:space="preserve"> </w:t>
+      </w:r>
+      <w:r>
+        <w:t xml:space="preserve">-</w:t>
+      </w:r>
+      <w:r>
+        <w:t xml:space="preserve"> </w:t>
+      </w:r>
+      <w:r>
+        <w:rPr>
+          <w:bCs/>
+          <w:b/>
+        </w:rPr>
+        <w:t xml:space="preserve">Layered ToolRegistrar</w:t>
+      </w:r>
+      <w:r>
+        <w:t xml:space="preserve"> </w:t>
+      </w:r>
+      <w:r>
+        <w:t xml:space="preserve">for composable MCP server: each plane / subdomain registers its tools through the same interface.</w:t>
+      </w:r>
+      <w:r>
+        <w:t xml:space="preserve"> </w:t>
+      </w:r>
+      <w:r>
+        <w:t xml:space="preserve">-</w:t>
+      </w:r>
+      <w:r>
+        <w:t xml:space="preserve"> </w:t>
+      </w:r>
+      <w:r>
+        <w:rPr>
+          <w:bCs/>
+          <w:b/>
+        </w:rPr>
+        <w:t xml:space="preserve">MCP-tool-of-MCP-tools</w:t>
+      </w:r>
+      <w:r>
+        <w:t xml:space="preserve">:</w:t>
+      </w:r>
+      <w:r>
+        <w:t xml:space="preserve"> </w:t>
+      </w:r>
+      <w:r>
+        <w:rPr>
+          <w:rStyle w:val="VerbatimChar"/>
+        </w:rPr>
+        <w:t xml:space="preserve">call_tool(namespace, tool_name, arguments)</w:t>
+      </w:r>
+      <w:r>
+        <w:t xml:space="preserve"> </w:t>
+      </w:r>
+      <w:r>
+        <w:t xml:space="preserve">as the proxy primitive — the cleanest known pattern for</w:t>
+      </w:r>
+      <w:r>
+        <w:t xml:space="preserve"> </w:t>
+      </w:r>
+      <w:r>
+        <w:t xml:space="preserve">“</w:t>
+      </w:r>
+      <w:r>
+        <w:t xml:space="preserve">AEON exposes everything it can do</w:t>
+      </w:r>
+      <w:r>
+        <w:t xml:space="preserve">”</w:t>
+      </w:r>
+      <w:r>
+        <w:t xml:space="preserve"> </w:t>
+      </w:r>
+      <w:r>
+        <w:t xml:space="preserve">without leaking implementation boundaries.</w:t>
+      </w:r>
+      <w:r>
+        <w:t xml:space="preserve"> </w:t>
+      </w:r>
+      <w:r>
+        <w:t xml:space="preserve">-</w:t>
+      </w:r>
+      <w:r>
+        <w:t xml:space="preserve"> </w:t>
+      </w:r>
+      <w:r>
+        <w:rPr>
+          <w:bCs/>
+          <w:b/>
+        </w:rPr>
+        <w:t xml:space="preserve">Graceful degradation as coding norm</w:t>
+      </w:r>
+      <w:r>
+        <w:t xml:space="preserve"> </w:t>
+      </w:r>
+      <w:r>
+        <w:t xml:space="preserve">— Ollama unreachable → return</w:t>
+      </w:r>
+      <w:r>
+        <w:t xml:space="preserve"> </w:t>
+      </w:r>
+      <w:r>
+        <w:rPr>
+          <w:rStyle w:val="VerbatimChar"/>
+        </w:rPr>
+        <w:t xml:space="preserve">(nil, nil)</w:t>
+      </w:r>
+      <w:r>
+        <w:t xml:space="preserve">, caller falls back to keyword. Never panic, never block.</w:t>
+      </w:r>
+    </w:p>
+    <w:bookmarkEnd w:id="45"/>
+    <w:bookmarkStart w:id="46" w:name="Xaff73c4edc68ce748d6fa6721a35b1641495e70"/>
+    <w:p>
+      <w:pPr>
+        <w:pStyle w:val="Heading3"/>
+      </w:pPr>
+      <w:r>
+        <w:t xml:space="preserve">4.4 Legate.Studio — production OAuth 2.1 + MCP-first</w:t>
+      </w:r>
+    </w:p>
+    <w:p>
+      <w:pPr>
+        <w:pStyle w:val="FirstParagraph"/>
+      </w:pPr>
+      <w:r>
+        <w:rPr>
+          <w:bCs/>
+          <w:b/>
+        </w:rPr>
+        <w:t xml:space="preserve">What it is.</w:t>
+      </w:r>
+      <w:r>
+        <w:t xml:space="preserve"> </w:t>
+      </w:r>
+      <w:r>
+        <w:t xml:space="preserve">A commercial MCP-first PKM (personal knowledge management) platform. Per the README:</w:t>
+      </w:r>
+      <w:r>
+        <w:t xml:space="preserve"> </w:t>
+      </w:r>
+      <w:r>
+        <w:rPr>
+          <w:iCs/>
+          <w:i/>
+        </w:rPr>
+        <w:t xml:space="preserve">“</w:t>
+      </w:r>
+      <w:r>
+        <w:rPr>
+          <w:iCs/>
+          <w:i/>
+        </w:rPr>
+        <w:t xml:space="preserve">Your second brain — backed by GitHub, served by Flask, secured by design. Supports shared libraries for collaborative knowledge sharing, a full MCP integration for Claude, and a draft/merge workflow for team contributions.</w:t>
+      </w:r>
+      <w:r>
+        <w:rPr>
+          <w:iCs/>
+          <w:i/>
+        </w:rPr>
+        <w:t xml:space="preserve">”</w:t>
+      </w:r>
+    </w:p>
+    <w:p>
+      <w:pPr>
+        <w:pStyle w:val="BodyText"/>
+      </w:pPr>
+      <w:r>
+        <w:t xml:space="preserve">The most production-hardened MCP server in Micah’s corpus, and the canonical reference for</w:t>
+      </w:r>
+      <w:r>
+        <w:t xml:space="preserve"> </w:t>
+      </w:r>
+      <w:r>
+        <w:rPr>
+          <w:iCs/>
+          <w:i/>
+        </w:rPr>
+        <w:t xml:space="preserve">inbound</w:t>
+      </w:r>
+      <w:r>
+        <w:t xml:space="preserve"> </w:t>
+      </w:r>
+      <w:r>
+        <w:t xml:space="preserve">third-party MCP authentication.</w:t>
+      </w:r>
+    </w:p>
+    <w:p>
+      <w:pPr>
+        <w:pStyle w:val="BodyText"/>
+      </w:pPr>
+      <w:r>
+        <w:rPr>
+          <w:bCs/>
+          <w:b/>
+        </w:rPr>
+        <w:t xml:space="preserve">Vocabulary.</w:t>
+      </w:r>
+      <w:r>
+        <w:t xml:space="preserve"> </w:t>
+      </w:r>
+      <w:r>
+        <w:t xml:space="preserve">-</w:t>
+      </w:r>
+      <w:r>
+        <w:t xml:space="preserve"> </w:t>
+      </w:r>
+      <w:r>
+        <w:rPr>
+          <w:bCs/>
+          <w:b/>
+        </w:rPr>
+        <w:t xml:space="preserve">Pit</w:t>
+      </w:r>
+      <w:r>
+        <w:t xml:space="preserve"> </w:t>
+      </w:r>
+      <w:r>
+        <w:t xml:space="preserve">— internal codename for the Legate runtime.</w:t>
+      </w:r>
+      <w:r>
+        <w:t xml:space="preserve"> </w:t>
+      </w:r>
+      <w:r>
+        <w:t xml:space="preserve">-</w:t>
+      </w:r>
+      <w:r>
+        <w:t xml:space="preserve"> </w:t>
+      </w:r>
+      <w:r>
+        <w:rPr>
+          <w:bCs/>
+          <w:b/>
+        </w:rPr>
+        <w:t xml:space="preserve">Legato</w:t>
+      </w:r>
+      <w:r>
+        <w:t xml:space="preserve"> </w:t>
+      </w:r>
+      <w:r>
+        <w:t xml:space="preserve">— legacy code-name still in env vars (</w:t>
+      </w:r>
+      <w:r>
+        <w:rPr>
+          <w:rStyle w:val="VerbatimChar"/>
+        </w:rPr>
+        <w:t xml:space="preserve">LEGATO_MODE</w:t>
+      </w:r>
+      <w:r>
+        <w:t xml:space="preserve">) and DB names (</w:t>
+      </w:r>
+      <w:r>
+        <w:rPr>
+          <w:rStyle w:val="VerbatimChar"/>
+        </w:rPr>
+        <w:t xml:space="preserve">legato.db</w:t>
+      </w:r>
+      <w:r>
+        <w:t xml:space="preserve">).</w:t>
+      </w:r>
+      <w:r>
+        <w:t xml:space="preserve"> </w:t>
+      </w:r>
+      <w:r>
+        <w:t xml:space="preserve">-</w:t>
+      </w:r>
+      <w:r>
+        <w:t xml:space="preserve"> </w:t>
+      </w:r>
+      <w:r>
+        <w:rPr>
+          <w:bCs/>
+          <w:b/>
+        </w:rPr>
+        <w:t xml:space="preserve">Connector</w:t>
+      </w:r>
+      <w:r>
+        <w:t xml:space="preserve"> </w:t>
+      </w:r>
+      <w:r>
+        <w:t xml:space="preserve">— Anthropic’s term for an HTTP MCP server, adopted as Legate’s user-facing terminology.</w:t>
+      </w:r>
+      <w:r>
+        <w:t xml:space="preserve"> </w:t>
+      </w:r>
+      <w:r>
+        <w:t xml:space="preserve">-</w:t>
+      </w:r>
+      <w:r>
+        <w:t xml:space="preserve"> </w:t>
+      </w:r>
+      <w:r>
+        <w:rPr>
+          <w:bCs/>
+          <w:b/>
+        </w:rPr>
+        <w:t xml:space="preserve">Library</w:t>
+      </w:r>
+      <w:r>
+        <w:t xml:space="preserve"> </w:t>
+      </w:r>
+      <w:r>
+        <w:t xml:space="preserve">/</w:t>
+      </w:r>
+      <w:r>
+        <w:t xml:space="preserve"> </w:t>
+      </w:r>
+      <w:r>
+        <w:rPr>
+          <w:bCs/>
+          <w:b/>
+        </w:rPr>
+        <w:t xml:space="preserve">Shared library</w:t>
+      </w:r>
+      <w:r>
+        <w:t xml:space="preserve"> </w:t>
+      </w:r>
+      <w:r>
+        <w:t xml:space="preserve">/</w:t>
+      </w:r>
+      <w:r>
+        <w:t xml:space="preserve"> </w:t>
+      </w:r>
+      <w:r>
+        <w:rPr>
+          <w:bCs/>
+          <w:b/>
+        </w:rPr>
+        <w:t xml:space="preserve">Personal library</w:t>
+      </w:r>
+      <w:r>
+        <w:t xml:space="preserve"> </w:t>
+      </w:r>
+      <w:r>
+        <w:t xml:space="preserve">— multi-tenant terminology over notes.</w:t>
+      </w:r>
+      <w:r>
+        <w:t xml:space="preserve"> </w:t>
+      </w:r>
+      <w:r>
+        <w:t xml:space="preserve">-</w:t>
+      </w:r>
+      <w:r>
+        <w:t xml:space="preserve"> </w:t>
+      </w:r>
+      <w:r>
+        <w:rPr>
+          <w:bCs/>
+          <w:b/>
+        </w:rPr>
+        <w:t xml:space="preserve">Draft &amp; Merge workflow</w:t>
+      </w:r>
+      <w:r>
+        <w:t xml:space="preserve"> </w:t>
+      </w:r>
+      <w:r>
+        <w:t xml:space="preserve">— collaborators write drafts, owners merge. Explicit governance vocabulary.</w:t>
+      </w:r>
+      <w:r>
+        <w:t xml:space="preserve"> </w:t>
+      </w:r>
+      <w:r>
+        <w:t xml:space="preserve">-</w:t>
+      </w:r>
+      <w:r>
+        <w:t xml:space="preserve"> </w:t>
+      </w:r>
+      <w:r>
+        <w:rPr>
+          <w:bCs/>
+          <w:b/>
+        </w:rPr>
+        <w:t xml:space="preserve">Confidence bucketing</w:t>
+      </w:r>
+      <w:r>
+        <w:t xml:space="preserve"> </w:t>
+      </w:r>
+      <w:r>
+        <w:t xml:space="preserve">— search results split high-confidence vs. maybe-related. Surface calibration in the protocol.</w:t>
+      </w:r>
+    </w:p>
+    <w:p>
+      <w:pPr>
+        <w:pStyle w:val="BodyText"/>
+      </w:pPr>
+      <w:r>
+        <w:rPr>
+          <w:bCs/>
+          <w:b/>
+        </w:rPr>
+        <w:t xml:space="preserve">Architectural positions.</w:t>
+      </w:r>
+      <w:r>
+        <w:t xml:space="preserve"> </w:t>
+      </w:r>
+      <w:r>
+        <w:t xml:space="preserve">- Transport: HTTP with JSON-RPC 2.0.</w:t>
+      </w:r>
+      <w:r>
+        <w:t xml:space="preserve"> </w:t>
+      </w:r>
+      <w:r>
+        <w:rPr>
+          <w:rStyle w:val="VerbatimChar"/>
+        </w:rPr>
+        <w:t xml:space="preserve">MCP-Protocol-Version: 2025-06-18</w:t>
+      </w:r>
+      <w:r>
+        <w:t xml:space="preserve"> </w:t>
+      </w:r>
+      <w:r>
+        <w:t xml:space="preserve">header.</w:t>
+      </w:r>
+      <w:r>
+        <w:t xml:space="preserve"> </w:t>
+      </w:r>
+      <w:r>
+        <w:t xml:space="preserve">- Server capabilities:</w:t>
+      </w:r>
+      <w:r>
+        <w:t xml:space="preserve"> </w:t>
+      </w:r>
+      <w:r>
+        <w:rPr>
+          <w:rStyle w:val="VerbatimChar"/>
+        </w:rPr>
+        <w:t xml:space="preserve">tools</w:t>
+      </w:r>
+      <w:r>
+        <w:t xml:space="preserve">,</w:t>
+      </w:r>
+      <w:r>
+        <w:t xml:space="preserve"> </w:t>
+      </w:r>
+      <w:r>
+        <w:rPr>
+          <w:rStyle w:val="VerbatimChar"/>
+        </w:rPr>
+        <w:t xml:space="preserve">resources</w:t>
+      </w:r>
+      <w:r>
+        <w:t xml:space="preserve">,</w:t>
+      </w:r>
+      <w:r>
+        <w:t xml:space="preserve"> </w:t>
+      </w:r>
+      <w:r>
+        <w:rPr>
+          <w:rStyle w:val="VerbatimChar"/>
+        </w:rPr>
+        <w:t xml:space="preserve">prompts</w:t>
+      </w:r>
+      <w:r>
+        <w:t xml:space="preserve">, each with</w:t>
+      </w:r>
+      <w:r>
+        <w:t xml:space="preserve"> </w:t>
+      </w:r>
+      <w:r>
+        <w:rPr>
+          <w:rStyle w:val="VerbatimChar"/>
+        </w:rPr>
+        <w:t xml:space="preserve">listChanged: False</w:t>
+      </w:r>
+      <w:r>
+        <w:t xml:space="preserve">.</w:t>
+      </w:r>
+      <w:r>
+        <w:t xml:space="preserve"> </w:t>
+      </w:r>
+      <w:r>
+        <w:t xml:space="preserve">-</w:t>
+      </w:r>
+      <w:r>
+        <w:t xml:space="preserve"> </w:t>
+      </w:r>
+      <w:r>
+        <w:rPr>
+          <w:bCs/>
+          <w:b/>
+        </w:rPr>
+        <w:t xml:space="preserve">Auth: OAuth 2.1 AS + Dynamic Client Registration (RFC 7591 + RFC 8414).</w:t>
+      </w:r>
+      <w:r>
+        <w:t xml:space="preserve"> </w:t>
+      </w:r>
+      <w:r>
+        <w:t xml:space="preserve">This is the canonical pattern Micah has chosen for the spec-current MCP world:</w:t>
+      </w:r>
+      <w:r>
+        <w:t xml:space="preserve"> </w:t>
+      </w:r>
+      <w:r>
+        <w:t xml:space="preserve">- Discovery:</w:t>
+      </w:r>
+      <w:r>
+        <w:t xml:space="preserve"> </w:t>
+      </w:r>
+      <w:r>
+        <w:rPr>
+          <w:rStyle w:val="VerbatimChar"/>
+        </w:rPr>
+        <w:t xml:space="preserve">/.well-known/oauth-authorization-server</w:t>
+      </w:r>
+      <w:r>
+        <w:t xml:space="preserve"> </w:t>
+      </w:r>
+      <w:r>
+        <w:t xml:space="preserve">- DCR:</w:t>
+      </w:r>
+      <w:r>
+        <w:t xml:space="preserve"> </w:t>
+      </w:r>
+      <w:r>
+        <w:rPr>
+          <w:rStyle w:val="VerbatimChar"/>
+        </w:rPr>
+        <w:t xml:space="preserve">POST /oauth/register</w:t>
+      </w:r>
+      <w:r>
+        <w:t xml:space="preserve"> </w:t>
+      </w:r>
+      <w:r>
+        <w:t xml:space="preserve">→ returns</w:t>
+      </w:r>
+      <w:r>
+        <w:t xml:space="preserve"> </w:t>
+      </w:r>
+      <w:r>
+        <w:rPr>
+          <w:rStyle w:val="VerbatimChar"/>
+        </w:rPr>
+        <w:t xml:space="preserve">{client_id: "mcp-&lt;hex&gt;", client_secret: ""}</w:t>
+      </w:r>
+      <w:r>
+        <w:t xml:space="preserve"> </w:t>
+      </w:r>
+      <w:r>
+        <w:t xml:space="preserve">(public client)</w:t>
+      </w:r>
+      <w:r>
+        <w:t xml:space="preserve"> </w:t>
+      </w:r>
+      <w:r>
+        <w:t xml:space="preserve">- PKCE enforced (S256 only)</w:t>
+      </w:r>
+      <w:r>
+        <w:t xml:space="preserve"> </w:t>
+      </w:r>
+      <w:r>
+        <w:t xml:space="preserve">- Auto-registration of trusted clients (Claude, ChatGPT) by redirect-URI matching</w:t>
+      </w:r>
+      <w:r>
+        <w:t xml:space="preserve"> </w:t>
+      </w:r>
+      <w:r>
+        <w:t xml:space="preserve">- JWT tokens minted by Pit (NOT GitHub tokens) —</w:t>
+      </w:r>
+      <w:r>
+        <w:t xml:space="preserve"> </w:t>
+      </w:r>
+      <w:r>
+        <w:rPr>
+          <w:iCs/>
+          <w:i/>
+        </w:rPr>
+        <w:t xml:space="preserve">“</w:t>
+      </w:r>
+      <w:r>
+        <w:rPr>
+          <w:iCs/>
+          <w:i/>
+        </w:rPr>
+        <w:t xml:space="preserve">Claude never sees your GitHub token</w:t>
+      </w:r>
+      <w:r>
+        <w:rPr>
+          <w:iCs/>
+          <w:i/>
+        </w:rPr>
+        <w:t xml:space="preserve">”</w:t>
+      </w:r>
+      <w:r>
+        <w:t xml:space="preserve"> </w:t>
+      </w:r>
+      <w:r>
+        <w:t xml:space="preserve">- Token TTL: 1 hour</w:t>
+      </w:r>
+      <w:r>
+        <w:t xml:space="preserve"> </w:t>
+      </w:r>
+      <w:r>
+        <w:t xml:space="preserve">- Scopes:</w:t>
       </w:r>
       <w:r>
         <w:t xml:space="preserve"> </w:t>
@@ -4301,17 +4351,11 @@
       <w:r>
         <w:t xml:space="preserve">(only two)</w:t>
       </w:r>
-    </w:p>
-    <w:p>
-      <w:pPr>
-        <w:numPr>
-          <w:ilvl w:val="0"/>
-          <w:numId w:val="1014"/>
-        </w:numPr>
-        <w:pStyle w:val="Compact"/>
-      </w:pPr>
-      <w:r>
-        <w:t xml:space="preserve">Multi-tenant: per-user SQLite DBs (</w:t>
+      <w:r>
+        <w:t xml:space="preserve"> </w:t>
+      </w:r>
+      <w:r>
+        <w:t xml:space="preserve">- Multi-tenant: per-user SQLite DBs (</w:t>
       </w:r>
       <w:r>
         <w:rPr>
@@ -4376,17 +4420,11 @@
       <w:r>
         <w:t xml:space="preserve">returns per-user connection.</w:t>
       </w:r>
-    </w:p>
-    <w:p>
-      <w:pPr>
-        <w:numPr>
-          <w:ilvl w:val="0"/>
-          <w:numId w:val="1014"/>
-        </w:numPr>
-        <w:pStyle w:val="Compact"/>
-      </w:pPr>
-      <w:r>
-        <w:t xml:space="preserve">Rate limiting: per-user keying via JWT, 1000/hour.</w:t>
+      <w:r>
+        <w:t xml:space="preserve"> </w:t>
+      </w:r>
+      <w:r>
+        <w:t xml:space="preserve">- Rate limiting: per-user keying via JWT, 1000/hour.</w:t>
       </w:r>
       <w:r>
         <w:t xml:space="preserve"> </w:t>
@@ -4418,17 +4456,11 @@
       <w:r>
         <w:t xml:space="preserve">so Flask-Limiter sees it pre-request.</w:t>
       </w:r>
-    </w:p>
-    <w:p>
-      <w:pPr>
-        <w:numPr>
-          <w:ilvl w:val="0"/>
-          <w:numId w:val="1014"/>
-        </w:numPr>
-        <w:pStyle w:val="Compact"/>
-      </w:pPr>
-      <w:r>
-        <w:t xml:space="preserve">WAL checkpointing after writes: explicit</w:t>
+      <w:r>
+        <w:t xml:space="preserve"> </w:t>
+      </w:r>
+      <w:r>
+        <w:t xml:space="preserve">- WAL checkpointing after writes: explicit</w:t>
       </w:r>
       <w:r>
         <w:t xml:space="preserve"> </w:t>
@@ -4445,17 +4477,11 @@
       <w:r>
         <w:t xml:space="preserve">for cross-worker visibility in multi-gunicorn deployments.</w:t>
       </w:r>
-    </w:p>
-    <w:p>
-      <w:pPr>
-        <w:numPr>
-          <w:ilvl w:val="0"/>
-          <w:numId w:val="1014"/>
-        </w:numPr>
-        <w:pStyle w:val="Compact"/>
-      </w:pPr>
-      <w:r>
-        <w:t xml:space="preserve">Tool surface:</w:t>
+      <w:r>
+        <w:t xml:space="preserve"> </w:t>
+      </w:r>
+      <w:r>
+        <w:t xml:space="preserve">- Tool surface:</w:t>
       </w:r>
       <w:r>
         <w:t xml:space="preserve"> </w:t>
@@ -4509,22 +4535,16 @@
       <w:r>
         <w:t xml:space="preserve">).</w:t>
       </w:r>
-    </w:p>
-    <w:p>
-      <w:pPr>
-        <w:numPr>
-          <w:ilvl w:val="0"/>
-          <w:numId w:val="1014"/>
-        </w:numPr>
-        <w:pStyle w:val="Compact"/>
-      </w:pPr>
-      <w:r>
-        <w:t xml:space="preserve">Embedding model abstraction: Gemini default (768-dim) → OpenAI (1536-dim) → Ollama. Auto-detect chain.</w:t>
-      </w:r>
-    </w:p>
-    <w:p>
-      <w:pPr>
-        <w:pStyle w:val="FirstParagraph"/>
+      <w:r>
+        <w:t xml:space="preserve"> </w:t>
+      </w:r>
+      <w:r>
+        <w:t xml:space="preserve">- Embedding model abstraction: Gemini default (768-dim) → OpenAI (1536-dim) → Ollama. Auto-detect chain.</w:t>
+      </w:r>
+    </w:p>
+    <w:p>
+      <w:pPr>
+        <w:pStyle w:val="BodyText"/>
       </w:pPr>
       <w:r>
         <w:rPr>
@@ -4533,17 +4553,11 @@
         </w:rPr>
         <w:t xml:space="preserve">OrdSA parallels.</w:t>
       </w:r>
-    </w:p>
-    <w:p>
-      <w:pPr>
-        <w:numPr>
-          <w:ilvl w:val="0"/>
-          <w:numId w:val="1016"/>
-        </w:numPr>
-        <w:pStyle w:val="Compact"/>
-      </w:pPr>
-      <w:r>
-        <w:t xml:space="preserve">OAuth scopes as authority tokens —</w:t>
+      <w:r>
+        <w:t xml:space="preserve"> </w:t>
+      </w:r>
+      <w:r>
+        <w:t xml:space="preserve">- OAuth scopes as authority tokens —</w:t>
       </w:r>
       <w:r>
         <w:t xml:space="preserve"> </w:t>
@@ -4575,15 +4589,15 @@
       <w:r>
         <w:t xml:space="preserve">are altitude markers; an L2 orchestrator gets write, a public L1 client might get only read.</w:t>
       </w:r>
-    </w:p>
-    <w:p>
-      <w:pPr>
-        <w:numPr>
-          <w:ilvl w:val="0"/>
-          <w:numId w:val="1016"/>
-        </w:numPr>
-        <w:pStyle w:val="Compact"/>
-      </w:pPr>
+      <w:r>
+        <w:t xml:space="preserve"> </w:t>
+      </w:r>
+      <w:r>
+        <w:t xml:space="preserve">-</w:t>
+      </w:r>
+      <w:r>
+        <w:t xml:space="preserve"> </w:t>
+      </w:r>
       <w:r>
         <w:rPr>
           <w:bCs/>
@@ -4597,29 +4611,17 @@
       <w:r>
         <w:t xml:space="preserve">Collaborators submit (produce evidence), owners decide (exercise authority). The protocol enforces it.</w:t>
       </w:r>
-    </w:p>
-    <w:p>
-      <w:pPr>
-        <w:numPr>
-          <w:ilvl w:val="0"/>
-          <w:numId w:val="1016"/>
-        </w:numPr>
-        <w:pStyle w:val="Compact"/>
-      </w:pPr>
-      <w:r>
-        <w:t xml:space="preserve">Per-tier gating is authority-altitude check at the tool boundary.</w:t>
-      </w:r>
-    </w:p>
-    <w:p>
-      <w:pPr>
-        <w:numPr>
-          <w:ilvl w:val="0"/>
-          <w:numId w:val="1016"/>
-        </w:numPr>
-        <w:pStyle w:val="Compact"/>
-      </w:pPr>
-      <w:r>
-        <w:t xml:space="preserve">JWT</w:t>
+      <w:r>
+        <w:t xml:space="preserve"> </w:t>
+      </w:r>
+      <w:r>
+        <w:t xml:space="preserve">- Per-tier gating is authority-altitude check at the tool boundary.</w:t>
+      </w:r>
+      <w:r>
+        <w:t xml:space="preserve"> </w:t>
+      </w:r>
+      <w:r>
+        <w:t xml:space="preserve">- JWT</w:t>
       </w:r>
       <w:r>
         <w:t xml:space="preserve"> </w:t>
@@ -4639,7 +4641,7 @@
     </w:p>
     <w:p>
       <w:pPr>
-        <w:pStyle w:val="FirstParagraph"/>
+        <w:pStyle w:val="BodyText"/>
       </w:pPr>
       <w:r>
         <w:rPr>
@@ -4648,15 +4650,15 @@
         </w:rPr>
         <w:t xml:space="preserve">Reusable patterns for AEON.</w:t>
       </w:r>
-    </w:p>
-    <w:p>
-      <w:pPr>
-        <w:numPr>
-          <w:ilvl w:val="0"/>
-          <w:numId w:val="1017"/>
-        </w:numPr>
-        <w:pStyle w:val="Compact"/>
-      </w:pPr>
+      <w:r>
+        <w:t xml:space="preserve"> </w:t>
+      </w:r>
+      <w:r>
+        <w:t xml:space="preserve">-</w:t>
+      </w:r>
+      <w:r>
+        <w:t xml:space="preserve"> </w:t>
+      </w:r>
       <w:r>
         <w:rPr>
           <w:bCs/>
@@ -4668,17 +4670,17 @@
         <w:t xml:space="preserve"> </w:t>
       </w:r>
       <w:r>
-        <w:t xml:space="preserve">— Legate is the reference implementation; aligns with Anthropic's June 2025 protocol spec.</w:t>
-      </w:r>
-    </w:p>
-    <w:p>
-      <w:pPr>
-        <w:numPr>
-          <w:ilvl w:val="0"/>
-          <w:numId w:val="1017"/>
-        </w:numPr>
-        <w:pStyle w:val="Compact"/>
-      </w:pPr>
+        <w:t xml:space="preserve">— Legate is the reference implementation; aligns with Anthropic’s June 2025 protocol spec.</w:t>
+      </w:r>
+      <w:r>
+        <w:t xml:space="preserve"> </w:t>
+      </w:r>
+      <w:r>
+        <w:t xml:space="preserve">-</w:t>
+      </w:r>
+      <w:r>
+        <w:t xml:space="preserve"> </w:t>
+      </w:r>
       <w:r>
         <w:rPr>
           <w:bCs/>
@@ -4690,17 +4692,17 @@
         <w:t xml:space="preserve"> </w:t>
       </w:r>
       <w:r>
-        <w:t xml:space="preserve">— don't expose upstream IdP tokens to the MCP client; mint your own with the principal claim → per-principal capability scoping.</w:t>
-      </w:r>
-    </w:p>
-    <w:p>
-      <w:pPr>
-        <w:numPr>
-          <w:ilvl w:val="0"/>
-          <w:numId w:val="1017"/>
-        </w:numPr>
-        <w:pStyle w:val="Compact"/>
-      </w:pPr>
+        <w:t xml:space="preserve">— don’t expose upstream IdP tokens to the MCP client; mint your own with the principal claim → per-principal capability scoping.</w:t>
+      </w:r>
+      <w:r>
+        <w:t xml:space="preserve"> </w:t>
+      </w:r>
+      <w:r>
+        <w:t xml:space="preserve">-</w:t>
+      </w:r>
+      <w:r>
+        <w:t xml:space="preserve"> </w:t>
+      </w:r>
       <w:r>
         <w:rPr>
           <w:bCs/>
@@ -4743,15 +4745,15 @@
       <w:r>
         <w:t xml:space="preserve">for multi-tenant tool reuse — same tool surface, scope-shifted per call.</w:t>
       </w:r>
-    </w:p>
-    <w:p>
-      <w:pPr>
-        <w:numPr>
-          <w:ilvl w:val="0"/>
-          <w:numId w:val="1017"/>
-        </w:numPr>
-        <w:pStyle w:val="Compact"/>
-      </w:pPr>
+      <w:r>
+        <w:t xml:space="preserve"> </w:t>
+      </w:r>
+      <w:r>
+        <w:t xml:space="preserve">-</w:t>
+      </w:r>
+      <w:r>
+        <w:t xml:space="preserve"> </w:t>
+      </w:r>
       <w:r>
         <w:rPr>
           <w:rStyle w:val="VerbatimChar"/>
@@ -4780,15 +4782,15 @@
       <w:r>
         <w:t xml:space="preserve">for soft failures (MCP-spec-compliant).</w:t>
       </w:r>
-    </w:p>
-    <w:p>
-      <w:pPr>
-        <w:numPr>
-          <w:ilvl w:val="0"/>
-          <w:numId w:val="1017"/>
-        </w:numPr>
-        <w:pStyle w:val="Compact"/>
-      </w:pPr>
+      <w:r>
+        <w:t xml:space="preserve"> </w:t>
+      </w:r>
+      <w:r>
+        <w:t xml:space="preserve">-</w:t>
+      </w:r>
+      <w:r>
+        <w:t xml:space="preserve"> </w:t>
+      </w:r>
       <w:r>
         <w:rPr>
           <w:bCs/>
@@ -4802,15 +4804,15 @@
       <w:r>
         <w:t xml:space="preserve">for SQLite multi-worker deployments.</w:t>
       </w:r>
-    </w:p>
-    <w:p>
-      <w:pPr>
-        <w:numPr>
-          <w:ilvl w:val="0"/>
-          <w:numId w:val="1017"/>
-        </w:numPr>
-        <w:pStyle w:val="Compact"/>
-      </w:pPr>
+      <w:r>
+        <w:t xml:space="preserve"> </w:t>
+      </w:r>
+      <w:r>
+        <w:t xml:space="preserve">-</w:t>
+      </w:r>
+      <w:r>
+        <w:t xml:space="preserve"> </w:t>
+      </w:r>
       <w:r>
         <w:rPr>
           <w:bCs/>
@@ -4834,7 +4836,7 @@
     </w:p>
     <w:bookmarkEnd w:id="46"/>
     <w:bookmarkEnd w:id="47"/>
-    <w:bookmarkStart w:id="50" w:name="Xd1811eeb80f91b4f7d6251b3c9e4e0e739d8325"/>
+    <w:bookmarkStart w:id="50" w:name="cross-source-synthesis"/>
     <w:p>
       <w:pPr>
         <w:pStyle w:val="Heading2"/>
@@ -4856,7 +4858,7 @@
       <w:pPr>
         <w:numPr>
           <w:ilvl w:val="0"/>
-          <w:numId w:val="1018"/>
+          <w:numId w:val="1001"/>
         </w:numPr>
         <w:pStyle w:val="Compact"/>
       </w:pPr>
@@ -4865,20 +4867,66 @@
           <w:bCs/>
           <w:b/>
         </w:rPr>
-        <w:t xml:space="preserve">"Namespace" as the unit of MCP-server registration</w:t>
-      </w:r>
-      <w:r>
-        <w:t xml:space="preserve"> </w:t>
-      </w:r>
-      <w:r>
-        <w:t xml:space="preserve">(Hermetic explicit; Legate uses "library" similarly as multi-tenant unit).</w:t>
+        <w:t xml:space="preserve">“</w:t>
+      </w:r>
+      <w:r>
+        <w:rPr>
+          <w:bCs/>
+          <w:b/>
+        </w:rPr>
+        <w:t xml:space="preserve">Namespace</w:t>
+      </w:r>
+      <w:r>
+        <w:rPr>
+          <w:bCs/>
+          <w:b/>
+        </w:rPr>
+        <w:t xml:space="preserve">”</w:t>
+      </w:r>
+      <w:r>
+        <w:rPr>
+          <w:bCs/>
+          <w:b/>
+        </w:rPr>
+        <w:t xml:space="preserve"> </w:t>
+      </w:r>
+      <w:r>
+        <w:rPr>
+          <w:bCs/>
+          <w:b/>
+        </w:rPr>
+        <w:t xml:space="preserve">as the unit of MCP-server registration</w:t>
+      </w:r>
+      <w:r>
+        <w:t xml:space="preserve"> </w:t>
+      </w:r>
+      <w:r>
+        <w:t xml:space="preserve">(Hermetic explicit; Legate uses</w:t>
+      </w:r>
+      <w:r>
+        <w:t xml:space="preserve"> </w:t>
+      </w:r>
+      <w:r>
+        <w:t xml:space="preserve">“</w:t>
+      </w:r>
+      <w:r>
+        <w:t xml:space="preserve">library</w:t>
+      </w:r>
+      <w:r>
+        <w:t xml:space="preserve">”</w:t>
+      </w:r>
+      <w:r>
+        <w:t xml:space="preserve"> </w:t>
+      </w:r>
+      <w:r>
+        <w:t xml:space="preserve">similarly as multi-tenant unit).</w:t>
       </w:r>
     </w:p>
     <w:p>
       <w:pPr>
         <w:numPr>
           <w:ilvl w:val="0"/>
-          <w:numId w:val="1018"/>
+          <w:numId w:val="1001"/>
         </w:numPr>
         <w:pStyle w:val="Compact"/>
       </w:pPr>
@@ -4900,7 +4948,7 @@
       <w:pPr>
         <w:numPr>
           <w:ilvl w:val="0"/>
-          <w:numId w:val="1018"/>
+          <w:numId w:val="1001"/>
         </w:numPr>
         <w:pStyle w:val="Compact"/>
       </w:pPr>
@@ -4915,14 +4963,14 @@
         <w:t xml:space="preserve"> </w:t>
       </w:r>
       <w:r>
-        <w:t xml:space="preserve">— Hermetic explicit (Galley vs. Gateway); Legate caches embeddings; Oracle-MCP archives every exchange; Model-Based-MCP caches templates.</w:t>
+        <w:t xml:space="preserve">— Hermetic explicit (Galley vs. Gateway); Legate caches embeddings; Oracle-MCP archives every exchange; Model-Based-MCP caches templates.</w:t>
       </w:r>
     </w:p>
     <w:p>
       <w:pPr>
         <w:numPr>
           <w:ilvl w:val="0"/>
-          <w:numId w:val="1018"/>
+          <w:numId w:val="1001"/>
         </w:numPr>
         <w:pStyle w:val="Compact"/>
       </w:pPr>
@@ -4977,7 +5025,7 @@
       <w:pPr>
         <w:numPr>
           <w:ilvl w:val="0"/>
-          <w:numId w:val="1018"/>
+          <w:numId w:val="1001"/>
         </w:numPr>
         <w:pStyle w:val="Compact"/>
       </w:pPr>
@@ -4992,7 +5040,7 @@
         <w:t xml:space="preserve"> </w:t>
       </w:r>
       <w:r>
-        <w:t xml:space="preserve">— Oracle-MCP's</w:t>
+        <w:t xml:space="preserve">— Oracle-MCP’s</w:t>
       </w:r>
       <w:r>
         <w:t xml:space="preserve"> </w:t>
@@ -5004,7 +5052,7 @@
         <w:t xml:space="preserve">responder</w:t>
       </w:r>
       <w:r>
-        <w:t xml:space="preserve">, Legate's</w:t>
+        <w:t xml:space="preserve">, Legate’s</w:t>
       </w:r>
       <w:r>
         <w:t xml:space="preserve"> </w:t>
@@ -5019,7 +5067,7 @@
         <w:t xml:space="preserve"> </w:t>
       </w:r>
       <w:r>
-        <w:t xml:space="preserve">+ confidence buckets, Hermetic's</w:t>
+        <w:t xml:space="preserve">+ confidence buckets, Hermetic’s</w:t>
       </w:r>
       <w:r>
         <w:t xml:space="preserve"> </w:t>
@@ -5054,7 +5102,7 @@
       <w:pPr>
         <w:numPr>
           <w:ilvl w:val="0"/>
-          <w:numId w:val="1018"/>
+          <w:numId w:val="1001"/>
         </w:numPr>
         <w:pStyle w:val="Compact"/>
       </w:pPr>
@@ -5073,7 +5121,7 @@
       </w:r>
     </w:p>
     <w:bookmarkEnd w:id="48"/>
-    <w:bookmarkStart w:id="49" w:name="tensions--design-variations"/>
+    <w:bookmarkStart w:id="49" w:name="tensions-design-variations"/>
     <w:p>
       <w:pPr>
         <w:pStyle w:val="Heading3"/>
@@ -5085,7 +5133,7 @@
     <w:tbl>
       <w:tblPr>
         <w:tblStyle w:val="Table"/>
-        <w:tblW w:type="auto" w:w="0"/>
+        <w:tblW w:type="pct" w:w="5000"/>
         <w:tblLook w:firstRow="1" w:lastRow="0" w:firstColumn="0" w:lastColumn="0" w:noHBand="0" w:noVBand="0" w:val="0020"/>
         <w:jc w:val="start"/>
       </w:tblPr>
@@ -5573,24 +5621,52 @@
         <w:pStyle w:val="BodyText"/>
       </w:pPr>
       <w:r>
-        <w:t xml:space="preserve">Hermetic's stance (</w:t>
+        <w:t xml:space="preserve">Hermetic’s stance (</w:t>
       </w:r>
       <w:r>
         <w:rPr>
           <w:iCs/>
           <w:i/>
         </w:rPr>
-        <w:t xml:space="preserve">"browser-callback OAuth flow is intentionally out of scope here"</w:t>
-      </w:r>
-      <w:r>
-        <w:t xml:space="preserve">) and Legate's stance (</w:t>
+        <w:t xml:space="preserve">“</w:t>
       </w:r>
       <w:r>
         <w:rPr>
           <w:iCs/>
           <w:i/>
         </w:rPr>
-        <w:t xml:space="preserve">"we ARE the OAuth AS"</w:t>
+        <w:t xml:space="preserve">browser-callback OAuth flow is intentionally out of scope here</w:t>
+      </w:r>
+      <w:r>
+        <w:rPr>
+          <w:iCs/>
+          <w:i/>
+        </w:rPr>
+        <w:t xml:space="preserve">”</w:t>
+      </w:r>
+      <w:r>
+        <w:t xml:space="preserve">) and Legate’s stance (</w:t>
+      </w:r>
+      <w:r>
+        <w:rPr>
+          <w:iCs/>
+          <w:i/>
+        </w:rPr>
+        <w:t xml:space="preserve">“</w:t>
+      </w:r>
+      <w:r>
+        <w:rPr>
+          <w:iCs/>
+          <w:i/>
+        </w:rPr>
+        <w:t xml:space="preserve">we ARE the OAuth AS</w:t>
+      </w:r>
+      <w:r>
+        <w:rPr>
+          <w:iCs/>
+          <w:i/>
+        </w:rPr>
+        <w:t xml:space="preserve">”</w:t>
       </w:r>
       <w:r>
         <w:t xml:space="preserve">) are</w:t>
@@ -5650,7 +5726,7 @@
     </w:p>
     <w:bookmarkEnd w:id="49"/>
     <w:bookmarkEnd w:id="50"/>
-    <w:bookmarkStart w:id="54" w:name="Xaf27e2bccc03b77577178716320d979f21646cd"/>
+    <w:bookmarkStart w:id="58" w:name="mapping-to-aeon-service-planes"/>
     <w:p>
       <w:pPr>
         <w:pStyle w:val="Heading2"/>
@@ -5661,7 +5737,7 @@
     </w:p>
     <w:p>
       <w:pPr>
-        <w:pStyle w:val="FirstParagraph"/>
+        <w:pStyle w:val="CaptionedFigure"/>
       </w:pPr>
       <w:r>
         <w:drawing>
@@ -5708,6 +5784,14 @@
     </w:p>
     <w:p>
       <w:pPr>
+        <w:pStyle w:val="ImageCaption"/>
+      </w:pPr>
+      <w:r>
+        <w:t xml:space="preserve">Viewpoint 2 — MCP-in-AEON-planes integration</w:t>
+      </w:r>
+    </w:p>
+    <w:p>
+      <w:pPr>
         <w:pStyle w:val="BodyText"/>
       </w:pPr>
       <w:r>
@@ -5717,7 +5801,7 @@
     <w:tbl>
       <w:tblPr>
         <w:tblStyle w:val="Table"/>
-        <w:tblW w:type="auto" w:w="0"/>
+        <w:tblW w:type="pct" w:w="5000"/>
         <w:tblLook w:firstRow="1" w:lastRow="0" w:firstColumn="0" w:lastColumn="0" w:noHBand="0" w:noVBand="0" w:val="0020"/>
         <w:jc w:val="start"/>
       </w:tblPr>
@@ -5750,7 +5834,7 @@
               <w:jc w:val="left"/>
             </w:pPr>
             <w:r>
-              <w:t xml:space="preserve">Micah's reference impl</w:t>
+              <w:t xml:space="preserve">Micah’s reference impl</w:t>
             </w:r>
           </w:p>
         </w:tc>
@@ -6063,7 +6147,7 @@
               <w:jc w:val="left"/>
             </w:pPr>
             <w:r>
-              <w:t xml:space="preserve">Hermetic's</w:t>
+              <w:t xml:space="preserve">Hermetic’s</w:t>
             </w:r>
             <w:r>
               <w:t xml:space="preserve"> </w:t>
@@ -6192,7 +6276,7 @@
               <w:t xml:space="preserve"> </w:t>
             </w:r>
             <w:r>
-              <w:t xml:space="preserve">carried at protocol level; L2 dual-role (peer answers vs. escalate upward) is the canonical phase-gate</w:t>
+              <w:t xml:space="preserve">carried at protocol level; L2 dual-role (peer answers vs. escalate upward) is the canonical phase-gate</w:t>
             </w:r>
           </w:p>
         </w:tc>
@@ -6259,47 +6343,120 @@
           <w:iCs/>
           <w:i/>
         </w:rPr>
-        <w:t xml:space="preserve">AEON's Identity plane uses Legate's OAuth; Authority uses Legate's scopes + Oracle's altitudes; Evidence uses Oracle's archive; Integration uses Hermetic's gateway; Capability uses Hermetic's catalog; Runtime uses Oracle's bus.</w:t>
-      </w:r>
-    </w:p>
-    <w:p>
-      <w:r>
-        <w:pict>
-          <v:rect style="width:0;height:1.5pt" o:hralign="center" o:hrstd="t" o:hr="t"/>
-        </w:pict>
-      </w:r>
-    </w:p>
-    <w:bookmarkEnd w:id="54"/>
-    <w:bookmarkStart w:id="58" w:name="X95266994d153304f71a645a346246391c11270d"/>
-    <w:p>
-      <w:pPr>
-        <w:pStyle w:val="Heading2"/>
-      </w:pPr>
-      <w:r>
-        <w:t xml:space="preserve">7. Current bespoke state vs. MCP-native — what changes</w:t>
+        <w:t xml:space="preserve">AEON’s Identity plane uses Legate’s OAuth; Authority uses Legate’s scopes + Oracle’s altitudes; Evidence uses Oracle’s archive; Integration uses Hermetic’s gateway; Capability uses Hermetic’s catalog; Runtime uses Oracle’s bus.</w:t>
+      </w:r>
+    </w:p>
+    <w:bookmarkStart w:id="57" w:name="architectural-poster-v0.2-state-overview"/>
+    <w:p>
+      <w:pPr>
+        <w:pStyle w:val="Heading3"/>
+      </w:pPr>
+      <w:r>
+        <w:t xml:space="preserve">Architectural poster — v0.2 state overview</w:t>
       </w:r>
     </w:p>
     <w:p>
       <w:pPr>
         <w:pStyle w:val="FirstParagraph"/>
+      </w:pPr>
+      <w:r>
+        <w:t xml:space="preserve">The following poster consolidates the full v0.2 state of this synthesis: purpose, design principles, cross-source design language patterns, MCP-in-AEON plane mapping, v2 state capabilities, architectural outcomes, implementation roadmap (3 phases), and authorial alignment questions. It is the single-image reference for the MCP integration architecture.</w:t>
+      </w:r>
+    </w:p>
+    <w:p>
+      <w:pPr>
+        <w:pStyle w:val="CaptionedFigure"/>
       </w:pPr>
       <w:r>
         <w:drawing>
           <wp:inline>
-            <wp:extent cx="5334000" cy="3414308"/>
+            <wp:extent cx="5334000" cy="3554610"/>
             <wp:effectExtent b="0" l="0" r="0" t="0"/>
-            <wp:docPr descr="Viewpoint 4 — Bespoke vs MCP-native dispatch" title="" id="56" name="Picture"/>
+            <wp:docPr descr="Figure 5 — MCP Integration Synthesis architectural poster (v0.2 state)" title="" id="55" name="Picture"/>
             <a:graphic>
               <a:graphicData uri="http://schemas.openxmlformats.org/drawingml/2006/picture">
                 <pic:pic>
                   <pic:nvPicPr>
-                    <pic:cNvPr descr="diagrams/04-bespoke-vs-mcp-native.png" id="57" name="Picture"/>
+                    <pic:cNvPr descr="diagrams/05-v02-architectural-poster.jpg" id="56" name="Picture"/>
                     <pic:cNvPicPr>
                       <a:picLocks noChangeArrowheads="1" noChangeAspect="1"/>
                     </pic:cNvPicPr>
                   </pic:nvPicPr>
                   <pic:blipFill>
-                    <a:blip r:embed="rId55"/>
+                    <a:blip r:embed="rId54"/>
+                    <a:stretch>
+                      <a:fillRect/>
+                    </a:stretch>
+                  </pic:blipFill>
+                  <pic:spPr bwMode="auto">
+                    <a:xfrm>
+                      <a:off x="0" y="0"/>
+                      <a:ext cx="5334000" cy="3554610"/>
+                    </a:xfrm>
+                    <a:prstGeom prst="rect">
+                      <a:avLst/>
+                    </a:prstGeom>
+                    <a:noFill/>
+                    <a:ln w="9525">
+                      <a:noFill/>
+                      <a:headEnd/>
+                      <a:tailEnd/>
+                    </a:ln>
+                  </pic:spPr>
+                </pic:pic>
+              </a:graphicData>
+            </a:graphic>
+          </wp:inline>
+        </w:drawing>
+      </w:r>
+    </w:p>
+    <w:p>
+      <w:pPr>
+        <w:pStyle w:val="ImageCaption"/>
+      </w:pPr>
+      <w:r>
+        <w:t xml:space="preserve">Figure 5 — MCP Integration Synthesis architectural poster (v0.2 state)</w:t>
+      </w:r>
+    </w:p>
+    <w:p>
+      <w:r>
+        <w:pict>
+          <v:rect style="width:0;height:1.5pt" o:hralign="center" o:hrstd="t" o:hr="t"/>
+        </w:pict>
+      </w:r>
+    </w:p>
+    <w:bookmarkEnd w:id="57"/>
+    <w:bookmarkEnd w:id="58"/>
+    <w:bookmarkStart w:id="62" w:name="X1129dfe582bfa1928584a62d5010e06b1ec575f"/>
+    <w:p>
+      <w:pPr>
+        <w:pStyle w:val="Heading2"/>
+      </w:pPr>
+      <w:r>
+        <w:t xml:space="preserve">7. Current bespoke state vs. MCP-native — what changes</w:t>
+      </w:r>
+    </w:p>
+    <w:p>
+      <w:pPr>
+        <w:pStyle w:val="CaptionedFigure"/>
+      </w:pPr>
+      <w:r>
+        <w:drawing>
+          <wp:inline>
+            <wp:extent cx="5334000" cy="3414308"/>
+            <wp:effectExtent b="0" l="0" r="0" t="0"/>
+            <wp:docPr descr="Viewpoint 4 — Bespoke vs MCP-native dispatch" title="" id="60" name="Picture"/>
+            <a:graphic>
+              <a:graphicData uri="http://schemas.openxmlformats.org/drawingml/2006/picture">
+                <pic:pic>
+                  <pic:nvPicPr>
+                    <pic:cNvPr descr="diagrams/04-bespoke-vs-mcp-native.png" id="61" name="Picture"/>
+                    <pic:cNvPicPr>
+                      <a:picLocks noChangeArrowheads="1" noChangeAspect="1"/>
+                    </pic:cNvPicPr>
+                  </pic:nvPicPr>
+                  <pic:blipFill>
+                    <a:blip r:embed="rId59"/>
                     <a:stretch>
                       <a:fillRect/>
                     </a:stretch>
@@ -6328,16 +6485,24 @@
     </w:p>
     <w:p>
       <w:pPr>
+        <w:pStyle w:val="ImageCaption"/>
+      </w:pPr>
+      <w:r>
+        <w:t xml:space="preserve">Viewpoint 4 — Bespoke vs MCP-native dispatch</w:t>
+      </w:r>
+    </w:p>
+    <w:p>
+      <w:pPr>
         <w:pStyle w:val="BodyText"/>
       </w:pPr>
       <w:r>
-        <w:t xml:space="preserve">What we shipped 2026-05-23 (bespoke) vs. what an MCP-native AEON would look like:</w:t>
+        <w:t xml:space="preserve">What we shipped 2026-05-23 (bespoke) vs. what an MCP-native AEON would look like:</w:t>
       </w:r>
     </w:p>
     <w:tbl>
       <w:tblPr>
         <w:tblStyle w:val="Table"/>
-        <w:tblW w:type="auto" w:w="0"/>
+        <w:tblW w:type="pct" w:w="5000"/>
         <w:tblLook w:firstRow="1" w:lastRow="0" w:firstColumn="0" w:lastColumn="0" w:noHBand="0" w:noVBand="0" w:val="0020"/>
         <w:jc w:val="start"/>
       </w:tblPr>
@@ -6654,19 +6819,37 @@
               <w:t xml:space="preserve"> </w:t>
             </w:r>
             <w:r>
-              <w:t xml:space="preserve">+ `adapter_method: GET</w:t>
-            </w:r>
-          </w:p>
-        </w:tc>
-        <w:tc>
-          <w:tcPr/>
-          <w:p>
-            <w:pPr>
-              <w:pStyle w:val="Compact"/>
-              <w:jc w:val="left"/>
-            </w:pPr>
-            <w:r>
-              <w:t xml:space="preserve">POST`</w:t>
+              <w:t xml:space="preserve">+</w:t>
+            </w:r>
+            <w:r>
+              <w:t xml:space="preserve"> </w:t>
+            </w:r>
+            <w:r>
+              <w:rPr>
+                <w:rStyle w:val="VerbatimChar"/>
+              </w:rPr>
+              <w:t xml:space="preserve">adapter_method: GET|POST</w:t>
+            </w:r>
+          </w:p>
+        </w:tc>
+        <w:tc>
+          <w:tcPr/>
+          <w:p>
+            <w:pPr>
+              <w:pStyle w:val="Compact"/>
+              <w:jc w:val="left"/>
+            </w:pPr>
+            <w:r>
+              <w:t xml:space="preserve">MCP server registration in namespace registry; tools auto-discovered via</w:t>
+            </w:r>
+            <w:r>
+              <w:t xml:space="preserve"> </w:t>
+            </w:r>
+            <w:r>
+              <w:rPr>
+                <w:rStyle w:val="VerbatimChar"/>
+              </w:rPr>
+              <w:t xml:space="preserve">tools/list</w:t>
             </w:r>
           </w:p>
         </w:tc>
@@ -6979,7 +7162,7 @@
         <w:t xml:space="preserve"> </w:t>
       </w:r>
       <w:r>
-        <w:t xml:space="preserve">The Evidence plane impl (append-only JSONL, query, chain reconstruction) is reusable. The Capability plane's YAML registry can become the MCP namespace registry source-of-truth. The OrdSA discipline (altitudes, phase gates, evidence-up) becomes more enforceable, not less, because OAuth scopes and Oracle-MCP altitudes give the protocol something to inspect.</w:t>
+        <w:t xml:space="preserve">The Evidence plane impl (append-only JSONL, query, chain reconstruction) is reusable. The Capability plane’s YAML registry can become the MCP namespace registry source-of-truth. The OrdSA discipline (altitudes, phase gates, evidence-up) becomes more enforceable, not less, because OAuth scopes and Oracle-MCP altitudes give the protocol something to inspect.</w:t>
       </w:r>
     </w:p>
     <w:p>
@@ -7052,8 +7235,8 @@
         </w:pict>
       </w:r>
     </w:p>
-    <w:bookmarkEnd w:id="58"/>
-    <w:bookmarkStart w:id="59" w:name="X94e26036d609e2f350db8398d6e7efe2338c34b"/>
+    <w:bookmarkEnd w:id="62"/>
+    <w:bookmarkStart w:id="63" w:name="X5894aa4f01c0a215ecc29f576c45825ee8e74ef"/>
     <w:p>
       <w:pPr>
         <w:pStyle w:val="Heading2"/>
@@ -7066,7 +7249,7 @@
       <w:pPr>
         <w:numPr>
           <w:ilvl w:val="0"/>
-          <w:numId w:val="1019"/>
+          <w:numId w:val="1002"/>
         </w:numPr>
       </w:pPr>
       <w:r>
@@ -7074,7 +7257,7 @@
           <w:bCs/>
           <w:b/>
         </w:rPr>
-        <w:t xml:space="preserve">Adopt MCP as AEON's primary tool-transport substrate.</w:t>
+        <w:t xml:space="preserve">Adopt MCP as AEON’s primary tool-transport substrate.</w:t>
       </w:r>
       <w:r>
         <w:t xml:space="preserve"> </w:t>
@@ -7087,7 +7270,7 @@
       <w:pPr>
         <w:numPr>
           <w:ilvl w:val="0"/>
-          <w:numId w:val="1019"/>
+          <w:numId w:val="1002"/>
         </w:numPr>
       </w:pPr>
       <w:r>
@@ -7116,14 +7299,14 @@
         <w:t xml:space="preserve"> </w:t>
       </w:r>
       <w:r>
-        <w:t xml:space="preserve">as the reference pattern. AEON's own gateway is either a direct adaptation or a vendored module.</w:t>
+        <w:t xml:space="preserve">as the reference pattern. AEON’s own gateway is either a direct adaptation or a vendored module.</w:t>
       </w:r>
     </w:p>
     <w:p>
       <w:pPr>
         <w:numPr>
           <w:ilvl w:val="0"/>
-          <w:numId w:val="1019"/>
+          <w:numId w:val="1002"/>
         </w:numPr>
       </w:pPr>
       <w:r>
@@ -7131,7 +7314,7 @@
           <w:bCs/>
           <w:b/>
         </w:rPr>
-        <w:t xml:space="preserve">Legate's OAuth 2.1 + DCR pattern is canon-referenced for inbound MCP auth.</w:t>
+        <w:t xml:space="preserve">Legate’s OAuth 2.1 + DCR pattern is canon-referenced for inbound MCP auth.</w:t>
       </w:r>
       <w:r>
         <w:t xml:space="preserve"> </w:t>
@@ -7204,7 +7387,7 @@
       <w:pPr>
         <w:numPr>
           <w:ilvl w:val="0"/>
-          <w:numId w:val="1019"/>
+          <w:numId w:val="1002"/>
         </w:numPr>
       </w:pPr>
       <w:r>
@@ -7212,7 +7395,7 @@
           <w:bCs/>
           <w:b/>
         </w:rPr>
-        <w:t xml:space="preserve">Oracle-MCP's ordinal-bus pattern is canon-referenced for L1↔L2↔L3 evidence/authority flow.</w:t>
+        <w:t xml:space="preserve">Oracle-MCP’s ordinal-bus pattern is canon-referenced for L1↔L2↔L3 evidence/authority flow.</w:t>
       </w:r>
       <w:r>
         <w:t xml:space="preserve"> </w:t>
@@ -7285,7 +7468,7 @@
       <w:pPr>
         <w:numPr>
           <w:ilvl w:val="0"/>
-          <w:numId w:val="1019"/>
+          <w:numId w:val="1002"/>
         </w:numPr>
       </w:pPr>
       <w:r>
@@ -7299,14 +7482,14 @@
         <w:t xml:space="preserve"> </w:t>
       </w:r>
       <w:r>
-        <w:t xml:space="preserve">ng-aide-01 PRs already in flight (#5, #4) stay bespoke; merged after Tracy's review for v0.1 ship. v0.2 ships MCP-native. Canon-side decisions (this paper → ratified ADR → v0.2 spec) precede v0.2 build.</w:t>
+        <w:t xml:space="preserve">ng-aide-01 PRs already in flight (#5, #4) stay bespoke; merged after Tracy’s review for v0.1 ship. v0.2 ships MCP-native. Canon-side decisions (this paper → ratified ADR → v0.2 spec) precede v0.2 build.</w:t>
       </w:r>
     </w:p>
     <w:p>
       <w:pPr>
         <w:numPr>
           <w:ilvl w:val="0"/>
-          <w:numId w:val="1019"/>
+          <w:numId w:val="1002"/>
         </w:numPr>
       </w:pPr>
       <w:r>
@@ -7330,8 +7513,8 @@
         </w:pict>
       </w:r>
     </w:p>
-    <w:bookmarkEnd w:id="59"/>
-    <w:bookmarkStart w:id="60" w:name="X9b3cd43d7a3f06d87c01d6103b95af04cb255ce"/>
+    <w:bookmarkEnd w:id="63"/>
+    <w:bookmarkStart w:id="64" w:name="X090cc1cc00596328a8efdb112f18de64594ac32"/>
     <w:p>
       <w:pPr>
         <w:pStyle w:val="Heading2"/>
@@ -7359,106 +7542,64 @@
         </w:rPr>
         <w:t xml:space="preserve">Q1. Is the corpus inventory complete?</w:t>
       </w:r>
-    </w:p>
-    <w:p>
-      <w:pPr>
-        <w:numPr>
-          <w:ilvl w:val="0"/>
-          <w:numId w:val="1020"/>
-        </w:numPr>
-        <w:pStyle w:val="Compact"/>
-      </w:pPr>
-      <w:r>
-        <w:t xml:space="preserve">a. Yes — these 10 are the substantive MCP-authored set</w:t>
-      </w:r>
-    </w:p>
-    <w:p>
-      <w:pPr>
-        <w:numPr>
-          <w:ilvl w:val="0"/>
-          <w:numId w:val="1020"/>
-        </w:numPr>
-        <w:pStyle w:val="Compact"/>
-      </w:pPr>
-      <w:r>
-        <w:t xml:space="preserve">b. Add specific repos I missed (please name)</w:t>
-      </w:r>
-    </w:p>
-    <w:p>
-      <w:pPr>
-        <w:numPr>
-          <w:ilvl w:val="0"/>
-          <w:numId w:val="1020"/>
-        </w:numPr>
-        <w:pStyle w:val="Compact"/>
-      </w:pPr>
-      <w:r>
-        <w:t xml:space="preserve">c. Some of these aren't representative — flag which and why</w:t>
-      </w:r>
-    </w:p>
-    <w:p>
-      <w:pPr>
-        <w:pStyle w:val="FirstParagraph"/>
-      </w:pPr>
-      <w:r>
-        <w:rPr>
-          <w:bCs/>
-          <w:b/>
-        </w:rPr>
-        <w:t xml:space="preserve">Q2. Adoption of MCP as AEON's primary tool-transport substrate (Recommendation #1).</w:t>
-      </w:r>
-    </w:p>
-    <w:p>
-      <w:pPr>
-        <w:numPr>
-          <w:ilvl w:val="0"/>
-          <w:numId w:val="1021"/>
-        </w:numPr>
-        <w:pStyle w:val="Compact"/>
-      </w:pPr>
-      <w:r>
-        <w:t xml:space="preserve">a. Endorse as-stated</w:t>
-      </w:r>
-    </w:p>
-    <w:p>
-      <w:pPr>
-        <w:numPr>
-          <w:ilvl w:val="0"/>
-          <w:numId w:val="1021"/>
-        </w:numPr>
-        <w:pStyle w:val="Compact"/>
-      </w:pPr>
-      <w:r>
-        <w:t xml:space="preserve">b. Endorse with scope qualifications (please specify)</w:t>
-      </w:r>
-    </w:p>
-    <w:p>
-      <w:pPr>
-        <w:numPr>
-          <w:ilvl w:val="0"/>
-          <w:numId w:val="1021"/>
-        </w:numPr>
-        <w:pStyle w:val="Compact"/>
-      </w:pPr>
-      <w:r>
-        <w:t xml:space="preserve">c. Defer — MCP-as-canonical needs more deliberation</w:t>
-      </w:r>
-    </w:p>
-    <w:p>
-      <w:pPr>
-        <w:numPr>
-          <w:ilvl w:val="0"/>
-          <w:numId w:val="1021"/>
-        </w:numPr>
-        <w:pStyle w:val="Compact"/>
-      </w:pPr>
-      <w:r>
-        <w:t xml:space="preserve">d. Disagree — bespoke is the right call; please share why</w:t>
-      </w:r>
-    </w:p>
-    <w:p>
-      <w:pPr>
-        <w:pStyle w:val="FirstParagraph"/>
+      <w:r>
+        <w:t xml:space="preserve"> </w:t>
+      </w:r>
+      <w:r>
+        <w:t xml:space="preserve">- a. Yes — these 10 are the substantive MCP-authored set</w:t>
+      </w:r>
+      <w:r>
+        <w:t xml:space="preserve"> </w:t>
+      </w:r>
+      <w:r>
+        <w:t xml:space="preserve">- b. Add specific repos I missed (please name)</w:t>
+      </w:r>
+      <w:r>
+        <w:t xml:space="preserve"> </w:t>
+      </w:r>
+      <w:r>
+        <w:t xml:space="preserve">- c. Some of these aren’t representative — flag which and why</w:t>
+      </w:r>
+    </w:p>
+    <w:p>
+      <w:pPr>
+        <w:pStyle w:val="BodyText"/>
+      </w:pPr>
+      <w:r>
+        <w:rPr>
+          <w:bCs/>
+          <w:b/>
+        </w:rPr>
+        <w:t xml:space="preserve">Q2. Adoption of MCP as AEON’s primary tool-transport substrate (Recommendation #1).</w:t>
+      </w:r>
+      <w:r>
+        <w:t xml:space="preserve"> </w:t>
+      </w:r>
+      <w:r>
+        <w:t xml:space="preserve">- a. Endorse as-stated</w:t>
+      </w:r>
+      <w:r>
+        <w:t xml:space="preserve"> </w:t>
+      </w:r>
+      <w:r>
+        <w:t xml:space="preserve">- b. Endorse with scope qualifications (please specify)</w:t>
+      </w:r>
+      <w:r>
+        <w:t xml:space="preserve"> </w:t>
+      </w:r>
+      <w:r>
+        <w:t xml:space="preserve">- c. Defer — MCP-as-canonical needs more deliberation</w:t>
+      </w:r>
+      <w:r>
+        <w:t xml:space="preserve"> </w:t>
+      </w:r>
+      <w:r>
+        <w:t xml:space="preserve">- d. Disagree — bespoke is the right call; please share why</w:t>
+      </w:r>
+    </w:p>
+    <w:p>
+      <w:pPr>
+        <w:pStyle w:val="BodyText"/>
       </w:pPr>
       <w:r>
         <w:rPr>
@@ -7467,106 +7608,82 @@
         </w:rPr>
         <w:t xml:space="preserve">Q3. Hermetic galley as canon-referenced MCP gateway (Recommendation #2).</w:t>
       </w:r>
-    </w:p>
-    <w:p>
-      <w:pPr>
-        <w:numPr>
-          <w:ilvl w:val="0"/>
-          <w:numId w:val="1022"/>
-        </w:numPr>
-        <w:pStyle w:val="Compact"/>
-      </w:pPr>
-      <w:r>
-        <w:t xml:space="preserve">a. Endorse galley + gateway as the reference pattern AEON adapts/vendors</w:t>
-      </w:r>
-    </w:p>
-    <w:p>
-      <w:pPr>
-        <w:numPr>
-          <w:ilvl w:val="0"/>
-          <w:numId w:val="1022"/>
-        </w:numPr>
-        <w:pStyle w:val="Compact"/>
-      </w:pPr>
-      <w:r>
-        <w:t xml:space="preserve">b. Endorse but with adaptation notes (please specify what changes for AEON)</w:t>
-      </w:r>
-    </w:p>
-    <w:p>
-      <w:pPr>
-        <w:numPr>
-          <w:ilvl w:val="0"/>
-          <w:numId w:val="1022"/>
-        </w:numPr>
-        <w:pStyle w:val="Compact"/>
-      </w:pPr>
-      <w:r>
-        <w:t xml:space="preserve">c. Galley is one impl among several — point at it as exemplar without "canonical" framing</w:t>
-      </w:r>
-    </w:p>
-    <w:p>
-      <w:pPr>
-        <w:numPr>
-          <w:ilvl w:val="0"/>
-          <w:numId w:val="1022"/>
-        </w:numPr>
-        <w:pStyle w:val="Compact"/>
-      </w:pPr>
-      <w:r>
-        <w:t xml:space="preserve">d. Different gateway approach preferred (please describe)</w:t>
-      </w:r>
-    </w:p>
-    <w:p>
-      <w:pPr>
-        <w:pStyle w:val="FirstParagraph"/>
-      </w:pPr>
-      <w:r>
-        <w:rPr>
-          <w:bCs/>
-          <w:b/>
-        </w:rPr>
-        <w:t xml:space="preserve">Q4. Legate's OAuth 2.1 + DCR as inbound auth canon (Recommendation #3).</w:t>
-      </w:r>
-    </w:p>
-    <w:p>
-      <w:pPr>
-        <w:numPr>
-          <w:ilvl w:val="0"/>
-          <w:numId w:val="1023"/>
-        </w:numPr>
-        <w:pStyle w:val="Compact"/>
-      </w:pPr>
-      <w:r>
-        <w:t xml:space="preserve">a. Endorse — AEON Identity plane mirrors Legate's pattern</w:t>
-      </w:r>
-    </w:p>
-    <w:p>
-      <w:pPr>
-        <w:numPr>
-          <w:ilvl w:val="0"/>
-          <w:numId w:val="1023"/>
-        </w:numPr>
-        <w:pStyle w:val="Compact"/>
-      </w:pPr>
-      <w:r>
-        <w:t xml:space="preserve">b. Endorse but Legate's specifics differ from what AEON needs (please specify)</w:t>
-      </w:r>
-    </w:p>
-    <w:p>
-      <w:pPr>
-        <w:numPr>
-          <w:ilvl w:val="0"/>
-          <w:numId w:val="1023"/>
-        </w:numPr>
-        <w:pStyle w:val="Compact"/>
-      </w:pPr>
-      <w:r>
-        <w:t xml:space="preserve">c. AEON should use a different auth model — please describe</w:t>
-      </w:r>
-    </w:p>
-    <w:p>
-      <w:pPr>
-        <w:pStyle w:val="FirstParagraph"/>
+      <w:r>
+        <w:t xml:space="preserve"> </w:t>
+      </w:r>
+      <w:r>
+        <w:t xml:space="preserve">- a. Endorse galley + gateway as the reference pattern AEON adapts/vendors</w:t>
+      </w:r>
+      <w:r>
+        <w:t xml:space="preserve"> </w:t>
+      </w:r>
+      <w:r>
+        <w:t xml:space="preserve">- b. Endorse but with adaptation notes (please specify what changes for AEON)</w:t>
+      </w:r>
+      <w:r>
+        <w:t xml:space="preserve"> </w:t>
+      </w:r>
+      <w:r>
+        <w:t xml:space="preserve">- c. Galley is one impl among several — point at it as exemplar without</w:t>
+      </w:r>
+      <w:r>
+        <w:t xml:space="preserve"> </w:t>
+      </w:r>
+      <w:r>
+        <w:t xml:space="preserve">“</w:t>
+      </w:r>
+      <w:r>
+        <w:t xml:space="preserve">canonical</w:t>
+      </w:r>
+      <w:r>
+        <w:t xml:space="preserve">”</w:t>
+      </w:r>
+      <w:r>
+        <w:t xml:space="preserve"> </w:t>
+      </w:r>
+      <w:r>
+        <w:t xml:space="preserve">framing</w:t>
+      </w:r>
+      <w:r>
+        <w:t xml:space="preserve"> </w:t>
+      </w:r>
+      <w:r>
+        <w:t xml:space="preserve">- d. Different gateway approach preferred (please describe)</w:t>
+      </w:r>
+    </w:p>
+    <w:p>
+      <w:pPr>
+        <w:pStyle w:val="BodyText"/>
+      </w:pPr>
+      <w:r>
+        <w:rPr>
+          <w:bCs/>
+          <w:b/>
+        </w:rPr>
+        <w:t xml:space="preserve">Q4. Legate’s OAuth 2.1 + DCR as inbound auth canon (Recommendation #3).</w:t>
+      </w:r>
+      <w:r>
+        <w:t xml:space="preserve"> </w:t>
+      </w:r>
+      <w:r>
+        <w:t xml:space="preserve">- a. Endorse — AEON Identity plane mirrors Legate’s pattern</w:t>
+      </w:r>
+      <w:r>
+        <w:t xml:space="preserve"> </w:t>
+      </w:r>
+      <w:r>
+        <w:t xml:space="preserve">- b. Endorse but Legate’s specifics differ from what AEON needs (please specify)</w:t>
+      </w:r>
+      <w:r>
+        <w:t xml:space="preserve"> </w:t>
+      </w:r>
+      <w:r>
+        <w:t xml:space="preserve">- c. AEON should use a different auth model — please describe</w:t>
+      </w:r>
+    </w:p>
+    <w:p>
+      <w:pPr>
+        <w:pStyle w:val="BodyText"/>
       </w:pPr>
       <w:r>
         <w:rPr>
@@ -7575,17 +7692,11 @@
         </w:rPr>
         <w:t xml:space="preserve">Q5. Oracle-MCP ordinal-bus as inter-agent transport canon (Recommendation #4).</w:t>
       </w:r>
-    </w:p>
-    <w:p>
-      <w:pPr>
-        <w:numPr>
-          <w:ilvl w:val="0"/>
-          <w:numId w:val="1024"/>
-        </w:numPr>
-        <w:pStyle w:val="Compact"/>
-      </w:pPr>
-      <w:r>
-        <w:t xml:space="preserve">a. Endorse —</w:t>
+      <w:r>
+        <w:t xml:space="preserve"> </w:t>
+      </w:r>
+      <w:r>
+        <w:t xml:space="preserve">- a. Endorse —</w:t>
       </w:r>
       <w:r>
         <w:t xml:space="preserve"> </w:t>
@@ -7620,46 +7731,28 @@
       <w:r>
         <w:t xml:space="preserve">become AEON protocol-level fields</w:t>
       </w:r>
-    </w:p>
-    <w:p>
-      <w:pPr>
-        <w:numPr>
-          <w:ilvl w:val="0"/>
-          <w:numId w:val="1024"/>
-        </w:numPr>
-        <w:pStyle w:val="Compact"/>
-      </w:pPr>
-      <w:r>
-        <w:t xml:space="preserve">b. Endorse the pattern but use a different transport (please specify; maybe shared queue instead of filesystem?)</w:t>
-      </w:r>
-    </w:p>
-    <w:p>
-      <w:pPr>
-        <w:numPr>
-          <w:ilvl w:val="0"/>
-          <w:numId w:val="1024"/>
-        </w:numPr>
-        <w:pStyle w:val="Compact"/>
-      </w:pPr>
-      <w:r>
-        <w:t xml:space="preserve">c. Oracle-MCP is Rhode-specific — don't promote it to AEON-canonical</w:t>
-      </w:r>
-    </w:p>
-    <w:p>
-      <w:pPr>
-        <w:numPr>
-          <w:ilvl w:val="0"/>
-          <w:numId w:val="1024"/>
-        </w:numPr>
-        <w:pStyle w:val="Compact"/>
-      </w:pPr>
-      <w:r>
-        <w:t xml:space="preserve">d. Different ordinal model preferred (please describe)</w:t>
-      </w:r>
-    </w:p>
-    <w:p>
-      <w:pPr>
-        <w:pStyle w:val="FirstParagraph"/>
+      <w:r>
+        <w:t xml:space="preserve"> </w:t>
+      </w:r>
+      <w:r>
+        <w:t xml:space="preserve">- b. Endorse the pattern but use a different transport (please specify; maybe shared queue instead of filesystem?)</w:t>
+      </w:r>
+      <w:r>
+        <w:t xml:space="preserve"> </w:t>
+      </w:r>
+      <w:r>
+        <w:t xml:space="preserve">- c. Oracle-MCP is Rhode-specific — don’t promote it to AEON-canonical</w:t>
+      </w:r>
+      <w:r>
+        <w:t xml:space="preserve"> </w:t>
+      </w:r>
+      <w:r>
+        <w:t xml:space="preserve">- d. Different ordinal model preferred (please describe)</w:t>
+      </w:r>
+    </w:p>
+    <w:p>
+      <w:pPr>
+        <w:pStyle w:val="BodyText"/>
       </w:pPr>
       <w:r>
         <w:rPr>
@@ -7697,17 +7790,11 @@
         </w:rPr>
         <w:t xml:space="preserve">as canonical agent state-root convention.</w:t>
       </w:r>
-    </w:p>
-    <w:p>
-      <w:pPr>
-        <w:numPr>
-          <w:ilvl w:val="0"/>
-          <w:numId w:val="1025"/>
-        </w:numPr>
-        <w:pStyle w:val="Compact"/>
-      </w:pPr>
-      <w:r>
-        <w:t xml:space="preserve">a. Confirm —</w:t>
+      <w:r>
+        <w:t xml:space="preserve"> </w:t>
+      </w:r>
+      <w:r>
+        <w:t xml:space="preserve">- a. Confirm —</w:t>
       </w:r>
       <w:r>
         <w:t xml:space="preserve"> </w:t>
@@ -7724,17 +7811,11 @@
       <w:r>
         <w:t xml:space="preserve">is the agent home directory; canon ratifies</w:t>
       </w:r>
-    </w:p>
-    <w:p>
-      <w:pPr>
-        <w:numPr>
-          <w:ilvl w:val="0"/>
-          <w:numId w:val="1025"/>
-        </w:numPr>
-        <w:pStyle w:val="Compact"/>
-      </w:pPr>
-      <w:r>
-        <w:t xml:space="preserve">b. Rename — the agent home should be something else (please name;</w:t>
+      <w:r>
+        <w:t xml:space="preserve"> </w:t>
+      </w:r>
+      <w:r>
+        <w:t xml:space="preserve">- b. Rename — the agent home should be something else (please name;</w:t>
       </w:r>
       <w:r>
         <w:t xml:space="preserve"> </w:t>
@@ -7760,34 +7841,22 @@
       <w:r>
         <w:t xml:space="preserve">?)</w:t>
       </w:r>
-    </w:p>
-    <w:p>
-      <w:pPr>
-        <w:numPr>
-          <w:ilvl w:val="0"/>
-          <w:numId w:val="1025"/>
-        </w:numPr>
-        <w:pStyle w:val="Compact"/>
-      </w:pPr>
-      <w:r>
-        <w:t xml:space="preserve">c. Per-agent — each agent has its own state-root, no shared convention</w:t>
-      </w:r>
-    </w:p>
-    <w:p>
-      <w:pPr>
-        <w:numPr>
-          <w:ilvl w:val="0"/>
-          <w:numId w:val="1025"/>
-        </w:numPr>
-        <w:pStyle w:val="Compact"/>
-      </w:pPr>
-      <w:r>
-        <w:t xml:space="preserve">d. Open — TBD with the team</w:t>
-      </w:r>
-    </w:p>
-    <w:p>
-      <w:pPr>
-        <w:pStyle w:val="FirstParagraph"/>
+      <w:r>
+        <w:t xml:space="preserve"> </w:t>
+      </w:r>
+      <w:r>
+        <w:t xml:space="preserve">- c. Per-agent — each agent has its own state-root, no shared convention</w:t>
+      </w:r>
+      <w:r>
+        <w:t xml:space="preserve"> </w:t>
+      </w:r>
+      <w:r>
+        <w:t xml:space="preserve">- d. Open — TBD with the team</w:t>
+      </w:r>
+    </w:p>
+    <w:p>
+      <w:pPr>
+        <w:pStyle w:val="BodyText"/>
       </w:pPr>
       <w:r>
         <w:rPr>
@@ -7796,46 +7865,28 @@
         </w:rPr>
         <w:t xml:space="preserve">Q7. Migration staging (Recommendation #5).</w:t>
       </w:r>
-    </w:p>
-    <w:p>
-      <w:pPr>
-        <w:numPr>
-          <w:ilvl w:val="0"/>
-          <w:numId w:val="1026"/>
-        </w:numPr>
-        <w:pStyle w:val="Compact"/>
-      </w:pPr>
-      <w:r>
-        <w:t xml:space="preserve">a. Endorse — ng-aide-01 v0.1 ships bespoke (Tracy reviews; merge as-is); v0.2 MCP-native after canon ratifies</w:t>
-      </w:r>
-    </w:p>
-    <w:p>
-      <w:pPr>
-        <w:numPr>
-          <w:ilvl w:val="0"/>
-          <w:numId w:val="1026"/>
-        </w:numPr>
-        <w:pStyle w:val="Compact"/>
-      </w:pPr>
-      <w:r>
-        <w:t xml:space="preserve">b. Pause ng-aide-01 PRs and redo MCP-native first</w:t>
-      </w:r>
-    </w:p>
-    <w:p>
-      <w:pPr>
-        <w:numPr>
-          <w:ilvl w:val="0"/>
-          <w:numId w:val="1026"/>
-        </w:numPr>
-        <w:pStyle w:val="Compact"/>
-      </w:pPr>
-      <w:r>
-        <w:t xml:space="preserve">c. Different staging (please describe)</w:t>
-      </w:r>
-    </w:p>
-    <w:p>
-      <w:pPr>
-        <w:pStyle w:val="FirstParagraph"/>
+      <w:r>
+        <w:t xml:space="preserve"> </w:t>
+      </w:r>
+      <w:r>
+        <w:t xml:space="preserve">- a. Endorse — ng-aide-01 v0.1 ships bespoke (Tracy reviews; merge as-is); v0.2 MCP-native after canon ratifies</w:t>
+      </w:r>
+      <w:r>
+        <w:t xml:space="preserve"> </w:t>
+      </w:r>
+      <w:r>
+        <w:t xml:space="preserve">- b. Pause ng-aide-01 PRs and redo MCP-native first</w:t>
+      </w:r>
+      <w:r>
+        <w:t xml:space="preserve"> </w:t>
+      </w:r>
+      <w:r>
+        <w:t xml:space="preserve">- c. Different staging (please describe)</w:t>
+      </w:r>
+    </w:p>
+    <w:p>
+      <w:pPr>
+        <w:pStyle w:val="BodyText"/>
       </w:pPr>
       <w:r>
         <w:rPr>
@@ -7844,70 +7895,40 @@
         </w:rPr>
         <w:t xml:space="preserve">Q8. Who authors the AEON-MCP integration spec?</w:t>
       </w:r>
-    </w:p>
-    <w:p>
-      <w:pPr>
-        <w:numPr>
-          <w:ilvl w:val="0"/>
-          <w:numId w:val="1027"/>
-        </w:numPr>
-        <w:pStyle w:val="Compact"/>
-      </w:pPr>
-      <w:r>
-        <w:t xml:space="preserve">a. Micah (you) author it; OlogosAI drafts based on this paper for your review</w:t>
-      </w:r>
-    </w:p>
-    <w:p>
-      <w:pPr>
-        <w:numPr>
-          <w:ilvl w:val="0"/>
-          <w:numId w:val="1027"/>
-        </w:numPr>
-        <w:pStyle w:val="Compact"/>
-      </w:pPr>
-      <w:r>
-        <w:t xml:space="preserve">b. OlogosAI authors; Micah reviews + approves</w:t>
-      </w:r>
-    </w:p>
-    <w:p>
-      <w:pPr>
-        <w:numPr>
-          <w:ilvl w:val="0"/>
-          <w:numId w:val="1027"/>
-        </w:numPr>
-        <w:pStyle w:val="Compact"/>
-      </w:pPr>
-      <w:r>
-        <w:t xml:space="preserve">c. JD + Micah co-author with OlogosAI drafting</w:t>
-      </w:r>
-    </w:p>
-    <w:p>
-      <w:pPr>
-        <w:numPr>
-          <w:ilvl w:val="0"/>
-          <w:numId w:val="1027"/>
-        </w:numPr>
-        <w:pStyle w:val="Compact"/>
-      </w:pPr>
-      <w:r>
-        <w:t xml:space="preserve">d. Tracy is integration-plane lane lead per ng-aide-01 CONTRIBUTING.md — he authors</w:t>
-      </w:r>
-    </w:p>
-    <w:p>
-      <w:pPr>
-        <w:numPr>
-          <w:ilvl w:val="0"/>
-          <w:numId w:val="1027"/>
-        </w:numPr>
-        <w:pStyle w:val="Compact"/>
-      </w:pPr>
-      <w:r>
-        <w:t xml:space="preserve">e. Other (please specify)</w:t>
-      </w:r>
-    </w:p>
-    <w:p>
-      <w:pPr>
-        <w:pStyle w:val="FirstParagraph"/>
+      <w:r>
+        <w:t xml:space="preserve"> </w:t>
+      </w:r>
+      <w:r>
+        <w:t xml:space="preserve">- a. Micah (you) author it; OlogosAI drafts based on this paper for your review</w:t>
+      </w:r>
+      <w:r>
+        <w:t xml:space="preserve"> </w:t>
+      </w:r>
+      <w:r>
+        <w:t xml:space="preserve">- b. OlogosAI authors; Micah reviews + approves</w:t>
+      </w:r>
+      <w:r>
+        <w:t xml:space="preserve"> </w:t>
+      </w:r>
+      <w:r>
+        <w:t xml:space="preserve">- c. JD + Micah co-author with OlogosAI drafting</w:t>
+      </w:r>
+      <w:r>
+        <w:t xml:space="preserve"> </w:t>
+      </w:r>
+      <w:r>
+        <w:t xml:space="preserve">- d. Tracy is integration-plane lane lead per ng-aide-01 CONTRIBUTING.md — he authors</w:t>
+      </w:r>
+      <w:r>
+        <w:t xml:space="preserve"> </w:t>
+      </w:r>
+      <w:r>
+        <w:t xml:space="preserve">- e. Other (please specify)</w:t>
+      </w:r>
+    </w:p>
+    <w:p>
+      <w:pPr>
+        <w:pStyle w:val="BodyText"/>
       </w:pPr>
       <w:r>
         <w:rPr>
@@ -7916,58 +7937,34 @@
         </w:rPr>
         <w:t xml:space="preserve">Q9. Authorship of this paper.</w:t>
       </w:r>
-    </w:p>
-    <w:p>
-      <w:pPr>
-        <w:numPr>
-          <w:ilvl w:val="0"/>
-          <w:numId w:val="1028"/>
-        </w:numPr>
-        <w:pStyle w:val="Compact"/>
-      </w:pPr>
-      <w:r>
-        <w:t xml:space="preserve">a. You're a co-author once you've read + revised — paper carries OlogosAI + Micah Longmire when ratified</w:t>
-      </w:r>
-    </w:p>
-    <w:p>
-      <w:pPr>
-        <w:numPr>
-          <w:ilvl w:val="0"/>
-          <w:numId w:val="1028"/>
-        </w:numPr>
-        <w:pStyle w:val="Compact"/>
-      </w:pPr>
-      <w:r>
-        <w:t xml:space="preserve">b. You're an authorial reviewer — paper carries OlogosAI as sole author with explicit acknowledgement of your published corpus</w:t>
-      </w:r>
-    </w:p>
-    <w:p>
-      <w:pPr>
-        <w:numPr>
-          <w:ilvl w:val="0"/>
-          <w:numId w:val="1028"/>
-        </w:numPr>
-        <w:pStyle w:val="Compact"/>
-      </w:pPr>
-      <w:r>
-        <w:t xml:space="preserve">c. Paper is canon-scaffolding only — no formal authorship; lives as an analysis artifact</w:t>
-      </w:r>
-    </w:p>
-    <w:p>
-      <w:pPr>
-        <w:numPr>
-          <w:ilvl w:val="0"/>
-          <w:numId w:val="1028"/>
-        </w:numPr>
-        <w:pStyle w:val="Compact"/>
-      </w:pPr>
-      <w:r>
-        <w:t xml:space="preserve">d. Other framing (please specify)</w:t>
-      </w:r>
-    </w:p>
-    <w:p>
-      <w:pPr>
-        <w:pStyle w:val="FirstParagraph"/>
+      <w:r>
+        <w:t xml:space="preserve"> </w:t>
+      </w:r>
+      <w:r>
+        <w:t xml:space="preserve">- a. You’re a co-author once you’ve read + revised — paper carries OlogosAI + Micah Longmire when ratified</w:t>
+      </w:r>
+      <w:r>
+        <w:t xml:space="preserve"> </w:t>
+      </w:r>
+      <w:r>
+        <w:t xml:space="preserve">- b. You’re an authorial reviewer — paper carries OlogosAI as sole author with explicit acknowledgement of your published corpus</w:t>
+      </w:r>
+      <w:r>
+        <w:t xml:space="preserve"> </w:t>
+      </w:r>
+      <w:r>
+        <w:t xml:space="preserve">- c. Paper is canon-scaffolding only — no formal authorship; lives as an analysis artifact</w:t>
+      </w:r>
+      <w:r>
+        <w:t xml:space="preserve"> </w:t>
+      </w:r>
+      <w:r>
+        <w:t xml:space="preserve">- d. Other framing (please specify)</w:t>
+      </w:r>
+    </w:p>
+    <w:p>
+      <w:pPr>
+        <w:pStyle w:val="BodyText"/>
       </w:pPr>
       <w:r>
         <w:rPr>
@@ -7984,8 +7981,8 @@
         </w:pict>
       </w:r>
     </w:p>
-    <w:bookmarkEnd w:id="60"/>
-    <w:bookmarkStart w:id="61" w:name="Xd23f755b9eb4ae796484621f8f4efc700eccc53"/>
+    <w:bookmarkEnd w:id="64"/>
+    <w:bookmarkStart w:id="65" w:name="Xb26e934a0e0cd6dae2f64f9dc76bc5f806c926f"/>
     <w:p>
       <w:pPr>
         <w:pStyle w:val="Heading2"/>
@@ -8005,7 +8002,7 @@
     <w:tbl>
       <w:tblPr>
         <w:tblStyle w:val="Table"/>
-        <w:tblW w:type="auto" w:w="0"/>
+        <w:tblW w:type="pct" w:w="5000"/>
         <w:tblLook w:firstRow="1" w:lastRow="0" w:firstColumn="0" w:lastColumn="0" w:noHBand="0" w:noVBand="0" w:val="0020"/>
         <w:jc w:val="start"/>
       </w:tblPr>
@@ -8149,7 +8146,21 @@
                 <w:iCs/>
                 <w:i/>
               </w:rPr>
-              <w:t xml:space="preserve">"MCP is AEON's primary tool-transport substrate"</w:t>
+              <w:t xml:space="preserve">“</w:t>
+            </w:r>
+            <w:r>
+              <w:rPr>
+                <w:iCs/>
+                <w:i/>
+              </w:rPr>
+              <w:t xml:space="preserve">MCP is AEON’s primary tool-transport substrate</w:t>
+            </w:r>
+            <w:r>
+              <w:rPr>
+                <w:iCs/>
+                <w:i/>
+              </w:rPr>
+              <w:t xml:space="preserve">”</w:t>
             </w:r>
             <w:r>
               <w:t xml:space="preserve"> </w:t>
@@ -8351,8 +8362,8 @@
         </w:pict>
       </w:r>
     </w:p>
-    <w:bookmarkEnd w:id="61"/>
-    <w:bookmarkStart w:id="72" w:name="X726793783ba4ae7f9802481ba226d33bdbc715c"/>
+    <w:bookmarkEnd w:id="65"/>
+    <w:bookmarkStart w:id="76" w:name="references"/>
     <w:p>
       <w:pPr>
         <w:pStyle w:val="Heading2"/>
@@ -8361,7 +8372,7 @@
         <w:t xml:space="preserve">11. References</w:t>
       </w:r>
     </w:p>
-    <w:bookmarkStart w:id="66" w:name="canon-this-repo"/>
+    <w:bookmarkStart w:id="70" w:name="canon-this-repo"/>
     <w:p>
       <w:pPr>
         <w:pStyle w:val="Heading3"/>
@@ -8374,7 +8385,7 @@
       <w:pPr>
         <w:numPr>
           <w:ilvl w:val="0"/>
-          <w:numId w:val="1029"/>
+          <w:numId w:val="1003"/>
         </w:numPr>
         <w:pStyle w:val="Compact"/>
       </w:pPr>
@@ -8397,7 +8408,7 @@
       <w:pPr>
         <w:numPr>
           <w:ilvl w:val="0"/>
-          <w:numId w:val="1029"/>
+          <w:numId w:val="1003"/>
         </w:numPr>
         <w:pStyle w:val="Compact"/>
       </w:pPr>
@@ -8420,11 +8431,11 @@
       <w:pPr>
         <w:numPr>
           <w:ilvl w:val="0"/>
-          <w:numId w:val="1029"/>
+          <w:numId w:val="1003"/>
         </w:numPr>
         <w:pStyle w:val="Compact"/>
       </w:pPr>
-      <w:hyperlink r:id="rId62">
+      <w:hyperlink r:id="rId66">
         <w:r>
           <w:rPr>
             <w:rStyle w:val="VerbatimChar"/>
@@ -8443,11 +8454,11 @@
       <w:pPr>
         <w:numPr>
           <w:ilvl w:val="0"/>
-          <w:numId w:val="1029"/>
+          <w:numId w:val="1003"/>
         </w:numPr>
         <w:pStyle w:val="Compact"/>
       </w:pPr>
-      <w:hyperlink r:id="rId63">
+      <w:hyperlink r:id="rId67">
         <w:r>
           <w:rPr>
             <w:rStyle w:val="VerbatimChar"/>
@@ -8466,11 +8477,11 @@
       <w:pPr>
         <w:numPr>
           <w:ilvl w:val="0"/>
-          <w:numId w:val="1029"/>
+          <w:numId w:val="1003"/>
         </w:numPr>
         <w:pStyle w:val="Compact"/>
       </w:pPr>
-      <w:hyperlink r:id="rId64">
+      <w:hyperlink r:id="rId68">
         <w:r>
           <w:rPr>
             <w:rStyle w:val="VerbatimChar"/>
@@ -8483,11 +8494,11 @@
       <w:pPr>
         <w:numPr>
           <w:ilvl w:val="0"/>
-          <w:numId w:val="1029"/>
+          <w:numId w:val="1003"/>
         </w:numPr>
         <w:pStyle w:val="Compact"/>
       </w:pPr>
-      <w:hyperlink r:id="rId65">
+      <w:hyperlink r:id="rId69">
         <w:r>
           <w:rPr>
             <w:rStyle w:val="VerbatimChar"/>
@@ -8502,21 +8513,21 @@
         <w:t xml:space="preserve">— AICP positioned above MCP</w:t>
       </w:r>
     </w:p>
-    <w:bookmarkEnd w:id="66"/>
-    <w:bookmarkStart w:id="67" w:name="micahs-mcp-corpus"/>
+    <w:bookmarkEnd w:id="70"/>
+    <w:bookmarkStart w:id="71" w:name="micahs-mcp-corpus"/>
     <w:p>
       <w:pPr>
         <w:pStyle w:val="Heading3"/>
       </w:pPr>
       <w:r>
-        <w:t xml:space="preserve">Micah's MCP corpus</w:t>
+        <w:t xml:space="preserve">Micah’s MCP corpus</w:t>
       </w:r>
     </w:p>
     <w:p>
       <w:pPr>
         <w:numPr>
           <w:ilvl w:val="0"/>
-          <w:numId w:val="1030"/>
+          <w:numId w:val="1004"/>
         </w:numPr>
         <w:pStyle w:val="Compact"/>
       </w:pPr>
@@ -8539,7 +8550,7 @@
       <w:pPr>
         <w:numPr>
           <w:ilvl w:val="0"/>
-          <w:numId w:val="1030"/>
+          <w:numId w:val="1004"/>
         </w:numPr>
         <w:pStyle w:val="Compact"/>
       </w:pPr>
@@ -8562,7 +8573,7 @@
       <w:pPr>
         <w:numPr>
           <w:ilvl w:val="0"/>
-          <w:numId w:val="1030"/>
+          <w:numId w:val="1004"/>
         </w:numPr>
         <w:pStyle w:val="Compact"/>
       </w:pPr>
@@ -8585,7 +8596,7 @@
       <w:pPr>
         <w:numPr>
           <w:ilvl w:val="0"/>
-          <w:numId w:val="1030"/>
+          <w:numId w:val="1004"/>
         </w:numPr>
         <w:pStyle w:val="Compact"/>
       </w:pPr>
@@ -8608,7 +8619,7 @@
       <w:pPr>
         <w:numPr>
           <w:ilvl w:val="0"/>
-          <w:numId w:val="1030"/>
+          <w:numId w:val="1004"/>
         </w:numPr>
         <w:pStyle w:val="Compact"/>
       </w:pPr>
@@ -8631,7 +8642,7 @@
       <w:pPr>
         <w:numPr>
           <w:ilvl w:val="0"/>
-          <w:numId w:val="1030"/>
+          <w:numId w:val="1004"/>
         </w:numPr>
         <w:pStyle w:val="Compact"/>
       </w:pPr>
@@ -8654,7 +8665,7 @@
       <w:pPr>
         <w:numPr>
           <w:ilvl w:val="0"/>
-          <w:numId w:val="1030"/>
+          <w:numId w:val="1004"/>
         </w:numPr>
         <w:pStyle w:val="Compact"/>
       </w:pPr>
@@ -8677,7 +8688,7 @@
       <w:pPr>
         <w:numPr>
           <w:ilvl w:val="0"/>
-          <w:numId w:val="1030"/>
+          <w:numId w:val="1004"/>
         </w:numPr>
         <w:pStyle w:val="Compact"/>
       </w:pPr>
@@ -8700,7 +8711,7 @@
       <w:pPr>
         <w:numPr>
           <w:ilvl w:val="0"/>
-          <w:numId w:val="1030"/>
+          <w:numId w:val="1004"/>
         </w:numPr>
         <w:pStyle w:val="Compact"/>
       </w:pPr>
@@ -8723,7 +8734,7 @@
       <w:pPr>
         <w:numPr>
           <w:ilvl w:val="0"/>
-          <w:numId w:val="1030"/>
+          <w:numId w:val="1004"/>
         </w:numPr>
         <w:pStyle w:val="Compact"/>
       </w:pPr>
@@ -8766,8 +8777,8 @@
         <w:t xml:space="preserve">internal/mcp/</w:t>
       </w:r>
     </w:p>
-    <w:bookmarkEnd w:id="67"/>
-    <w:bookmarkStart w:id="71" w:name="X70e457d34430dd856e77a9fb49f0bb3e07475eb"/>
+    <w:bookmarkEnd w:id="71"/>
+    <w:bookmarkStart w:id="75" w:name="X70e457d34430dd856e77a9fb49f0bb3e07475eb"/>
     <w:p>
       <w:pPr>
         <w:pStyle w:val="Heading3"/>
@@ -8780,11 +8791,11 @@
       <w:pPr>
         <w:numPr>
           <w:ilvl w:val="0"/>
-          <w:numId w:val="1031"/>
+          <w:numId w:val="1005"/>
         </w:numPr>
         <w:pStyle w:val="Compact"/>
       </w:pPr>
-      <w:hyperlink r:id="rId68">
+      <w:hyperlink r:id="rId72">
         <w:r>
           <w:rPr>
             <w:rStyle w:val="Hyperlink"/>
@@ -8803,7 +8814,7 @@
       <w:pPr>
         <w:numPr>
           <w:ilvl w:val="0"/>
-          <w:numId w:val="1031"/>
+          <w:numId w:val="1005"/>
         </w:numPr>
         <w:pStyle w:val="Compact"/>
       </w:pPr>
@@ -8826,7 +8837,7 @@
       <w:pPr>
         <w:numPr>
           <w:ilvl w:val="0"/>
-          <w:numId w:val="1031"/>
+          <w:numId w:val="1005"/>
         </w:numPr>
         <w:pStyle w:val="Compact"/>
       </w:pPr>
@@ -8849,11 +8860,11 @@
       <w:pPr>
         <w:numPr>
           <w:ilvl w:val="0"/>
-          <w:numId w:val="1031"/>
+          <w:numId w:val="1005"/>
         </w:numPr>
         <w:pStyle w:val="Compact"/>
       </w:pPr>
-      <w:hyperlink r:id="rId69">
+      <w:hyperlink r:id="rId73">
         <w:r>
           <w:rPr>
             <w:rStyle w:val="Hyperlink"/>
@@ -8884,7 +8895,7 @@
           <w:iCs/>
           <w:i/>
         </w:rPr>
-        <w:t xml:space="preserve">Draft v0.1 closes here. Next revision driven by Micah's responses to §9. Diagrams in</w:t>
+        <w:t xml:space="preserve">Draft v0.1 closes here. Next revision driven by Micah’s responses to §9. Diagrams in</w:t>
       </w:r>
       <w:r>
         <w:rPr>
@@ -8893,7 +8904,7 @@
         </w:rPr>
         <w:t xml:space="preserve"> </w:t>
       </w:r>
-      <w:hyperlink r:id="rId70">
+      <w:hyperlink r:id="rId74">
         <w:r>
           <w:rPr>
             <w:rStyle w:val="VerbatimChar"/>
@@ -8911,274 +8922,7 @@
         <w:t xml:space="preserve">.</w:t>
       </w:r>
     </w:p>
-    <w:p>
-      <w:r>
-        <w:pict>
-          <v:rect style="width:0;height:1.5pt" o:hralign="center" o:hrstd="t" o:hr="t"/>
-        </w:pict>
-      </w:r>
-    </w:p>
-    <w:bookmarkEnd w:id="71"/>
-    <w:bookmarkEnd w:id="72"/>
-    <w:bookmarkStart w:id="76" w:name="X5c5f1387828eba23a1c0f7594eff33c3dda7bcb"/>
-    <w:p>
-      <w:pPr>
-        <w:pStyle w:val="Heading2"/>
-      </w:pPr>
-      <w:r>
-        <w:t xml:space="preserve">Appendix A: MCP Integration Synthesis — Visual Overview</w:t>
-      </w:r>
-    </w:p>
-    <w:p>
-      <w:pPr>
-        <w:pStyle w:val="FirstParagraph"/>
-      </w:pPr>
-      <w:r>
-        <w:drawing>
-          <wp:inline>
-            <wp:extent cx="5334000" cy="3554610"/>
-            <wp:effectExtent b="0" l="0" r="0" t="0"/>
-            <wp:docPr descr="MCP Integration Synthesis Poster v0.1" title="" id="74" name="Picture"/>
-            <a:graphic>
-              <a:graphicData uri="http://schemas.openxmlformats.org/drawingml/2006/picture">
-                <pic:pic>
-                  <pic:nvPicPr>
-                    <pic:cNvPr descr="mcp-synthesis-poster-v0.1.jpg" id="75" name="Picture"/>
-                    <pic:cNvPicPr>
-                      <a:picLocks noChangeArrowheads="1" noChangeAspect="1"/>
-                    </pic:cNvPicPr>
-                  </pic:nvPicPr>
-                  <pic:blipFill>
-                    <a:blip r:embed="rId73"/>
-                    <a:stretch>
-                      <a:fillRect/>
-                    </a:stretch>
-                  </pic:blipFill>
-                  <pic:spPr bwMode="auto">
-                    <a:xfrm>
-                      <a:off x="0" y="0"/>
-                      <a:ext cx="5334000" cy="3554610"/>
-                    </a:xfrm>
-                    <a:prstGeom prst="rect">
-                      <a:avLst/>
-                    </a:prstGeom>
-                    <a:noFill/>
-                    <a:ln w="9525">
-                      <a:noFill/>
-                      <a:headEnd/>
-                      <a:tailEnd/>
-                    </a:ln>
-                  </pic:spPr>
-                </pic:pic>
-              </a:graphicData>
-            </a:graphic>
-          </wp:inline>
-        </w:drawing>
-      </w:r>
-    </w:p>
-    <w:p>
-      <w:pPr>
-        <w:pStyle w:val="BodyText"/>
-      </w:pPr>
-      <w:r>
-        <w:rPr>
-          <w:iCs/>
-          <w:i/>
-        </w:rPr>
-        <w:t xml:space="preserve">Poster by JD — a single-page visual companion to this paper, mapping the synthesis across eight sections.</w:t>
-      </w:r>
-    </w:p>
-    <w:p>
-      <w:pPr>
-        <w:pStyle w:val="BodyText"/>
-      </w:pPr>
-      <w:r>
-        <w:t xml:space="preserve">The poster distills this paper's analysis into a visual reference suitable for print or screen review. Its eight sections correspond to the paper's major threads:</w:t>
-      </w:r>
-    </w:p>
-    <w:p>
-      <w:pPr>
-        <w:numPr>
-          <w:ilvl w:val="0"/>
-          <w:numId w:val="1032"/>
-        </w:numPr>
-      </w:pPr>
-      <w:r>
-        <w:rPr>
-          <w:bCs/>
-          <w:b/>
-        </w:rPr>
-        <w:t xml:space="preserve">Why This Paper Exists</w:t>
-      </w:r>
-      <w:r>
-        <w:t xml:space="preserve"> </w:t>
-      </w:r>
-      <w:r>
-        <w:t xml:space="preserve">— The three converging threads (canon names the MCP gap, Hermetic engagement recommends the gateway, NG-AIDE-01 build went bespoke) that motivated this synthesis. Corresponds to §2.</w:t>
-      </w:r>
-    </w:p>
-    <w:p>
-      <w:pPr>
-        <w:numPr>
-          <w:ilvl w:val="0"/>
-          <w:numId w:val="1032"/>
-        </w:numPr>
-      </w:pPr>
-      <w:r>
-        <w:rPr>
-          <w:bCs/>
-          <w:b/>
-        </w:rPr>
-        <w:t xml:space="preserve">Micah's MCP Corpus — 10 Repositories</w:t>
-      </w:r>
-      <w:r>
-        <w:t xml:space="preserve"> </w:t>
-      </w:r>
-      <w:r>
-        <w:t xml:space="preserve">— Visual inventory of the ten repos spanning specification, commercial product, infrastructure, and domain-specific MCP servers. The four most architecturally substantive sources (Model-Based-MCP, Legate.Studio, Oracle-MCP, Hermetic) are highlighted. Corresponds to §3.</w:t>
-      </w:r>
-    </w:p>
-    <w:p>
-      <w:pPr>
-        <w:numPr>
-          <w:ilvl w:val="0"/>
-          <w:numId w:val="1032"/>
-        </w:numPr>
-      </w:pPr>
-      <w:r>
-        <w:rPr>
-          <w:bCs/>
-          <w:b/>
-        </w:rPr>
-        <w:t xml:space="preserve">Cross-Source Design Language Patterns</w:t>
-      </w:r>
-      <w:r>
-        <w:t xml:space="preserve"> </w:t>
-      </w:r>
-      <w:r>
-        <w:t xml:space="preserve">— The six shared design-language elements distilled across the four deep-read sources: namespace registration, schema-first declarations, catalog/cache separation,</w:t>
-      </w:r>
-      <w:r>
-        <w:t xml:space="preserve"> </w:t>
-      </w:r>
-      <w:r>
-        <w:rPr>
-          <w:rStyle w:val="VerbatimChar"/>
-        </w:rPr>
-        <w:t xml:space="preserve">~/.rhode/</w:t>
-      </w:r>
-      <w:r>
-        <w:t xml:space="preserve"> </w:t>
-      </w:r>
-      <w:r>
-        <w:t xml:space="preserve">as agent home, provenance fields on results, and graceful degradation. Corresponds to §5.</w:t>
-      </w:r>
-    </w:p>
-    <w:p>
-      <w:pPr>
-        <w:numPr>
-          <w:ilvl w:val="0"/>
-          <w:numId w:val="1032"/>
-        </w:numPr>
-      </w:pPr>
-      <w:r>
-        <w:rPr>
-          <w:bCs/>
-          <w:b/>
-        </w:rPr>
-        <w:t xml:space="preserve">MCP in AEON Service Plane Mapping</w:t>
-      </w:r>
-      <w:r>
-        <w:t xml:space="preserve"> </w:t>
-      </w:r>
-      <w:r>
-        <w:t xml:space="preserve">— The core integration table mapping each AEON service plane (Identity, Authority, Evidence, Integration, Capability Composition, Orchestration Runtime) to Micah's reference implementation and the recommended adoption pattern. Corresponds to §6.</w:t>
-      </w:r>
-    </w:p>
-    <w:p>
-      <w:pPr>
-        <w:numPr>
-          <w:ilvl w:val="0"/>
-          <w:numId w:val="1032"/>
-        </w:numPr>
-      </w:pPr>
-      <w:r>
-        <w:rPr>
-          <w:bCs/>
-          <w:b/>
-        </w:rPr>
-        <w:t xml:space="preserve">Bespoke vs. MCP-Native — What Changes</w:t>
-      </w:r>
-      <w:r>
-        <w:t xml:space="preserve"> </w:t>
-      </w:r>
-      <w:r>
-        <w:t xml:space="preserve">— Side-by-side comparison of the current bespoke HTTP-JSON dispatch (shipped 2026-05-23) against the proposed MCP-native target across nine dimensions: transport, discovery, auth, adapter declaration, catalog, cross-AIDEX calls, external client compatibility, altitude semantics, and evidence emission. Corresponds to §7.</w:t>
-      </w:r>
-    </w:p>
-    <w:p>
-      <w:pPr>
-        <w:numPr>
-          <w:ilvl w:val="0"/>
-          <w:numId w:val="1032"/>
-        </w:numPr>
-      </w:pPr>
-      <w:r>
-        <w:rPr>
-          <w:bCs/>
-          <w:b/>
-        </w:rPr>
-        <w:t xml:space="preserve">Draft Recommendation</w:t>
-      </w:r>
-      <w:r>
-        <w:t xml:space="preserve"> </w:t>
-      </w:r>
-      <w:r>
-        <w:t xml:space="preserve">— The high-level recommendation to adopt MCP as AEON's primary tool-transport substrate, retaining bespoke HTTP only for non-tool surfaces (health, metrics, admin). Corresponds to §8.</w:t>
-      </w:r>
-    </w:p>
-    <w:p>
-      <w:pPr>
-        <w:numPr>
-          <w:ilvl w:val="0"/>
-          <w:numId w:val="1032"/>
-        </w:numPr>
-      </w:pPr>
-      <w:r>
-        <w:rPr>
-          <w:bCs/>
-          <w:b/>
-        </w:rPr>
-        <w:t xml:space="preserve">Implementation Roadmap (High Level)</w:t>
-      </w:r>
-      <w:r>
-        <w:t xml:space="preserve"> </w:t>
-      </w:r>
-      <w:r>
-        <w:t xml:space="preserve">— The four-phase migration sketch from canon analysis (Phase 0) through ratified ADR (Phase 1) to MCP-native v0.2 build (Phase 3) and bespoke deprecation (Phase 4). Corresponds to §10.</w:t>
-      </w:r>
-    </w:p>
-    <w:p>
-      <w:pPr>
-        <w:numPr>
-          <w:ilvl w:val="0"/>
-          <w:numId w:val="1032"/>
-        </w:numPr>
-      </w:pPr>
-      <w:r>
-        <w:rPr>
-          <w:bCs/>
-          <w:b/>
-        </w:rPr>
-        <w:t xml:space="preserve">Authorial Alignment Questions</w:t>
-      </w:r>
-      <w:r>
-        <w:t xml:space="preserve"> </w:t>
-      </w:r>
-      <w:r>
-        <w:t xml:space="preserve">— Summary of the ten open questions for Micah's direction, with the critical next step: Micah's review drives the paper from draft to canon position. Corresponds to §9.</w:t>
-      </w:r>
-    </w:p>
+    <w:bookmarkEnd w:id="75"/>
     <w:bookmarkEnd w:id="76"/>
     <w:bookmarkEnd w:id="77"/>
     <w:sectPr/>
@@ -9287,82 +9031,6 @@
       </w:pPr>
     </w:lvl>
   </w:abstractNum>
-  <w:abstractNum w:abstractNumId="991">
-    <w:nsid w:val="A991"/>
-    <w:multiLevelType w:val="multilevel"/>
-    <w:lvl w:ilvl="0">
-      <w:numFmt w:val="bullet"/>
-      <w:lvlText w:val="•"/>
-      <w:lvlJc w:val="left"/>
-      <w:pPr>
-        <w:ind w:left="720" w:hanging="480"/>
-      </w:pPr>
-    </w:lvl>
-    <w:lvl w:ilvl="1">
-      <w:numFmt w:val="bullet"/>
-      <w:lvlText w:val="–"/>
-      <w:lvlJc w:val="left"/>
-      <w:pPr>
-        <w:ind w:left="1440" w:hanging="480"/>
-      </w:pPr>
-    </w:lvl>
-    <w:lvl w:ilvl="2">
-      <w:numFmt w:val="bullet"/>
-      <w:lvlText w:val="•"/>
-      <w:lvlJc w:val="left"/>
-      <w:pPr>
-        <w:ind w:left="2160" w:hanging="480"/>
-      </w:pPr>
-    </w:lvl>
-    <w:lvl w:ilvl="3">
-      <w:numFmt w:val="bullet"/>
-      <w:lvlText w:val="–"/>
-      <w:lvlJc w:val="left"/>
-      <w:pPr>
-        <w:ind w:left="2880" w:hanging="480"/>
-      </w:pPr>
-    </w:lvl>
-    <w:lvl w:ilvl="4">
-      <w:numFmt w:val="bullet"/>
-      <w:lvlText w:val="•"/>
-      <w:lvlJc w:val="left"/>
-      <w:pPr>
-        <w:ind w:left="3600" w:hanging="480"/>
-      </w:pPr>
-    </w:lvl>
-    <w:lvl w:ilvl="5">
-      <w:numFmt w:val="bullet"/>
-      <w:lvlText w:val="–"/>
-      <w:lvlJc w:val="left"/>
-      <w:pPr>
-        <w:ind w:left="4320" w:hanging="480"/>
-      </w:pPr>
-    </w:lvl>
-    <w:lvl w:ilvl="6">
-      <w:numFmt w:val="bullet"/>
-      <w:lvlText w:val="•"/>
-      <w:lvlJc w:val="left"/>
-      <w:pPr>
-        <w:ind w:left="5040" w:hanging="480"/>
-      </w:pPr>
-    </w:lvl>
-    <w:lvl w:ilvl="7">
-      <w:numFmt w:val="bullet"/>
-      <w:lvlText w:val="–"/>
-      <w:lvlJc w:val="left"/>
-      <w:pPr>
-        <w:ind w:left="5760" w:hanging="480"/>
-      </w:pPr>
-    </w:lvl>
-    <w:lvl w:ilvl="8">
-      <w:numFmt w:val="bullet"/>
-      <w:lvlText w:val="•"/>
-      <w:lvlJc w:val="left"/>
-      <w:pPr>
-        <w:ind w:left="6480" w:hanging="480"/>
-      </w:pPr>
-    </w:lvl>
-  </w:abstractNum>
   <w:abstractNum w:abstractNumId="99411">
     <w:nsid w:val="A99411"/>
     <w:multiLevelType w:val="multilevel"/>
@@ -9448,61 +9116,86 @@
       </w:pPr>
     </w:lvl>
   </w:abstractNum>
+  <w:abstractNum w:abstractNumId="991">
+    <w:nsid w:val="A991"/>
+    <w:multiLevelType w:val="multilevel"/>
+    <w:lvl w:ilvl="0">
+      <w:numFmt w:val="bullet"/>
+      <w:lvlText w:val="•"/>
+      <w:lvlJc w:val="left"/>
+      <w:pPr>
+        <w:ind w:left="720" w:hanging="480"/>
+      </w:pPr>
+    </w:lvl>
+    <w:lvl w:ilvl="1">
+      <w:numFmt w:val="bullet"/>
+      <w:lvlText w:val="–"/>
+      <w:lvlJc w:val="left"/>
+      <w:pPr>
+        <w:ind w:left="1440" w:hanging="480"/>
+      </w:pPr>
+    </w:lvl>
+    <w:lvl w:ilvl="2">
+      <w:numFmt w:val="bullet"/>
+      <w:lvlText w:val="•"/>
+      <w:lvlJc w:val="left"/>
+      <w:pPr>
+        <w:ind w:left="2160" w:hanging="480"/>
+      </w:pPr>
+    </w:lvl>
+    <w:lvl w:ilvl="3">
+      <w:numFmt w:val="bullet"/>
+      <w:lvlText w:val="–"/>
+      <w:lvlJc w:val="left"/>
+      <w:pPr>
+        <w:ind w:left="2880" w:hanging="480"/>
+      </w:pPr>
+    </w:lvl>
+    <w:lvl w:ilvl="4">
+      <w:numFmt w:val="bullet"/>
+      <w:lvlText w:val="•"/>
+      <w:lvlJc w:val="left"/>
+      <w:pPr>
+        <w:ind w:left="3600" w:hanging="480"/>
+      </w:pPr>
+    </w:lvl>
+    <w:lvl w:ilvl="5">
+      <w:numFmt w:val="bullet"/>
+      <w:lvlText w:val="–"/>
+      <w:lvlJc w:val="left"/>
+      <w:pPr>
+        <w:ind w:left="4320" w:hanging="480"/>
+      </w:pPr>
+    </w:lvl>
+    <w:lvl w:ilvl="6">
+      <w:numFmt w:val="bullet"/>
+      <w:lvlText w:val="•"/>
+      <w:lvlJc w:val="left"/>
+      <w:pPr>
+        <w:ind w:left="5040" w:hanging="480"/>
+      </w:pPr>
+    </w:lvl>
+    <w:lvl w:ilvl="7">
+      <w:numFmt w:val="bullet"/>
+      <w:lvlText w:val="–"/>
+      <w:lvlJc w:val="left"/>
+      <w:pPr>
+        <w:ind w:left="5760" w:hanging="480"/>
+      </w:pPr>
+    </w:lvl>
+    <w:lvl w:ilvl="8">
+      <w:numFmt w:val="bullet"/>
+      <w:lvlText w:val="•"/>
+      <w:lvlJc w:val="left"/>
+      <w:pPr>
+        <w:ind w:left="6480" w:hanging="480"/>
+      </w:pPr>
+    </w:lvl>
+  </w:abstractNum>
   <w:num w:numId="1000">
     <w:abstractNumId w:val="990"/>
   </w:num>
   <w:num w:numId="1001">
-    <w:abstractNumId w:val="991"/>
-  </w:num>
-  <w:num w:numId="1002">
-    <w:abstractNumId w:val="991"/>
-  </w:num>
-  <w:num w:numId="1003">
-    <w:abstractNumId w:val="991"/>
-  </w:num>
-  <w:num w:numId="1004">
-    <w:abstractNumId w:val="991"/>
-  </w:num>
-  <w:num w:numId="1005">
-    <w:abstractNumId w:val="991"/>
-  </w:num>
-  <w:num w:numId="1006">
-    <w:abstractNumId w:val="991"/>
-  </w:num>
-  <w:num w:numId="1007">
-    <w:abstractNumId w:val="991"/>
-  </w:num>
-  <w:num w:numId="1008">
-    <w:abstractNumId w:val="991"/>
-  </w:num>
-  <w:num w:numId="1009">
-    <w:abstractNumId w:val="991"/>
-  </w:num>
-  <w:num w:numId="1010">
-    <w:abstractNumId w:val="991"/>
-  </w:num>
-  <w:num w:numId="1011">
-    <w:abstractNumId w:val="991"/>
-  </w:num>
-  <w:num w:numId="1012">
-    <w:abstractNumId w:val="991"/>
-  </w:num>
-  <w:num w:numId="1013">
-    <w:abstractNumId w:val="991"/>
-  </w:num>
-  <w:num w:numId="1014">
-    <w:abstractNumId w:val="991"/>
-  </w:num>
-  <w:num w:numId="1015">
-    <w:abstractNumId w:val="991"/>
-  </w:num>
-  <w:num w:numId="1016">
-    <w:abstractNumId w:val="991"/>
-  </w:num>
-  <w:num w:numId="1017">
-    <w:abstractNumId w:val="991"/>
-  </w:num>
-  <w:num w:numId="1018">
     <w:abstractNumId w:val="99411"/>
     <w:lvlOverride w:ilvl="0">
       <w:startOverride w:val="1"/>
@@ -9532,7 +9225,7 @@
       <w:startOverride w:val="1"/>
     </w:lvlOverride>
   </w:num>
-  <w:num w:numId="1019">
+  <w:num w:numId="1002">
     <w:abstractNumId w:val="99411"/>
     <w:lvlOverride w:ilvl="0">
       <w:startOverride w:val="1"/>
@@ -9562,71 +9255,14 @@
       <w:startOverride w:val="1"/>
     </w:lvlOverride>
   </w:num>
-  <w:num w:numId="1020">
+  <w:num w:numId="1003">
     <w:abstractNumId w:val="991"/>
   </w:num>
-  <w:num w:numId="1021">
+  <w:num w:numId="1004">
     <w:abstractNumId w:val="991"/>
   </w:num>
-  <w:num w:numId="1022">
+  <w:num w:numId="1005">
     <w:abstractNumId w:val="991"/>
-  </w:num>
-  <w:num w:numId="1023">
-    <w:abstractNumId w:val="991"/>
-  </w:num>
-  <w:num w:numId="1024">
-    <w:abstractNumId w:val="991"/>
-  </w:num>
-  <w:num w:numId="1025">
-    <w:abstractNumId w:val="991"/>
-  </w:num>
-  <w:num w:numId="1026">
-    <w:abstractNumId w:val="991"/>
-  </w:num>
-  <w:num w:numId="1027">
-    <w:abstractNumId w:val="991"/>
-  </w:num>
-  <w:num w:numId="1028">
-    <w:abstractNumId w:val="991"/>
-  </w:num>
-  <w:num w:numId="1029">
-    <w:abstractNumId w:val="991"/>
-  </w:num>
-  <w:num w:numId="1030">
-    <w:abstractNumId w:val="991"/>
-  </w:num>
-  <w:num w:numId="1031">
-    <w:abstractNumId w:val="991"/>
-  </w:num>
-  <w:num w:numId="1032">
-    <w:abstractNumId w:val="99411"/>
-    <w:lvlOverride w:ilvl="0">
-      <w:startOverride w:val="1"/>
-    </w:lvlOverride>
-    <w:lvlOverride w:ilvl="1">
-      <w:startOverride w:val="1"/>
-    </w:lvlOverride>
-    <w:lvlOverride w:ilvl="2">
-      <w:startOverride w:val="1"/>
-    </w:lvlOverride>
-    <w:lvlOverride w:ilvl="3">
-      <w:startOverride w:val="1"/>
-    </w:lvlOverride>
-    <w:lvlOverride w:ilvl="4">
-      <w:startOverride w:val="1"/>
-    </w:lvlOverride>
-    <w:lvlOverride w:ilvl="5">
-      <w:startOverride w:val="1"/>
-    </w:lvlOverride>
-    <w:lvlOverride w:ilvl="6">
-      <w:startOverride w:val="1"/>
-    </w:lvlOverride>
-    <w:lvlOverride w:ilvl="7">
-      <w:startOverride w:val="1"/>
-    </w:lvlOverride>
-    <w:lvlOverride w:ilvl="8">
-      <w:startOverride w:val="1"/>
-    </w:lvlOverride>
   </w:num>
 </w:numbering>
 </file>
